--- a/Notizen.docx
+++ b/Notizen.docx
@@ -14,7 +14,39 @@
           <w:b/>
           <w:bCs/>
         </w:rPr>
-        <w:t>Erhebung, Aufbereitung und Augmentation qualitativ hochwertiger Trainingsdaten für markerlose Gaze-Detection-Modelle</w:t>
+        <w:t xml:space="preserve">Erhebung, Aufbereitung und Augmentation qualitativ hochwertiger Trainingsdaten für </w:t>
+      </w:r>
+      <w:proofErr w:type="spellStart"/>
+      <w:r>
+        <w:rPr>
+          <w:b/>
+          <w:bCs/>
+        </w:rPr>
+        <w:t>markerlose</w:t>
+      </w:r>
+      <w:proofErr w:type="spellEnd"/>
+      <w:r>
+        <w:rPr>
+          <w:b/>
+          <w:bCs/>
+        </w:rPr>
+        <w:t xml:space="preserve"> Gaze-</w:t>
+      </w:r>
+      <w:proofErr w:type="spellStart"/>
+      <w:r>
+        <w:rPr>
+          <w:b/>
+          <w:bCs/>
+        </w:rPr>
+        <w:t>Detection</w:t>
+      </w:r>
+      <w:proofErr w:type="spellEnd"/>
+      <w:r>
+        <w:rPr>
+          <w:b/>
+          <w:bCs/>
+        </w:rPr>
+        <w:t>-Modelle</w:t>
       </w:r>
     </w:p>
     <w:p>
@@ -27,8 +59,13 @@
     </w:p>
     <w:p>
       <w:r>
-        <w:t>Als letzes</w:t>
-      </w:r>
+        <w:t xml:space="preserve">Als </w:t>
+      </w:r>
+      <w:proofErr w:type="spellStart"/>
+      <w:r>
+        <w:t>letzes</w:t>
+      </w:r>
+      <w:proofErr w:type="spellEnd"/>
     </w:p>
     <w:p/>
     <w:p>
@@ -38,8 +75,21 @@
     </w:p>
     <w:p>
       <w:r>
-        <w:t>-appearance-based vs. model-based</w:t>
-      </w:r>
+        <w:t>-</w:t>
+      </w:r>
+      <w:proofErr w:type="spellStart"/>
+      <w:r>
+        <w:t>appearance-based</w:t>
+      </w:r>
+      <w:proofErr w:type="spellEnd"/>
+      <w:r>
+        <w:t xml:space="preserve"> vs. model-</w:t>
+      </w:r>
+      <w:proofErr w:type="spellStart"/>
+      <w:r>
+        <w:t>based</w:t>
+      </w:r>
+      <w:proofErr w:type="spellEnd"/>
     </w:p>
     <w:p>
       <w:r>
@@ -136,36 +186,89 @@
     </w:p>
     <w:p>
       <w:r>
-        <w:t>Das Program</w:t>
-      </w:r>
-      <w:r>
-        <w:t>m</w:t>
+        <w:t>Das bestehende Model basiert auf L2CS-Net.</w:t>
+      </w:r>
+    </w:p>
+    <w:p>
+      <w:r>
+        <w:t xml:space="preserve">Bei Gaze </w:t>
+      </w:r>
+      <w:proofErr w:type="spellStart"/>
+      <w:r>
+        <w:t>Estimation</w:t>
+      </w:r>
+      <w:proofErr w:type="spellEnd"/>
+      <w:r>
+        <w:t xml:space="preserve"> (Blickeinschätzung) ist generell zwischen </w:t>
+      </w:r>
+      <w:r>
+        <w:t>model</w:t>
+      </w:r>
+      <w:r>
+        <w:t>-</w:t>
+      </w:r>
+      <w:proofErr w:type="spellStart"/>
+      <w:r>
+        <w:t>based</w:t>
+      </w:r>
+      <w:proofErr w:type="spellEnd"/>
+      <w:r>
+        <w:t xml:space="preserve"> und </w:t>
+      </w:r>
+      <w:proofErr w:type="spellStart"/>
+      <w:r>
+        <w:t>appearance-based</w:t>
+      </w:r>
+      <w:proofErr w:type="spellEnd"/>
+      <w:r>
+        <w:t xml:space="preserve"> zu unterscheiden.</w:t>
       </w:r>
     </w:p>
     <w:p/>
     <w:p>
       <w:r>
-        <w:t xml:space="preserve">Bei Gaze Estimation (Blickeinschätzung) ist generell zwischen </w:t>
-      </w:r>
-      <w:r>
-        <w:t>model</w:t>
-      </w:r>
-      <w:r>
-        <w:t>-</w:t>
-      </w:r>
-      <w:r>
-        <w:t>based und appearance-based zu unterscheiden.</w:t>
-      </w:r>
-    </w:p>
-    <w:p>
-      <w:r>
         <w:t>Zum Vergleich werden einige wichtige Datensätze</w:t>
       </w:r>
       <w:r>
-        <w:t xml:space="preserve"> angeschaut. (MPIIGaze, Gaze360, ETH-XGaze)</w:t>
-      </w:r>
-    </w:p>
+        <w:t xml:space="preserve"> angeschaut. (</w:t>
+      </w:r>
+      <w:proofErr w:type="spellStart"/>
+      <w:r>
+        <w:t>MPIIGaze</w:t>
+      </w:r>
+      <w:proofErr w:type="spellEnd"/>
+      <w:r>
+        <w:t>, Gaze360, ETH-</w:t>
+      </w:r>
+      <w:proofErr w:type="spellStart"/>
+      <w:r>
+        <w:t>XGaze</w:t>
+      </w:r>
+      <w:proofErr w:type="spellEnd"/>
+      <w:r>
+        <w:t>)</w:t>
+      </w:r>
+    </w:p>
+    <w:p/>
+    <w:p>
+      <w:r>
+        <w:t>Das Programm</w:t>
+      </w:r>
+      <w:r>
+        <w:t xml:space="preserve"> zeigt jeweils einen Marker in Form von kleinem rotem Punkten mit zufälliger Position auf dem Bildschirm. Ein immer kleiner werdender Kreis um den Marker stellt einen Fortschritt dar, wann der Nutzer eine Interaktion ausführen soll. Sobald der Kreis am kleinsten ist, ändert sich die Farbe des Markers von rot auf grün und der Nutzer hat 500ms Zeit auf die Leertaste zu drücken.</w:t>
+      </w:r>
+    </w:p>
+    <w:p>
+      <w:r>
+        <w:t>Im Moment werden 20 Marker getestet und die Positionen und Reaktionszeit pro Marker werden gespeichert.</w:t>
+      </w:r>
+    </w:p>
+    <w:p/>
+    <w:p/>
     <w:sectPr>
+      <w:footerReference w:type="even" r:id="rId7"/>
+      <w:footerReference w:type="default" r:id="rId8"/>
+      <w:footerReference w:type="first" r:id="rId9"/>
       <w:pgSz w:w="12240" w:h="15840"/>
       <w:pgMar w:top="1417" w:right="1417" w:bottom="1134" w:left="1417" w:header="720" w:footer="720" w:gutter="0"/>
       <w:cols w:space="720"/>
@@ -173,6 +276,86 @@
     </w:sectPr>
   </w:body>
 </w:document>
+</file>
+
+<file path=word/endnotes.xml><?xml version="1.0" encoding="utf-8"?>
+<w:endnotes xmlns:wpc="http://schemas.microsoft.com/office/word/2010/wordprocessingCanvas" xmlns:cx="http://schemas.microsoft.com/office/drawing/2014/chartex" xmlns:cx1="http://schemas.microsoft.com/office/drawing/2015/9/8/chartex" xmlns:cx2="http://schemas.microsoft.com/office/drawing/2015/10/21/chartex" xmlns:cx3="http://schemas.microsoft.com/office/drawing/2016/5/9/chartex" xmlns:cx4="http://schemas.microsoft.com/office/drawing/2016/5/10/chartex" xmlns:cx5="http://schemas.microsoft.com/office/drawing/2016/5/11/chartex" xmlns:cx6="http://schemas.microsoft.com/office/drawing/2016/5/12/chartex" xmlns:cx7="http://schemas.microsoft.com/office/drawing/2016/5/13/chartex" xmlns:cx8="http://schemas.microsoft.com/office/drawing/2016/5/14/chartex" xmlns:mc="http://schemas.openxmlformats.org/markup-compatibility/2006" xmlns:aink="http://schemas.microsoft.com/office/drawing/2016/ink" xmlns:am3d="http://schemas.microsoft.com/office/drawing/2017/model3d" xmlns:o="urn:schemas-microsoft-com:office:office" xmlns:oel="http://schemas.microsoft.com/office/2019/extlst" xmlns:r="http://schemas.openxmlformats.org/officeDocument/2006/relationships" xmlns:m="http://schemas.openxmlformats.org/officeDocument/2006/math" xmlns:v="urn:schemas-microsoft-com:vml" xmlns:wp14="http://schemas.microsoft.com/office/word/2010/wordprocessingDrawing" xmlns:wp="http://schemas.openxmlformats.org/drawingml/2006/wordprocessingDrawing" xmlns:w10="urn:schemas-microsoft-com:office:word" xmlns:w="http://schemas.openxmlformats.org/wordprocessingml/2006/main" xmlns:w14="http://schemas.microsoft.com/office/word/2010/wordml" xmlns:w15="http://schemas.microsoft.com/office/word/2012/wordml" xmlns:w16cex="http://schemas.microsoft.com/office/word/2018/wordml/cex" xmlns:w16cid="http://schemas.microsoft.com/office/word/2016/wordml/cid" xmlns:w16="http://schemas.microsoft.com/office/word/2018/wordml" xmlns:w16du="http://schemas.microsoft.com/office/word/2023/wordml/word16du" xmlns:w16sdtdh="http://schemas.microsoft.com/office/word/2020/wordml/sdtdatahash" xmlns:w16sdtfl="http://schemas.microsoft.com/office/word/2024/wordml/sdtformatlock" xmlns:w16se="http://schemas.microsoft.com/office/word/2015/wordml/symex" xmlns:wpg="http://schemas.microsoft.com/office/word/2010/wordprocessingGroup" xmlns:wpi="http://schemas.microsoft.com/office/word/2010/wordprocessingInk" xmlns:wne="http://schemas.microsoft.com/office/word/2006/wordml" xmlns:wps="http://schemas.microsoft.com/office/word/2010/wordprocessingShape" mc:Ignorable="w14 w15 w16se w16cid w16 w16cex w16sdtdh w16sdtfl w16du wp14">
+  <w:endnote w:type="separator" w:id="-1">
+    <w:p>
+      <w:pPr>
+        <w:spacing w:after="0" w:line="240" w:lineRule="auto"/>
+      </w:pPr>
+      <w:r>
+        <w:separator/>
+      </w:r>
+    </w:p>
+  </w:endnote>
+  <w:endnote w:type="continuationSeparator" w:id="0">
+    <w:p>
+      <w:pPr>
+        <w:spacing w:after="0" w:line="240" w:lineRule="auto"/>
+      </w:pPr>
+      <w:r>
+        <w:continuationSeparator/>
+      </w:r>
+    </w:p>
+  </w:endnote>
+</w:endnotes>
+</file>
+
+<file path=word/footer1.xml><?xml version="1.0" encoding="utf-8"?>
+<w:ftr xmlns:wpc="http://schemas.microsoft.com/office/word/2010/wordprocessingCanvas" xmlns:cx="http://schemas.microsoft.com/office/drawing/2014/chartex" xmlns:cx1="http://schemas.microsoft.com/office/drawing/2015/9/8/chartex" xmlns:cx2="http://schemas.microsoft.com/office/drawing/2015/10/21/chartex" xmlns:cx3="http://schemas.microsoft.com/office/drawing/2016/5/9/chartex" xmlns:cx4="http://schemas.microsoft.com/office/drawing/2016/5/10/chartex" xmlns:cx5="http://schemas.microsoft.com/office/drawing/2016/5/11/chartex" xmlns:cx6="http://schemas.microsoft.com/office/drawing/2016/5/12/chartex" xmlns:cx7="http://schemas.microsoft.com/office/drawing/2016/5/13/chartex" xmlns:cx8="http://schemas.microsoft.com/office/drawing/2016/5/14/chartex" xmlns:mc="http://schemas.openxmlformats.org/markup-compatibility/2006" xmlns:aink="http://schemas.microsoft.com/office/drawing/2016/ink" xmlns:am3d="http://schemas.microsoft.com/office/drawing/2017/model3d" xmlns:o="urn:schemas-microsoft-com:office:office" xmlns:oel="http://schemas.microsoft.com/office/2019/extlst" xmlns:r="http://schemas.openxmlformats.org/officeDocument/2006/relationships" xmlns:m="http://schemas.openxmlformats.org/officeDocument/2006/math" xmlns:v="urn:schemas-microsoft-com:vml" xmlns:wp14="http://schemas.microsoft.com/office/word/2010/wordprocessingDrawing" xmlns:wp="http://schemas.openxmlformats.org/drawingml/2006/wordprocessingDrawing" xmlns:w10="urn:schemas-microsoft-com:office:word" xmlns:w="http://schemas.openxmlformats.org/wordprocessingml/2006/main" xmlns:w14="http://schemas.microsoft.com/office/word/2010/wordml" xmlns:w15="http://schemas.microsoft.com/office/word/2012/wordml" xmlns:w16cex="http://schemas.microsoft.com/office/word/2018/wordml/cex" xmlns:w16cid="http://schemas.microsoft.com/office/word/2016/wordml/cid" xmlns:w16="http://schemas.microsoft.com/office/word/2018/wordml" xmlns:w16du="http://schemas.microsoft.com/office/word/2023/wordml/word16du" xmlns:w16sdtdh="http://schemas.microsoft.com/office/word/2020/wordml/sdtdatahash" xmlns:w16sdtfl="http://schemas.microsoft.com/office/word/2024/wordml/sdtformatlock" xmlns:w16se="http://schemas.microsoft.com/office/word/2015/wordml/symex" xmlns:wpg="http://schemas.microsoft.com/office/word/2010/wordprocessingGroup" xmlns:wpi="http://schemas.microsoft.com/office/word/2010/wordprocessingInk" xmlns:wne="http://schemas.microsoft.com/office/word/2006/wordml" xmlns:wps="http://schemas.microsoft.com/office/word/2010/wordprocessingShape" mc:Ignorable="w14 w15 w16se w16cid w16 w16cex w16sdtdh w16sdtfl w16du wp14">
+  <w:p>
+    <w:pPr>
+      <w:pStyle w:val="Fuzeile"/>
+    </w:pPr>
+  </w:p>
+</w:ftr>
+</file>
+
+<file path=word/footer2.xml><?xml version="1.0" encoding="utf-8"?>
+<w:ftr xmlns:wpc="http://schemas.microsoft.com/office/word/2010/wordprocessingCanvas" xmlns:cx="http://schemas.microsoft.com/office/drawing/2014/chartex" xmlns:cx1="http://schemas.microsoft.com/office/drawing/2015/9/8/chartex" xmlns:cx2="http://schemas.microsoft.com/office/drawing/2015/10/21/chartex" xmlns:cx3="http://schemas.microsoft.com/office/drawing/2016/5/9/chartex" xmlns:cx4="http://schemas.microsoft.com/office/drawing/2016/5/10/chartex" xmlns:cx5="http://schemas.microsoft.com/office/drawing/2016/5/11/chartex" xmlns:cx6="http://schemas.microsoft.com/office/drawing/2016/5/12/chartex" xmlns:cx7="http://schemas.microsoft.com/office/drawing/2016/5/13/chartex" xmlns:cx8="http://schemas.microsoft.com/office/drawing/2016/5/14/chartex" xmlns:mc="http://schemas.openxmlformats.org/markup-compatibility/2006" xmlns:aink="http://schemas.microsoft.com/office/drawing/2016/ink" xmlns:am3d="http://schemas.microsoft.com/office/drawing/2017/model3d" xmlns:o="urn:schemas-microsoft-com:office:office" xmlns:oel="http://schemas.microsoft.com/office/2019/extlst" xmlns:r="http://schemas.openxmlformats.org/officeDocument/2006/relationships" xmlns:m="http://schemas.openxmlformats.org/officeDocument/2006/math" xmlns:v="urn:schemas-microsoft-com:vml" xmlns:wp14="http://schemas.microsoft.com/office/word/2010/wordprocessingDrawing" xmlns:wp="http://schemas.openxmlformats.org/drawingml/2006/wordprocessingDrawing" xmlns:w10="urn:schemas-microsoft-com:office:word" xmlns:w="http://schemas.openxmlformats.org/wordprocessingml/2006/main" xmlns:w14="http://schemas.microsoft.com/office/word/2010/wordml" xmlns:w15="http://schemas.microsoft.com/office/word/2012/wordml" xmlns:w16cex="http://schemas.microsoft.com/office/word/2018/wordml/cex" xmlns:w16cid="http://schemas.microsoft.com/office/word/2016/wordml/cid" xmlns:w16="http://schemas.microsoft.com/office/word/2018/wordml" xmlns:w16du="http://schemas.microsoft.com/office/word/2023/wordml/word16du" xmlns:w16sdtdh="http://schemas.microsoft.com/office/word/2020/wordml/sdtdatahash" xmlns:w16sdtfl="http://schemas.microsoft.com/office/word/2024/wordml/sdtformatlock" xmlns:w16se="http://schemas.microsoft.com/office/word/2015/wordml/symex" xmlns:wpg="http://schemas.microsoft.com/office/word/2010/wordprocessingGroup" xmlns:wpi="http://schemas.microsoft.com/office/word/2010/wordprocessingInk" xmlns:wne="http://schemas.microsoft.com/office/word/2006/wordml" xmlns:wps="http://schemas.microsoft.com/office/word/2010/wordprocessingShape" mc:Ignorable="w14 w15 w16se w16cid w16 w16cex w16sdtdh w16sdtfl w16du wp14">
+  <w:p>
+    <w:pPr>
+      <w:pStyle w:val="Fuzeile"/>
+    </w:pPr>
+  </w:p>
+</w:ftr>
+</file>
+
+<file path=word/footer3.xml><?xml version="1.0" encoding="utf-8"?>
+<w:ftr xmlns:wpc="http://schemas.microsoft.com/office/word/2010/wordprocessingCanvas" xmlns:cx="http://schemas.microsoft.com/office/drawing/2014/chartex" xmlns:cx1="http://schemas.microsoft.com/office/drawing/2015/9/8/chartex" xmlns:cx2="http://schemas.microsoft.com/office/drawing/2015/10/21/chartex" xmlns:cx3="http://schemas.microsoft.com/office/drawing/2016/5/9/chartex" xmlns:cx4="http://schemas.microsoft.com/office/drawing/2016/5/10/chartex" xmlns:cx5="http://schemas.microsoft.com/office/drawing/2016/5/11/chartex" xmlns:cx6="http://schemas.microsoft.com/office/drawing/2016/5/12/chartex" xmlns:cx7="http://schemas.microsoft.com/office/drawing/2016/5/13/chartex" xmlns:cx8="http://schemas.microsoft.com/office/drawing/2016/5/14/chartex" xmlns:mc="http://schemas.openxmlformats.org/markup-compatibility/2006" xmlns:aink="http://schemas.microsoft.com/office/drawing/2016/ink" xmlns:am3d="http://schemas.microsoft.com/office/drawing/2017/model3d" xmlns:o="urn:schemas-microsoft-com:office:office" xmlns:oel="http://schemas.microsoft.com/office/2019/extlst" xmlns:r="http://schemas.openxmlformats.org/officeDocument/2006/relationships" xmlns:m="http://schemas.openxmlformats.org/officeDocument/2006/math" xmlns:v="urn:schemas-microsoft-com:vml" xmlns:wp14="http://schemas.microsoft.com/office/word/2010/wordprocessingDrawing" xmlns:wp="http://schemas.openxmlformats.org/drawingml/2006/wordprocessingDrawing" xmlns:w10="urn:schemas-microsoft-com:office:word" xmlns:w="http://schemas.openxmlformats.org/wordprocessingml/2006/main" xmlns:w14="http://schemas.microsoft.com/office/word/2010/wordml" xmlns:w15="http://schemas.microsoft.com/office/word/2012/wordml" xmlns:w16cex="http://schemas.microsoft.com/office/word/2018/wordml/cex" xmlns:w16cid="http://schemas.microsoft.com/office/word/2016/wordml/cid" xmlns:w16="http://schemas.microsoft.com/office/word/2018/wordml" xmlns:w16du="http://schemas.microsoft.com/office/word/2023/wordml/word16du" xmlns:w16sdtdh="http://schemas.microsoft.com/office/word/2020/wordml/sdtdatahash" xmlns:w16sdtfl="http://schemas.microsoft.com/office/word/2024/wordml/sdtformatlock" xmlns:w16se="http://schemas.microsoft.com/office/word/2015/wordml/symex" xmlns:wpg="http://schemas.microsoft.com/office/word/2010/wordprocessingGroup" xmlns:wpi="http://schemas.microsoft.com/office/word/2010/wordprocessingInk" xmlns:wne="http://schemas.microsoft.com/office/word/2006/wordml" xmlns:wps="http://schemas.microsoft.com/office/word/2010/wordprocessingShape" mc:Ignorable="w14 w15 w16se w16cid w16 w16cex w16sdtdh w16sdtfl w16du wp14">
+  <w:p>
+    <w:pPr>
+      <w:pStyle w:val="Fuzeile"/>
+    </w:pPr>
+  </w:p>
+</w:ftr>
+</file>
+
+<file path=word/footnotes.xml><?xml version="1.0" encoding="utf-8"?>
+<w:footnotes xmlns:wpc="http://schemas.microsoft.com/office/word/2010/wordprocessingCanvas" xmlns:cx="http://schemas.microsoft.com/office/drawing/2014/chartex" xmlns:cx1="http://schemas.microsoft.com/office/drawing/2015/9/8/chartex" xmlns:cx2="http://schemas.microsoft.com/office/drawing/2015/10/21/chartex" xmlns:cx3="http://schemas.microsoft.com/office/drawing/2016/5/9/chartex" xmlns:cx4="http://schemas.microsoft.com/office/drawing/2016/5/10/chartex" xmlns:cx5="http://schemas.microsoft.com/office/drawing/2016/5/11/chartex" xmlns:cx6="http://schemas.microsoft.com/office/drawing/2016/5/12/chartex" xmlns:cx7="http://schemas.microsoft.com/office/drawing/2016/5/13/chartex" xmlns:cx8="http://schemas.microsoft.com/office/drawing/2016/5/14/chartex" xmlns:mc="http://schemas.openxmlformats.org/markup-compatibility/2006" xmlns:aink="http://schemas.microsoft.com/office/drawing/2016/ink" xmlns:am3d="http://schemas.microsoft.com/office/drawing/2017/model3d" xmlns:o="urn:schemas-microsoft-com:office:office" xmlns:oel="http://schemas.microsoft.com/office/2019/extlst" xmlns:r="http://schemas.openxmlformats.org/officeDocument/2006/relationships" xmlns:m="http://schemas.openxmlformats.org/officeDocument/2006/math" xmlns:v="urn:schemas-microsoft-com:vml" xmlns:wp14="http://schemas.microsoft.com/office/word/2010/wordprocessingDrawing" xmlns:wp="http://schemas.openxmlformats.org/drawingml/2006/wordprocessingDrawing" xmlns:w10="urn:schemas-microsoft-com:office:word" xmlns:w="http://schemas.openxmlformats.org/wordprocessingml/2006/main" xmlns:w14="http://schemas.microsoft.com/office/word/2010/wordml" xmlns:w15="http://schemas.microsoft.com/office/word/2012/wordml" xmlns:w16cex="http://schemas.microsoft.com/office/word/2018/wordml/cex" xmlns:w16cid="http://schemas.microsoft.com/office/word/2016/wordml/cid" xmlns:w16="http://schemas.microsoft.com/office/word/2018/wordml" xmlns:w16du="http://schemas.microsoft.com/office/word/2023/wordml/word16du" xmlns:w16sdtdh="http://schemas.microsoft.com/office/word/2020/wordml/sdtdatahash" xmlns:w16sdtfl="http://schemas.microsoft.com/office/word/2024/wordml/sdtformatlock" xmlns:w16se="http://schemas.microsoft.com/office/word/2015/wordml/symex" xmlns:wpg="http://schemas.microsoft.com/office/word/2010/wordprocessingGroup" xmlns:wpi="http://schemas.microsoft.com/office/word/2010/wordprocessingInk" xmlns:wne="http://schemas.microsoft.com/office/word/2006/wordml" xmlns:wps="http://schemas.microsoft.com/office/word/2010/wordprocessingShape" mc:Ignorable="w14 w15 w16se w16cid w16 w16cex w16sdtdh w16sdtfl w16du wp14">
+  <w:footnote w:type="separator" w:id="-1">
+    <w:p>
+      <w:pPr>
+        <w:spacing w:after="0" w:line="240" w:lineRule="auto"/>
+      </w:pPr>
+      <w:r>
+        <w:separator/>
+      </w:r>
+    </w:p>
+  </w:footnote>
+  <w:footnote w:type="continuationSeparator" w:id="0">
+    <w:p>
+      <w:pPr>
+        <w:spacing w:after="0" w:line="240" w:lineRule="auto"/>
+      </w:pPr>
+      <w:r>
+        <w:continuationSeparator/>
+      </w:r>
+    </w:p>
+  </w:footnote>
+</w:footnotes>
 </file>
 
 <file path=word/numbering.xml><?xml version="1.0" encoding="utf-8"?>
@@ -1189,6 +1372,28 @@
       <w:spacing w:val="5"/>
     </w:rPr>
   </w:style>
+  <w:style w:type="paragraph" w:styleId="Fuzeile">
+    <w:name w:val="footer"/>
+    <w:basedOn w:val="Standard"/>
+    <w:link w:val="FuzeileZchn"/>
+    <w:uiPriority w:val="99"/>
+    <w:unhideWhenUsed/>
+    <w:rsid w:val="000A1F5C"/>
+    <w:pPr>
+      <w:tabs>
+        <w:tab w:val="center" w:pos="4536"/>
+        <w:tab w:val="right" w:pos="9072"/>
+      </w:tabs>
+      <w:spacing w:after="0" w:line="240" w:lineRule="auto"/>
+    </w:pPr>
+  </w:style>
+  <w:style w:type="character" w:customStyle="1" w:styleId="FuzeileZchn">
+    <w:name w:val="Fußzeile Zchn"/>
+    <w:basedOn w:val="Absatz-Standardschriftart"/>
+    <w:link w:val="Fuzeile"/>
+    <w:uiPriority w:val="99"/>
+    <w:rsid w:val="000A1F5C"/>
+  </w:style>
 </w:styles>
 </file>
 
@@ -1485,4 +1690,10 @@
     </a:ext>
   </a:extLst>
 </a:theme>
+</file>
+
+<file path=docMetadata/LabelInfo.xml><?xml version="1.0" encoding="utf-8"?>
+<clbl:labelList xmlns:clbl="http://schemas.microsoft.com/office/2020/mipLabelMetadata">
+  <clbl:label id="{7e753c2c-bb14-4786-921b-97c6a6fc424f}" enabled="1" method="Standard" siteId="{3bd97919-57c3-48d3-9e9a-8e4c01614a8f}" contentBits="2" removed="0"/>
+</clbl:labelList>
 </file>
--- a/Notizen.docx
+++ b/Notizen.docx
@@ -50,126 +50,748 @@
       </w:r>
     </w:p>
     <w:p>
-      <w:r>
-        <w:t xml:space="preserve">1. </w:t>
-      </w:r>
+      <w:pPr>
+        <w:rPr>
+          <w:b/>
+          <w:bCs/>
+        </w:rPr>
+      </w:pPr>
+      <w:r>
+        <w:rPr>
+          <w:b/>
+          <w:bCs/>
+        </w:rPr>
+        <w:t>Gliederung</w:t>
+      </w:r>
+    </w:p>
+    <w:p>
+      <w:pPr>
+        <w:pStyle w:val="Listenabsatz"/>
+        <w:numPr>
+          <w:ilvl w:val="0"/>
+          <w:numId w:val="3"/>
+        </w:numPr>
+      </w:pPr>
       <w:r>
         <w:t>Einleitung</w:t>
       </w:r>
     </w:p>
     <w:p>
-      <w:r>
-        <w:t xml:space="preserve">Als </w:t>
+      <w:pPr>
+        <w:pStyle w:val="Listenabsatz"/>
+        <w:numPr>
+          <w:ilvl w:val="0"/>
+          <w:numId w:val="10"/>
+        </w:numPr>
+        <w:spacing w:after="0" w:line="300" w:lineRule="atLeast"/>
+        <w:rPr>
+          <w:rFonts w:eastAsia="Times New Roman" w:cs="Segoe UI"/>
+          <w:kern w:val="0"/>
+          <w:lang w:eastAsia="de-DE"/>
+          <w14:ligatures w14:val="none"/>
+        </w:rPr>
+      </w:pPr>
+      <w:r>
+        <w:rPr>
+          <w:rFonts w:eastAsia="Times New Roman" w:cs="Segoe UI"/>
+          <w:kern w:val="0"/>
+          <w:lang w:eastAsia="de-DE"/>
+          <w14:ligatures w14:val="none"/>
+        </w:rPr>
+        <w:t xml:space="preserve">Motivation </w:t>
+      </w:r>
+    </w:p>
+    <w:p>
+      <w:pPr>
+        <w:pStyle w:val="Listenabsatz"/>
+        <w:numPr>
+          <w:ilvl w:val="0"/>
+          <w:numId w:val="10"/>
+        </w:numPr>
+        <w:spacing w:after="0" w:line="300" w:lineRule="atLeast"/>
+        <w:rPr>
+          <w:rFonts w:eastAsia="Times New Roman" w:cs="Segoe UI"/>
+          <w:kern w:val="0"/>
+          <w:lang w:eastAsia="de-DE"/>
+          <w14:ligatures w14:val="none"/>
+        </w:rPr>
+      </w:pPr>
+      <w:r>
+        <w:rPr>
+          <w:rFonts w:eastAsia="Times New Roman" w:cs="Segoe UI"/>
+          <w:kern w:val="0"/>
+          <w:lang w:eastAsia="de-DE"/>
+          <w14:ligatures w14:val="none"/>
+        </w:rPr>
+        <w:t xml:space="preserve">Anwendungsgebiete von Gaze </w:t>
       </w:r>
       <w:proofErr w:type="spellStart"/>
       <w:r>
-        <w:t>letzes</w:t>
+        <w:rPr>
+          <w:rFonts w:eastAsia="Times New Roman" w:cs="Segoe UI"/>
+          <w:kern w:val="0"/>
+          <w:lang w:eastAsia="de-DE"/>
+          <w14:ligatures w14:val="none"/>
+        </w:rPr>
+        <w:t>Estimation</w:t>
       </w:r>
       <w:proofErr w:type="spellEnd"/>
+      <w:r>
+        <w:rPr>
+          <w:rFonts w:eastAsia="Times New Roman" w:cs="Segoe UI"/>
+          <w:kern w:val="0"/>
+          <w:lang w:eastAsia="de-DE"/>
+          <w14:ligatures w14:val="none"/>
+        </w:rPr>
+        <w:t xml:space="preserve"> </w:t>
+      </w:r>
+    </w:p>
+    <w:p>
+      <w:pPr>
+        <w:pStyle w:val="Listenabsatz"/>
+        <w:numPr>
+          <w:ilvl w:val="0"/>
+          <w:numId w:val="10"/>
+        </w:numPr>
+        <w:spacing w:after="0" w:line="300" w:lineRule="atLeast"/>
+        <w:rPr>
+          <w:rFonts w:eastAsia="Times New Roman" w:cs="Segoe UI"/>
+          <w:kern w:val="0"/>
+          <w:lang w:eastAsia="de-DE"/>
+          <w14:ligatures w14:val="none"/>
+        </w:rPr>
+      </w:pPr>
+      <w:r>
+        <w:rPr>
+          <w:rFonts w:eastAsia="Times New Roman" w:cs="Segoe UI"/>
+          <w:kern w:val="0"/>
+          <w:lang w:eastAsia="de-DE"/>
+          <w14:ligatures w14:val="none"/>
+        </w:rPr>
+        <w:t xml:space="preserve">Zielsetzung der Arbeit </w:t>
+      </w:r>
+    </w:p>
+    <w:p>
+      <w:pPr>
+        <w:pStyle w:val="Listenabsatz"/>
+        <w:numPr>
+          <w:ilvl w:val="0"/>
+          <w:numId w:val="10"/>
+        </w:numPr>
+        <w:spacing w:after="0" w:line="300" w:lineRule="atLeast"/>
+        <w:rPr>
+          <w:rFonts w:eastAsia="Times New Roman" w:cs="Segoe UI"/>
+          <w:kern w:val="0"/>
+          <w:lang w:eastAsia="de-DE"/>
+          <w14:ligatures w14:val="none"/>
+        </w:rPr>
+      </w:pPr>
+      <w:r>
+        <w:rPr>
+          <w:rFonts w:eastAsia="Times New Roman" w:cs="Segoe UI"/>
+          <w:kern w:val="0"/>
+          <w:lang w:eastAsia="de-DE"/>
+          <w14:ligatures w14:val="none"/>
+        </w:rPr>
+        <w:t xml:space="preserve">Forschungsfragen </w:t>
+      </w:r>
+    </w:p>
+    <w:p>
+      <w:pPr>
+        <w:pStyle w:val="Listenabsatz"/>
+        <w:numPr>
+          <w:ilvl w:val="0"/>
+          <w:numId w:val="10"/>
+        </w:numPr>
+        <w:spacing w:after="0" w:line="300" w:lineRule="atLeast"/>
+        <w:rPr>
+          <w:rFonts w:eastAsia="Times New Roman" w:cs="Segoe UI"/>
+          <w:kern w:val="0"/>
+          <w:lang w:eastAsia="de-DE"/>
+          <w14:ligatures w14:val="none"/>
+        </w:rPr>
+      </w:pPr>
+      <w:r>
+        <w:rPr>
+          <w:rFonts w:eastAsia="Times New Roman" w:cs="Segoe UI"/>
+          <w:kern w:val="0"/>
+          <w:lang w:eastAsia="de-DE"/>
+          <w14:ligatures w14:val="none"/>
+        </w:rPr>
+        <w:t>Aufbau der Arbeit</w:t>
+      </w:r>
+    </w:p>
+    <w:p>
+      <w:pPr>
+        <w:pStyle w:val="Listenabsatz"/>
+        <w:numPr>
+          <w:ilvl w:val="0"/>
+          <w:numId w:val="3"/>
+        </w:numPr>
+      </w:pPr>
+      <w:r>
+        <w:t>Stand der Techni</w:t>
+      </w:r>
+      <w:r>
+        <w:t>k</w:t>
+      </w:r>
+    </w:p>
+    <w:p>
+      <w:pPr>
+        <w:pStyle w:val="Listenabsatz"/>
+        <w:numPr>
+          <w:ilvl w:val="1"/>
+          <w:numId w:val="3"/>
+        </w:numPr>
+        <w:rPr>
+          <w:lang w:val="en-US"/>
+        </w:rPr>
+      </w:pPr>
+      <w:r>
+        <w:rPr>
+          <w:lang w:val="en-US"/>
+        </w:rPr>
+        <w:t xml:space="preserve">Gaze Estimation </w:t>
+      </w:r>
+      <w:proofErr w:type="spellStart"/>
+      <w:r>
+        <w:rPr>
+          <w:lang w:val="en-US"/>
+        </w:rPr>
+        <w:t>Methoden</w:t>
+      </w:r>
+      <w:proofErr w:type="spellEnd"/>
+    </w:p>
+    <w:p>
+      <w:pPr>
+        <w:pStyle w:val="Listenabsatz"/>
+        <w:numPr>
+          <w:ilvl w:val="2"/>
+          <w:numId w:val="5"/>
+        </w:numPr>
+        <w:rPr>
+          <w:lang w:val="en-US"/>
+        </w:rPr>
+      </w:pPr>
+      <w:r>
+        <w:rPr>
+          <w:lang w:val="en-US"/>
+        </w:rPr>
+        <w:t>Model-based Gaze Estimation</w:t>
+      </w:r>
+    </w:p>
+    <w:p>
+      <w:pPr>
+        <w:pStyle w:val="Listenabsatz"/>
+        <w:numPr>
+          <w:ilvl w:val="2"/>
+          <w:numId w:val="5"/>
+        </w:numPr>
+        <w:rPr>
+          <w:lang w:val="en-US"/>
+        </w:rPr>
+      </w:pPr>
+      <w:r>
+        <w:rPr>
+          <w:lang w:val="en-US"/>
+        </w:rPr>
+        <w:t>Appearance-based Gaze Estimation</w:t>
+      </w:r>
+    </w:p>
+    <w:p>
+      <w:pPr>
+        <w:pStyle w:val="Listenabsatz"/>
+        <w:numPr>
+          <w:ilvl w:val="1"/>
+          <w:numId w:val="3"/>
+        </w:numPr>
+        <w:rPr>
+          <w:lang w:val="en-US"/>
+        </w:rPr>
+      </w:pPr>
+      <w:r>
+        <w:rPr>
+          <w:lang w:val="en-US"/>
+        </w:rPr>
+        <w:t xml:space="preserve">Gaze Estimation </w:t>
+      </w:r>
+      <w:proofErr w:type="spellStart"/>
+      <w:r>
+        <w:rPr>
+          <w:lang w:val="en-US"/>
+        </w:rPr>
+        <w:t>Datensätze</w:t>
+      </w:r>
+      <w:proofErr w:type="spellEnd"/>
+    </w:p>
+    <w:p>
+      <w:pPr>
+        <w:pStyle w:val="Listenabsatz"/>
+        <w:numPr>
+          <w:ilvl w:val="2"/>
+          <w:numId w:val="4"/>
+        </w:numPr>
+        <w:rPr>
+          <w:lang w:val="en-US"/>
+        </w:rPr>
+      </w:pPr>
+      <w:r>
+        <w:rPr>
+          <w:lang w:val="en-US"/>
+        </w:rPr>
+        <w:t>EYEDIAP</w:t>
+      </w:r>
+      <w:r>
+        <w:rPr>
+          <w:lang w:val="en-US"/>
+        </w:rPr>
+        <w:t xml:space="preserve"> 2014</w:t>
+      </w:r>
+    </w:p>
+    <w:p>
+      <w:pPr>
+        <w:pStyle w:val="Listenabsatz"/>
+        <w:numPr>
+          <w:ilvl w:val="2"/>
+          <w:numId w:val="4"/>
+        </w:numPr>
+        <w:rPr>
+          <w:lang w:val="en-US"/>
+        </w:rPr>
+      </w:pPr>
+      <w:proofErr w:type="spellStart"/>
+      <w:r>
+        <w:rPr>
+          <w:lang w:val="en-US"/>
+        </w:rPr>
+        <w:t>GazeCapture</w:t>
+      </w:r>
+      <w:proofErr w:type="spellEnd"/>
+      <w:r>
+        <w:rPr>
+          <w:lang w:val="en-US"/>
+        </w:rPr>
+        <w:t xml:space="preserve"> (</w:t>
+      </w:r>
+      <w:proofErr w:type="spellStart"/>
+      <w:r>
+        <w:rPr>
+          <w:lang w:val="en-US"/>
+        </w:rPr>
+        <w:t>iTracker</w:t>
+      </w:r>
+      <w:proofErr w:type="spellEnd"/>
+      <w:r>
+        <w:rPr>
+          <w:lang w:val="en-US"/>
+        </w:rPr>
+        <w:t>) 2016</w:t>
+      </w:r>
+    </w:p>
+    <w:p>
+      <w:pPr>
+        <w:pStyle w:val="Listenabsatz"/>
+        <w:numPr>
+          <w:ilvl w:val="2"/>
+          <w:numId w:val="4"/>
+        </w:numPr>
+        <w:rPr>
+          <w:lang w:val="en-US"/>
+        </w:rPr>
+      </w:pPr>
+      <w:proofErr w:type="spellStart"/>
+      <w:r>
+        <w:rPr>
+          <w:lang w:val="en-US"/>
+        </w:rPr>
+        <w:t>MPIIGaze</w:t>
+      </w:r>
+      <w:proofErr w:type="spellEnd"/>
+      <w:r>
+        <w:rPr>
+          <w:lang w:val="en-US"/>
+        </w:rPr>
+        <w:t xml:space="preserve"> 2017</w:t>
+      </w:r>
+    </w:p>
+    <w:p>
+      <w:pPr>
+        <w:pStyle w:val="Listenabsatz"/>
+        <w:numPr>
+          <w:ilvl w:val="2"/>
+          <w:numId w:val="4"/>
+        </w:numPr>
+        <w:rPr>
+          <w:lang w:val="en-US"/>
+        </w:rPr>
+      </w:pPr>
+      <w:r>
+        <w:rPr>
+          <w:lang w:val="en-US"/>
+        </w:rPr>
+        <w:t>Gaze360 2019</w:t>
+      </w:r>
+    </w:p>
+    <w:p>
+      <w:pPr>
+        <w:pStyle w:val="Listenabsatz"/>
+        <w:numPr>
+          <w:ilvl w:val="2"/>
+          <w:numId w:val="4"/>
+        </w:numPr>
+        <w:rPr>
+          <w:lang w:val="en-US"/>
+        </w:rPr>
+      </w:pPr>
+      <w:r>
+        <w:rPr>
+          <w:lang w:val="en-US"/>
+        </w:rPr>
+        <w:t>ETH-X Gaze 2020</w:t>
+      </w:r>
+    </w:p>
+    <w:p>
+      <w:pPr>
+        <w:pStyle w:val="Listenabsatz"/>
+        <w:numPr>
+          <w:ilvl w:val="2"/>
+          <w:numId w:val="4"/>
+        </w:numPr>
+        <w:rPr>
+          <w:lang w:val="en-US"/>
+        </w:rPr>
+      </w:pPr>
+      <w:proofErr w:type="spellStart"/>
+      <w:r>
+        <w:rPr>
+          <w:lang w:val="en-US"/>
+        </w:rPr>
+        <w:t>GazeUnconstrained</w:t>
+      </w:r>
+      <w:proofErr w:type="spellEnd"/>
+      <w:r>
+        <w:rPr>
+          <w:lang w:val="en-US"/>
+        </w:rPr>
+        <w:t xml:space="preserve"> 2026</w:t>
+      </w:r>
+    </w:p>
+    <w:p>
+      <w:pPr>
+        <w:pStyle w:val="Listenabsatz"/>
+        <w:numPr>
+          <w:ilvl w:val="1"/>
+          <w:numId w:val="3"/>
+        </w:numPr>
+        <w:rPr>
+          <w:lang w:val="en-US"/>
+        </w:rPr>
+      </w:pPr>
+      <w:proofErr w:type="spellStart"/>
+      <w:r>
+        <w:rPr>
+          <w:lang w:val="en-US"/>
+        </w:rPr>
+        <w:t>Evaluierung</w:t>
+      </w:r>
+      <w:r>
+        <w:rPr>
+          <w:lang w:val="en-US"/>
+        </w:rPr>
+        <w:t>sprotokolle</w:t>
+      </w:r>
+      <w:proofErr w:type="spellEnd"/>
+    </w:p>
+    <w:p>
+      <w:pPr>
+        <w:pStyle w:val="Listenabsatz"/>
+        <w:numPr>
+          <w:ilvl w:val="1"/>
+          <w:numId w:val="3"/>
+        </w:numPr>
+      </w:pPr>
+      <w:r>
+        <w:t>Limitierungen des Ground Truth Se</w:t>
+      </w:r>
+      <w:r>
+        <w:t>tups</w:t>
+      </w:r>
+    </w:p>
+    <w:p>
+      <w:pPr>
+        <w:pStyle w:val="Listenabsatz"/>
+        <w:numPr>
+          <w:ilvl w:val="2"/>
+          <w:numId w:val="6"/>
+        </w:numPr>
+        <w:rPr>
+          <w:lang w:val="en-US"/>
+        </w:rPr>
+      </w:pPr>
+      <w:r>
+        <w:rPr>
+          <w:lang w:val="en-US"/>
+        </w:rPr>
+        <w:t>Ground Truth Setup</w:t>
+      </w:r>
+    </w:p>
+    <w:p>
+      <w:pPr>
+        <w:pStyle w:val="Listenabsatz"/>
+        <w:numPr>
+          <w:ilvl w:val="2"/>
+          <w:numId w:val="6"/>
+        </w:numPr>
+        <w:rPr>
+          <w:lang w:val="en-US"/>
+        </w:rPr>
+      </w:pPr>
+      <w:r>
+        <w:rPr>
+          <w:lang w:val="en-US"/>
+        </w:rPr>
+        <w:t>Online Gaze Estimation</w:t>
+      </w:r>
+    </w:p>
+    <w:p>
+      <w:pPr>
+        <w:pStyle w:val="Listenabsatz"/>
+        <w:numPr>
+          <w:ilvl w:val="0"/>
+          <w:numId w:val="3"/>
+        </w:numPr>
+        <w:rPr>
+          <w:lang w:val="en-US"/>
+        </w:rPr>
+      </w:pPr>
+      <w:r>
+        <w:rPr>
+          <w:lang w:val="en-US"/>
+        </w:rPr>
+        <w:t xml:space="preserve">Methode </w:t>
+      </w:r>
+      <w:proofErr w:type="spellStart"/>
+      <w:r>
+        <w:rPr>
+          <w:lang w:val="en-US"/>
+        </w:rPr>
+        <w:t>zur</w:t>
+      </w:r>
+      <w:proofErr w:type="spellEnd"/>
+      <w:r>
+        <w:rPr>
+          <w:lang w:val="en-US"/>
+        </w:rPr>
+        <w:t xml:space="preserve"> </w:t>
+      </w:r>
+      <w:proofErr w:type="spellStart"/>
+      <w:r>
+        <w:rPr>
+          <w:lang w:val="en-US"/>
+        </w:rPr>
+        <w:t>Datenerhebung</w:t>
+      </w:r>
+      <w:proofErr w:type="spellEnd"/>
+    </w:p>
+    <w:p>
+      <w:pPr>
+        <w:pStyle w:val="Listenabsatz"/>
+        <w:numPr>
+          <w:ilvl w:val="1"/>
+          <w:numId w:val="3"/>
+        </w:numPr>
+        <w:rPr>
+          <w:lang w:val="en-US"/>
+        </w:rPr>
+      </w:pPr>
+      <w:proofErr w:type="spellStart"/>
+      <w:r>
+        <w:rPr>
+          <w:lang w:val="en-US"/>
+        </w:rPr>
+        <w:t>Potenzieller</w:t>
+      </w:r>
+      <w:proofErr w:type="spellEnd"/>
+      <w:r>
+        <w:rPr>
+          <w:lang w:val="en-US"/>
+        </w:rPr>
+        <w:t xml:space="preserve"> </w:t>
+      </w:r>
+      <w:proofErr w:type="spellStart"/>
+      <w:r>
+        <w:rPr>
+          <w:lang w:val="en-US"/>
+        </w:rPr>
+        <w:t>Versuchsa</w:t>
+      </w:r>
+      <w:r>
+        <w:rPr>
+          <w:lang w:val="en-US"/>
+        </w:rPr>
+        <w:t>ufbau</w:t>
+      </w:r>
+      <w:proofErr w:type="spellEnd"/>
+    </w:p>
+    <w:p>
+      <w:pPr>
+        <w:pStyle w:val="Listenabsatz"/>
+        <w:numPr>
+          <w:ilvl w:val="1"/>
+          <w:numId w:val="3"/>
+        </w:numPr>
+        <w:rPr>
+          <w:lang w:val="en-US"/>
+        </w:rPr>
+      </w:pPr>
+      <w:proofErr w:type="spellStart"/>
+      <w:r>
+        <w:rPr>
+          <w:lang w:val="en-US"/>
+        </w:rPr>
+        <w:t>Datenerhebungsprozess</w:t>
+      </w:r>
+      <w:proofErr w:type="spellEnd"/>
+    </w:p>
+    <w:p>
+      <w:pPr>
+        <w:pStyle w:val="Listenabsatz"/>
+        <w:numPr>
+          <w:ilvl w:val="1"/>
+          <w:numId w:val="3"/>
+        </w:numPr>
+        <w:rPr>
+          <w:lang w:val="en-US"/>
+        </w:rPr>
+      </w:pPr>
+      <w:proofErr w:type="spellStart"/>
+      <w:r>
+        <w:rPr>
+          <w:lang w:val="en-US"/>
+        </w:rPr>
+        <w:t>Datenvera</w:t>
+      </w:r>
+      <w:r>
+        <w:rPr>
+          <w:lang w:val="en-US"/>
+        </w:rPr>
+        <w:t>r</w:t>
+      </w:r>
+      <w:r>
+        <w:rPr>
+          <w:lang w:val="en-US"/>
+        </w:rPr>
+        <w:t>beitung</w:t>
+      </w:r>
+      <w:proofErr w:type="spellEnd"/>
+    </w:p>
+    <w:p>
+      <w:pPr>
+        <w:pStyle w:val="Listenabsatz"/>
+        <w:numPr>
+          <w:ilvl w:val="1"/>
+          <w:numId w:val="3"/>
+        </w:numPr>
+        <w:rPr>
+          <w:lang w:val="en-US"/>
+        </w:rPr>
+      </w:pPr>
+      <w:proofErr w:type="spellStart"/>
+      <w:r>
+        <w:rPr>
+          <w:lang w:val="en-US"/>
+        </w:rPr>
+        <w:t>Qualitätskontrolle</w:t>
+      </w:r>
+      <w:proofErr w:type="spellEnd"/>
+    </w:p>
+    <w:p>
+      <w:pPr>
+        <w:pStyle w:val="Listenabsatz"/>
+        <w:numPr>
+          <w:ilvl w:val="0"/>
+          <w:numId w:val="3"/>
+        </w:numPr>
+        <w:rPr>
+          <w:lang w:val="en-US"/>
+        </w:rPr>
+      </w:pPr>
+      <w:r>
+        <w:rPr>
+          <w:lang w:val="en-US"/>
+        </w:rPr>
+        <w:t>(</w:t>
+      </w:r>
+      <w:proofErr w:type="spellStart"/>
+      <w:r>
+        <w:rPr>
+          <w:lang w:val="en-US"/>
+        </w:rPr>
+        <w:t>Ergebnisse</w:t>
+      </w:r>
+      <w:proofErr w:type="spellEnd"/>
+      <w:r>
+        <w:rPr>
+          <w:lang w:val="en-US"/>
+        </w:rPr>
+        <w:t>)</w:t>
+      </w:r>
+    </w:p>
+    <w:p>
+      <w:pPr>
+        <w:pStyle w:val="Listenabsatz"/>
+        <w:numPr>
+          <w:ilvl w:val="0"/>
+          <w:numId w:val="3"/>
+        </w:numPr>
+        <w:rPr>
+          <w:lang w:val="en-US"/>
+        </w:rPr>
+      </w:pPr>
+      <w:proofErr w:type="spellStart"/>
+      <w:r>
+        <w:rPr>
+          <w:lang w:val="en-US"/>
+        </w:rPr>
+        <w:t>Diskussion</w:t>
+      </w:r>
+      <w:proofErr w:type="spellEnd"/>
+    </w:p>
+    <w:p>
+      <w:pPr>
+        <w:pStyle w:val="Listenabsatz"/>
+        <w:numPr>
+          <w:ilvl w:val="0"/>
+          <w:numId w:val="3"/>
+        </w:numPr>
+        <w:rPr>
+          <w:lang w:val="en-US"/>
+        </w:rPr>
+      </w:pPr>
+      <w:proofErr w:type="spellStart"/>
+      <w:r>
+        <w:rPr>
+          <w:lang w:val="en-US"/>
+        </w:rPr>
+        <w:t>Fazit</w:t>
+      </w:r>
+      <w:proofErr w:type="spellEnd"/>
+      <w:r>
+        <w:rPr>
+          <w:lang w:val="en-US"/>
+        </w:rPr>
+        <w:t xml:space="preserve"> und </w:t>
+      </w:r>
+      <w:proofErr w:type="spellStart"/>
+      <w:r>
+        <w:rPr>
+          <w:lang w:val="en-US"/>
+        </w:rPr>
+        <w:t>Ausblick</w:t>
+      </w:r>
+      <w:proofErr w:type="spellEnd"/>
     </w:p>
     <w:p/>
-    <w:p>
-      <w:r>
-        <w:t>2. Verwandte Arbeiten / Stand der Technik</w:t>
-      </w:r>
-    </w:p>
-    <w:p>
-      <w:r>
-        <w:t>-</w:t>
-      </w:r>
-      <w:proofErr w:type="spellStart"/>
-      <w:r>
-        <w:t>appearance-based</w:t>
-      </w:r>
-      <w:proofErr w:type="spellEnd"/>
-      <w:r>
-        <w:t xml:space="preserve"> vs. model-</w:t>
-      </w:r>
-      <w:proofErr w:type="spellStart"/>
-      <w:r>
-        <w:t>based</w:t>
-      </w:r>
-      <w:proofErr w:type="spellEnd"/>
-    </w:p>
-    <w:p>
-      <w:r>
-        <w:t>-</w:t>
-      </w:r>
-      <w:r>
-        <w:t>Bestehende Datensätze</w:t>
-      </w:r>
-    </w:p>
-    <w:p>
-      <w:r>
-        <w:t>-</w:t>
-      </w:r>
-      <w:r>
-        <w:t>Multi-Kamera-Systeme und Kalibrierungsmethoden</w:t>
-      </w:r>
-    </w:p>
-    <w:p>
-      <w:r>
-        <w:t>-</w:t>
-      </w:r>
-      <w:r>
-        <w:t>Datenaugmentationsstrategien in CV</w:t>
-      </w:r>
-    </w:p>
-    <w:p/>
-    <w:p>
-      <w:r>
-        <w:t>3. Methodik</w:t>
-      </w:r>
-    </w:p>
-    <w:p>
-      <w:r>
-        <w:t>Eigene Arbeit</w:t>
-      </w:r>
-    </w:p>
-    <w:p/>
-    <w:p>
-      <w:r>
-        <w:t>4. Implementierung</w:t>
-      </w:r>
-    </w:p>
-    <w:p>
-      <w:r>
-        <w:t>konkrete technische Details</w:t>
-      </w:r>
-    </w:p>
-    <w:p/>
-    <w:p>
-      <w:r>
-        <w:t>5. Ergebnisse und Evaluation</w:t>
-      </w:r>
-    </w:p>
-    <w:p>
-      <w:r>
-        <w:t>Du bewertest deinen Datensatz</w:t>
-      </w:r>
-    </w:p>
-    <w:p/>
-    <w:p>
-      <w:r>
-        <w:t>6. Diskussion</w:t>
-      </w:r>
-    </w:p>
-    <w:p>
-      <w:r>
-        <w:t>Was funktioniert gut, was nicht? Was würdest du anders machen? Was sind die Limitierungen deines Ansatzes?</w:t>
-      </w:r>
-    </w:p>
-    <w:p/>
-    <w:p>
-      <w:r>
-        <w:t>7. Fazit und Ausblick</w:t>
-      </w:r>
-    </w:p>
-    <w:p>
-      <w:r>
-        <w:t>Zusammenfassung der Beiträge</w:t>
-      </w:r>
-    </w:p>
     <w:p>
       <w:r>
         <w:br w:type="page"/>
@@ -361,6 +983,126 @@
 <file path=word/numbering.xml><?xml version="1.0" encoding="utf-8"?>
 <w:numbering xmlns:wpc="http://schemas.microsoft.com/office/word/2010/wordprocessingCanvas" xmlns:cx="http://schemas.microsoft.com/office/drawing/2014/chartex" xmlns:cx1="http://schemas.microsoft.com/office/drawing/2015/9/8/chartex" xmlns:cx2="http://schemas.microsoft.com/office/drawing/2015/10/21/chartex" xmlns:cx3="http://schemas.microsoft.com/office/drawing/2016/5/9/chartex" xmlns:cx4="http://schemas.microsoft.com/office/drawing/2016/5/10/chartex" xmlns:cx5="http://schemas.microsoft.com/office/drawing/2016/5/11/chartex" xmlns:cx6="http://schemas.microsoft.com/office/drawing/2016/5/12/chartex" xmlns:cx7="http://schemas.microsoft.com/office/drawing/2016/5/13/chartex" xmlns:cx8="http://schemas.microsoft.com/office/drawing/2016/5/14/chartex" xmlns:mc="http://schemas.openxmlformats.org/markup-compatibility/2006" xmlns:aink="http://schemas.microsoft.com/office/drawing/2016/ink" xmlns:am3d="http://schemas.microsoft.com/office/drawing/2017/model3d" xmlns:o="urn:schemas-microsoft-com:office:office" xmlns:oel="http://schemas.microsoft.com/office/2019/extlst" xmlns:r="http://schemas.openxmlformats.org/officeDocument/2006/relationships" xmlns:m="http://schemas.openxmlformats.org/officeDocument/2006/math" xmlns:v="urn:schemas-microsoft-com:vml" xmlns:wp14="http://schemas.microsoft.com/office/word/2010/wordprocessingDrawing" xmlns:wp="http://schemas.openxmlformats.org/drawingml/2006/wordprocessingDrawing" xmlns:w10="urn:schemas-microsoft-com:office:word" xmlns:w="http://schemas.openxmlformats.org/wordprocessingml/2006/main" xmlns:w14="http://schemas.microsoft.com/office/word/2010/wordml" xmlns:w15="http://schemas.microsoft.com/office/word/2012/wordml" xmlns:w16cex="http://schemas.microsoft.com/office/word/2018/wordml/cex" xmlns:w16cid="http://schemas.microsoft.com/office/word/2016/wordml/cid" xmlns:w16="http://schemas.microsoft.com/office/word/2018/wordml" xmlns:w16du="http://schemas.microsoft.com/office/word/2023/wordml/word16du" xmlns:w16sdtdh="http://schemas.microsoft.com/office/word/2020/wordml/sdtdatahash" xmlns:w16sdtfl="http://schemas.microsoft.com/office/word/2024/wordml/sdtformatlock" xmlns:w16se="http://schemas.microsoft.com/office/word/2015/wordml/symex" xmlns:wpg="http://schemas.microsoft.com/office/word/2010/wordprocessingGroup" xmlns:wpi="http://schemas.microsoft.com/office/word/2010/wordprocessingInk" xmlns:wne="http://schemas.microsoft.com/office/word/2006/wordml" xmlns:wps="http://schemas.microsoft.com/office/word/2010/wordprocessingShape" mc:Ignorable="w14 w15 w16se w16cid w16 w16cex w16sdtdh w16sdtfl w16du wp14">
   <w:abstractNum w:abstractNumId="0" w15:restartNumberingAfterBreak="0">
+    <w:nsid w:val="05DC0040"/>
+    <w:multiLevelType w:val="multilevel"/>
+    <w:tmpl w:val="90767538"/>
+    <w:lvl w:ilvl="0">
+      <w:start w:val="1"/>
+      <w:numFmt w:val="decimal"/>
+      <w:lvlText w:val="%1."/>
+      <w:lvlJc w:val="left"/>
+      <w:pPr>
+        <w:ind w:left="720" w:hanging="360"/>
+      </w:pPr>
+      <w:rPr>
+        <w:rFonts w:hint="default"/>
+      </w:rPr>
+    </w:lvl>
+    <w:lvl w:ilvl="1">
+      <w:start w:val="1"/>
+      <w:numFmt w:val="decimal"/>
+      <w:isLgl/>
+      <w:lvlText w:val="%1.%2"/>
+      <w:lvlJc w:val="left"/>
+      <w:pPr>
+        <w:ind w:left="1078" w:hanging="370"/>
+      </w:pPr>
+      <w:rPr>
+        <w:rFonts w:hint="default"/>
+      </w:rPr>
+    </w:lvl>
+    <w:lvl w:ilvl="2">
+      <w:start w:val="1"/>
+      <w:numFmt w:val="bullet"/>
+      <w:lvlText w:val=""/>
+      <w:lvlJc w:val="left"/>
+      <w:pPr>
+        <w:ind w:left="1416" w:hanging="360"/>
+      </w:pPr>
+      <w:rPr>
+        <w:rFonts w:ascii="Symbol" w:hAnsi="Symbol" w:hint="default"/>
+      </w:rPr>
+    </w:lvl>
+    <w:lvl w:ilvl="3">
+      <w:start w:val="1"/>
+      <w:numFmt w:val="decimal"/>
+      <w:isLgl/>
+      <w:lvlText w:val="%1.%2.%3.%4"/>
+      <w:lvlJc w:val="left"/>
+      <w:pPr>
+        <w:ind w:left="2484" w:hanging="1080"/>
+      </w:pPr>
+      <w:rPr>
+        <w:rFonts w:hint="default"/>
+      </w:rPr>
+    </w:lvl>
+    <w:lvl w:ilvl="4">
+      <w:start w:val="1"/>
+      <w:numFmt w:val="decimal"/>
+      <w:isLgl/>
+      <w:lvlText w:val="%1.%2.%3.%4.%5"/>
+      <w:lvlJc w:val="left"/>
+      <w:pPr>
+        <w:ind w:left="2832" w:hanging="1080"/>
+      </w:pPr>
+      <w:rPr>
+        <w:rFonts w:hint="default"/>
+      </w:rPr>
+    </w:lvl>
+    <w:lvl w:ilvl="5">
+      <w:start w:val="1"/>
+      <w:numFmt w:val="decimal"/>
+      <w:isLgl/>
+      <w:lvlText w:val="%1.%2.%3.%4.%5.%6"/>
+      <w:lvlJc w:val="left"/>
+      <w:pPr>
+        <w:ind w:left="3540" w:hanging="1440"/>
+      </w:pPr>
+      <w:rPr>
+        <w:rFonts w:hint="default"/>
+      </w:rPr>
+    </w:lvl>
+    <w:lvl w:ilvl="6">
+      <w:start w:val="1"/>
+      <w:numFmt w:val="decimal"/>
+      <w:isLgl/>
+      <w:lvlText w:val="%1.%2.%3.%4.%5.%6.%7"/>
+      <w:lvlJc w:val="left"/>
+      <w:pPr>
+        <w:ind w:left="3888" w:hanging="1440"/>
+      </w:pPr>
+      <w:rPr>
+        <w:rFonts w:hint="default"/>
+      </w:rPr>
+    </w:lvl>
+    <w:lvl w:ilvl="7">
+      <w:start w:val="1"/>
+      <w:numFmt w:val="decimal"/>
+      <w:isLgl/>
+      <w:lvlText w:val="%1.%2.%3.%4.%5.%6.%7.%8"/>
+      <w:lvlJc w:val="left"/>
+      <w:pPr>
+        <w:ind w:left="4596" w:hanging="1800"/>
+      </w:pPr>
+      <w:rPr>
+        <w:rFonts w:hint="default"/>
+      </w:rPr>
+    </w:lvl>
+    <w:lvl w:ilvl="8">
+      <w:start w:val="1"/>
+      <w:numFmt w:val="decimal"/>
+      <w:isLgl/>
+      <w:lvlText w:val="%1.%2.%3.%4.%5.%6.%7.%8.%9"/>
+      <w:lvlJc w:val="left"/>
+      <w:pPr>
+        <w:ind w:left="4944" w:hanging="1800"/>
+      </w:pPr>
+      <w:rPr>
+        <w:rFonts w:hint="default"/>
+      </w:rPr>
+    </w:lvl>
+  </w:abstractNum>
+  <w:abstractNum w:abstractNumId="1" w15:restartNumberingAfterBreak="0">
     <w:nsid w:val="17816826"/>
     <w:multiLevelType w:val="hybridMultilevel"/>
     <w:tmpl w:val="1CE4B348"/>
@@ -370,7 +1112,7 @@
       <w:lvlText w:val="%1."/>
       <w:lvlJc w:val="left"/>
       <w:pPr>
-        <w:ind w:left="720" w:hanging="360"/>
+        <w:ind w:left="1494" w:hanging="360"/>
       </w:pPr>
       <w:rPr>
         <w:rFonts w:hint="default"/>
@@ -382,7 +1124,7 @@
       <w:lvlText w:val="%2."/>
       <w:lvlJc w:val="left"/>
       <w:pPr>
-        <w:ind w:left="1440" w:hanging="360"/>
+        <w:ind w:left="2214" w:hanging="360"/>
       </w:pPr>
     </w:lvl>
     <w:lvl w:ilvl="2" w:tplc="0407001B" w:tentative="1">
@@ -391,7 +1133,7 @@
       <w:lvlText w:val="%3."/>
       <w:lvlJc w:val="right"/>
       <w:pPr>
-        <w:ind w:left="2160" w:hanging="180"/>
+        <w:ind w:left="2934" w:hanging="180"/>
       </w:pPr>
     </w:lvl>
     <w:lvl w:ilvl="3" w:tplc="0407000F" w:tentative="1">
@@ -400,7 +1142,7 @@
       <w:lvlText w:val="%4."/>
       <w:lvlJc w:val="left"/>
       <w:pPr>
-        <w:ind w:left="2880" w:hanging="360"/>
+        <w:ind w:left="3654" w:hanging="360"/>
       </w:pPr>
     </w:lvl>
     <w:lvl w:ilvl="4" w:tplc="04070019" w:tentative="1">
@@ -409,7 +1151,7 @@
       <w:lvlText w:val="%5."/>
       <w:lvlJc w:val="left"/>
       <w:pPr>
-        <w:ind w:left="3600" w:hanging="360"/>
+        <w:ind w:left="4374" w:hanging="360"/>
       </w:pPr>
     </w:lvl>
     <w:lvl w:ilvl="5" w:tplc="0407001B" w:tentative="1">
@@ -418,7 +1160,7 @@
       <w:lvlText w:val="%6."/>
       <w:lvlJc w:val="right"/>
       <w:pPr>
-        <w:ind w:left="4320" w:hanging="180"/>
+        <w:ind w:left="5094" w:hanging="180"/>
       </w:pPr>
     </w:lvl>
     <w:lvl w:ilvl="6" w:tplc="0407000F" w:tentative="1">
@@ -427,7 +1169,7 @@
       <w:lvlText w:val="%7."/>
       <w:lvlJc w:val="left"/>
       <w:pPr>
-        <w:ind w:left="5040" w:hanging="360"/>
+        <w:ind w:left="5814" w:hanging="360"/>
       </w:pPr>
     </w:lvl>
     <w:lvl w:ilvl="7" w:tplc="04070019" w:tentative="1">
@@ -436,7 +1178,7 @@
       <w:lvlText w:val="%8."/>
       <w:lvlJc w:val="left"/>
       <w:pPr>
-        <w:ind w:left="5760" w:hanging="360"/>
+        <w:ind w:left="6534" w:hanging="360"/>
       </w:pPr>
     </w:lvl>
     <w:lvl w:ilvl="8" w:tplc="0407001B" w:tentative="1">
@@ -445,12 +1187,959 @@
       <w:lvlText w:val="%9."/>
       <w:lvlJc w:val="right"/>
       <w:pPr>
+        <w:ind w:left="7254" w:hanging="180"/>
+      </w:pPr>
+    </w:lvl>
+  </w:abstractNum>
+  <w:abstractNum w:abstractNumId="2" w15:restartNumberingAfterBreak="0">
+    <w:nsid w:val="1C2A3BEF"/>
+    <w:multiLevelType w:val="multilevel"/>
+    <w:tmpl w:val="B772FDE2"/>
+    <w:lvl w:ilvl="0">
+      <w:start w:val="1"/>
+      <w:numFmt w:val="bullet"/>
+      <w:lvlText w:val=""/>
+      <w:lvlJc w:val="left"/>
+      <w:pPr>
+        <w:ind w:left="720" w:hanging="360"/>
+      </w:pPr>
+      <w:rPr>
+        <w:rFonts w:ascii="Wingdings" w:hAnsi="Wingdings" w:hint="default"/>
+      </w:rPr>
+    </w:lvl>
+    <w:lvl w:ilvl="1">
+      <w:start w:val="1"/>
+      <w:numFmt w:val="decimal"/>
+      <w:isLgl/>
+      <w:lvlText w:val="%1.%2"/>
+      <w:lvlJc w:val="left"/>
+      <w:pPr>
+        <w:ind w:left="1078" w:hanging="370"/>
+      </w:pPr>
+      <w:rPr>
+        <w:rFonts w:hint="default"/>
+      </w:rPr>
+    </w:lvl>
+    <w:lvl w:ilvl="2">
+      <w:start w:val="1"/>
+      <w:numFmt w:val="bullet"/>
+      <w:lvlText w:val=""/>
+      <w:lvlJc w:val="left"/>
+      <w:pPr>
+        <w:ind w:left="1416" w:hanging="360"/>
+      </w:pPr>
+      <w:rPr>
+        <w:rFonts w:ascii="Symbol" w:hAnsi="Symbol" w:hint="default"/>
+      </w:rPr>
+    </w:lvl>
+    <w:lvl w:ilvl="3">
+      <w:start w:val="1"/>
+      <w:numFmt w:val="decimal"/>
+      <w:isLgl/>
+      <w:lvlText w:val="%1.%2.%3.%4"/>
+      <w:lvlJc w:val="left"/>
+      <w:pPr>
+        <w:ind w:left="2484" w:hanging="1080"/>
+      </w:pPr>
+      <w:rPr>
+        <w:rFonts w:hint="default"/>
+      </w:rPr>
+    </w:lvl>
+    <w:lvl w:ilvl="4">
+      <w:start w:val="1"/>
+      <w:numFmt w:val="decimal"/>
+      <w:isLgl/>
+      <w:lvlText w:val="%1.%2.%3.%4.%5"/>
+      <w:lvlJc w:val="left"/>
+      <w:pPr>
+        <w:ind w:left="2832" w:hanging="1080"/>
+      </w:pPr>
+      <w:rPr>
+        <w:rFonts w:hint="default"/>
+      </w:rPr>
+    </w:lvl>
+    <w:lvl w:ilvl="5">
+      <w:start w:val="1"/>
+      <w:numFmt w:val="decimal"/>
+      <w:isLgl/>
+      <w:lvlText w:val="%1.%2.%3.%4.%5.%6"/>
+      <w:lvlJc w:val="left"/>
+      <w:pPr>
+        <w:ind w:left="3540" w:hanging="1440"/>
+      </w:pPr>
+      <w:rPr>
+        <w:rFonts w:hint="default"/>
+      </w:rPr>
+    </w:lvl>
+    <w:lvl w:ilvl="6">
+      <w:start w:val="1"/>
+      <w:numFmt w:val="decimal"/>
+      <w:isLgl/>
+      <w:lvlText w:val="%1.%2.%3.%4.%5.%6.%7"/>
+      <w:lvlJc w:val="left"/>
+      <w:pPr>
+        <w:ind w:left="3888" w:hanging="1440"/>
+      </w:pPr>
+      <w:rPr>
+        <w:rFonts w:hint="default"/>
+      </w:rPr>
+    </w:lvl>
+    <w:lvl w:ilvl="7">
+      <w:start w:val="1"/>
+      <w:numFmt w:val="decimal"/>
+      <w:isLgl/>
+      <w:lvlText w:val="%1.%2.%3.%4.%5.%6.%7.%8"/>
+      <w:lvlJc w:val="left"/>
+      <w:pPr>
+        <w:ind w:left="4596" w:hanging="1800"/>
+      </w:pPr>
+      <w:rPr>
+        <w:rFonts w:hint="default"/>
+      </w:rPr>
+    </w:lvl>
+    <w:lvl w:ilvl="8">
+      <w:start w:val="1"/>
+      <w:numFmt w:val="decimal"/>
+      <w:isLgl/>
+      <w:lvlText w:val="%1.%2.%3.%4.%5.%6.%7.%8.%9"/>
+      <w:lvlJc w:val="left"/>
+      <w:pPr>
+        <w:ind w:left="4944" w:hanging="1800"/>
+      </w:pPr>
+      <w:rPr>
+        <w:rFonts w:hint="default"/>
+      </w:rPr>
+    </w:lvl>
+  </w:abstractNum>
+  <w:abstractNum w:abstractNumId="3" w15:restartNumberingAfterBreak="0">
+    <w:nsid w:val="1C517867"/>
+    <w:multiLevelType w:val="multilevel"/>
+    <w:tmpl w:val="90767538"/>
+    <w:lvl w:ilvl="0">
+      <w:start w:val="1"/>
+      <w:numFmt w:val="decimal"/>
+      <w:lvlText w:val="%1."/>
+      <w:lvlJc w:val="left"/>
+      <w:pPr>
+        <w:ind w:left="720" w:hanging="360"/>
+      </w:pPr>
+      <w:rPr>
+        <w:rFonts w:hint="default"/>
+      </w:rPr>
+    </w:lvl>
+    <w:lvl w:ilvl="1">
+      <w:start w:val="1"/>
+      <w:numFmt w:val="decimal"/>
+      <w:isLgl/>
+      <w:lvlText w:val="%1.%2"/>
+      <w:lvlJc w:val="left"/>
+      <w:pPr>
+        <w:ind w:left="1078" w:hanging="370"/>
+      </w:pPr>
+      <w:rPr>
+        <w:rFonts w:hint="default"/>
+      </w:rPr>
+    </w:lvl>
+    <w:lvl w:ilvl="2">
+      <w:start w:val="1"/>
+      <w:numFmt w:val="bullet"/>
+      <w:lvlText w:val=""/>
+      <w:lvlJc w:val="left"/>
+      <w:pPr>
+        <w:ind w:left="1416" w:hanging="360"/>
+      </w:pPr>
+      <w:rPr>
+        <w:rFonts w:ascii="Symbol" w:hAnsi="Symbol" w:hint="default"/>
+      </w:rPr>
+    </w:lvl>
+    <w:lvl w:ilvl="3">
+      <w:start w:val="1"/>
+      <w:numFmt w:val="decimal"/>
+      <w:isLgl/>
+      <w:lvlText w:val="%1.%2.%3.%4"/>
+      <w:lvlJc w:val="left"/>
+      <w:pPr>
+        <w:ind w:left="2484" w:hanging="1080"/>
+      </w:pPr>
+      <w:rPr>
+        <w:rFonts w:hint="default"/>
+      </w:rPr>
+    </w:lvl>
+    <w:lvl w:ilvl="4">
+      <w:start w:val="1"/>
+      <w:numFmt w:val="decimal"/>
+      <w:isLgl/>
+      <w:lvlText w:val="%1.%2.%3.%4.%5"/>
+      <w:lvlJc w:val="left"/>
+      <w:pPr>
+        <w:ind w:left="2832" w:hanging="1080"/>
+      </w:pPr>
+      <w:rPr>
+        <w:rFonts w:hint="default"/>
+      </w:rPr>
+    </w:lvl>
+    <w:lvl w:ilvl="5">
+      <w:start w:val="1"/>
+      <w:numFmt w:val="decimal"/>
+      <w:isLgl/>
+      <w:lvlText w:val="%1.%2.%3.%4.%5.%6"/>
+      <w:lvlJc w:val="left"/>
+      <w:pPr>
+        <w:ind w:left="3540" w:hanging="1440"/>
+      </w:pPr>
+      <w:rPr>
+        <w:rFonts w:hint="default"/>
+      </w:rPr>
+    </w:lvl>
+    <w:lvl w:ilvl="6">
+      <w:start w:val="1"/>
+      <w:numFmt w:val="decimal"/>
+      <w:isLgl/>
+      <w:lvlText w:val="%1.%2.%3.%4.%5.%6.%7"/>
+      <w:lvlJc w:val="left"/>
+      <w:pPr>
+        <w:ind w:left="3888" w:hanging="1440"/>
+      </w:pPr>
+      <w:rPr>
+        <w:rFonts w:hint="default"/>
+      </w:rPr>
+    </w:lvl>
+    <w:lvl w:ilvl="7">
+      <w:start w:val="1"/>
+      <w:numFmt w:val="decimal"/>
+      <w:isLgl/>
+      <w:lvlText w:val="%1.%2.%3.%4.%5.%6.%7.%8"/>
+      <w:lvlJc w:val="left"/>
+      <w:pPr>
+        <w:ind w:left="4596" w:hanging="1800"/>
+      </w:pPr>
+      <w:rPr>
+        <w:rFonts w:hint="default"/>
+      </w:rPr>
+    </w:lvl>
+    <w:lvl w:ilvl="8">
+      <w:start w:val="1"/>
+      <w:numFmt w:val="decimal"/>
+      <w:isLgl/>
+      <w:lvlText w:val="%1.%2.%3.%4.%5.%6.%7.%8.%9"/>
+      <w:lvlJc w:val="left"/>
+      <w:pPr>
+        <w:ind w:left="4944" w:hanging="1800"/>
+      </w:pPr>
+      <w:rPr>
+        <w:rFonts w:hint="default"/>
+      </w:rPr>
+    </w:lvl>
+  </w:abstractNum>
+  <w:abstractNum w:abstractNumId="4" w15:restartNumberingAfterBreak="0">
+    <w:nsid w:val="27E357CB"/>
+    <w:multiLevelType w:val="hybridMultilevel"/>
+    <w:tmpl w:val="8B22F7C4"/>
+    <w:lvl w:ilvl="0" w:tplc="B516946C">
+      <w:start w:val="4"/>
+      <w:numFmt w:val="bullet"/>
+      <w:lvlText w:val=""/>
+      <w:lvlJc w:val="left"/>
+      <w:pPr>
+        <w:ind w:left="720" w:hanging="360"/>
+      </w:pPr>
+      <w:rPr>
+        <w:rFonts w:ascii="Symbol" w:eastAsia="Times New Roman" w:hAnsi="Symbol" w:cs="Segoe UI" w:hint="default"/>
+      </w:rPr>
+    </w:lvl>
+    <w:lvl w:ilvl="1" w:tplc="04070003" w:tentative="1">
+      <w:start w:val="1"/>
+      <w:numFmt w:val="bullet"/>
+      <w:lvlText w:val="o"/>
+      <w:lvlJc w:val="left"/>
+      <w:pPr>
+        <w:ind w:left="1440" w:hanging="360"/>
+      </w:pPr>
+      <w:rPr>
+        <w:rFonts w:ascii="Courier New" w:hAnsi="Courier New" w:cs="Courier New" w:hint="default"/>
+      </w:rPr>
+    </w:lvl>
+    <w:lvl w:ilvl="2" w:tplc="04070005" w:tentative="1">
+      <w:start w:val="1"/>
+      <w:numFmt w:val="bullet"/>
+      <w:lvlText w:val=""/>
+      <w:lvlJc w:val="left"/>
+      <w:pPr>
+        <w:ind w:left="2160" w:hanging="360"/>
+      </w:pPr>
+      <w:rPr>
+        <w:rFonts w:ascii="Wingdings" w:hAnsi="Wingdings" w:hint="default"/>
+      </w:rPr>
+    </w:lvl>
+    <w:lvl w:ilvl="3" w:tplc="04070001" w:tentative="1">
+      <w:start w:val="1"/>
+      <w:numFmt w:val="bullet"/>
+      <w:lvlText w:val=""/>
+      <w:lvlJc w:val="left"/>
+      <w:pPr>
+        <w:ind w:left="2880" w:hanging="360"/>
+      </w:pPr>
+      <w:rPr>
+        <w:rFonts w:ascii="Symbol" w:hAnsi="Symbol" w:hint="default"/>
+      </w:rPr>
+    </w:lvl>
+    <w:lvl w:ilvl="4" w:tplc="04070003" w:tentative="1">
+      <w:start w:val="1"/>
+      <w:numFmt w:val="bullet"/>
+      <w:lvlText w:val="o"/>
+      <w:lvlJc w:val="left"/>
+      <w:pPr>
+        <w:ind w:left="3600" w:hanging="360"/>
+      </w:pPr>
+      <w:rPr>
+        <w:rFonts w:ascii="Courier New" w:hAnsi="Courier New" w:cs="Courier New" w:hint="default"/>
+      </w:rPr>
+    </w:lvl>
+    <w:lvl w:ilvl="5" w:tplc="04070005" w:tentative="1">
+      <w:start w:val="1"/>
+      <w:numFmt w:val="bullet"/>
+      <w:lvlText w:val=""/>
+      <w:lvlJc w:val="left"/>
+      <w:pPr>
+        <w:ind w:left="4320" w:hanging="360"/>
+      </w:pPr>
+      <w:rPr>
+        <w:rFonts w:ascii="Wingdings" w:hAnsi="Wingdings" w:hint="default"/>
+      </w:rPr>
+    </w:lvl>
+    <w:lvl w:ilvl="6" w:tplc="04070001" w:tentative="1">
+      <w:start w:val="1"/>
+      <w:numFmt w:val="bullet"/>
+      <w:lvlText w:val=""/>
+      <w:lvlJc w:val="left"/>
+      <w:pPr>
+        <w:ind w:left="5040" w:hanging="360"/>
+      </w:pPr>
+      <w:rPr>
+        <w:rFonts w:ascii="Symbol" w:hAnsi="Symbol" w:hint="default"/>
+      </w:rPr>
+    </w:lvl>
+    <w:lvl w:ilvl="7" w:tplc="04070003" w:tentative="1">
+      <w:start w:val="1"/>
+      <w:numFmt w:val="bullet"/>
+      <w:lvlText w:val="o"/>
+      <w:lvlJc w:val="left"/>
+      <w:pPr>
+        <w:ind w:left="5760" w:hanging="360"/>
+      </w:pPr>
+      <w:rPr>
+        <w:rFonts w:ascii="Courier New" w:hAnsi="Courier New" w:cs="Courier New" w:hint="default"/>
+      </w:rPr>
+    </w:lvl>
+    <w:lvl w:ilvl="8" w:tplc="04070005" w:tentative="1">
+      <w:start w:val="1"/>
+      <w:numFmt w:val="bullet"/>
+      <w:lvlText w:val=""/>
+      <w:lvlJc w:val="left"/>
+      <w:pPr>
+        <w:ind w:left="6480" w:hanging="360"/>
+      </w:pPr>
+      <w:rPr>
+        <w:rFonts w:ascii="Wingdings" w:hAnsi="Wingdings" w:hint="default"/>
+      </w:rPr>
+    </w:lvl>
+  </w:abstractNum>
+  <w:abstractNum w:abstractNumId="5" w15:restartNumberingAfterBreak="0">
+    <w:nsid w:val="34DF1005"/>
+    <w:multiLevelType w:val="hybridMultilevel"/>
+    <w:tmpl w:val="87622A32"/>
+    <w:lvl w:ilvl="0" w:tplc="0407000F">
+      <w:start w:val="1"/>
+      <w:numFmt w:val="decimal"/>
+      <w:lvlText w:val="%1."/>
+      <w:lvlJc w:val="left"/>
+      <w:pPr>
+        <w:ind w:left="720" w:hanging="360"/>
+      </w:pPr>
+    </w:lvl>
+    <w:lvl w:ilvl="1" w:tplc="04070019" w:tentative="1">
+      <w:start w:val="1"/>
+      <w:numFmt w:val="lowerLetter"/>
+      <w:lvlText w:val="%2."/>
+      <w:lvlJc w:val="left"/>
+      <w:pPr>
+        <w:ind w:left="1440" w:hanging="360"/>
+      </w:pPr>
+    </w:lvl>
+    <w:lvl w:ilvl="2" w:tplc="0407001B" w:tentative="1">
+      <w:start w:val="1"/>
+      <w:numFmt w:val="lowerRoman"/>
+      <w:lvlText w:val="%3."/>
+      <w:lvlJc w:val="right"/>
+      <w:pPr>
+        <w:ind w:left="2160" w:hanging="180"/>
+      </w:pPr>
+    </w:lvl>
+    <w:lvl w:ilvl="3" w:tplc="0407000F" w:tentative="1">
+      <w:start w:val="1"/>
+      <w:numFmt w:val="decimal"/>
+      <w:lvlText w:val="%4."/>
+      <w:lvlJc w:val="left"/>
+      <w:pPr>
+        <w:ind w:left="2880" w:hanging="360"/>
+      </w:pPr>
+    </w:lvl>
+    <w:lvl w:ilvl="4" w:tplc="04070019" w:tentative="1">
+      <w:start w:val="1"/>
+      <w:numFmt w:val="lowerLetter"/>
+      <w:lvlText w:val="%5."/>
+      <w:lvlJc w:val="left"/>
+      <w:pPr>
+        <w:ind w:left="3600" w:hanging="360"/>
+      </w:pPr>
+    </w:lvl>
+    <w:lvl w:ilvl="5" w:tplc="0407001B" w:tentative="1">
+      <w:start w:val="1"/>
+      <w:numFmt w:val="lowerRoman"/>
+      <w:lvlText w:val="%6."/>
+      <w:lvlJc w:val="right"/>
+      <w:pPr>
+        <w:ind w:left="4320" w:hanging="180"/>
+      </w:pPr>
+    </w:lvl>
+    <w:lvl w:ilvl="6" w:tplc="0407000F" w:tentative="1">
+      <w:start w:val="1"/>
+      <w:numFmt w:val="decimal"/>
+      <w:lvlText w:val="%7."/>
+      <w:lvlJc w:val="left"/>
+      <w:pPr>
+        <w:ind w:left="5040" w:hanging="360"/>
+      </w:pPr>
+    </w:lvl>
+    <w:lvl w:ilvl="7" w:tplc="04070019" w:tentative="1">
+      <w:start w:val="1"/>
+      <w:numFmt w:val="lowerLetter"/>
+      <w:lvlText w:val="%8."/>
+      <w:lvlJc w:val="left"/>
+      <w:pPr>
+        <w:ind w:left="5760" w:hanging="360"/>
+      </w:pPr>
+    </w:lvl>
+    <w:lvl w:ilvl="8" w:tplc="0407001B" w:tentative="1">
+      <w:start w:val="1"/>
+      <w:numFmt w:val="lowerRoman"/>
+      <w:lvlText w:val="%9."/>
+      <w:lvlJc w:val="right"/>
+      <w:pPr>
         <w:ind w:left="6480" w:hanging="180"/>
       </w:pPr>
+    </w:lvl>
+  </w:abstractNum>
+  <w:abstractNum w:abstractNumId="6" w15:restartNumberingAfterBreak="0">
+    <w:nsid w:val="53814972"/>
+    <w:multiLevelType w:val="multilevel"/>
+    <w:tmpl w:val="7D7A5916"/>
+    <w:lvl w:ilvl="0">
+      <w:start w:val="1"/>
+      <w:numFmt w:val="bullet"/>
+      <w:lvlText w:val=""/>
+      <w:lvlJc w:val="left"/>
+      <w:pPr>
+        <w:ind w:left="1068" w:hanging="360"/>
+      </w:pPr>
+      <w:rPr>
+        <w:rFonts w:ascii="Symbol" w:hAnsi="Symbol" w:hint="default"/>
+      </w:rPr>
+    </w:lvl>
+    <w:lvl w:ilvl="1">
+      <w:start w:val="1"/>
+      <w:numFmt w:val="decimal"/>
+      <w:isLgl/>
+      <w:lvlText w:val="%1.%2"/>
+      <w:lvlJc w:val="left"/>
+      <w:pPr>
+        <w:ind w:left="1426" w:hanging="370"/>
+      </w:pPr>
+      <w:rPr>
+        <w:rFonts w:hint="default"/>
+      </w:rPr>
+    </w:lvl>
+    <w:lvl w:ilvl="2">
+      <w:start w:val="1"/>
+      <w:numFmt w:val="bullet"/>
+      <w:lvlText w:val=""/>
+      <w:lvlJc w:val="left"/>
+      <w:pPr>
+        <w:ind w:left="1764" w:hanging="360"/>
+      </w:pPr>
+      <w:rPr>
+        <w:rFonts w:ascii="Symbol" w:hAnsi="Symbol" w:hint="default"/>
+      </w:rPr>
+    </w:lvl>
+    <w:lvl w:ilvl="3">
+      <w:start w:val="1"/>
+      <w:numFmt w:val="decimal"/>
+      <w:isLgl/>
+      <w:lvlText w:val="%1.%2.%3.%4"/>
+      <w:lvlJc w:val="left"/>
+      <w:pPr>
+        <w:ind w:left="2832" w:hanging="1080"/>
+      </w:pPr>
+      <w:rPr>
+        <w:rFonts w:hint="default"/>
+      </w:rPr>
+    </w:lvl>
+    <w:lvl w:ilvl="4">
+      <w:start w:val="1"/>
+      <w:numFmt w:val="decimal"/>
+      <w:isLgl/>
+      <w:lvlText w:val="%1.%2.%3.%4.%5"/>
+      <w:lvlJc w:val="left"/>
+      <w:pPr>
+        <w:ind w:left="3180" w:hanging="1080"/>
+      </w:pPr>
+      <w:rPr>
+        <w:rFonts w:hint="default"/>
+      </w:rPr>
+    </w:lvl>
+    <w:lvl w:ilvl="5">
+      <w:start w:val="1"/>
+      <w:numFmt w:val="decimal"/>
+      <w:isLgl/>
+      <w:lvlText w:val="%1.%2.%3.%4.%5.%6"/>
+      <w:lvlJc w:val="left"/>
+      <w:pPr>
+        <w:ind w:left="3888" w:hanging="1440"/>
+      </w:pPr>
+      <w:rPr>
+        <w:rFonts w:hint="default"/>
+      </w:rPr>
+    </w:lvl>
+    <w:lvl w:ilvl="6">
+      <w:start w:val="1"/>
+      <w:numFmt w:val="decimal"/>
+      <w:isLgl/>
+      <w:lvlText w:val="%1.%2.%3.%4.%5.%6.%7"/>
+      <w:lvlJc w:val="left"/>
+      <w:pPr>
+        <w:ind w:left="4236" w:hanging="1440"/>
+      </w:pPr>
+      <w:rPr>
+        <w:rFonts w:hint="default"/>
+      </w:rPr>
+    </w:lvl>
+    <w:lvl w:ilvl="7">
+      <w:start w:val="1"/>
+      <w:numFmt w:val="decimal"/>
+      <w:isLgl/>
+      <w:lvlText w:val="%1.%2.%3.%4.%5.%6.%7.%8"/>
+      <w:lvlJc w:val="left"/>
+      <w:pPr>
+        <w:ind w:left="4944" w:hanging="1800"/>
+      </w:pPr>
+      <w:rPr>
+        <w:rFonts w:hint="default"/>
+      </w:rPr>
+    </w:lvl>
+    <w:lvl w:ilvl="8">
+      <w:start w:val="1"/>
+      <w:numFmt w:val="decimal"/>
+      <w:isLgl/>
+      <w:lvlText w:val="%1.%2.%3.%4.%5.%6.%7.%8.%9"/>
+      <w:lvlJc w:val="left"/>
+      <w:pPr>
+        <w:ind w:left="5292" w:hanging="1800"/>
+      </w:pPr>
+      <w:rPr>
+        <w:rFonts w:hint="default"/>
+      </w:rPr>
+    </w:lvl>
+  </w:abstractNum>
+  <w:abstractNum w:abstractNumId="7" w15:restartNumberingAfterBreak="0">
+    <w:nsid w:val="5AE67A23"/>
+    <w:multiLevelType w:val="multilevel"/>
+    <w:tmpl w:val="90767538"/>
+    <w:lvl w:ilvl="0">
+      <w:start w:val="1"/>
+      <w:numFmt w:val="decimal"/>
+      <w:lvlText w:val="%1."/>
+      <w:lvlJc w:val="left"/>
+      <w:pPr>
+        <w:ind w:left="720" w:hanging="360"/>
+      </w:pPr>
+      <w:rPr>
+        <w:rFonts w:hint="default"/>
+      </w:rPr>
+    </w:lvl>
+    <w:lvl w:ilvl="1">
+      <w:start w:val="1"/>
+      <w:numFmt w:val="decimal"/>
+      <w:isLgl/>
+      <w:lvlText w:val="%1.%2"/>
+      <w:lvlJc w:val="left"/>
+      <w:pPr>
+        <w:ind w:left="1078" w:hanging="370"/>
+      </w:pPr>
+      <w:rPr>
+        <w:rFonts w:hint="default"/>
+      </w:rPr>
+    </w:lvl>
+    <w:lvl w:ilvl="2">
+      <w:start w:val="1"/>
+      <w:numFmt w:val="bullet"/>
+      <w:lvlText w:val=""/>
+      <w:lvlJc w:val="left"/>
+      <w:pPr>
+        <w:ind w:left="1416" w:hanging="360"/>
+      </w:pPr>
+      <w:rPr>
+        <w:rFonts w:ascii="Symbol" w:hAnsi="Symbol" w:hint="default"/>
+      </w:rPr>
+    </w:lvl>
+    <w:lvl w:ilvl="3">
+      <w:start w:val="1"/>
+      <w:numFmt w:val="decimal"/>
+      <w:isLgl/>
+      <w:lvlText w:val="%1.%2.%3.%4"/>
+      <w:lvlJc w:val="left"/>
+      <w:pPr>
+        <w:ind w:left="2484" w:hanging="1080"/>
+      </w:pPr>
+      <w:rPr>
+        <w:rFonts w:hint="default"/>
+      </w:rPr>
+    </w:lvl>
+    <w:lvl w:ilvl="4">
+      <w:start w:val="1"/>
+      <w:numFmt w:val="decimal"/>
+      <w:isLgl/>
+      <w:lvlText w:val="%1.%2.%3.%4.%5"/>
+      <w:lvlJc w:val="left"/>
+      <w:pPr>
+        <w:ind w:left="2832" w:hanging="1080"/>
+      </w:pPr>
+      <w:rPr>
+        <w:rFonts w:hint="default"/>
+      </w:rPr>
+    </w:lvl>
+    <w:lvl w:ilvl="5">
+      <w:start w:val="1"/>
+      <w:numFmt w:val="decimal"/>
+      <w:isLgl/>
+      <w:lvlText w:val="%1.%2.%3.%4.%5.%6"/>
+      <w:lvlJc w:val="left"/>
+      <w:pPr>
+        <w:ind w:left="3540" w:hanging="1440"/>
+      </w:pPr>
+      <w:rPr>
+        <w:rFonts w:hint="default"/>
+      </w:rPr>
+    </w:lvl>
+    <w:lvl w:ilvl="6">
+      <w:start w:val="1"/>
+      <w:numFmt w:val="decimal"/>
+      <w:isLgl/>
+      <w:lvlText w:val="%1.%2.%3.%4.%5.%6.%7"/>
+      <w:lvlJc w:val="left"/>
+      <w:pPr>
+        <w:ind w:left="3888" w:hanging="1440"/>
+      </w:pPr>
+      <w:rPr>
+        <w:rFonts w:hint="default"/>
+      </w:rPr>
+    </w:lvl>
+    <w:lvl w:ilvl="7">
+      <w:start w:val="1"/>
+      <w:numFmt w:val="decimal"/>
+      <w:isLgl/>
+      <w:lvlText w:val="%1.%2.%3.%4.%5.%6.%7.%8"/>
+      <w:lvlJc w:val="left"/>
+      <w:pPr>
+        <w:ind w:left="4596" w:hanging="1800"/>
+      </w:pPr>
+      <w:rPr>
+        <w:rFonts w:hint="default"/>
+      </w:rPr>
+    </w:lvl>
+    <w:lvl w:ilvl="8">
+      <w:start w:val="1"/>
+      <w:numFmt w:val="decimal"/>
+      <w:isLgl/>
+      <w:lvlText w:val="%1.%2.%3.%4.%5.%6.%7.%8.%9"/>
+      <w:lvlJc w:val="left"/>
+      <w:pPr>
+        <w:ind w:left="4944" w:hanging="1800"/>
+      </w:pPr>
+      <w:rPr>
+        <w:rFonts w:hint="default"/>
+      </w:rPr>
+    </w:lvl>
+  </w:abstractNum>
+  <w:abstractNum w:abstractNumId="8" w15:restartNumberingAfterBreak="0">
+    <w:nsid w:val="5E1A633F"/>
+    <w:multiLevelType w:val="multilevel"/>
+    <w:tmpl w:val="ADDC55AA"/>
+    <w:lvl w:ilvl="0">
+      <w:start w:val="1"/>
+      <w:numFmt w:val="decimal"/>
+      <w:lvlText w:val="%1."/>
+      <w:lvlJc w:val="left"/>
+      <w:pPr>
+        <w:ind w:left="720" w:hanging="360"/>
+      </w:pPr>
+      <w:rPr>
+        <w:rFonts w:hint="default"/>
+      </w:rPr>
+    </w:lvl>
+    <w:lvl w:ilvl="1">
+      <w:start w:val="1"/>
+      <w:numFmt w:val="decimal"/>
+      <w:isLgl/>
+      <w:lvlText w:val="%1.%2"/>
+      <w:lvlJc w:val="left"/>
+      <w:pPr>
+        <w:ind w:left="1078" w:hanging="370"/>
+      </w:pPr>
+      <w:rPr>
+        <w:rFonts w:hint="default"/>
+      </w:rPr>
+    </w:lvl>
+    <w:lvl w:ilvl="2">
+      <w:start w:val="1"/>
+      <w:numFmt w:val="decimal"/>
+      <w:isLgl/>
+      <w:lvlText w:val="%1.%2.%3"/>
+      <w:lvlJc w:val="left"/>
+      <w:pPr>
+        <w:ind w:left="1776" w:hanging="720"/>
+      </w:pPr>
+      <w:rPr>
+        <w:rFonts w:hint="default"/>
+      </w:rPr>
+    </w:lvl>
+    <w:lvl w:ilvl="3">
+      <w:start w:val="1"/>
+      <w:numFmt w:val="decimal"/>
+      <w:isLgl/>
+      <w:lvlText w:val="%1.%2.%3.%4"/>
+      <w:lvlJc w:val="left"/>
+      <w:pPr>
+        <w:ind w:left="2484" w:hanging="1080"/>
+      </w:pPr>
+      <w:rPr>
+        <w:rFonts w:hint="default"/>
+      </w:rPr>
+    </w:lvl>
+    <w:lvl w:ilvl="4">
+      <w:start w:val="1"/>
+      <w:numFmt w:val="decimal"/>
+      <w:isLgl/>
+      <w:lvlText w:val="%1.%2.%3.%4.%5"/>
+      <w:lvlJc w:val="left"/>
+      <w:pPr>
+        <w:ind w:left="2832" w:hanging="1080"/>
+      </w:pPr>
+      <w:rPr>
+        <w:rFonts w:hint="default"/>
+      </w:rPr>
+    </w:lvl>
+    <w:lvl w:ilvl="5">
+      <w:start w:val="1"/>
+      <w:numFmt w:val="decimal"/>
+      <w:isLgl/>
+      <w:lvlText w:val="%1.%2.%3.%4.%5.%6"/>
+      <w:lvlJc w:val="left"/>
+      <w:pPr>
+        <w:ind w:left="3540" w:hanging="1440"/>
+      </w:pPr>
+      <w:rPr>
+        <w:rFonts w:hint="default"/>
+      </w:rPr>
+    </w:lvl>
+    <w:lvl w:ilvl="6">
+      <w:start w:val="1"/>
+      <w:numFmt w:val="decimal"/>
+      <w:isLgl/>
+      <w:lvlText w:val="%1.%2.%3.%4.%5.%6.%7"/>
+      <w:lvlJc w:val="left"/>
+      <w:pPr>
+        <w:ind w:left="3888" w:hanging="1440"/>
+      </w:pPr>
+      <w:rPr>
+        <w:rFonts w:hint="default"/>
+      </w:rPr>
+    </w:lvl>
+    <w:lvl w:ilvl="7">
+      <w:start w:val="1"/>
+      <w:numFmt w:val="decimal"/>
+      <w:isLgl/>
+      <w:lvlText w:val="%1.%2.%3.%4.%5.%6.%7.%8"/>
+      <w:lvlJc w:val="left"/>
+      <w:pPr>
+        <w:ind w:left="4596" w:hanging="1800"/>
+      </w:pPr>
+      <w:rPr>
+        <w:rFonts w:hint="default"/>
+      </w:rPr>
+    </w:lvl>
+    <w:lvl w:ilvl="8">
+      <w:start w:val="1"/>
+      <w:numFmt w:val="decimal"/>
+      <w:isLgl/>
+      <w:lvlText w:val="%1.%2.%3.%4.%5.%6.%7.%8.%9"/>
+      <w:lvlJc w:val="left"/>
+      <w:pPr>
+        <w:ind w:left="4944" w:hanging="1800"/>
+      </w:pPr>
+      <w:rPr>
+        <w:rFonts w:hint="default"/>
+      </w:rPr>
+    </w:lvl>
+  </w:abstractNum>
+  <w:abstractNum w:abstractNumId="9" w15:restartNumberingAfterBreak="0">
+    <w:nsid w:val="73C8170F"/>
+    <w:multiLevelType w:val="multilevel"/>
+    <w:tmpl w:val="90767538"/>
+    <w:lvl w:ilvl="0">
+      <w:start w:val="1"/>
+      <w:numFmt w:val="decimal"/>
+      <w:lvlText w:val="%1."/>
+      <w:lvlJc w:val="left"/>
+      <w:pPr>
+        <w:ind w:left="720" w:hanging="360"/>
+      </w:pPr>
+      <w:rPr>
+        <w:rFonts w:hint="default"/>
+      </w:rPr>
+    </w:lvl>
+    <w:lvl w:ilvl="1">
+      <w:start w:val="1"/>
+      <w:numFmt w:val="decimal"/>
+      <w:isLgl/>
+      <w:lvlText w:val="%1.%2"/>
+      <w:lvlJc w:val="left"/>
+      <w:pPr>
+        <w:ind w:left="1078" w:hanging="370"/>
+      </w:pPr>
+      <w:rPr>
+        <w:rFonts w:hint="default"/>
+      </w:rPr>
+    </w:lvl>
+    <w:lvl w:ilvl="2">
+      <w:start w:val="1"/>
+      <w:numFmt w:val="bullet"/>
+      <w:lvlText w:val=""/>
+      <w:lvlJc w:val="left"/>
+      <w:pPr>
+        <w:ind w:left="1416" w:hanging="360"/>
+      </w:pPr>
+      <w:rPr>
+        <w:rFonts w:ascii="Symbol" w:hAnsi="Symbol" w:hint="default"/>
+      </w:rPr>
+    </w:lvl>
+    <w:lvl w:ilvl="3">
+      <w:start w:val="1"/>
+      <w:numFmt w:val="decimal"/>
+      <w:isLgl/>
+      <w:lvlText w:val="%1.%2.%3.%4"/>
+      <w:lvlJc w:val="left"/>
+      <w:pPr>
+        <w:ind w:left="2484" w:hanging="1080"/>
+      </w:pPr>
+      <w:rPr>
+        <w:rFonts w:hint="default"/>
+      </w:rPr>
+    </w:lvl>
+    <w:lvl w:ilvl="4">
+      <w:start w:val="1"/>
+      <w:numFmt w:val="decimal"/>
+      <w:isLgl/>
+      <w:lvlText w:val="%1.%2.%3.%4.%5"/>
+      <w:lvlJc w:val="left"/>
+      <w:pPr>
+        <w:ind w:left="2832" w:hanging="1080"/>
+      </w:pPr>
+      <w:rPr>
+        <w:rFonts w:hint="default"/>
+      </w:rPr>
+    </w:lvl>
+    <w:lvl w:ilvl="5">
+      <w:start w:val="1"/>
+      <w:numFmt w:val="decimal"/>
+      <w:isLgl/>
+      <w:lvlText w:val="%1.%2.%3.%4.%5.%6"/>
+      <w:lvlJc w:val="left"/>
+      <w:pPr>
+        <w:ind w:left="3540" w:hanging="1440"/>
+      </w:pPr>
+      <w:rPr>
+        <w:rFonts w:hint="default"/>
+      </w:rPr>
+    </w:lvl>
+    <w:lvl w:ilvl="6">
+      <w:start w:val="1"/>
+      <w:numFmt w:val="decimal"/>
+      <w:isLgl/>
+      <w:lvlText w:val="%1.%2.%3.%4.%5.%6.%7"/>
+      <w:lvlJc w:val="left"/>
+      <w:pPr>
+        <w:ind w:left="3888" w:hanging="1440"/>
+      </w:pPr>
+      <w:rPr>
+        <w:rFonts w:hint="default"/>
+      </w:rPr>
+    </w:lvl>
+    <w:lvl w:ilvl="7">
+      <w:start w:val="1"/>
+      <w:numFmt w:val="decimal"/>
+      <w:isLgl/>
+      <w:lvlText w:val="%1.%2.%3.%4.%5.%6.%7.%8"/>
+      <w:lvlJc w:val="left"/>
+      <w:pPr>
+        <w:ind w:left="4596" w:hanging="1800"/>
+      </w:pPr>
+      <w:rPr>
+        <w:rFonts w:hint="default"/>
+      </w:rPr>
+    </w:lvl>
+    <w:lvl w:ilvl="8">
+      <w:start w:val="1"/>
+      <w:numFmt w:val="decimal"/>
+      <w:isLgl/>
+      <w:lvlText w:val="%1.%2.%3.%4.%5.%6.%7.%8.%9"/>
+      <w:lvlJc w:val="left"/>
+      <w:pPr>
+        <w:ind w:left="4944" w:hanging="1800"/>
+      </w:pPr>
+      <w:rPr>
+        <w:rFonts w:hint="default"/>
+      </w:rPr>
     </w:lvl>
   </w:abstractNum>
   <w:num w:numId="1" w16cid:durableId="1329097962">
+    <w:abstractNumId w:val="1"/>
+  </w:num>
+  <w:num w:numId="2" w16cid:durableId="1603881613">
+    <w:abstractNumId w:val="5"/>
+  </w:num>
+  <w:num w:numId="3" w16cid:durableId="1432319059">
+    <w:abstractNumId w:val="8"/>
+  </w:num>
+  <w:num w:numId="4" w16cid:durableId="1846286959">
+    <w:abstractNumId w:val="7"/>
+  </w:num>
+  <w:num w:numId="5" w16cid:durableId="1607738500">
+    <w:abstractNumId w:val="9"/>
+  </w:num>
+  <w:num w:numId="6" w16cid:durableId="1357655594">
+    <w:abstractNumId w:val="3"/>
+  </w:num>
+  <w:num w:numId="7" w16cid:durableId="1372413741">
     <w:abstractNumId w:val="0"/>
+  </w:num>
+  <w:num w:numId="8" w16cid:durableId="1777671815">
+    <w:abstractNumId w:val="4"/>
+  </w:num>
+  <w:num w:numId="9" w16cid:durableId="27685313">
+    <w:abstractNumId w:val="2"/>
+  </w:num>
+  <w:num w:numId="10" w16cid:durableId="1876968170">
+    <w:abstractNumId w:val="6"/>
   </w:num>
 </w:numbering>
 </file>

--- a/Notizen.docx
+++ b/Notizen.docx
@@ -506,6 +506,57 @@
       <w:pPr>
         <w:pStyle w:val="Listenabsatz"/>
         <w:numPr>
+          <w:ilvl w:val="0"/>
+          <w:numId w:val="12"/>
+        </w:numPr>
+      </w:pPr>
+      <w:r>
+        <w:t>Wie Modelle anhand Datensätze e</w:t>
+      </w:r>
+      <w:r>
+        <w:t>valuiert werden</w:t>
+      </w:r>
+    </w:p>
+    <w:p>
+      <w:pPr>
+        <w:pStyle w:val="Listenabsatz"/>
+        <w:numPr>
+          <w:ilvl w:val="0"/>
+          <w:numId w:val="12"/>
+        </w:numPr>
+        <w:rPr>
+          <w:lang w:val="en-US"/>
+        </w:rPr>
+      </w:pPr>
+      <w:r>
+        <w:rPr>
+          <w:lang w:val="en-US"/>
+        </w:rPr>
+        <w:t>Cross-dataset</w:t>
+      </w:r>
+      <w:r>
+        <w:rPr>
+          <w:lang w:val="en-US"/>
+        </w:rPr>
+        <w:t>,</w:t>
+      </w:r>
+      <w:r>
+        <w:rPr>
+          <w:lang w:val="en-US"/>
+        </w:rPr>
+        <w:t xml:space="preserve"> Within-dataset u</w:t>
+      </w:r>
+      <w:r>
+        <w:rPr>
+          <w:lang w:val="en-US"/>
+        </w:rPr>
+        <w:t>nd Person-specific</w:t>
+      </w:r>
+    </w:p>
+    <w:p>
+      <w:pPr>
+        <w:pStyle w:val="Listenabsatz"/>
+        <w:numPr>
           <w:ilvl w:val="1"/>
           <w:numId w:val="3"/>
         </w:numPr>
@@ -811,20 +862,84 @@
         <w:t>Das bestehende Model basiert auf L2CS-Net.</w:t>
       </w:r>
     </w:p>
-    <w:p>
-      <w:r>
-        <w:t xml:space="preserve">Bei Gaze </w:t>
+    <w:p/>
+    <w:p>
+      <w:r>
+        <w:t>Zum Vergleich werden einige wichtige Datensätze</w:t>
+      </w:r>
+      <w:r>
+        <w:t xml:space="preserve"> angeschaut. (</w:t>
       </w:r>
       <w:proofErr w:type="spellStart"/>
       <w:r>
+        <w:t>MPIIGaze</w:t>
+      </w:r>
+      <w:proofErr w:type="spellEnd"/>
+      <w:r>
+        <w:t>, Gaze360, ETH-</w:t>
+      </w:r>
+      <w:proofErr w:type="spellStart"/>
+      <w:r>
+        <w:t>XGaze</w:t>
+      </w:r>
+      <w:proofErr w:type="spellEnd"/>
+      <w:r>
+        <w:t>)</w:t>
+      </w:r>
+    </w:p>
+    <w:p/>
+    <w:p>
+      <w:r>
+        <w:t>Das Programm</w:t>
+      </w:r>
+      <w:r>
+        <w:t xml:space="preserve"> zeigt jeweils einen Marker in Form von kleine</w:t>
+      </w:r>
+      <w:r>
+        <w:t>n</w:t>
+      </w:r>
+      <w:r>
+        <w:t xml:space="preserve"> rote</w:t>
+      </w:r>
+      <w:r>
+        <w:t>n</w:t>
+      </w:r>
+      <w:r>
+        <w:t xml:space="preserve"> Punkten mit zufälliger Position auf dem Bildschirm. Ein immer kleiner werdender Kreis um den Marker stellt einen Fortschritt dar, wann der Nutzer eine Interaktion ausführen soll. Sobald der Kreis am kleinsten ist, ändert sich die Farbe des Markers von rot auf grün und der Nutzer hat 500ms Zeit auf die Leertaste zu drücken.</w:t>
+      </w:r>
+    </w:p>
+    <w:p>
+      <w:r>
+        <w:t>Im Moment werden 20 Marker getestet und die Positionen und Reaktionszeit pro Marker werden gespeichert.</w:t>
+      </w:r>
+    </w:p>
+    <w:p/>
+    <w:p>
+      <w:r>
+        <w:br w:type="page"/>
+      </w:r>
+    </w:p>
+    <w:p>
+      <w:r>
+        <w:lastRenderedPageBreak/>
+        <w:t>Die</w:t>
+      </w:r>
+      <w:r>
+        <w:t xml:space="preserve"> Gaze </w:t>
+      </w:r>
+      <w:proofErr w:type="spellStart"/>
+      <w:r>
         <w:t>Estimation</w:t>
       </w:r>
       <w:proofErr w:type="spellEnd"/>
       <w:r>
-        <w:t xml:space="preserve"> (Blickeinschätzung) ist generell zwischen </w:t>
-      </w:r>
-      <w:r>
-        <w:t>model</w:t>
+        <w:t xml:space="preserve"> (Blickeinschätzung)</w:t>
+      </w:r>
+      <w:r>
+        <w:t xml:space="preserve"> wird im allgemeinen</w:t>
+      </w:r>
+      <w:r>
+        <w:t xml:space="preserve"> zwischen model</w:t>
       </w:r>
       <w:r>
         <w:t>-</w:t>
@@ -843,50 +958,18 @@
       </w:r>
       <w:proofErr w:type="spellEnd"/>
       <w:r>
-        <w:t xml:space="preserve"> zu unterscheiden.</w:t>
-      </w:r>
-    </w:p>
-    <w:p/>
-    <w:p>
-      <w:r>
-        <w:t>Zum Vergleich werden einige wichtige Datensätze</w:t>
-      </w:r>
-      <w:r>
-        <w:t xml:space="preserve"> angeschaut. (</w:t>
-      </w:r>
-      <w:proofErr w:type="spellStart"/>
-      <w:r>
-        <w:t>MPIIGaze</w:t>
-      </w:r>
-      <w:proofErr w:type="spellEnd"/>
-      <w:r>
-        <w:t>, Gaze360, ETH-</w:t>
-      </w:r>
-      <w:proofErr w:type="spellStart"/>
-      <w:r>
-        <w:t>XGaze</w:t>
-      </w:r>
-      <w:proofErr w:type="spellEnd"/>
-      <w:r>
-        <w:t>)</w:t>
-      </w:r>
-    </w:p>
-    <w:p/>
-    <w:p>
-      <w:r>
-        <w:t>Das Programm</w:t>
-      </w:r>
-      <w:r>
-        <w:t xml:space="preserve"> zeigt jeweils einen Marker in Form von kleinem rotem Punkten mit zufälliger Position auf dem Bildschirm. Ein immer kleiner werdender Kreis um den Marker stellt einen Fortschritt dar, wann der Nutzer eine Interaktion ausführen soll. Sobald der Kreis am kleinsten ist, ändert sich die Farbe des Markers von rot auf grün und der Nutzer hat 500ms Zeit auf die Leertaste zu drücken.</w:t>
-      </w:r>
-    </w:p>
-    <w:p>
-      <w:r>
-        <w:t>Im Moment werden 20 Marker getestet und die Positionen und Reaktionszeit pro Marker werden gespeichert.</w:t>
-      </w:r>
-    </w:p>
-    <w:p/>
-    <w:p/>
+        <w:t xml:space="preserve"> untersch</w:t>
+      </w:r>
+      <w:r>
+        <w:t>ie</w:t>
+      </w:r>
+      <w:r>
+        <w:t>den.</w:t>
+      </w:r>
+      <w:r>
+        <w:t xml:space="preserve"> </w:t>
+      </w:r>
+    </w:p>
     <w:sectPr>
       <w:footerReference w:type="even" r:id="rId7"/>
       <w:footerReference w:type="default" r:id="rId8"/>
@@ -1631,6 +1714,119 @@
     </w:lvl>
   </w:abstractNum>
   <w:abstractNum w:abstractNumId="6" w15:restartNumberingAfterBreak="0">
+    <w:nsid w:val="37143FA5"/>
+    <w:multiLevelType w:val="hybridMultilevel"/>
+    <w:tmpl w:val="BC8A7D5C"/>
+    <w:lvl w:ilvl="0" w:tplc="04070001">
+      <w:start w:val="1"/>
+      <w:numFmt w:val="bullet"/>
+      <w:lvlText w:val=""/>
+      <w:lvlJc w:val="left"/>
+      <w:pPr>
+        <w:ind w:left="1438" w:hanging="360"/>
+      </w:pPr>
+      <w:rPr>
+        <w:rFonts w:ascii="Symbol" w:hAnsi="Symbol" w:hint="default"/>
+      </w:rPr>
+    </w:lvl>
+    <w:lvl w:ilvl="1" w:tplc="04070003" w:tentative="1">
+      <w:start w:val="1"/>
+      <w:numFmt w:val="bullet"/>
+      <w:lvlText w:val="o"/>
+      <w:lvlJc w:val="left"/>
+      <w:pPr>
+        <w:ind w:left="2158" w:hanging="360"/>
+      </w:pPr>
+      <w:rPr>
+        <w:rFonts w:ascii="Courier New" w:hAnsi="Courier New" w:cs="Courier New" w:hint="default"/>
+      </w:rPr>
+    </w:lvl>
+    <w:lvl w:ilvl="2" w:tplc="04070005" w:tentative="1">
+      <w:start w:val="1"/>
+      <w:numFmt w:val="bullet"/>
+      <w:lvlText w:val=""/>
+      <w:lvlJc w:val="left"/>
+      <w:pPr>
+        <w:ind w:left="2878" w:hanging="360"/>
+      </w:pPr>
+      <w:rPr>
+        <w:rFonts w:ascii="Wingdings" w:hAnsi="Wingdings" w:hint="default"/>
+      </w:rPr>
+    </w:lvl>
+    <w:lvl w:ilvl="3" w:tplc="04070001" w:tentative="1">
+      <w:start w:val="1"/>
+      <w:numFmt w:val="bullet"/>
+      <w:lvlText w:val=""/>
+      <w:lvlJc w:val="left"/>
+      <w:pPr>
+        <w:ind w:left="3598" w:hanging="360"/>
+      </w:pPr>
+      <w:rPr>
+        <w:rFonts w:ascii="Symbol" w:hAnsi="Symbol" w:hint="default"/>
+      </w:rPr>
+    </w:lvl>
+    <w:lvl w:ilvl="4" w:tplc="04070003" w:tentative="1">
+      <w:start w:val="1"/>
+      <w:numFmt w:val="bullet"/>
+      <w:lvlText w:val="o"/>
+      <w:lvlJc w:val="left"/>
+      <w:pPr>
+        <w:ind w:left="4318" w:hanging="360"/>
+      </w:pPr>
+      <w:rPr>
+        <w:rFonts w:ascii="Courier New" w:hAnsi="Courier New" w:cs="Courier New" w:hint="default"/>
+      </w:rPr>
+    </w:lvl>
+    <w:lvl w:ilvl="5" w:tplc="04070005" w:tentative="1">
+      <w:start w:val="1"/>
+      <w:numFmt w:val="bullet"/>
+      <w:lvlText w:val=""/>
+      <w:lvlJc w:val="left"/>
+      <w:pPr>
+        <w:ind w:left="5038" w:hanging="360"/>
+      </w:pPr>
+      <w:rPr>
+        <w:rFonts w:ascii="Wingdings" w:hAnsi="Wingdings" w:hint="default"/>
+      </w:rPr>
+    </w:lvl>
+    <w:lvl w:ilvl="6" w:tplc="04070001" w:tentative="1">
+      <w:start w:val="1"/>
+      <w:numFmt w:val="bullet"/>
+      <w:lvlText w:val=""/>
+      <w:lvlJc w:val="left"/>
+      <w:pPr>
+        <w:ind w:left="5758" w:hanging="360"/>
+      </w:pPr>
+      <w:rPr>
+        <w:rFonts w:ascii="Symbol" w:hAnsi="Symbol" w:hint="default"/>
+      </w:rPr>
+    </w:lvl>
+    <w:lvl w:ilvl="7" w:tplc="04070003" w:tentative="1">
+      <w:start w:val="1"/>
+      <w:numFmt w:val="bullet"/>
+      <w:lvlText w:val="o"/>
+      <w:lvlJc w:val="left"/>
+      <w:pPr>
+        <w:ind w:left="6478" w:hanging="360"/>
+      </w:pPr>
+      <w:rPr>
+        <w:rFonts w:ascii="Courier New" w:hAnsi="Courier New" w:cs="Courier New" w:hint="default"/>
+      </w:rPr>
+    </w:lvl>
+    <w:lvl w:ilvl="8" w:tplc="04070005" w:tentative="1">
+      <w:start w:val="1"/>
+      <w:numFmt w:val="bullet"/>
+      <w:lvlText w:val=""/>
+      <w:lvlJc w:val="left"/>
+      <w:pPr>
+        <w:ind w:left="7198" w:hanging="360"/>
+      </w:pPr>
+      <w:rPr>
+        <w:rFonts w:ascii="Wingdings" w:hAnsi="Wingdings" w:hint="default"/>
+      </w:rPr>
+    </w:lvl>
+  </w:abstractNum>
+  <w:abstractNum w:abstractNumId="7" w15:restartNumberingAfterBreak="0">
     <w:nsid w:val="53814972"/>
     <w:multiLevelType w:val="multilevel"/>
     <w:tmpl w:val="7D7A5916"/>
@@ -1750,7 +1946,7 @@
       </w:rPr>
     </w:lvl>
   </w:abstractNum>
-  <w:abstractNum w:abstractNumId="7" w15:restartNumberingAfterBreak="0">
+  <w:abstractNum w:abstractNumId="8" w15:restartNumberingAfterBreak="0">
     <w:nsid w:val="5AE67A23"/>
     <w:multiLevelType w:val="multilevel"/>
     <w:tmpl w:val="90767538"/>
@@ -1870,7 +2066,7 @@
       </w:rPr>
     </w:lvl>
   </w:abstractNum>
-  <w:abstractNum w:abstractNumId="8" w15:restartNumberingAfterBreak="0">
+  <w:abstractNum w:abstractNumId="9" w15:restartNumberingAfterBreak="0">
     <w:nsid w:val="5E1A633F"/>
     <w:multiLevelType w:val="multilevel"/>
     <w:tmpl w:val="ADDC55AA"/>
@@ -1991,7 +2187,120 @@
       </w:rPr>
     </w:lvl>
   </w:abstractNum>
-  <w:abstractNum w:abstractNumId="9" w15:restartNumberingAfterBreak="0">
+  <w:abstractNum w:abstractNumId="10" w15:restartNumberingAfterBreak="0">
+    <w:nsid w:val="62E41D00"/>
+    <w:multiLevelType w:val="hybridMultilevel"/>
+    <w:tmpl w:val="A1F23F5C"/>
+    <w:lvl w:ilvl="0" w:tplc="04070001">
+      <w:start w:val="1"/>
+      <w:numFmt w:val="bullet"/>
+      <w:lvlText w:val=""/>
+      <w:lvlJc w:val="left"/>
+      <w:pPr>
+        <w:ind w:left="1798" w:hanging="360"/>
+      </w:pPr>
+      <w:rPr>
+        <w:rFonts w:ascii="Symbol" w:hAnsi="Symbol" w:hint="default"/>
+      </w:rPr>
+    </w:lvl>
+    <w:lvl w:ilvl="1" w:tplc="04070003" w:tentative="1">
+      <w:start w:val="1"/>
+      <w:numFmt w:val="bullet"/>
+      <w:lvlText w:val="o"/>
+      <w:lvlJc w:val="left"/>
+      <w:pPr>
+        <w:ind w:left="2518" w:hanging="360"/>
+      </w:pPr>
+      <w:rPr>
+        <w:rFonts w:ascii="Courier New" w:hAnsi="Courier New" w:cs="Courier New" w:hint="default"/>
+      </w:rPr>
+    </w:lvl>
+    <w:lvl w:ilvl="2" w:tplc="04070005" w:tentative="1">
+      <w:start w:val="1"/>
+      <w:numFmt w:val="bullet"/>
+      <w:lvlText w:val=""/>
+      <w:lvlJc w:val="left"/>
+      <w:pPr>
+        <w:ind w:left="3238" w:hanging="360"/>
+      </w:pPr>
+      <w:rPr>
+        <w:rFonts w:ascii="Wingdings" w:hAnsi="Wingdings" w:hint="default"/>
+      </w:rPr>
+    </w:lvl>
+    <w:lvl w:ilvl="3" w:tplc="04070001" w:tentative="1">
+      <w:start w:val="1"/>
+      <w:numFmt w:val="bullet"/>
+      <w:lvlText w:val=""/>
+      <w:lvlJc w:val="left"/>
+      <w:pPr>
+        <w:ind w:left="3958" w:hanging="360"/>
+      </w:pPr>
+      <w:rPr>
+        <w:rFonts w:ascii="Symbol" w:hAnsi="Symbol" w:hint="default"/>
+      </w:rPr>
+    </w:lvl>
+    <w:lvl w:ilvl="4" w:tplc="04070003" w:tentative="1">
+      <w:start w:val="1"/>
+      <w:numFmt w:val="bullet"/>
+      <w:lvlText w:val="o"/>
+      <w:lvlJc w:val="left"/>
+      <w:pPr>
+        <w:ind w:left="4678" w:hanging="360"/>
+      </w:pPr>
+      <w:rPr>
+        <w:rFonts w:ascii="Courier New" w:hAnsi="Courier New" w:cs="Courier New" w:hint="default"/>
+      </w:rPr>
+    </w:lvl>
+    <w:lvl w:ilvl="5" w:tplc="04070005" w:tentative="1">
+      <w:start w:val="1"/>
+      <w:numFmt w:val="bullet"/>
+      <w:lvlText w:val=""/>
+      <w:lvlJc w:val="left"/>
+      <w:pPr>
+        <w:ind w:left="5398" w:hanging="360"/>
+      </w:pPr>
+      <w:rPr>
+        <w:rFonts w:ascii="Wingdings" w:hAnsi="Wingdings" w:hint="default"/>
+      </w:rPr>
+    </w:lvl>
+    <w:lvl w:ilvl="6" w:tplc="04070001" w:tentative="1">
+      <w:start w:val="1"/>
+      <w:numFmt w:val="bullet"/>
+      <w:lvlText w:val=""/>
+      <w:lvlJc w:val="left"/>
+      <w:pPr>
+        <w:ind w:left="6118" w:hanging="360"/>
+      </w:pPr>
+      <w:rPr>
+        <w:rFonts w:ascii="Symbol" w:hAnsi="Symbol" w:hint="default"/>
+      </w:rPr>
+    </w:lvl>
+    <w:lvl w:ilvl="7" w:tplc="04070003" w:tentative="1">
+      <w:start w:val="1"/>
+      <w:numFmt w:val="bullet"/>
+      <w:lvlText w:val="o"/>
+      <w:lvlJc w:val="left"/>
+      <w:pPr>
+        <w:ind w:left="6838" w:hanging="360"/>
+      </w:pPr>
+      <w:rPr>
+        <w:rFonts w:ascii="Courier New" w:hAnsi="Courier New" w:cs="Courier New" w:hint="default"/>
+      </w:rPr>
+    </w:lvl>
+    <w:lvl w:ilvl="8" w:tplc="04070005" w:tentative="1">
+      <w:start w:val="1"/>
+      <w:numFmt w:val="bullet"/>
+      <w:lvlText w:val=""/>
+      <w:lvlJc w:val="left"/>
+      <w:pPr>
+        <w:ind w:left="7558" w:hanging="360"/>
+      </w:pPr>
+      <w:rPr>
+        <w:rFonts w:ascii="Wingdings" w:hAnsi="Wingdings" w:hint="default"/>
+      </w:rPr>
+    </w:lvl>
+  </w:abstractNum>
+  <w:abstractNum w:abstractNumId="11" w15:restartNumberingAfterBreak="0">
     <w:nsid w:val="73C8170F"/>
     <w:multiLevelType w:val="multilevel"/>
     <w:tmpl w:val="90767538"/>
@@ -2118,13 +2427,13 @@
     <w:abstractNumId w:val="5"/>
   </w:num>
   <w:num w:numId="3" w16cid:durableId="1432319059">
+    <w:abstractNumId w:val="9"/>
+  </w:num>
+  <w:num w:numId="4" w16cid:durableId="1846286959">
     <w:abstractNumId w:val="8"/>
   </w:num>
-  <w:num w:numId="4" w16cid:durableId="1846286959">
-    <w:abstractNumId w:val="7"/>
-  </w:num>
   <w:num w:numId="5" w16cid:durableId="1607738500">
-    <w:abstractNumId w:val="9"/>
+    <w:abstractNumId w:val="11"/>
   </w:num>
   <w:num w:numId="6" w16cid:durableId="1357655594">
     <w:abstractNumId w:val="3"/>
@@ -2139,6 +2448,12 @@
     <w:abstractNumId w:val="2"/>
   </w:num>
   <w:num w:numId="10" w16cid:durableId="1876968170">
+    <w:abstractNumId w:val="7"/>
+  </w:num>
+  <w:num w:numId="11" w16cid:durableId="18513663">
+    <w:abstractNumId w:val="10"/>
+  </w:num>
+  <w:num w:numId="12" w16cid:durableId="1121339244">
     <w:abstractNumId w:val="6"/>
   </w:num>
 </w:numbering>

--- a/Notizen.docx
+++ b/Notizen.docx
@@ -922,7 +922,7 @@
     <w:p>
       <w:r>
         <w:lastRenderedPageBreak/>
-        <w:t>Die</w:t>
+        <w:t>Bei</w:t>
       </w:r>
       <w:r>
         <w:t xml:space="preserve"> Gaze </w:t>
@@ -936,10 +936,22 @@
         <w:t xml:space="preserve"> (Blickeinschätzung)</w:t>
       </w:r>
       <w:r>
-        <w:t xml:space="preserve"> wird im allgemeinen</w:t>
-      </w:r>
-      <w:r>
-        <w:t xml:space="preserve"> zwischen model</w:t>
+        <w:t xml:space="preserve"> Methoden</w:t>
+      </w:r>
+      <w:r>
+        <w:t xml:space="preserve"> wird im </w:t>
+      </w:r>
+      <w:r>
+        <w:t>Allgemeinen</w:t>
+      </w:r>
+      <w:r>
+        <w:t xml:space="preserve"> </w:t>
+      </w:r>
+      <w:r>
+        <w:t>zwischen</w:t>
+      </w:r>
+      <w:r>
+        <w:t xml:space="preserve"> model</w:t>
       </w:r>
       <w:r>
         <w:t>-</w:t>
@@ -958,16 +970,24 @@
       </w:r>
       <w:proofErr w:type="spellEnd"/>
       <w:r>
-        <w:t xml:space="preserve"> untersch</w:t>
-      </w:r>
-      <w:r>
-        <w:t>ie</w:t>
-      </w:r>
-      <w:r>
-        <w:t>den.</w:t>
+        <w:t xml:space="preserve"> unterschieden.</w:t>
       </w:r>
       <w:r>
         <w:t xml:space="preserve"> </w:t>
+      </w:r>
+      <w:r>
+        <w:t>Model-</w:t>
+      </w:r>
+      <w:proofErr w:type="spellStart"/>
+      <w:r>
+        <w:t>based</w:t>
+      </w:r>
+      <w:proofErr w:type="spellEnd"/>
+      <w:r>
+        <w:t xml:space="preserve"> Methoden </w:t>
+      </w:r>
+      <w:r>
+        <w:t xml:space="preserve">benutzen ein künstliche Nachbildung des Auges um eine Blickrichtung festzustellen. </w:t>
       </w:r>
     </w:p>
     <w:sectPr>

--- a/Notizen.docx
+++ b/Notizen.docx
@@ -7,12 +7,16 @@
         <w:rPr>
           <w:b/>
           <w:bCs/>
+          <w:sz w:val="22"/>
+          <w:szCs w:val="22"/>
         </w:rPr>
       </w:pPr>
       <w:r>
         <w:rPr>
           <w:b/>
           <w:bCs/>
+          <w:sz w:val="22"/>
+          <w:szCs w:val="22"/>
         </w:rPr>
         <w:t xml:space="preserve">Erhebung, Aufbereitung und Augmentation qualitativ hochwertiger Trainingsdaten für </w:t>
       </w:r>
@@ -21,6 +25,8 @@
         <w:rPr>
           <w:b/>
           <w:bCs/>
+          <w:sz w:val="22"/>
+          <w:szCs w:val="22"/>
         </w:rPr>
         <w:t>markerlose</w:t>
       </w:r>
@@ -29,6 +35,8 @@
         <w:rPr>
           <w:b/>
           <w:bCs/>
+          <w:sz w:val="22"/>
+          <w:szCs w:val="22"/>
         </w:rPr>
         <w:t xml:space="preserve"> Gaze-</w:t>
       </w:r>
@@ -37,6 +45,8 @@
         <w:rPr>
           <w:b/>
           <w:bCs/>
+          <w:sz w:val="22"/>
+          <w:szCs w:val="22"/>
         </w:rPr>
         <w:t>Detection</w:t>
       </w:r>
@@ -45,6 +55,8 @@
         <w:rPr>
           <w:b/>
           <w:bCs/>
+          <w:sz w:val="22"/>
+          <w:szCs w:val="22"/>
         </w:rPr>
         <w:t>-Modelle</w:t>
       </w:r>
@@ -54,12 +66,16 @@
         <w:rPr>
           <w:b/>
           <w:bCs/>
+          <w:sz w:val="22"/>
+          <w:szCs w:val="22"/>
         </w:rPr>
       </w:pPr>
       <w:r>
         <w:rPr>
           <w:b/>
           <w:bCs/>
+          <w:sz w:val="22"/>
+          <w:szCs w:val="22"/>
         </w:rPr>
         <w:t>Gliederung</w:t>
       </w:r>
@@ -71,8 +87,16 @@
           <w:ilvl w:val="0"/>
           <w:numId w:val="3"/>
         </w:numPr>
-      </w:pPr>
-      <w:r>
+        <w:rPr>
+          <w:sz w:val="22"/>
+          <w:szCs w:val="22"/>
+        </w:rPr>
+      </w:pPr>
+      <w:r>
+        <w:rPr>
+          <w:sz w:val="22"/>
+          <w:szCs w:val="22"/>
+        </w:rPr>
         <w:t>Einleitung</w:t>
       </w:r>
     </w:p>
@@ -87,6 +111,8 @@
         <w:rPr>
           <w:rFonts w:eastAsia="Times New Roman" w:cs="Segoe UI"/>
           <w:kern w:val="0"/>
+          <w:sz w:val="22"/>
+          <w:szCs w:val="22"/>
           <w:lang w:eastAsia="de-DE"/>
           <w14:ligatures w14:val="none"/>
         </w:rPr>
@@ -95,6 +121,8 @@
         <w:rPr>
           <w:rFonts w:eastAsia="Times New Roman" w:cs="Segoe UI"/>
           <w:kern w:val="0"/>
+          <w:sz w:val="22"/>
+          <w:szCs w:val="22"/>
           <w:lang w:eastAsia="de-DE"/>
           <w14:ligatures w14:val="none"/>
         </w:rPr>
@@ -112,6 +140,8 @@
         <w:rPr>
           <w:rFonts w:eastAsia="Times New Roman" w:cs="Segoe UI"/>
           <w:kern w:val="0"/>
+          <w:sz w:val="22"/>
+          <w:szCs w:val="22"/>
           <w:lang w:eastAsia="de-DE"/>
           <w14:ligatures w14:val="none"/>
         </w:rPr>
@@ -120,6 +150,8 @@
         <w:rPr>
           <w:rFonts w:eastAsia="Times New Roman" w:cs="Segoe UI"/>
           <w:kern w:val="0"/>
+          <w:sz w:val="22"/>
+          <w:szCs w:val="22"/>
           <w:lang w:eastAsia="de-DE"/>
           <w14:ligatures w14:val="none"/>
         </w:rPr>
@@ -130,6 +162,8 @@
         <w:rPr>
           <w:rFonts w:eastAsia="Times New Roman" w:cs="Segoe UI"/>
           <w:kern w:val="0"/>
+          <w:sz w:val="22"/>
+          <w:szCs w:val="22"/>
           <w:lang w:eastAsia="de-DE"/>
           <w14:ligatures w14:val="none"/>
         </w:rPr>
@@ -140,6 +174,8 @@
         <w:rPr>
           <w:rFonts w:eastAsia="Times New Roman" w:cs="Segoe UI"/>
           <w:kern w:val="0"/>
+          <w:sz w:val="22"/>
+          <w:szCs w:val="22"/>
           <w:lang w:eastAsia="de-DE"/>
           <w14:ligatures w14:val="none"/>
         </w:rPr>
@@ -157,6 +193,8 @@
         <w:rPr>
           <w:rFonts w:eastAsia="Times New Roman" w:cs="Segoe UI"/>
           <w:kern w:val="0"/>
+          <w:sz w:val="22"/>
+          <w:szCs w:val="22"/>
           <w:lang w:eastAsia="de-DE"/>
           <w14:ligatures w14:val="none"/>
         </w:rPr>
@@ -165,6 +203,8 @@
         <w:rPr>
           <w:rFonts w:eastAsia="Times New Roman" w:cs="Segoe UI"/>
           <w:kern w:val="0"/>
+          <w:sz w:val="22"/>
+          <w:szCs w:val="22"/>
           <w:lang w:eastAsia="de-DE"/>
           <w14:ligatures w14:val="none"/>
         </w:rPr>
@@ -182,6 +222,8 @@
         <w:rPr>
           <w:rFonts w:eastAsia="Times New Roman" w:cs="Segoe UI"/>
           <w:kern w:val="0"/>
+          <w:sz w:val="22"/>
+          <w:szCs w:val="22"/>
           <w:lang w:eastAsia="de-DE"/>
           <w14:ligatures w14:val="none"/>
         </w:rPr>
@@ -190,6 +232,8 @@
         <w:rPr>
           <w:rFonts w:eastAsia="Times New Roman" w:cs="Segoe UI"/>
           <w:kern w:val="0"/>
+          <w:sz w:val="22"/>
+          <w:szCs w:val="22"/>
           <w:lang w:eastAsia="de-DE"/>
           <w14:ligatures w14:val="none"/>
         </w:rPr>
@@ -207,6 +251,8 @@
         <w:rPr>
           <w:rFonts w:eastAsia="Times New Roman" w:cs="Segoe UI"/>
           <w:kern w:val="0"/>
+          <w:sz w:val="22"/>
+          <w:szCs w:val="22"/>
           <w:lang w:eastAsia="de-DE"/>
           <w14:ligatures w14:val="none"/>
         </w:rPr>
@@ -215,6 +261,8 @@
         <w:rPr>
           <w:rFonts w:eastAsia="Times New Roman" w:cs="Segoe UI"/>
           <w:kern w:val="0"/>
+          <w:sz w:val="22"/>
+          <w:szCs w:val="22"/>
           <w:lang w:eastAsia="de-DE"/>
           <w14:ligatures w14:val="none"/>
         </w:rPr>
@@ -228,11 +276,23 @@
           <w:ilvl w:val="0"/>
           <w:numId w:val="3"/>
         </w:numPr>
-      </w:pPr>
-      <w:r>
+        <w:rPr>
+          <w:sz w:val="22"/>
+          <w:szCs w:val="22"/>
+        </w:rPr>
+      </w:pPr>
+      <w:r>
+        <w:rPr>
+          <w:sz w:val="22"/>
+          <w:szCs w:val="22"/>
+        </w:rPr>
         <w:t>Stand der Techni</w:t>
       </w:r>
       <w:r>
+        <w:rPr>
+          <w:sz w:val="22"/>
+          <w:szCs w:val="22"/>
+        </w:rPr>
         <w:t>k</w:t>
       </w:r>
     </w:p>
@@ -244,11 +304,15 @@
           <w:numId w:val="3"/>
         </w:numPr>
         <w:rPr>
-          <w:lang w:val="en-US"/>
-        </w:rPr>
-      </w:pPr>
-      <w:r>
-        <w:rPr>
+          <w:sz w:val="22"/>
+          <w:szCs w:val="22"/>
+          <w:lang w:val="en-US"/>
+        </w:rPr>
+      </w:pPr>
+      <w:r>
+        <w:rPr>
+          <w:sz w:val="22"/>
+          <w:szCs w:val="22"/>
           <w:lang w:val="en-US"/>
         </w:rPr>
         <w:t xml:space="preserve">Gaze Estimation </w:t>
@@ -256,6 +320,8 @@
       <w:proofErr w:type="spellStart"/>
       <w:r>
         <w:rPr>
+          <w:sz w:val="22"/>
+          <w:szCs w:val="22"/>
           <w:lang w:val="en-US"/>
         </w:rPr>
         <w:t>Methoden</w:t>
@@ -270,11 +336,15 @@
           <w:numId w:val="5"/>
         </w:numPr>
         <w:rPr>
-          <w:lang w:val="en-US"/>
-        </w:rPr>
-      </w:pPr>
-      <w:r>
-        <w:rPr>
+          <w:sz w:val="22"/>
+          <w:szCs w:val="22"/>
+          <w:lang w:val="en-US"/>
+        </w:rPr>
+      </w:pPr>
+      <w:r>
+        <w:rPr>
+          <w:sz w:val="22"/>
+          <w:szCs w:val="22"/>
           <w:lang w:val="en-US"/>
         </w:rPr>
         <w:t>Model-based Gaze Estimation</w:t>
@@ -288,11 +358,15 @@
           <w:numId w:val="5"/>
         </w:numPr>
         <w:rPr>
-          <w:lang w:val="en-US"/>
-        </w:rPr>
-      </w:pPr>
-      <w:r>
-        <w:rPr>
+          <w:sz w:val="22"/>
+          <w:szCs w:val="22"/>
+          <w:lang w:val="en-US"/>
+        </w:rPr>
+      </w:pPr>
+      <w:r>
+        <w:rPr>
+          <w:sz w:val="22"/>
+          <w:szCs w:val="22"/>
           <w:lang w:val="en-US"/>
         </w:rPr>
         <w:t>Appearance-based Gaze Estimation</w:t>
@@ -306,11 +380,15 @@
           <w:numId w:val="3"/>
         </w:numPr>
         <w:rPr>
-          <w:lang w:val="en-US"/>
-        </w:rPr>
-      </w:pPr>
-      <w:r>
-        <w:rPr>
+          <w:sz w:val="22"/>
+          <w:szCs w:val="22"/>
+          <w:lang w:val="en-US"/>
+        </w:rPr>
+      </w:pPr>
+      <w:r>
+        <w:rPr>
+          <w:sz w:val="22"/>
+          <w:szCs w:val="22"/>
           <w:lang w:val="en-US"/>
         </w:rPr>
         <w:t xml:space="preserve">Gaze Estimation </w:t>
@@ -318,6 +396,8 @@
       <w:proofErr w:type="spellStart"/>
       <w:r>
         <w:rPr>
+          <w:sz w:val="22"/>
+          <w:szCs w:val="22"/>
           <w:lang w:val="en-US"/>
         </w:rPr>
         <w:t>Datensätze</w:t>
@@ -332,17 +412,23 @@
           <w:numId w:val="4"/>
         </w:numPr>
         <w:rPr>
-          <w:lang w:val="en-US"/>
-        </w:rPr>
-      </w:pPr>
-      <w:r>
-        <w:rPr>
+          <w:sz w:val="22"/>
+          <w:szCs w:val="22"/>
+          <w:lang w:val="en-US"/>
+        </w:rPr>
+      </w:pPr>
+      <w:r>
+        <w:rPr>
+          <w:sz w:val="22"/>
+          <w:szCs w:val="22"/>
           <w:lang w:val="en-US"/>
         </w:rPr>
         <w:t>EYEDIAP</w:t>
       </w:r>
       <w:r>
         <w:rPr>
+          <w:sz w:val="22"/>
+          <w:szCs w:val="22"/>
           <w:lang w:val="en-US"/>
         </w:rPr>
         <w:t xml:space="preserve"> 2014</w:t>
@@ -356,12 +442,16 @@
           <w:numId w:val="4"/>
         </w:numPr>
         <w:rPr>
+          <w:sz w:val="22"/>
+          <w:szCs w:val="22"/>
           <w:lang w:val="en-US"/>
         </w:rPr>
       </w:pPr>
       <w:proofErr w:type="spellStart"/>
       <w:r>
         <w:rPr>
+          <w:sz w:val="22"/>
+          <w:szCs w:val="22"/>
           <w:lang w:val="en-US"/>
         </w:rPr>
         <w:t>GazeCapture</w:t>
@@ -369,6 +459,8 @@
       <w:proofErr w:type="spellEnd"/>
       <w:r>
         <w:rPr>
+          <w:sz w:val="22"/>
+          <w:szCs w:val="22"/>
           <w:lang w:val="en-US"/>
         </w:rPr>
         <w:t xml:space="preserve"> (</w:t>
@@ -376,6 +468,8 @@
       <w:proofErr w:type="spellStart"/>
       <w:r>
         <w:rPr>
+          <w:sz w:val="22"/>
+          <w:szCs w:val="22"/>
           <w:lang w:val="en-US"/>
         </w:rPr>
         <w:t>iTracker</w:t>
@@ -383,6 +477,8 @@
       <w:proofErr w:type="spellEnd"/>
       <w:r>
         <w:rPr>
+          <w:sz w:val="22"/>
+          <w:szCs w:val="22"/>
           <w:lang w:val="en-US"/>
         </w:rPr>
         <w:t>) 2016</w:t>
@@ -396,12 +492,16 @@
           <w:numId w:val="4"/>
         </w:numPr>
         <w:rPr>
+          <w:sz w:val="22"/>
+          <w:szCs w:val="22"/>
           <w:lang w:val="en-US"/>
         </w:rPr>
       </w:pPr>
       <w:proofErr w:type="spellStart"/>
       <w:r>
         <w:rPr>
+          <w:sz w:val="22"/>
+          <w:szCs w:val="22"/>
           <w:lang w:val="en-US"/>
         </w:rPr>
         <w:t>MPIIGaze</w:t>
@@ -409,6 +509,8 @@
       <w:proofErr w:type="spellEnd"/>
       <w:r>
         <w:rPr>
+          <w:sz w:val="22"/>
+          <w:szCs w:val="22"/>
           <w:lang w:val="en-US"/>
         </w:rPr>
         <w:t xml:space="preserve"> 2017</w:t>
@@ -422,11 +524,15 @@
           <w:numId w:val="4"/>
         </w:numPr>
         <w:rPr>
-          <w:lang w:val="en-US"/>
-        </w:rPr>
-      </w:pPr>
-      <w:r>
-        <w:rPr>
+          <w:sz w:val="22"/>
+          <w:szCs w:val="22"/>
+          <w:lang w:val="en-US"/>
+        </w:rPr>
+      </w:pPr>
+      <w:r>
+        <w:rPr>
+          <w:sz w:val="22"/>
+          <w:szCs w:val="22"/>
           <w:lang w:val="en-US"/>
         </w:rPr>
         <w:t>Gaze360 2019</w:t>
@@ -440,11 +546,15 @@
           <w:numId w:val="4"/>
         </w:numPr>
         <w:rPr>
-          <w:lang w:val="en-US"/>
-        </w:rPr>
-      </w:pPr>
-      <w:r>
-        <w:rPr>
+          <w:sz w:val="22"/>
+          <w:szCs w:val="22"/>
+          <w:lang w:val="en-US"/>
+        </w:rPr>
+      </w:pPr>
+      <w:r>
+        <w:rPr>
+          <w:sz w:val="22"/>
+          <w:szCs w:val="22"/>
           <w:lang w:val="en-US"/>
         </w:rPr>
         <w:t>ETH-X Gaze 2020</w:t>
@@ -458,12 +568,16 @@
           <w:numId w:val="4"/>
         </w:numPr>
         <w:rPr>
+          <w:sz w:val="22"/>
+          <w:szCs w:val="22"/>
           <w:lang w:val="en-US"/>
         </w:rPr>
       </w:pPr>
       <w:proofErr w:type="spellStart"/>
       <w:r>
         <w:rPr>
+          <w:sz w:val="22"/>
+          <w:szCs w:val="22"/>
           <w:lang w:val="en-US"/>
         </w:rPr>
         <w:t>GazeUnconstrained</w:t>
@@ -471,6 +585,8 @@
       <w:proofErr w:type="spellEnd"/>
       <w:r>
         <w:rPr>
+          <w:sz w:val="22"/>
+          <w:szCs w:val="22"/>
           <w:lang w:val="en-US"/>
         </w:rPr>
         <w:t xml:space="preserve"> 2026</w:t>
@@ -484,18 +600,24 @@
           <w:numId w:val="3"/>
         </w:numPr>
         <w:rPr>
+          <w:sz w:val="22"/>
+          <w:szCs w:val="22"/>
           <w:lang w:val="en-US"/>
         </w:rPr>
       </w:pPr>
       <w:proofErr w:type="spellStart"/>
       <w:r>
         <w:rPr>
+          <w:sz w:val="22"/>
+          <w:szCs w:val="22"/>
           <w:lang w:val="en-US"/>
         </w:rPr>
         <w:t>Evaluierung</w:t>
       </w:r>
       <w:r>
         <w:rPr>
+          <w:sz w:val="22"/>
+          <w:szCs w:val="22"/>
           <w:lang w:val="en-US"/>
         </w:rPr>
         <w:t>sprotokolle</w:t>
@@ -509,12 +631,17 @@
           <w:ilvl w:val="0"/>
           <w:numId w:val="12"/>
         </w:numPr>
-      </w:pPr>
-      <w:r>
-        <w:t>Wie Modelle anhand Datensätze e</w:t>
-      </w:r>
-      <w:r>
-        <w:t>valuiert werden</w:t>
+        <w:rPr>
+          <w:sz w:val="22"/>
+          <w:szCs w:val="22"/>
+        </w:rPr>
+      </w:pPr>
+      <w:r>
+        <w:rPr>
+          <w:sz w:val="22"/>
+          <w:szCs w:val="22"/>
+        </w:rPr>
+        <w:t>Wie Modelle anhand Datensätze evaluiert werden</w:t>
       </w:r>
     </w:p>
     <w:p>
@@ -525,32 +652,18 @@
           <w:numId w:val="12"/>
         </w:numPr>
         <w:rPr>
-          <w:lang w:val="en-US"/>
-        </w:rPr>
-      </w:pPr>
-      <w:r>
-        <w:rPr>
-          <w:lang w:val="en-US"/>
-        </w:rPr>
-        <w:t>Cross-dataset</w:t>
-      </w:r>
-      <w:r>
-        <w:rPr>
-          <w:lang w:val="en-US"/>
-        </w:rPr>
-        <w:t>,</w:t>
-      </w:r>
-      <w:r>
-        <w:rPr>
-          <w:lang w:val="en-US"/>
-        </w:rPr>
-        <w:t xml:space="preserve"> Within-dataset u</w:t>
-      </w:r>
-      <w:r>
-        <w:rPr>
-          <w:lang w:val="en-US"/>
-        </w:rPr>
-        <w:t>nd Person-specific</w:t>
+          <w:sz w:val="22"/>
+          <w:szCs w:val="22"/>
+          <w:lang w:val="en-US"/>
+        </w:rPr>
+      </w:pPr>
+      <w:r>
+        <w:rPr>
+          <w:sz w:val="22"/>
+          <w:szCs w:val="22"/>
+          <w:lang w:val="en-US"/>
+        </w:rPr>
+        <w:t>Cross-dataset, Within-dataset und Person-specific</w:t>
       </w:r>
     </w:p>
     <w:p>
@@ -560,12 +673,17 @@
           <w:ilvl w:val="1"/>
           <w:numId w:val="3"/>
         </w:numPr>
-      </w:pPr>
-      <w:r>
-        <w:t>Limitierungen des Ground Truth Se</w:t>
-      </w:r>
-      <w:r>
-        <w:t>tups</w:t>
+        <w:rPr>
+          <w:sz w:val="22"/>
+          <w:szCs w:val="22"/>
+        </w:rPr>
+      </w:pPr>
+      <w:r>
+        <w:rPr>
+          <w:sz w:val="22"/>
+          <w:szCs w:val="22"/>
+        </w:rPr>
+        <w:t>Limitierungen des Ground Truth Setups</w:t>
       </w:r>
     </w:p>
     <w:p>
@@ -576,11 +694,15 @@
           <w:numId w:val="6"/>
         </w:numPr>
         <w:rPr>
-          <w:lang w:val="en-US"/>
-        </w:rPr>
-      </w:pPr>
-      <w:r>
-        <w:rPr>
+          <w:sz w:val="22"/>
+          <w:szCs w:val="22"/>
+          <w:lang w:val="en-US"/>
+        </w:rPr>
+      </w:pPr>
+      <w:r>
+        <w:rPr>
+          <w:sz w:val="22"/>
+          <w:szCs w:val="22"/>
           <w:lang w:val="en-US"/>
         </w:rPr>
         <w:t>Ground Truth Setup</w:t>
@@ -594,11 +716,15 @@
           <w:numId w:val="6"/>
         </w:numPr>
         <w:rPr>
-          <w:lang w:val="en-US"/>
-        </w:rPr>
-      </w:pPr>
-      <w:r>
-        <w:rPr>
+          <w:sz w:val="22"/>
+          <w:szCs w:val="22"/>
+          <w:lang w:val="en-US"/>
+        </w:rPr>
+      </w:pPr>
+      <w:r>
+        <w:rPr>
+          <w:sz w:val="22"/>
+          <w:szCs w:val="22"/>
           <w:lang w:val="en-US"/>
         </w:rPr>
         <w:t>Online Gaze Estimation</w:t>
@@ -612,11 +738,15 @@
           <w:numId w:val="3"/>
         </w:numPr>
         <w:rPr>
-          <w:lang w:val="en-US"/>
-        </w:rPr>
-      </w:pPr>
-      <w:r>
-        <w:rPr>
+          <w:sz w:val="22"/>
+          <w:szCs w:val="22"/>
+          <w:lang w:val="en-US"/>
+        </w:rPr>
+      </w:pPr>
+      <w:r>
+        <w:rPr>
+          <w:sz w:val="22"/>
+          <w:szCs w:val="22"/>
           <w:lang w:val="en-US"/>
         </w:rPr>
         <w:t xml:space="preserve">Methode </w:t>
@@ -624,6 +754,8 @@
       <w:proofErr w:type="spellStart"/>
       <w:r>
         <w:rPr>
+          <w:sz w:val="22"/>
+          <w:szCs w:val="22"/>
           <w:lang w:val="en-US"/>
         </w:rPr>
         <w:t>zur</w:t>
@@ -631,6 +763,8 @@
       <w:proofErr w:type="spellEnd"/>
       <w:r>
         <w:rPr>
+          <w:sz w:val="22"/>
+          <w:szCs w:val="22"/>
           <w:lang w:val="en-US"/>
         </w:rPr>
         <w:t xml:space="preserve"> </w:t>
@@ -638,6 +772,8 @@
       <w:proofErr w:type="spellStart"/>
       <w:r>
         <w:rPr>
+          <w:sz w:val="22"/>
+          <w:szCs w:val="22"/>
           <w:lang w:val="en-US"/>
         </w:rPr>
         <w:t>Datenerhebung</w:t>
@@ -652,12 +788,16 @@
           <w:numId w:val="3"/>
         </w:numPr>
         <w:rPr>
+          <w:sz w:val="22"/>
+          <w:szCs w:val="22"/>
           <w:lang w:val="en-US"/>
         </w:rPr>
       </w:pPr>
       <w:proofErr w:type="spellStart"/>
       <w:r>
         <w:rPr>
+          <w:sz w:val="22"/>
+          <w:szCs w:val="22"/>
           <w:lang w:val="en-US"/>
         </w:rPr>
         <w:t>Potenzieller</w:t>
@@ -665,6 +805,8 @@
       <w:proofErr w:type="spellEnd"/>
       <w:r>
         <w:rPr>
+          <w:sz w:val="22"/>
+          <w:szCs w:val="22"/>
           <w:lang w:val="en-US"/>
         </w:rPr>
         <w:t xml:space="preserve"> </w:t>
@@ -672,12 +814,16 @@
       <w:proofErr w:type="spellStart"/>
       <w:r>
         <w:rPr>
+          <w:sz w:val="22"/>
+          <w:szCs w:val="22"/>
           <w:lang w:val="en-US"/>
         </w:rPr>
         <w:t>Versuchsa</w:t>
       </w:r>
       <w:r>
         <w:rPr>
+          <w:sz w:val="22"/>
+          <w:szCs w:val="22"/>
           <w:lang w:val="en-US"/>
         </w:rPr>
         <w:t>ufbau</w:t>
@@ -692,12 +838,16 @@
           <w:numId w:val="3"/>
         </w:numPr>
         <w:rPr>
+          <w:sz w:val="22"/>
+          <w:szCs w:val="22"/>
           <w:lang w:val="en-US"/>
         </w:rPr>
       </w:pPr>
       <w:proofErr w:type="spellStart"/>
       <w:r>
         <w:rPr>
+          <w:sz w:val="22"/>
+          <w:szCs w:val="22"/>
           <w:lang w:val="en-US"/>
         </w:rPr>
         <w:t>Datenerhebungsprozess</w:t>
@@ -712,24 +862,32 @@
           <w:numId w:val="3"/>
         </w:numPr>
         <w:rPr>
+          <w:sz w:val="22"/>
+          <w:szCs w:val="22"/>
           <w:lang w:val="en-US"/>
         </w:rPr>
       </w:pPr>
       <w:proofErr w:type="spellStart"/>
       <w:r>
         <w:rPr>
+          <w:sz w:val="22"/>
+          <w:szCs w:val="22"/>
           <w:lang w:val="en-US"/>
         </w:rPr>
         <w:t>Datenvera</w:t>
       </w:r>
       <w:r>
         <w:rPr>
+          <w:sz w:val="22"/>
+          <w:szCs w:val="22"/>
           <w:lang w:val="en-US"/>
         </w:rPr>
         <w:t>r</w:t>
       </w:r>
       <w:r>
         <w:rPr>
+          <w:sz w:val="22"/>
+          <w:szCs w:val="22"/>
           <w:lang w:val="en-US"/>
         </w:rPr>
         <w:t>beitung</w:t>
@@ -744,12 +902,16 @@
           <w:numId w:val="3"/>
         </w:numPr>
         <w:rPr>
+          <w:sz w:val="22"/>
+          <w:szCs w:val="22"/>
           <w:lang w:val="en-US"/>
         </w:rPr>
       </w:pPr>
       <w:proofErr w:type="spellStart"/>
       <w:r>
         <w:rPr>
+          <w:sz w:val="22"/>
+          <w:szCs w:val="22"/>
           <w:lang w:val="en-US"/>
         </w:rPr>
         <w:t>Qualitätskontrolle</w:t>
@@ -764,11 +926,15 @@
           <w:numId w:val="3"/>
         </w:numPr>
         <w:rPr>
-          <w:lang w:val="en-US"/>
-        </w:rPr>
-      </w:pPr>
-      <w:r>
-        <w:rPr>
+          <w:sz w:val="22"/>
+          <w:szCs w:val="22"/>
+          <w:lang w:val="en-US"/>
+        </w:rPr>
+      </w:pPr>
+      <w:r>
+        <w:rPr>
+          <w:sz w:val="22"/>
+          <w:szCs w:val="22"/>
           <w:lang w:val="en-US"/>
         </w:rPr>
         <w:t>(</w:t>
@@ -776,6 +942,8 @@
       <w:proofErr w:type="spellStart"/>
       <w:r>
         <w:rPr>
+          <w:sz w:val="22"/>
+          <w:szCs w:val="22"/>
           <w:lang w:val="en-US"/>
         </w:rPr>
         <w:t>Ergebnisse</w:t>
@@ -783,6 +951,8 @@
       <w:proofErr w:type="spellEnd"/>
       <w:r>
         <w:rPr>
+          <w:sz w:val="22"/>
+          <w:szCs w:val="22"/>
           <w:lang w:val="en-US"/>
         </w:rPr>
         <w:t>)</w:t>
@@ -796,12 +966,16 @@
           <w:numId w:val="3"/>
         </w:numPr>
         <w:rPr>
+          <w:sz w:val="22"/>
+          <w:szCs w:val="22"/>
           <w:lang w:val="en-US"/>
         </w:rPr>
       </w:pPr>
       <w:proofErr w:type="spellStart"/>
       <w:r>
         <w:rPr>
+          <w:sz w:val="22"/>
+          <w:szCs w:val="22"/>
           <w:lang w:val="en-US"/>
         </w:rPr>
         <w:t>Diskussion</w:t>
@@ -816,12 +990,16 @@
           <w:numId w:val="3"/>
         </w:numPr>
         <w:rPr>
+          <w:sz w:val="22"/>
+          <w:szCs w:val="22"/>
           <w:lang w:val="en-US"/>
         </w:rPr>
       </w:pPr>
       <w:proofErr w:type="spellStart"/>
       <w:r>
         <w:rPr>
+          <w:sz w:val="22"/>
+          <w:szCs w:val="22"/>
           <w:lang w:val="en-US"/>
         </w:rPr>
         <w:t>Fazit</w:t>
@@ -829,6 +1007,8 @@
       <w:proofErr w:type="spellEnd"/>
       <w:r>
         <w:rPr>
+          <w:sz w:val="22"/>
+          <w:szCs w:val="22"/>
           <w:lang w:val="en-US"/>
         </w:rPr>
         <w:t xml:space="preserve"> und </w:t>
@@ -836,159 +1016,851 @@
       <w:proofErr w:type="spellStart"/>
       <w:r>
         <w:rPr>
+          <w:sz w:val="22"/>
+          <w:szCs w:val="22"/>
           <w:lang w:val="en-US"/>
         </w:rPr>
         <w:t>Ausblick</w:t>
       </w:r>
       <w:proofErr w:type="spellEnd"/>
     </w:p>
-    <w:p/>
-    <w:p>
-      <w:r>
+    <w:p>
+      <w:pPr>
+        <w:rPr>
+          <w:sz w:val="22"/>
+          <w:szCs w:val="22"/>
+        </w:rPr>
+      </w:pPr>
+    </w:p>
+    <w:p>
+      <w:pPr>
+        <w:rPr>
+          <w:sz w:val="22"/>
+          <w:szCs w:val="22"/>
+        </w:rPr>
+      </w:pPr>
+      <w:r>
+        <w:rPr>
+          <w:sz w:val="22"/>
+          <w:szCs w:val="22"/>
+        </w:rPr>
         <w:br w:type="page"/>
       </w:r>
     </w:p>
     <w:p>
-      <w:r>
+      <w:pPr>
+        <w:rPr>
+          <w:sz w:val="22"/>
+          <w:szCs w:val="22"/>
+        </w:rPr>
+      </w:pPr>
+      <w:r>
+        <w:rPr>
+          <w:sz w:val="22"/>
+          <w:szCs w:val="22"/>
+        </w:rPr>
         <w:lastRenderedPageBreak/>
-        <w:t xml:space="preserve">Das Ziel ist es einen </w:t>
-      </w:r>
-      <w:r>
-        <w:t>geeigneten Nachfolger für das Ground Truth Setup zu modellieren.</w:t>
-      </w:r>
-    </w:p>
-    <w:p>
-      <w:r>
+        <w:t>Das Ziel ist es einen geeigneten Nachfolger für das Ground Truth Setup zu modellieren.</w:t>
+      </w:r>
+    </w:p>
+    <w:p>
+      <w:pPr>
+        <w:rPr>
+          <w:sz w:val="22"/>
+          <w:szCs w:val="22"/>
+        </w:rPr>
+      </w:pPr>
+      <w:r>
+        <w:rPr>
+          <w:sz w:val="22"/>
+          <w:szCs w:val="22"/>
+        </w:rPr>
         <w:t>Das bestehende Model basiert auf L2CS-Net.</w:t>
       </w:r>
     </w:p>
-    <w:p/>
-    <w:p>
-      <w:r>
+    <w:p>
+      <w:pPr>
+        <w:rPr>
+          <w:sz w:val="22"/>
+          <w:szCs w:val="22"/>
+        </w:rPr>
+      </w:pPr>
+    </w:p>
+    <w:p>
+      <w:pPr>
+        <w:rPr>
+          <w:sz w:val="22"/>
+          <w:szCs w:val="22"/>
+        </w:rPr>
+      </w:pPr>
+      <w:r>
+        <w:rPr>
+          <w:sz w:val="22"/>
+          <w:szCs w:val="22"/>
+        </w:rPr>
         <w:t>Zum Vergleich werden einige wichtige Datensätze</w:t>
       </w:r>
       <w:r>
+        <w:rPr>
+          <w:sz w:val="22"/>
+          <w:szCs w:val="22"/>
+        </w:rPr>
         <w:t xml:space="preserve"> angeschaut. (</w:t>
       </w:r>
       <w:proofErr w:type="spellStart"/>
       <w:r>
+        <w:rPr>
+          <w:sz w:val="22"/>
+          <w:szCs w:val="22"/>
+        </w:rPr>
         <w:t>MPIIGaze</w:t>
       </w:r>
       <w:proofErr w:type="spellEnd"/>
       <w:r>
+        <w:rPr>
+          <w:sz w:val="22"/>
+          <w:szCs w:val="22"/>
+        </w:rPr>
         <w:t>, Gaze360, ETH-</w:t>
       </w:r>
       <w:proofErr w:type="spellStart"/>
       <w:r>
+        <w:rPr>
+          <w:sz w:val="22"/>
+          <w:szCs w:val="22"/>
+        </w:rPr>
         <w:t>XGaze</w:t>
       </w:r>
       <w:proofErr w:type="spellEnd"/>
       <w:r>
+        <w:rPr>
+          <w:sz w:val="22"/>
+          <w:szCs w:val="22"/>
+        </w:rPr>
         <w:t>)</w:t>
       </w:r>
     </w:p>
-    <w:p/>
-    <w:p>
-      <w:r>
+    <w:p>
+      <w:pPr>
+        <w:rPr>
+          <w:sz w:val="22"/>
+          <w:szCs w:val="22"/>
+        </w:rPr>
+      </w:pPr>
+    </w:p>
+    <w:p>
+      <w:pPr>
+        <w:rPr>
+          <w:sz w:val="22"/>
+          <w:szCs w:val="22"/>
+        </w:rPr>
+      </w:pPr>
+      <w:r>
+        <w:rPr>
+          <w:sz w:val="22"/>
+          <w:szCs w:val="22"/>
+        </w:rPr>
         <w:t>Das Programm</w:t>
       </w:r>
       <w:r>
+        <w:rPr>
+          <w:sz w:val="22"/>
+          <w:szCs w:val="22"/>
+        </w:rPr>
         <w:t xml:space="preserve"> zeigt jeweils einen Marker in Form von kleine</w:t>
       </w:r>
       <w:r>
+        <w:rPr>
+          <w:sz w:val="22"/>
+          <w:szCs w:val="22"/>
+        </w:rPr>
         <w:t>n</w:t>
       </w:r>
       <w:r>
+        <w:rPr>
+          <w:sz w:val="22"/>
+          <w:szCs w:val="22"/>
+        </w:rPr>
         <w:t xml:space="preserve"> rote</w:t>
       </w:r>
       <w:r>
+        <w:rPr>
+          <w:sz w:val="22"/>
+          <w:szCs w:val="22"/>
+        </w:rPr>
         <w:t>n</w:t>
       </w:r>
       <w:r>
+        <w:rPr>
+          <w:sz w:val="22"/>
+          <w:szCs w:val="22"/>
+        </w:rPr>
         <w:t xml:space="preserve"> Punkten mit zufälliger Position auf dem Bildschirm. Ein immer kleiner werdender Kreis um den Marker stellt einen Fortschritt dar, wann der Nutzer eine Interaktion ausführen soll. Sobald der Kreis am kleinsten ist, ändert sich die Farbe des Markers von rot auf grün und der Nutzer hat 500ms Zeit auf die Leertaste zu drücken.</w:t>
       </w:r>
     </w:p>
     <w:p>
-      <w:r>
+      <w:pPr>
+        <w:rPr>
+          <w:sz w:val="22"/>
+          <w:szCs w:val="22"/>
+        </w:rPr>
+      </w:pPr>
+      <w:r>
+        <w:rPr>
+          <w:sz w:val="22"/>
+          <w:szCs w:val="22"/>
+        </w:rPr>
         <w:t>Im Moment werden 20 Marker getestet und die Positionen und Reaktionszeit pro Marker werden gespeichert.</w:t>
       </w:r>
     </w:p>
-    <w:p/>
-    <w:p>
-      <w:r>
+    <w:p>
+      <w:pPr>
+        <w:rPr>
+          <w:sz w:val="22"/>
+          <w:szCs w:val="22"/>
+        </w:rPr>
+      </w:pPr>
+    </w:p>
+    <w:p>
+      <w:pPr>
+        <w:rPr>
+          <w:sz w:val="22"/>
+          <w:szCs w:val="22"/>
+        </w:rPr>
+      </w:pPr>
+      <w:r>
+        <w:rPr>
+          <w:sz w:val="22"/>
+          <w:szCs w:val="22"/>
+        </w:rPr>
         <w:br w:type="page"/>
       </w:r>
     </w:p>
     <w:p>
-      <w:r>
+      <w:pPr>
+        <w:rPr>
+          <w:sz w:val="22"/>
+          <w:szCs w:val="22"/>
+        </w:rPr>
+      </w:pPr>
+      <w:r>
+        <w:rPr>
+          <w:sz w:val="22"/>
+          <w:szCs w:val="22"/>
+        </w:rPr>
         <w:lastRenderedPageBreak/>
         <w:t>Bei</w:t>
       </w:r>
       <w:r>
+        <w:rPr>
+          <w:sz w:val="22"/>
+          <w:szCs w:val="22"/>
+        </w:rPr>
+        <w:t xml:space="preserve"> Blickeinschätzung</w:t>
+      </w:r>
+      <w:r>
+        <w:rPr>
+          <w:sz w:val="22"/>
+          <w:szCs w:val="22"/>
+        </w:rPr>
+        <w:t>s-</w:t>
+      </w:r>
+      <w:r>
+        <w:rPr>
+          <w:sz w:val="22"/>
+          <w:szCs w:val="22"/>
+        </w:rPr>
+        <w:t>Methoden</w:t>
+      </w:r>
+      <w:r>
+        <w:rPr>
+          <w:sz w:val="22"/>
+          <w:szCs w:val="22"/>
+        </w:rPr>
+        <w:t xml:space="preserve"> (</w:t>
+      </w:r>
+      <w:r>
+        <w:rPr>
+          <w:sz w:val="22"/>
+          <w:szCs w:val="22"/>
+        </w:rPr>
+        <w:t xml:space="preserve">Gaze </w:t>
+      </w:r>
+      <w:proofErr w:type="spellStart"/>
+      <w:r>
+        <w:rPr>
+          <w:sz w:val="22"/>
+          <w:szCs w:val="22"/>
+        </w:rPr>
+        <w:t>Estimation</w:t>
+      </w:r>
+      <w:proofErr w:type="spellEnd"/>
+      <w:r>
+        <w:rPr>
+          <w:sz w:val="22"/>
+          <w:szCs w:val="22"/>
+        </w:rPr>
+        <w:t>)</w:t>
+      </w:r>
+      <w:r>
+        <w:rPr>
+          <w:sz w:val="22"/>
+          <w:szCs w:val="22"/>
+        </w:rPr>
+        <w:t xml:space="preserve"> wird im </w:t>
+      </w:r>
+      <w:r>
+        <w:rPr>
+          <w:sz w:val="22"/>
+          <w:szCs w:val="22"/>
+        </w:rPr>
+        <w:t>Allgemeinen</w:t>
+      </w:r>
+      <w:r>
+        <w:rPr>
+          <w:sz w:val="22"/>
+          <w:szCs w:val="22"/>
+        </w:rPr>
+        <w:t xml:space="preserve"> </w:t>
+      </w:r>
+      <w:r>
+        <w:rPr>
+          <w:sz w:val="22"/>
+          <w:szCs w:val="22"/>
+        </w:rPr>
+        <w:t>zwischen</w:t>
+      </w:r>
+      <w:r>
+        <w:rPr>
+          <w:sz w:val="22"/>
+          <w:szCs w:val="22"/>
+        </w:rPr>
+        <w:t xml:space="preserve"> </w:t>
+      </w:r>
+      <w:r>
+        <w:rPr>
+          <w:sz w:val="22"/>
+          <w:szCs w:val="22"/>
+        </w:rPr>
+        <w:t>M</w:t>
+      </w:r>
+      <w:r>
+        <w:rPr>
+          <w:sz w:val="22"/>
+          <w:szCs w:val="22"/>
+        </w:rPr>
+        <w:t>odel</w:t>
+      </w:r>
+      <w:r>
+        <w:rPr>
+          <w:sz w:val="22"/>
+          <w:szCs w:val="22"/>
+        </w:rPr>
+        <w:t>l-</w:t>
+      </w:r>
+      <w:r>
+        <w:rPr>
+          <w:sz w:val="22"/>
+          <w:szCs w:val="22"/>
+        </w:rPr>
+        <w:t>basierter</w:t>
+      </w:r>
+      <w:r>
+        <w:rPr>
+          <w:sz w:val="22"/>
+          <w:szCs w:val="22"/>
+        </w:rPr>
+        <w:t xml:space="preserve"> (model-</w:t>
+      </w:r>
+      <w:proofErr w:type="spellStart"/>
+      <w:r>
+        <w:rPr>
+          <w:sz w:val="22"/>
+          <w:szCs w:val="22"/>
+        </w:rPr>
+        <w:t>based</w:t>
+      </w:r>
+      <w:proofErr w:type="spellEnd"/>
+      <w:r>
+        <w:rPr>
+          <w:sz w:val="22"/>
+          <w:szCs w:val="22"/>
+        </w:rPr>
+        <w:t>)</w:t>
+      </w:r>
+      <w:r>
+        <w:rPr>
+          <w:sz w:val="22"/>
+          <w:szCs w:val="22"/>
+        </w:rPr>
+        <w:t xml:space="preserve"> und </w:t>
+      </w:r>
+      <w:r>
+        <w:rPr>
+          <w:sz w:val="22"/>
+          <w:szCs w:val="22"/>
+        </w:rPr>
+        <w:t>Erscheinungsbild</w:t>
+      </w:r>
+      <w:r>
+        <w:rPr>
+          <w:sz w:val="22"/>
+          <w:szCs w:val="22"/>
+        </w:rPr>
+        <w:t>-bas</w:t>
+      </w:r>
+      <w:r>
+        <w:rPr>
+          <w:sz w:val="22"/>
+          <w:szCs w:val="22"/>
+        </w:rPr>
+        <w:t>ierter (</w:t>
+      </w:r>
+      <w:proofErr w:type="spellStart"/>
+      <w:r>
+        <w:rPr>
+          <w:sz w:val="22"/>
+          <w:szCs w:val="22"/>
+        </w:rPr>
+        <w:t>appearance-based</w:t>
+      </w:r>
+      <w:proofErr w:type="spellEnd"/>
+      <w:r>
+        <w:rPr>
+          <w:sz w:val="22"/>
+          <w:szCs w:val="22"/>
+        </w:rPr>
+        <w:t>)</w:t>
+      </w:r>
+      <w:r>
+        <w:rPr>
+          <w:sz w:val="22"/>
+          <w:szCs w:val="22"/>
+        </w:rPr>
+        <w:t xml:space="preserve"> Blickeinschätzung</w:t>
+      </w:r>
+      <w:r>
+        <w:rPr>
+          <w:sz w:val="22"/>
+          <w:szCs w:val="22"/>
+        </w:rPr>
+        <w:t xml:space="preserve"> unterschieden.</w:t>
+      </w:r>
+    </w:p>
+    <w:p>
+      <w:pPr>
+        <w:rPr>
+          <w:sz w:val="22"/>
+          <w:szCs w:val="22"/>
+        </w:rPr>
+      </w:pPr>
+      <w:r>
+        <w:rPr>
+          <w:b/>
+          <w:bCs/>
+          <w:sz w:val="22"/>
+          <w:szCs w:val="22"/>
+        </w:rPr>
+        <w:t>Model</w:t>
+      </w:r>
+      <w:r>
+        <w:rPr>
+          <w:b/>
+          <w:bCs/>
+          <w:sz w:val="22"/>
+          <w:szCs w:val="22"/>
+        </w:rPr>
+        <w:t>l-</w:t>
+      </w:r>
+      <w:r>
+        <w:rPr>
+          <w:b/>
+          <w:bCs/>
+          <w:sz w:val="22"/>
+          <w:szCs w:val="22"/>
+        </w:rPr>
+        <w:t>basierte Verfahren</w:t>
+      </w:r>
+      <w:r>
+        <w:rPr>
+          <w:sz w:val="22"/>
+          <w:szCs w:val="22"/>
+        </w:rPr>
+        <w:t xml:space="preserve"> </w:t>
+      </w:r>
+      <w:r>
+        <w:rPr>
+          <w:sz w:val="22"/>
+          <w:szCs w:val="22"/>
+        </w:rPr>
+        <w:t>verwenden</w:t>
+      </w:r>
+      <w:r>
+        <w:rPr>
+          <w:sz w:val="22"/>
+          <w:szCs w:val="22"/>
+        </w:rPr>
+        <w:t xml:space="preserve"> </w:t>
+      </w:r>
+      <w:r>
+        <w:rPr>
+          <w:sz w:val="22"/>
+          <w:szCs w:val="22"/>
+        </w:rPr>
+        <w:t xml:space="preserve">ein geometrisches </w:t>
+      </w:r>
+      <w:r>
+        <w:rPr>
+          <w:sz w:val="22"/>
+          <w:szCs w:val="22"/>
+        </w:rPr>
+        <w:t>Augenmodell</w:t>
+      </w:r>
+      <w:r>
+        <w:rPr>
+          <w:sz w:val="22"/>
+          <w:szCs w:val="22"/>
+        </w:rPr>
+        <w:t xml:space="preserve">, um die Blickrichtung aus </w:t>
+      </w:r>
+      <w:r>
+        <w:rPr>
+          <w:sz w:val="22"/>
+          <w:szCs w:val="22"/>
+        </w:rPr>
+        <w:t>physikalischen Eigenschaften</w:t>
+      </w:r>
+      <w:r>
+        <w:rPr>
+          <w:sz w:val="22"/>
+          <w:szCs w:val="22"/>
+        </w:rPr>
+        <w:t xml:space="preserve"> des Auges abzuleiten.</w:t>
+      </w:r>
+      <w:r>
+        <w:rPr>
+          <w:sz w:val="22"/>
+          <w:szCs w:val="22"/>
+        </w:rPr>
+        <w:t xml:space="preserve"> Dazu gibt es zwei bekannte Methoden.</w:t>
+      </w:r>
+    </w:p>
+    <w:p>
+      <w:pPr>
+        <w:rPr>
+          <w:sz w:val="22"/>
+          <w:szCs w:val="22"/>
+        </w:rPr>
+      </w:pPr>
+      <w:r>
+        <w:rPr>
+          <w:sz w:val="22"/>
+          <w:szCs w:val="22"/>
+        </w:rPr>
+        <w:t xml:space="preserve">1) Die </w:t>
+      </w:r>
+      <w:proofErr w:type="spellStart"/>
+      <w:r>
+        <w:rPr>
+          <w:sz w:val="22"/>
+          <w:szCs w:val="22"/>
+        </w:rPr>
+        <w:t>Hornhautreflexions</w:t>
+      </w:r>
+      <w:proofErr w:type="spellEnd"/>
+      <w:r>
+        <w:rPr>
+          <w:sz w:val="22"/>
+          <w:szCs w:val="22"/>
+        </w:rPr>
+        <w:t xml:space="preserve"> Methode (Corneal </w:t>
+      </w:r>
+      <w:proofErr w:type="spellStart"/>
+      <w:r>
+        <w:rPr>
+          <w:sz w:val="22"/>
+          <w:szCs w:val="22"/>
+        </w:rPr>
+        <w:t>Reflection</w:t>
+      </w:r>
+      <w:proofErr w:type="spellEnd"/>
+      <w:r>
+        <w:rPr>
+          <w:sz w:val="22"/>
+          <w:szCs w:val="22"/>
+        </w:rPr>
+        <w:t xml:space="preserve">) bei der mithilfe </w:t>
+      </w:r>
+      <w:r>
+        <w:rPr>
+          <w:sz w:val="22"/>
+          <w:szCs w:val="22"/>
+        </w:rPr>
+        <w:t>der Spiegelung von</w:t>
+      </w:r>
+      <w:r>
+        <w:rPr>
+          <w:sz w:val="22"/>
+          <w:szCs w:val="22"/>
+        </w:rPr>
+        <w:t xml:space="preserve"> Infrarotlicht in der Hornhaut des Auges</w:t>
+      </w:r>
+      <w:r>
+        <w:rPr>
+          <w:sz w:val="22"/>
+          <w:szCs w:val="22"/>
+        </w:rPr>
+        <w:t>, dessen Position berechnet wird</w:t>
+      </w:r>
+      <w:r>
+        <w:rPr>
+          <w:sz w:val="22"/>
+          <w:szCs w:val="22"/>
+        </w:rPr>
+        <w:t xml:space="preserve"> und </w:t>
+      </w:r>
+      <w:r>
+        <w:rPr>
+          <w:sz w:val="22"/>
+          <w:szCs w:val="22"/>
+        </w:rPr>
+        <w:t>um dann</w:t>
+      </w:r>
+      <w:r>
+        <w:rPr>
+          <w:sz w:val="22"/>
+          <w:szCs w:val="22"/>
+        </w:rPr>
+        <w:t xml:space="preserve"> ein</w:t>
+      </w:r>
+      <w:r>
+        <w:rPr>
+          <w:sz w:val="22"/>
+          <w:szCs w:val="22"/>
+        </w:rPr>
+        <w:t>en</w:t>
+      </w:r>
+      <w:r>
+        <w:rPr>
+          <w:sz w:val="22"/>
+          <w:szCs w:val="22"/>
+        </w:rPr>
+        <w:t xml:space="preserve"> </w:t>
+      </w:r>
+      <w:r>
+        <w:rPr>
+          <w:sz w:val="22"/>
+          <w:szCs w:val="22"/>
+        </w:rPr>
+        <w:t>Blickrichtungsv</w:t>
+      </w:r>
+      <w:r>
+        <w:rPr>
+          <w:sz w:val="22"/>
+          <w:szCs w:val="22"/>
+        </w:rPr>
+        <w:t xml:space="preserve">ektor von Pupillenzentrum zum Hornhautzentrum </w:t>
+      </w:r>
+      <w:r>
+        <w:rPr>
+          <w:sz w:val="22"/>
+          <w:szCs w:val="22"/>
+        </w:rPr>
+        <w:t>zu bestimmen</w:t>
+      </w:r>
+      <w:r>
+        <w:rPr>
+          <w:sz w:val="22"/>
+          <w:szCs w:val="22"/>
+        </w:rPr>
+        <w:t>.</w:t>
+      </w:r>
+    </w:p>
+    <w:p>
+      <w:pPr>
+        <w:rPr>
+          <w:sz w:val="22"/>
+          <w:szCs w:val="22"/>
+        </w:rPr>
+      </w:pPr>
+      <w:r>
+        <w:rPr>
+          <w:sz w:val="22"/>
+          <w:szCs w:val="22"/>
+        </w:rPr>
+        <w:t>2) Die Pupillenzentrums Methode (Pupil-center) bei der</w:t>
+      </w:r>
+      <w:r>
+        <w:rPr>
+          <w:sz w:val="22"/>
+          <w:szCs w:val="22"/>
+        </w:rPr>
+        <w:t xml:space="preserve"> das Pupillenzentrum und das </w:t>
+      </w:r>
+      <w:proofErr w:type="spellStart"/>
+      <w:r>
+        <w:rPr>
+          <w:sz w:val="22"/>
+          <w:szCs w:val="22"/>
+        </w:rPr>
+        <w:t>Augapfelzentrum</w:t>
+      </w:r>
+      <w:proofErr w:type="spellEnd"/>
+      <w:r>
+        <w:rPr>
+          <w:sz w:val="22"/>
+          <w:szCs w:val="22"/>
+        </w:rPr>
+        <w:t xml:space="preserve"> geschätzt und aus der Verbindung der beiden der Blickrichtungsvektor gebildet wird.</w:t>
+      </w:r>
+    </w:p>
+    <w:p>
+      <w:pPr>
+        <w:rPr>
+          <w:sz w:val="22"/>
+          <w:szCs w:val="22"/>
+        </w:rPr>
+      </w:pPr>
+      <w:r>
+        <w:rPr>
+          <w:sz w:val="22"/>
+          <w:szCs w:val="22"/>
+        </w:rPr>
+        <w:t xml:space="preserve">Da sich diese Verfahren auf Augenmerkmale beziehen sind hochauflösende Bilder und gute Beleuchtung </w:t>
+      </w:r>
+      <w:r>
+        <w:rPr>
+          <w:sz w:val="22"/>
+          <w:szCs w:val="22"/>
+        </w:rPr>
+        <w:t>wichtig</w:t>
+      </w:r>
+      <w:r>
+        <w:rPr>
+          <w:sz w:val="22"/>
+          <w:szCs w:val="22"/>
+        </w:rPr>
+        <w:t>.</w:t>
+      </w:r>
+    </w:p>
+    <w:p>
+      <w:pPr>
+        <w:rPr>
+          <w:sz w:val="22"/>
+          <w:szCs w:val="22"/>
+        </w:rPr>
+      </w:pPr>
+      <w:r>
+        <w:rPr>
+          <w:b/>
+          <w:sz w:val="22"/>
+          <w:szCs w:val="22"/>
+        </w:rPr>
+        <w:t xml:space="preserve">Erscheinungsbild-Basierte Verfahren </w:t>
+      </w:r>
+      <w:r>
+        <w:rPr>
+          <w:sz w:val="22"/>
+          <w:szCs w:val="22"/>
+        </w:rPr>
+        <w:t xml:space="preserve">stattdessen beziehen sich nicht auf </w:t>
+      </w:r>
+      <w:r>
+        <w:rPr>
+          <w:sz w:val="22"/>
+          <w:szCs w:val="22"/>
+        </w:rPr>
+        <w:t xml:space="preserve">ein geometrisches Augenmodell, sondern auf die bloße Erscheinung der Augen. Die Blickrichtung wird direkt aus Bilddaten der Augen geschätzt. </w:t>
+      </w:r>
+    </w:p>
+    <w:p>
+      <w:pPr>
+        <w:rPr>
+          <w:sz w:val="22"/>
+          <w:szCs w:val="22"/>
+        </w:rPr>
+      </w:pPr>
+    </w:p>
+    <w:p>
+      <w:pPr>
+        <w:rPr>
+          <w:sz w:val="22"/>
+          <w:szCs w:val="22"/>
+        </w:rPr>
+      </w:pPr>
+      <w:r>
+        <w:rPr>
+          <w:sz w:val="22"/>
+          <w:szCs w:val="22"/>
+        </w:rPr>
+        <w:t xml:space="preserve">Person </w:t>
+      </w:r>
+      <w:proofErr w:type="spellStart"/>
+      <w:r>
+        <w:rPr>
+          <w:sz w:val="22"/>
+          <w:szCs w:val="22"/>
+        </w:rPr>
+        <w:t>Independant</w:t>
+      </w:r>
+      <w:proofErr w:type="spellEnd"/>
+      <w:r>
+        <w:rPr>
+          <w:sz w:val="22"/>
+          <w:szCs w:val="22"/>
+        </w:rPr>
         <w:t xml:space="preserve"> Gaze </w:t>
       </w:r>
       <w:proofErr w:type="spellStart"/>
       <w:r>
+        <w:rPr>
+          <w:sz w:val="22"/>
+          <w:szCs w:val="22"/>
+        </w:rPr>
         <w:t>Estimation</w:t>
       </w:r>
       <w:proofErr w:type="spellEnd"/>
-      <w:r>
-        <w:t xml:space="preserve"> (Blickeinschätzung)</w:t>
-      </w:r>
-      <w:r>
-        <w:t xml:space="preserve"> Methoden</w:t>
-      </w:r>
-      <w:r>
-        <w:t xml:space="preserve"> wird im </w:t>
-      </w:r>
-      <w:r>
-        <w:t>Allgemeinen</w:t>
-      </w:r>
-      <w:r>
-        <w:t xml:space="preserve"> </w:t>
-      </w:r>
-      <w:r>
-        <w:t>zwischen</w:t>
-      </w:r>
-      <w:r>
-        <w:t xml:space="preserve"> model</w:t>
-      </w:r>
-      <w:r>
-        <w:t>-</w:t>
-      </w:r>
+    </w:p>
+    <w:p>
+      <w:pPr>
+        <w:rPr>
+          <w:sz w:val="22"/>
+          <w:szCs w:val="22"/>
+        </w:rPr>
+      </w:pPr>
       <w:proofErr w:type="spellStart"/>
       <w:r>
-        <w:t>based</w:t>
+        <w:rPr>
+          <w:sz w:val="22"/>
+          <w:szCs w:val="22"/>
+        </w:rPr>
+        <w:t>Unconstrained</w:t>
       </w:r>
       <w:proofErr w:type="spellEnd"/>
       <w:r>
-        <w:t xml:space="preserve"> und </w:t>
+        <w:rPr>
+          <w:sz w:val="22"/>
+          <w:szCs w:val="22"/>
+        </w:rPr>
+        <w:t xml:space="preserve"> Gaze </w:t>
       </w:r>
       <w:proofErr w:type="spellStart"/>
       <w:r>
-        <w:t>appearance-based</w:t>
+        <w:rPr>
+          <w:sz w:val="22"/>
+          <w:szCs w:val="22"/>
+        </w:rPr>
+        <w:t>Estimation</w:t>
       </w:r>
       <w:proofErr w:type="spellEnd"/>
-      <w:r>
-        <w:t xml:space="preserve"> unterschieden.</w:t>
-      </w:r>
-      <w:r>
-        <w:t xml:space="preserve"> </w:t>
-      </w:r>
-      <w:r>
-        <w:t>Model-</w:t>
-      </w:r>
-      <w:proofErr w:type="spellStart"/>
-      <w:r>
-        <w:t>based</w:t>
-      </w:r>
-      <w:proofErr w:type="spellEnd"/>
-      <w:r>
-        <w:t xml:space="preserve"> Methoden </w:t>
-      </w:r>
-      <w:r>
-        <w:t xml:space="preserve">benutzen ein künstliche Nachbildung des Auges um eine Blickrichtung festzustellen. </w:t>
-      </w:r>
+    </w:p>
+    <w:p>
+      <w:pPr>
+        <w:rPr>
+          <w:sz w:val="22"/>
+          <w:szCs w:val="22"/>
+        </w:rPr>
+      </w:pPr>
     </w:p>
     <w:sectPr>
       <w:footerReference w:type="even" r:id="rId7"/>

--- a/Notizen.docx
+++ b/Notizen.docx
@@ -1233,6 +1233,45 @@
           <w:sz w:val="22"/>
           <w:szCs w:val="22"/>
         </w:rPr>
+        <w:t>Probleme</w:t>
+      </w:r>
+    </w:p>
+    <w:p>
+      <w:pPr>
+        <w:rPr>
+          <w:sz w:val="22"/>
+          <w:szCs w:val="22"/>
+        </w:rPr>
+      </w:pPr>
+      <w:r>
+        <w:rPr>
+          <w:sz w:val="22"/>
+          <w:szCs w:val="22"/>
+        </w:rPr>
+        <w:t xml:space="preserve">Verdeckung der Augen durch Augenlider, Generell halb offene Augen, Variation in Augengröße, Reflektivität und </w:t>
+      </w:r>
+      <w:proofErr w:type="spellStart"/>
+      <w:r>
+        <w:rPr>
+          <w:sz w:val="22"/>
+          <w:szCs w:val="22"/>
+        </w:rPr>
+        <w:t>Kopfpose</w:t>
+      </w:r>
+      <w:proofErr w:type="spellEnd"/>
+    </w:p>
+    <w:p>
+      <w:pPr>
+        <w:rPr>
+          <w:sz w:val="22"/>
+          <w:szCs w:val="22"/>
+        </w:rPr>
+      </w:pPr>
+      <w:r>
+        <w:rPr>
+          <w:sz w:val="22"/>
+          <w:szCs w:val="22"/>
+        </w:rPr>
         <w:br w:type="page"/>
       </w:r>
     </w:p>
@@ -1277,14 +1316,7 @@
           <w:sz w:val="22"/>
           <w:szCs w:val="22"/>
         </w:rPr>
-        <w:t xml:space="preserve"> (</w:t>
-      </w:r>
-      <w:r>
-        <w:rPr>
-          <w:sz w:val="22"/>
-          <w:szCs w:val="22"/>
-        </w:rPr>
-        <w:t xml:space="preserve">Gaze </w:t>
+        <w:t xml:space="preserve"> (Gaze </w:t>
       </w:r>
       <w:proofErr w:type="spellStart"/>
       <w:r>
@@ -1726,21 +1758,7 @@
           <w:sz w:val="22"/>
           <w:szCs w:val="22"/>
         </w:rPr>
-        <w:t xml:space="preserve">Da sich diese Verfahren auf Augenmerkmale beziehen sind hochauflösende Bilder und gute Beleuchtung </w:t>
-      </w:r>
-      <w:r>
-        <w:rPr>
-          <w:sz w:val="22"/>
-          <w:szCs w:val="22"/>
-        </w:rPr>
-        <w:t>wichtig</w:t>
-      </w:r>
-      <w:r>
-        <w:rPr>
-          <w:sz w:val="22"/>
-          <w:szCs w:val="22"/>
-        </w:rPr>
-        <w:t>.</w:t>
+        <w:t>Da sich diese Verfahren auf Augenmerkmale beziehen sind hochauflösende Bilder und gute Beleuchtung wichtig.</w:t>
       </w:r>
     </w:p>
     <w:p>

--- a/Notizen.docx
+++ b/Notizen.docx
@@ -1,6 +1,6 @@
 
 <file path=word/document.xml><?xml version="1.0" encoding="utf-8"?>
-<w:document xmlns:wpc="http://schemas.microsoft.com/office/word/2010/wordprocessingCanvas" xmlns:cx="http://schemas.microsoft.com/office/drawing/2014/chartex" xmlns:cx1="http://schemas.microsoft.com/office/drawing/2015/9/8/chartex" xmlns:cx2="http://schemas.microsoft.com/office/drawing/2015/10/21/chartex" xmlns:cx3="http://schemas.microsoft.com/office/drawing/2016/5/9/chartex" xmlns:cx4="http://schemas.microsoft.com/office/drawing/2016/5/10/chartex" xmlns:cx5="http://schemas.microsoft.com/office/drawing/2016/5/11/chartex" xmlns:cx6="http://schemas.microsoft.com/office/drawing/2016/5/12/chartex" xmlns:cx7="http://schemas.microsoft.com/office/drawing/2016/5/13/chartex" xmlns:cx8="http://schemas.microsoft.com/office/drawing/2016/5/14/chartex" xmlns:mc="http://schemas.openxmlformats.org/markup-compatibility/2006" xmlns:aink="http://schemas.microsoft.com/office/drawing/2016/ink" xmlns:am3d="http://schemas.microsoft.com/office/drawing/2017/model3d" xmlns:o="urn:schemas-microsoft-com:office:office" xmlns:oel="http://schemas.microsoft.com/office/2019/extlst" xmlns:r="http://schemas.openxmlformats.org/officeDocument/2006/relationships" xmlns:m="http://schemas.openxmlformats.org/officeDocument/2006/math" xmlns:v="urn:schemas-microsoft-com:vml" xmlns:wp14="http://schemas.microsoft.com/office/word/2010/wordprocessingDrawing" xmlns:wp="http://schemas.openxmlformats.org/drawingml/2006/wordprocessingDrawing" xmlns:w10="urn:schemas-microsoft-com:office:word" xmlns:w="http://schemas.openxmlformats.org/wordprocessingml/2006/main" xmlns:w14="http://schemas.microsoft.com/office/word/2010/wordml" xmlns:w15="http://schemas.microsoft.com/office/word/2012/wordml" xmlns:w16cex="http://schemas.microsoft.com/office/word/2018/wordml/cex" xmlns:w16cid="http://schemas.microsoft.com/office/word/2016/wordml/cid" xmlns:w16="http://schemas.microsoft.com/office/word/2018/wordml" xmlns:w16du="http://schemas.microsoft.com/office/word/2023/wordml/word16du" xmlns:w16sdtdh="http://schemas.microsoft.com/office/word/2020/wordml/sdtdatahash" xmlns:w16sdtfl="http://schemas.microsoft.com/office/word/2024/wordml/sdtformatlock" xmlns:w16se="http://schemas.microsoft.com/office/word/2015/wordml/symex" xmlns:wpg="http://schemas.microsoft.com/office/word/2010/wordprocessingGroup" xmlns:wpi="http://schemas.microsoft.com/office/word/2010/wordprocessingInk" xmlns:wne="http://schemas.microsoft.com/office/word/2006/wordml" xmlns:wps="http://schemas.microsoft.com/office/word/2010/wordprocessingShape" mc:Ignorable="w14 w15 w16se w16cid w16 w16cex w16sdtdh w16sdtfl w16du wp14">
+<w:document xmlns:wpc="http://schemas.microsoft.com/office/word/2010/wordprocessingCanvas" xmlns:cx="http://schemas.microsoft.com/office/drawing/2014/chartex" xmlns:cx1="http://schemas.microsoft.com/office/drawing/2015/9/8/chartex" xmlns:cx2="http://schemas.microsoft.com/office/drawing/2015/10/21/chartex" xmlns:cx3="http://schemas.microsoft.com/office/drawing/2016/5/9/chartex" xmlns:cx4="http://schemas.microsoft.com/office/drawing/2016/5/10/chartex" xmlns:cx5="http://schemas.microsoft.com/office/drawing/2016/5/11/chartex" xmlns:cx6="http://schemas.microsoft.com/office/drawing/2016/5/12/chartex" xmlns:cx7="http://schemas.microsoft.com/office/drawing/2016/5/13/chartex" xmlns:cx8="http://schemas.microsoft.com/office/drawing/2016/5/14/chartex" xmlns:mc="http://schemas.openxmlformats.org/markup-compatibility/2006" xmlns:aink="http://schemas.microsoft.com/office/drawing/2016/ink" xmlns:am3d="http://schemas.microsoft.com/office/drawing/2017/model3d" xmlns:o="urn:schemas-microsoft-com:office:office" xmlns:oel="http://schemas.microsoft.com/office/2019/extlst" xmlns:r="http://schemas.openxmlformats.org/officeDocument/2006/relationships" xmlns:m="http://schemas.openxmlformats.org/officeDocument/2006/math" xmlns:v="urn:schemas-microsoft-com:vml" xmlns:wp14="http://schemas.microsoft.com/office/word/2010/wordprocessingDrawing" xmlns:wp="http://schemas.openxmlformats.org/drawingml/2006/wordprocessingDrawing" xmlns:w10="urn:schemas-microsoft-com:office:word" xmlns:w="http://schemas.openxmlformats.org/wordprocessingml/2006/main" xmlns:w14="http://schemas.microsoft.com/office/word/2010/wordml" xmlns:w15="http://schemas.microsoft.com/office/word/2012/wordml" xmlns:w16cei="http://schemas.microsoft.com/office/word/2026/wordml/cei" xmlns:w16cex="http://schemas.microsoft.com/office/word/2018/wordml/cex" xmlns:w16cid="http://schemas.microsoft.com/office/word/2016/wordml/cid" xmlns:w16="http://schemas.microsoft.com/office/word/2018/wordml" xmlns:w16du="http://schemas.microsoft.com/office/word/2023/wordml/word16du" xmlns:w16sdtdh="http://schemas.microsoft.com/office/word/2020/wordml/sdtdatahash" xmlns:w16sdtfl="http://schemas.microsoft.com/office/word/2024/wordml/sdtformatlock" xmlns:w16se="http://schemas.microsoft.com/office/word/2015/wordml/symex" xmlns:wpg="http://schemas.microsoft.com/office/word/2010/wordprocessingGroup" xmlns:wpi="http://schemas.microsoft.com/office/word/2010/wordprocessingInk" xmlns:wne="http://schemas.microsoft.com/office/word/2006/wordml" xmlns:wps="http://schemas.microsoft.com/office/word/2010/wordprocessingShape" mc:Ignorable="w14 w15 w16se w16cid w16 w16cex w16sdtdh w16sdtfl w16du wp14">
   <w:body>
     <w:p>
       <w:pPr>
@@ -1605,7 +1605,106 @@
           <w:sz w:val="22"/>
           <w:szCs w:val="22"/>
         </w:rPr>
-        <w:t xml:space="preserve"> Methode (Corneal </w:t>
+        <w:t xml:space="preserve"> Methode (Corneal Reflection) bei der mithilfe </w:t>
+      </w:r>
+      <w:r>
+        <w:rPr>
+          <w:sz w:val="22"/>
+          <w:szCs w:val="22"/>
+        </w:rPr>
+        <w:t>der Spiegelung von</w:t>
+      </w:r>
+      <w:r>
+        <w:rPr>
+          <w:sz w:val="22"/>
+          <w:szCs w:val="22"/>
+        </w:rPr>
+        <w:t xml:space="preserve"> Infrarotlicht in der Hornhaut des Auges</w:t>
+      </w:r>
+      <w:r>
+        <w:rPr>
+          <w:sz w:val="22"/>
+          <w:szCs w:val="22"/>
+        </w:rPr>
+        <w:t>, dessen Position berechnet wird</w:t>
+      </w:r>
+      <w:r>
+        <w:rPr>
+          <w:sz w:val="22"/>
+          <w:szCs w:val="22"/>
+        </w:rPr>
+        <w:t xml:space="preserve"> und </w:t>
+      </w:r>
+      <w:r>
+        <w:rPr>
+          <w:sz w:val="22"/>
+          <w:szCs w:val="22"/>
+        </w:rPr>
+        <w:t>um dann</w:t>
+      </w:r>
+      <w:r>
+        <w:rPr>
+          <w:sz w:val="22"/>
+          <w:szCs w:val="22"/>
+        </w:rPr>
+        <w:t xml:space="preserve"> ein</w:t>
+      </w:r>
+      <w:r>
+        <w:rPr>
+          <w:sz w:val="22"/>
+          <w:szCs w:val="22"/>
+        </w:rPr>
+        <w:t>en</w:t>
+      </w:r>
+      <w:r>
+        <w:rPr>
+          <w:sz w:val="22"/>
+          <w:szCs w:val="22"/>
+        </w:rPr>
+        <w:t xml:space="preserve"> </w:t>
+      </w:r>
+      <w:r>
+        <w:rPr>
+          <w:sz w:val="22"/>
+          <w:szCs w:val="22"/>
+        </w:rPr>
+        <w:t>Blickrichtungsv</w:t>
+      </w:r>
+      <w:r>
+        <w:rPr>
+          <w:sz w:val="22"/>
+          <w:szCs w:val="22"/>
+        </w:rPr>
+        <w:t xml:space="preserve">ektor von Pupillenzentrum zum Hornhautzentrum </w:t>
+      </w:r>
+      <w:r>
+        <w:rPr>
+          <w:sz w:val="22"/>
+          <w:szCs w:val="22"/>
+        </w:rPr>
+        <w:t>zu bestimmen</w:t>
+      </w:r>
+      <w:r>
+        <w:rPr>
+          <w:sz w:val="22"/>
+          <w:szCs w:val="22"/>
+        </w:rPr>
+        <w:t>.</w:t>
+      </w:r>
+    </w:p>
+    <w:p>
+      <w:pPr>
+        <w:rPr>
+          <w:sz w:val="22"/>
+          <w:szCs w:val="22"/>
+        </w:rPr>
+      </w:pPr>
+      <w:r>
+        <w:rPr>
+          <w:sz w:val="22"/>
+          <w:szCs w:val="22"/>
+        </w:rPr>
+        <w:t>2) Die Pupillenzentrums Methode (</w:t>
       </w:r>
       <w:proofErr w:type="spellStart"/>
       <w:r>
@@ -1613,7 +1712,7 @@
           <w:sz w:val="22"/>
           <w:szCs w:val="22"/>
         </w:rPr>
-        <w:t>Reflection</w:t>
+        <w:t>Pupil</w:t>
       </w:r>
       <w:proofErr w:type="spellEnd"/>
       <w:r>
@@ -1621,106 +1720,7 @@
           <w:sz w:val="22"/>
           <w:szCs w:val="22"/>
         </w:rPr>
-        <w:t xml:space="preserve">) bei der mithilfe </w:t>
-      </w:r>
-      <w:r>
-        <w:rPr>
-          <w:sz w:val="22"/>
-          <w:szCs w:val="22"/>
-        </w:rPr>
-        <w:t>der Spiegelung von</w:t>
-      </w:r>
-      <w:r>
-        <w:rPr>
-          <w:sz w:val="22"/>
-          <w:szCs w:val="22"/>
-        </w:rPr>
-        <w:t xml:space="preserve"> Infrarotlicht in der Hornhaut des Auges</w:t>
-      </w:r>
-      <w:r>
-        <w:rPr>
-          <w:sz w:val="22"/>
-          <w:szCs w:val="22"/>
-        </w:rPr>
-        <w:t>, dessen Position berechnet wird</w:t>
-      </w:r>
-      <w:r>
-        <w:rPr>
-          <w:sz w:val="22"/>
-          <w:szCs w:val="22"/>
-        </w:rPr>
-        <w:t xml:space="preserve"> und </w:t>
-      </w:r>
-      <w:r>
-        <w:rPr>
-          <w:sz w:val="22"/>
-          <w:szCs w:val="22"/>
-        </w:rPr>
-        <w:t>um dann</w:t>
-      </w:r>
-      <w:r>
-        <w:rPr>
-          <w:sz w:val="22"/>
-          <w:szCs w:val="22"/>
-        </w:rPr>
-        <w:t xml:space="preserve"> ein</w:t>
-      </w:r>
-      <w:r>
-        <w:rPr>
-          <w:sz w:val="22"/>
-          <w:szCs w:val="22"/>
-        </w:rPr>
-        <w:t>en</w:t>
-      </w:r>
-      <w:r>
-        <w:rPr>
-          <w:sz w:val="22"/>
-          <w:szCs w:val="22"/>
-        </w:rPr>
-        <w:t xml:space="preserve"> </w:t>
-      </w:r>
-      <w:r>
-        <w:rPr>
-          <w:sz w:val="22"/>
-          <w:szCs w:val="22"/>
-        </w:rPr>
-        <w:t>Blickrichtungsv</w:t>
-      </w:r>
-      <w:r>
-        <w:rPr>
-          <w:sz w:val="22"/>
-          <w:szCs w:val="22"/>
-        </w:rPr>
-        <w:t xml:space="preserve">ektor von Pupillenzentrum zum Hornhautzentrum </w:t>
-      </w:r>
-      <w:r>
-        <w:rPr>
-          <w:sz w:val="22"/>
-          <w:szCs w:val="22"/>
-        </w:rPr>
-        <w:t>zu bestimmen</w:t>
-      </w:r>
-      <w:r>
-        <w:rPr>
-          <w:sz w:val="22"/>
-          <w:szCs w:val="22"/>
-        </w:rPr>
-        <w:t>.</w:t>
-      </w:r>
-    </w:p>
-    <w:p>
-      <w:pPr>
-        <w:rPr>
-          <w:sz w:val="22"/>
-          <w:szCs w:val="22"/>
-        </w:rPr>
-      </w:pPr>
-      <w:r>
-        <w:rPr>
-          <w:sz w:val="22"/>
-          <w:szCs w:val="22"/>
-        </w:rPr>
-        <w:t>2) Die Pupillenzentrums Methode (Pupil-center) bei der</w:t>
+        <w:t>-center) bei der</w:t>
       </w:r>
       <w:r>
         <w:rPr>
@@ -1879,6 +1879,932 @@
           <w:szCs w:val="22"/>
         </w:rPr>
       </w:pPr>
+      <w:r>
+        <w:rPr>
+          <w:sz w:val="22"/>
+          <w:szCs w:val="22"/>
+        </w:rPr>
+        <w:br w:type="page"/>
+      </w:r>
+    </w:p>
+    <w:p>
+      <w:pPr>
+        <w:rPr>
+          <w:b/>
+          <w:bCs/>
+          <w:sz w:val="22"/>
+          <w:szCs w:val="22"/>
+        </w:rPr>
+      </w:pPr>
+      <w:r>
+        <w:rPr>
+          <w:b/>
+          <w:bCs/>
+          <w:sz w:val="22"/>
+          <w:szCs w:val="22"/>
+        </w:rPr>
+        <w:lastRenderedPageBreak/>
+        <w:t>2.2 Koordinatensysteme und Blickrepräsentation</w:t>
+      </w:r>
+    </w:p>
+    <w:p>
+      <w:pPr>
+        <w:rPr>
+          <w:sz w:val="22"/>
+          <w:szCs w:val="22"/>
+        </w:rPr>
+      </w:pPr>
+      <w:r>
+        <w:rPr>
+          <w:sz w:val="22"/>
+          <w:szCs w:val="22"/>
+        </w:rPr>
+        <w:t xml:space="preserve">Die Blickrichtung wird bei der 3D-Gaze </w:t>
+      </w:r>
+      <w:proofErr w:type="spellStart"/>
+      <w:r>
+        <w:rPr>
+          <w:sz w:val="22"/>
+          <w:szCs w:val="22"/>
+        </w:rPr>
+        <w:t>Estimation</w:t>
+      </w:r>
+      <w:proofErr w:type="spellEnd"/>
+      <w:r>
+        <w:rPr>
+          <w:sz w:val="22"/>
+          <w:szCs w:val="22"/>
+        </w:rPr>
+        <w:t xml:space="preserve"> in mehreren aufeinander bezogenen Koordinatensystemen beschrieben. Da die Eingangsdaten aus zweidimensionalen Kamerabildern bestehen, während die Blickrichtung als räumlicher Vektor modelliert wird, sind Transformationen zwischen verschiedenen Bezugssystemen erforderlich. Hansen und Ji (2010) ordnen diese geometrischen Zusammenhänge als grundlegenden Bestandteil modellbasierter Gaze-</w:t>
+      </w:r>
+      <w:proofErr w:type="spellStart"/>
+      <w:r>
+        <w:rPr>
+          <w:sz w:val="22"/>
+          <w:szCs w:val="22"/>
+        </w:rPr>
+        <w:t>Estimation</w:t>
+      </w:r>
+      <w:proofErr w:type="spellEnd"/>
+      <w:r>
+        <w:rPr>
+          <w:sz w:val="22"/>
+          <w:szCs w:val="22"/>
+        </w:rPr>
+        <w:t>-Verfahren ein.</w:t>
+      </w:r>
+    </w:p>
+    <w:p>
+      <w:pPr>
+        <w:rPr>
+          <w:sz w:val="22"/>
+          <w:szCs w:val="22"/>
+        </w:rPr>
+      </w:pPr>
+      <w:r>
+        <w:rPr>
+          <w:sz w:val="22"/>
+          <w:szCs w:val="22"/>
+        </w:rPr>
+        <w:t xml:space="preserve">Den Ausgangspunkt bildet das </w:t>
+      </w:r>
+      <w:r>
+        <w:rPr>
+          <w:b/>
+          <w:bCs/>
+          <w:sz w:val="22"/>
+          <w:szCs w:val="22"/>
+        </w:rPr>
+        <w:t>Bildkoordinatensystem</w:t>
+      </w:r>
+      <w:r>
+        <w:rPr>
+          <w:sz w:val="22"/>
+          <w:szCs w:val="22"/>
+        </w:rPr>
+        <w:t>, in dem Bildmerkmale wie Pupillenmittelpunkt, Iriskontur oder Augenwinkel durch zweidimensionale Pixelkoordinaten beschrieben werden. Da diese Darstellung keine Tiefeninformation enthält, ist eine Rekonstruktion der räumlichen Augengeometrie notwendig.</w:t>
+      </w:r>
+    </w:p>
+    <w:p>
+      <w:pPr>
+        <w:rPr>
+          <w:sz w:val="22"/>
+          <w:szCs w:val="22"/>
+        </w:rPr>
+      </w:pPr>
+      <w:r>
+        <w:rPr>
+          <w:sz w:val="22"/>
+          <w:szCs w:val="22"/>
+        </w:rPr>
+        <w:t xml:space="preserve">Hierfür werden die Bildkoordinaten mithilfe eines kalibrierten Kameramodells in das </w:t>
+      </w:r>
+      <w:r>
+        <w:rPr>
+          <w:b/>
+          <w:bCs/>
+          <w:sz w:val="22"/>
+          <w:szCs w:val="22"/>
+        </w:rPr>
+        <w:t>Kamerakoordinatensystem</w:t>
+      </w:r>
+      <w:r>
+        <w:rPr>
+          <w:sz w:val="22"/>
+          <w:szCs w:val="22"/>
+        </w:rPr>
+        <w:t xml:space="preserve"> überführt. Dieses besitzt seinen Ursprung im optischen Zentrum der Kamera und beschreibt die räumliche Position aller Objekte relativ zur Kamera. Die </w:t>
+      </w:r>
+      <w:proofErr w:type="spellStart"/>
+      <w:r>
+        <w:rPr>
+          <w:sz w:val="22"/>
+          <w:szCs w:val="22"/>
+        </w:rPr>
+        <w:t>Kopfpose</w:t>
+      </w:r>
+      <w:proofErr w:type="spellEnd"/>
+      <w:r>
+        <w:rPr>
+          <w:sz w:val="22"/>
+          <w:szCs w:val="22"/>
+        </w:rPr>
+        <w:t xml:space="preserve"> wird als Rotation und Translation des Kopfkoordinatensystems relativ zum Kamerakoordinatensystem definiert (Zhang et al., 2019). Dadurch kann die Lage des Auges unabhängig von der Kameraperspektive bestimmt werden.</w:t>
+      </w:r>
+    </w:p>
+    <w:p>
+      <w:pPr>
+        <w:rPr>
+          <w:sz w:val="22"/>
+          <w:szCs w:val="22"/>
+        </w:rPr>
+      </w:pPr>
+      <w:r>
+        <w:rPr>
+          <w:sz w:val="22"/>
+          <w:szCs w:val="22"/>
+        </w:rPr>
+        <w:t xml:space="preserve">Zur Beschreibung der Augenbewegung wird zusätzlich ein </w:t>
+      </w:r>
+      <w:r>
+        <w:rPr>
+          <w:b/>
+          <w:bCs/>
+          <w:sz w:val="22"/>
+          <w:szCs w:val="22"/>
+        </w:rPr>
+        <w:t>Augen- bzw. Kopfkoordinatensystem</w:t>
+      </w:r>
+      <w:r>
+        <w:rPr>
+          <w:sz w:val="22"/>
+          <w:szCs w:val="22"/>
+        </w:rPr>
+        <w:t xml:space="preserve"> verwendet. Im Normalisierungsverfahren von </w:t>
+      </w:r>
+      <w:proofErr w:type="spellStart"/>
+      <w:r>
+        <w:rPr>
+          <w:sz w:val="22"/>
+          <w:szCs w:val="22"/>
+        </w:rPr>
+        <w:t>MPIIGaze</w:t>
+      </w:r>
+      <w:proofErr w:type="spellEnd"/>
+      <w:r>
+        <w:rPr>
+          <w:sz w:val="22"/>
+          <w:szCs w:val="22"/>
+        </w:rPr>
+        <w:t xml:space="preserve"> wird dieses lokale Koordinatensystem über anatomische Referenzpunkte des Gesichts definiert. Die x-Achse verläuft entlang der Verbindung beider Augen, die y-Achse zeigt in Richtung des Mundes und die z-Achse steht senkrecht auf der Gesichtsebene. Diese Definition ermöglicht eine einheitliche Beschreibung der Blickrichtung unabhängig von individuellen Kopfbewegungen (Zhang et al., 2019).</w:t>
+      </w:r>
+    </w:p>
+    <w:p>
+      <w:pPr>
+        <w:rPr>
+          <w:sz w:val="22"/>
+          <w:szCs w:val="22"/>
+        </w:rPr>
+      </w:pPr>
+      <w:r>
+        <w:rPr>
+          <w:sz w:val="22"/>
+          <w:szCs w:val="22"/>
+        </w:rPr>
+        <w:t xml:space="preserve">Da unterschiedliche Kopfhaltungen und Kamerapositionen die Erscheinung des Auges beeinflussen, werden die aufgenommenen Bilder in ein </w:t>
+      </w:r>
+      <w:r>
+        <w:rPr>
+          <w:b/>
+          <w:bCs/>
+          <w:sz w:val="22"/>
+          <w:szCs w:val="22"/>
+        </w:rPr>
+        <w:t>normalisiertes Kamerakoordinatensystem</w:t>
+      </w:r>
+      <w:r>
+        <w:rPr>
+          <w:sz w:val="22"/>
+          <w:szCs w:val="22"/>
+        </w:rPr>
+        <w:t xml:space="preserve"> transformiert. Hierzu werden Rotations- und Skalierungstransformationen angewendet, sodass virtuelle Kameraparameter und der Abstand zum Auge für alle Aufnahmen vereinheitlicht werden. Die Blickrichtung wird anschließend ebenfalls in dieses normalisierte Koordinatensystem transformiert und entweder als normierter dreidimensionaler Blickvektor oder äquivalent durch Pitch- und Yaw-Winkel repräsentiert (Zhang et al., 2019).</w:t>
+      </w:r>
+    </w:p>
+    <w:p>
+      <w:pPr>
+        <w:rPr>
+          <w:sz w:val="22"/>
+          <w:szCs w:val="22"/>
+        </w:rPr>
+      </w:pPr>
+      <w:r>
+        <w:rPr>
+          <w:sz w:val="22"/>
+          <w:szCs w:val="22"/>
+        </w:rPr>
+        <w:t>Auch neuere Datensätze wie ETH-</w:t>
+      </w:r>
+      <w:proofErr w:type="spellStart"/>
+      <w:r>
+        <w:rPr>
+          <w:sz w:val="22"/>
+          <w:szCs w:val="22"/>
+        </w:rPr>
+        <w:t>XGaze</w:t>
+      </w:r>
+      <w:proofErr w:type="spellEnd"/>
+      <w:r>
+        <w:rPr>
+          <w:sz w:val="22"/>
+          <w:szCs w:val="22"/>
+        </w:rPr>
+        <w:t xml:space="preserve"> verwenden dieses Normalisierungskonzept und stellen die Blickrichtung sowohl als dreidimensionalen Vektor als auch als Winkelrepräsentation bereit. Dadurch wird eine konsistente Darstellung der Ground-Truth-Daten ermöglicht und die Generalisierungsfähigkeit von Gaze-</w:t>
+      </w:r>
+      <w:proofErr w:type="spellStart"/>
+      <w:r>
+        <w:rPr>
+          <w:sz w:val="22"/>
+          <w:szCs w:val="22"/>
+        </w:rPr>
+        <w:t>Estimation</w:t>
+      </w:r>
+      <w:proofErr w:type="spellEnd"/>
+      <w:r>
+        <w:rPr>
+          <w:sz w:val="22"/>
+          <w:szCs w:val="22"/>
+        </w:rPr>
+        <w:t>-Modellen verbessert (Zhang et al., 2020).</w:t>
+      </w:r>
+    </w:p>
+    <w:p>
+      <w:pPr>
+        <w:rPr>
+          <w:sz w:val="22"/>
+          <w:szCs w:val="22"/>
+        </w:rPr>
+      </w:pPr>
+      <w:r>
+        <w:rPr>
+          <w:sz w:val="22"/>
+          <w:szCs w:val="22"/>
+        </w:rPr>
+        <w:t xml:space="preserve">Zusammenfassend erfolgt die Berechnung der Blickrichtung durch die Transformation der Bildinformationen über mehrere Koordinatensysteme. Während das Bildkoordinatensystem die zweidimensionalen Eingabedaten beschreibt, ermöglichen Kamera-, Kopf- und normalisierte </w:t>
+      </w:r>
+      <w:r>
+        <w:rPr>
+          <w:sz w:val="22"/>
+          <w:szCs w:val="22"/>
+        </w:rPr>
+        <w:lastRenderedPageBreak/>
+        <w:t>Koordinatensysteme die Rekonstruktion eines dreidimensionalen Blickvektors, der als Grundlage moderner Gaze-</w:t>
+      </w:r>
+      <w:proofErr w:type="spellStart"/>
+      <w:r>
+        <w:rPr>
+          <w:sz w:val="22"/>
+          <w:szCs w:val="22"/>
+        </w:rPr>
+        <w:t>Estimation</w:t>
+      </w:r>
+      <w:proofErr w:type="spellEnd"/>
+      <w:r>
+        <w:rPr>
+          <w:sz w:val="22"/>
+          <w:szCs w:val="22"/>
+        </w:rPr>
+        <w:t>-Verfahren dient.</w:t>
+      </w:r>
+    </w:p>
+    <w:p>
+      <w:pPr>
+        <w:rPr>
+          <w:sz w:val="22"/>
+          <w:szCs w:val="22"/>
+        </w:rPr>
+      </w:pPr>
+      <w:r>
+        <w:rPr>
+          <w:sz w:val="22"/>
+          <w:szCs w:val="22"/>
+        </w:rPr>
+        <w:br w:type="page"/>
+      </w:r>
+    </w:p>
+    <w:p>
+      <w:pPr>
+        <w:rPr>
+          <w:b/>
+          <w:bCs/>
+          <w:sz w:val="22"/>
+          <w:szCs w:val="22"/>
+        </w:rPr>
+      </w:pPr>
+      <w:r>
+        <w:rPr>
+          <w:b/>
+          <w:bCs/>
+          <w:sz w:val="22"/>
+          <w:szCs w:val="22"/>
+        </w:rPr>
+        <w:lastRenderedPageBreak/>
+        <w:t>4. Gaze360 (</w:t>
+      </w:r>
+      <w:proofErr w:type="spellStart"/>
+      <w:r>
+        <w:rPr>
+          <w:b/>
+          <w:bCs/>
+          <w:sz w:val="22"/>
+          <w:szCs w:val="22"/>
+        </w:rPr>
+        <w:t>Kellnhofer</w:t>
+      </w:r>
+      <w:proofErr w:type="spellEnd"/>
+      <w:r>
+        <w:rPr>
+          <w:b/>
+          <w:bCs/>
+          <w:sz w:val="22"/>
+          <w:szCs w:val="22"/>
+        </w:rPr>
+        <w:t xml:space="preserve"> et al., 2019) → Multi-Kamera-Synchronisation </w:t>
+      </w:r>
+    </w:p>
+    <w:p>
+      <w:pPr>
+        <w:rPr>
+          <w:sz w:val="22"/>
+          <w:szCs w:val="22"/>
+        </w:rPr>
+      </w:pPr>
+      <w:r>
+        <w:rPr>
+          <w:sz w:val="22"/>
+          <w:szCs w:val="22"/>
+        </w:rPr>
+        <w:t xml:space="preserve">Gaze360 ist interessant, weil es eine </w:t>
+      </w:r>
+      <w:r>
+        <w:rPr>
+          <w:b/>
+          <w:bCs/>
+          <w:sz w:val="22"/>
+          <w:szCs w:val="22"/>
+        </w:rPr>
+        <w:t>360°-Kameraumgebung</w:t>
+      </w:r>
+      <w:r>
+        <w:rPr>
+          <w:sz w:val="22"/>
+          <w:szCs w:val="22"/>
+        </w:rPr>
+        <w:t xml:space="preserve"> verwendet.</w:t>
+      </w:r>
+    </w:p>
+    <w:p>
+      <w:pPr>
+        <w:rPr>
+          <w:sz w:val="22"/>
+          <w:szCs w:val="22"/>
+        </w:rPr>
+      </w:pPr>
+      <w:r>
+        <w:rPr>
+          <w:sz w:val="22"/>
+          <w:szCs w:val="22"/>
+        </w:rPr>
+        <w:t>Relevante Aspekte:</w:t>
+      </w:r>
+    </w:p>
+    <w:p>
+      <w:pPr>
+        <w:numPr>
+          <w:ilvl w:val="0"/>
+          <w:numId w:val="13"/>
+        </w:numPr>
+        <w:rPr>
+          <w:sz w:val="22"/>
+          <w:szCs w:val="22"/>
+        </w:rPr>
+      </w:pPr>
+      <w:r>
+        <w:rPr>
+          <w:sz w:val="22"/>
+          <w:szCs w:val="22"/>
+        </w:rPr>
+        <w:t xml:space="preserve">mehrere Kameras </w:t>
+      </w:r>
+    </w:p>
+    <w:p>
+      <w:pPr>
+        <w:numPr>
+          <w:ilvl w:val="0"/>
+          <w:numId w:val="13"/>
+        </w:numPr>
+        <w:rPr>
+          <w:sz w:val="22"/>
+          <w:szCs w:val="22"/>
+        </w:rPr>
+      </w:pPr>
+      <w:r>
+        <w:rPr>
+          <w:sz w:val="22"/>
+          <w:szCs w:val="22"/>
+        </w:rPr>
+        <w:t xml:space="preserve">zeitliche Konsistenz </w:t>
+      </w:r>
+    </w:p>
+    <w:p>
+      <w:pPr>
+        <w:numPr>
+          <w:ilvl w:val="0"/>
+          <w:numId w:val="13"/>
+        </w:numPr>
+        <w:rPr>
+          <w:sz w:val="22"/>
+          <w:szCs w:val="22"/>
+        </w:rPr>
+      </w:pPr>
+      <w:r>
+        <w:rPr>
+          <w:sz w:val="22"/>
+          <w:szCs w:val="22"/>
+        </w:rPr>
+        <w:t xml:space="preserve">3D-Gaze Ground Truth </w:t>
+      </w:r>
+    </w:p>
+    <w:p>
+      <w:pPr>
+        <w:numPr>
+          <w:ilvl w:val="0"/>
+          <w:numId w:val="13"/>
+        </w:numPr>
+        <w:rPr>
+          <w:sz w:val="22"/>
+          <w:szCs w:val="22"/>
+        </w:rPr>
+      </w:pPr>
+      <w:r>
+        <w:rPr>
+          <w:sz w:val="22"/>
+          <w:szCs w:val="22"/>
+        </w:rPr>
+        <w:t xml:space="preserve">Kalibrierung </w:t>
+      </w:r>
+    </w:p>
+    <w:p>
+      <w:pPr>
+        <w:rPr>
+          <w:sz w:val="22"/>
+          <w:szCs w:val="22"/>
+        </w:rPr>
+      </w:pPr>
+      <w:r>
+        <w:rPr>
+          <w:sz w:val="22"/>
+          <w:szCs w:val="22"/>
+        </w:rPr>
+        <w:t>Gut für:</w:t>
+      </w:r>
+    </w:p>
+    <w:p>
+      <w:pPr>
+        <w:rPr>
+          <w:sz w:val="22"/>
+          <w:szCs w:val="22"/>
+        </w:rPr>
+      </w:pPr>
+      <w:r>
+        <w:rPr>
+          <w:sz w:val="22"/>
+          <w:szCs w:val="22"/>
+        </w:rPr>
+        <w:t>Synchronisation und Erfassung von Gaze unter unkontrollierten Bedingungen.</w:t>
+      </w:r>
+    </w:p>
+    <w:p>
+      <w:pPr>
+        <w:rPr>
+          <w:b/>
+          <w:bCs/>
+          <w:sz w:val="22"/>
+          <w:szCs w:val="22"/>
+        </w:rPr>
+      </w:pPr>
+      <w:r>
+        <w:rPr>
+          <w:b/>
+          <w:bCs/>
+          <w:sz w:val="22"/>
+          <w:szCs w:val="22"/>
+        </w:rPr>
+        <w:t xml:space="preserve">1. EYEDIAP (Funes Mora et al., 2014) → wichtigste Quelle für Kamera-Synchronisation </w:t>
+      </w:r>
+    </w:p>
+    <w:p>
+      <w:pPr>
+        <w:rPr>
+          <w:sz w:val="22"/>
+          <w:szCs w:val="22"/>
+        </w:rPr>
+      </w:pPr>
+      <w:r>
+        <w:rPr>
+          <w:sz w:val="22"/>
+          <w:szCs w:val="22"/>
+        </w:rPr>
+        <w:t xml:space="preserve">EYEDIAP wurde explizit mit einer </w:t>
+      </w:r>
+      <w:r>
+        <w:rPr>
+          <w:b/>
+          <w:bCs/>
+          <w:sz w:val="22"/>
+          <w:szCs w:val="22"/>
+        </w:rPr>
+        <w:t>RGB-D-Kamera</w:t>
+      </w:r>
+      <w:r>
+        <w:rPr>
+          <w:sz w:val="22"/>
+          <w:szCs w:val="22"/>
+        </w:rPr>
+        <w:t xml:space="preserve"> und einem </w:t>
+      </w:r>
+      <w:r>
+        <w:rPr>
+          <w:b/>
+          <w:bCs/>
+          <w:sz w:val="22"/>
+          <w:szCs w:val="22"/>
+        </w:rPr>
+        <w:t>Remote Eye Tracker</w:t>
+      </w:r>
+      <w:r>
+        <w:rPr>
+          <w:sz w:val="22"/>
+          <w:szCs w:val="22"/>
+        </w:rPr>
+        <w:t xml:space="preserve"> aufgenommen. Deshalb mussten folgende Systeme synchronisiert werden:</w:t>
+      </w:r>
+    </w:p>
+    <w:p>
+      <w:pPr>
+        <w:numPr>
+          <w:ilvl w:val="0"/>
+          <w:numId w:val="14"/>
+        </w:numPr>
+        <w:rPr>
+          <w:sz w:val="22"/>
+          <w:szCs w:val="22"/>
+        </w:rPr>
+      </w:pPr>
+      <w:r>
+        <w:rPr>
+          <w:sz w:val="22"/>
+          <w:szCs w:val="22"/>
+        </w:rPr>
+        <w:t xml:space="preserve">RGB-Kamera </w:t>
+      </w:r>
+    </w:p>
+    <w:p>
+      <w:pPr>
+        <w:numPr>
+          <w:ilvl w:val="0"/>
+          <w:numId w:val="14"/>
+        </w:numPr>
+        <w:rPr>
+          <w:sz w:val="22"/>
+          <w:szCs w:val="22"/>
+        </w:rPr>
+      </w:pPr>
+      <w:r>
+        <w:rPr>
+          <w:sz w:val="22"/>
+          <w:szCs w:val="22"/>
+        </w:rPr>
+        <w:t xml:space="preserve">Tiefenkamera </w:t>
+      </w:r>
+    </w:p>
+    <w:p>
+      <w:pPr>
+        <w:numPr>
+          <w:ilvl w:val="0"/>
+          <w:numId w:val="14"/>
+        </w:numPr>
+        <w:rPr>
+          <w:sz w:val="22"/>
+          <w:szCs w:val="22"/>
+        </w:rPr>
+      </w:pPr>
+      <w:r>
+        <w:rPr>
+          <w:sz w:val="22"/>
+          <w:szCs w:val="22"/>
+        </w:rPr>
+        <w:t xml:space="preserve">Eye Tracker </w:t>
+      </w:r>
+    </w:p>
+    <w:p>
+      <w:pPr>
+        <w:numPr>
+          <w:ilvl w:val="0"/>
+          <w:numId w:val="14"/>
+        </w:numPr>
+        <w:rPr>
+          <w:sz w:val="22"/>
+          <w:szCs w:val="22"/>
+        </w:rPr>
+      </w:pPr>
+      <w:r>
+        <w:rPr>
+          <w:sz w:val="22"/>
+          <w:szCs w:val="22"/>
+        </w:rPr>
+        <w:t xml:space="preserve">Kopf-/Gesichtsbewegungen </w:t>
+      </w:r>
+    </w:p>
+    <w:p>
+      <w:pPr>
+        <w:rPr>
+          <w:b/>
+          <w:bCs/>
+          <w:sz w:val="22"/>
+          <w:szCs w:val="22"/>
+        </w:rPr>
+      </w:pPr>
+      <w:r>
+        <w:rPr>
+          <w:b/>
+          <w:bCs/>
+          <w:sz w:val="22"/>
+          <w:szCs w:val="22"/>
+        </w:rPr>
+        <w:t>Relevante Stellen:</w:t>
+      </w:r>
+    </w:p>
+    <w:p>
+      <w:pPr>
+        <w:rPr>
+          <w:sz w:val="22"/>
+          <w:szCs w:val="22"/>
+        </w:rPr>
+      </w:pPr>
+      <w:proofErr w:type="spellStart"/>
+      <w:r>
+        <w:rPr>
+          <w:b/>
+          <w:bCs/>
+          <w:sz w:val="22"/>
+          <w:szCs w:val="22"/>
+        </w:rPr>
+        <w:t>Section</w:t>
+      </w:r>
+      <w:proofErr w:type="spellEnd"/>
+      <w:r>
+        <w:rPr>
+          <w:b/>
+          <w:bCs/>
+          <w:sz w:val="22"/>
+          <w:szCs w:val="22"/>
+        </w:rPr>
+        <w:t xml:space="preserve"> 3: Data Acquisition Setup</w:t>
+      </w:r>
+    </w:p>
+    <w:p>
+      <w:pPr>
+        <w:rPr>
+          <w:sz w:val="22"/>
+          <w:szCs w:val="22"/>
+        </w:rPr>
+      </w:pPr>
+      <w:r>
+        <w:rPr>
+          <w:sz w:val="22"/>
+          <w:szCs w:val="22"/>
+        </w:rPr>
+        <w:t>Dort findest du:</w:t>
+      </w:r>
+    </w:p>
+    <w:p>
+      <w:pPr>
+        <w:numPr>
+          <w:ilvl w:val="0"/>
+          <w:numId w:val="15"/>
+        </w:numPr>
+        <w:rPr>
+          <w:sz w:val="22"/>
+          <w:szCs w:val="22"/>
+        </w:rPr>
+      </w:pPr>
+      <w:r>
+        <w:rPr>
+          <w:sz w:val="22"/>
+          <w:szCs w:val="22"/>
+        </w:rPr>
+        <w:t xml:space="preserve">verwendete Hardware </w:t>
+      </w:r>
+    </w:p>
+    <w:p>
+      <w:pPr>
+        <w:numPr>
+          <w:ilvl w:val="0"/>
+          <w:numId w:val="15"/>
+        </w:numPr>
+        <w:rPr>
+          <w:sz w:val="22"/>
+          <w:szCs w:val="22"/>
+        </w:rPr>
+      </w:pPr>
+      <w:r>
+        <w:rPr>
+          <w:sz w:val="22"/>
+          <w:szCs w:val="22"/>
+        </w:rPr>
+        <w:t xml:space="preserve">Kamerakonfiguration </w:t>
+      </w:r>
+    </w:p>
+    <w:p>
+      <w:pPr>
+        <w:numPr>
+          <w:ilvl w:val="0"/>
+          <w:numId w:val="15"/>
+        </w:numPr>
+        <w:rPr>
+          <w:sz w:val="22"/>
+          <w:szCs w:val="22"/>
+        </w:rPr>
+      </w:pPr>
+      <w:r>
+        <w:rPr>
+          <w:sz w:val="22"/>
+          <w:szCs w:val="22"/>
+        </w:rPr>
+        <w:t xml:space="preserve">Synchronisation der Sensoren </w:t>
+      </w:r>
+    </w:p>
+    <w:p>
+      <w:pPr>
+        <w:rPr>
+          <w:sz w:val="22"/>
+          <w:szCs w:val="22"/>
+        </w:rPr>
+      </w:pPr>
+      <w:r>
+        <w:rPr>
+          <w:sz w:val="22"/>
+          <w:szCs w:val="22"/>
+        </w:rPr>
+        <w:t>Besonders relevant:</w:t>
+      </w:r>
+    </w:p>
+    <w:p>
+      <w:pPr>
+        <w:numPr>
+          <w:ilvl w:val="0"/>
+          <w:numId w:val="16"/>
+        </w:numPr>
+        <w:rPr>
+          <w:sz w:val="22"/>
+          <w:szCs w:val="22"/>
+        </w:rPr>
+      </w:pPr>
+      <w:r>
+        <w:rPr>
+          <w:sz w:val="22"/>
+          <w:szCs w:val="22"/>
+        </w:rPr>
+        <w:t xml:space="preserve">RGB-D Kamera liefert Farb- und Tiefenbilder </w:t>
+      </w:r>
+    </w:p>
+    <w:p>
+      <w:pPr>
+        <w:numPr>
+          <w:ilvl w:val="0"/>
+          <w:numId w:val="16"/>
+        </w:numPr>
+        <w:rPr>
+          <w:sz w:val="22"/>
+          <w:szCs w:val="22"/>
+        </w:rPr>
+      </w:pPr>
+      <w:r>
+        <w:rPr>
+          <w:sz w:val="22"/>
+          <w:szCs w:val="22"/>
+        </w:rPr>
+        <w:t xml:space="preserve">Eye Tracker liefert Ground Truth </w:t>
+      </w:r>
+    </w:p>
+    <w:p>
+      <w:pPr>
+        <w:numPr>
+          <w:ilvl w:val="0"/>
+          <w:numId w:val="16"/>
+        </w:numPr>
+        <w:rPr>
+          <w:sz w:val="22"/>
+          <w:szCs w:val="22"/>
+        </w:rPr>
+      </w:pPr>
+      <w:r>
+        <w:rPr>
+          <w:sz w:val="22"/>
+          <w:szCs w:val="22"/>
+        </w:rPr>
+        <w:t xml:space="preserve">Zeitstempel werden verwendet, um die Datenströme zusammenzuführen </w:t>
+      </w:r>
+    </w:p>
+    <w:p>
+      <w:pPr>
+        <w:rPr>
+          <w:sz w:val="22"/>
+          <w:szCs w:val="22"/>
+        </w:rPr>
+      </w:pPr>
+      <w:r>
+        <w:rPr>
+          <w:sz w:val="22"/>
+          <w:szCs w:val="22"/>
+        </w:rPr>
+        <w:t>Bei multimodalen Gaze-Datensätzen müssen Bilddaten und Ground-Truth-Messungen zeitlich synchronisiert werden. EYEDIAP verwendet hierzu eine Aufnahmeumgebung, in der RGB-D-</w:t>
+      </w:r>
+      <w:r>
+        <w:rPr>
+          <w:sz w:val="22"/>
+          <w:szCs w:val="22"/>
+        </w:rPr>
+        <w:lastRenderedPageBreak/>
+        <w:t>Kameradaten und Eye-Tracking-Messungen zeitlich gekoppelt werden, sodass jedem Kamerabild eine entsprechende Blickmessung zugeordnet werden kann (Funes Mora et al., 2014).</w:t>
+      </w:r>
+    </w:p>
+    <w:p>
+      <w:pPr>
+        <w:rPr>
+          <w:sz w:val="22"/>
+          <w:szCs w:val="22"/>
+        </w:rPr>
+      </w:pPr>
+    </w:p>
+    <w:p>
+      <w:pPr>
+        <w:rPr>
+          <w:sz w:val="22"/>
+          <w:szCs w:val="22"/>
+        </w:rPr>
+      </w:pPr>
+    </w:p>
+    <w:p>
+      <w:pPr>
+        <w:rPr>
+          <w:sz w:val="22"/>
+          <w:szCs w:val="22"/>
+        </w:rPr>
+      </w:pPr>
+      <w:r>
+        <w:rPr>
+          <w:sz w:val="22"/>
+          <w:szCs w:val="22"/>
+        </w:rPr>
+        <w:t>Für die Erhebung von Gaze-Daten ist eine zeitliche Synchronisation zwischen Kamerasystemen und Ground-Truth-Quellen erforderlich. Besonders bei multimodalen Datensätzen, die RGB-, Tiefen- oder Eye-Tracking-Daten kombinieren, müssen die unterschiedlichen Datenströme zeitlich korrekt einander zugeordnet werden. EYEDIAP verwendet hierzu eine synchronisierte Aufnahmeumgebung aus RGB-D-Kamera und Eye Tracker, wodurch jedem Kamerabild eine entsprechende Blickmessung zugeordnet werden kann (Funes Mora et al., 2014). Bei Multi-Kamera-Datensätzen wie Gaze360 ist zusätzlich die zeitliche und räumliche Konsistenz mehrerer Kamerasysteme entscheidend, um eine stabile 3D-Gaze-Repräsentation zu ermöglichen (</w:t>
+      </w:r>
+      <w:proofErr w:type="spellStart"/>
+      <w:r>
+        <w:rPr>
+          <w:sz w:val="22"/>
+          <w:szCs w:val="22"/>
+        </w:rPr>
+        <w:t>Kellnhofer</w:t>
+      </w:r>
+      <w:proofErr w:type="spellEnd"/>
+      <w:r>
+        <w:rPr>
+          <w:sz w:val="22"/>
+          <w:szCs w:val="22"/>
+        </w:rPr>
+        <w:t xml:space="preserve"> et al., 2019).</w:t>
+      </w:r>
     </w:p>
     <w:sectPr>
       <w:footerReference w:type="even" r:id="rId7"/>
@@ -1894,7 +2820,7 @@
 </file>
 
 <file path=word/endnotes.xml><?xml version="1.0" encoding="utf-8"?>
-<w:endnotes xmlns:wpc="http://schemas.microsoft.com/office/word/2010/wordprocessingCanvas" xmlns:cx="http://schemas.microsoft.com/office/drawing/2014/chartex" xmlns:cx1="http://schemas.microsoft.com/office/drawing/2015/9/8/chartex" xmlns:cx2="http://schemas.microsoft.com/office/drawing/2015/10/21/chartex" xmlns:cx3="http://schemas.microsoft.com/office/drawing/2016/5/9/chartex" xmlns:cx4="http://schemas.microsoft.com/office/drawing/2016/5/10/chartex" xmlns:cx5="http://schemas.microsoft.com/office/drawing/2016/5/11/chartex" xmlns:cx6="http://schemas.microsoft.com/office/drawing/2016/5/12/chartex" xmlns:cx7="http://schemas.microsoft.com/office/drawing/2016/5/13/chartex" xmlns:cx8="http://schemas.microsoft.com/office/drawing/2016/5/14/chartex" xmlns:mc="http://schemas.openxmlformats.org/markup-compatibility/2006" xmlns:aink="http://schemas.microsoft.com/office/drawing/2016/ink" xmlns:am3d="http://schemas.microsoft.com/office/drawing/2017/model3d" xmlns:o="urn:schemas-microsoft-com:office:office" xmlns:oel="http://schemas.microsoft.com/office/2019/extlst" xmlns:r="http://schemas.openxmlformats.org/officeDocument/2006/relationships" xmlns:m="http://schemas.openxmlformats.org/officeDocument/2006/math" xmlns:v="urn:schemas-microsoft-com:vml" xmlns:wp14="http://schemas.microsoft.com/office/word/2010/wordprocessingDrawing" xmlns:wp="http://schemas.openxmlformats.org/drawingml/2006/wordprocessingDrawing" xmlns:w10="urn:schemas-microsoft-com:office:word" xmlns:w="http://schemas.openxmlformats.org/wordprocessingml/2006/main" xmlns:w14="http://schemas.microsoft.com/office/word/2010/wordml" xmlns:w15="http://schemas.microsoft.com/office/word/2012/wordml" xmlns:w16cex="http://schemas.microsoft.com/office/word/2018/wordml/cex" xmlns:w16cid="http://schemas.microsoft.com/office/word/2016/wordml/cid" xmlns:w16="http://schemas.microsoft.com/office/word/2018/wordml" xmlns:w16du="http://schemas.microsoft.com/office/word/2023/wordml/word16du" xmlns:w16sdtdh="http://schemas.microsoft.com/office/word/2020/wordml/sdtdatahash" xmlns:w16sdtfl="http://schemas.microsoft.com/office/word/2024/wordml/sdtformatlock" xmlns:w16se="http://schemas.microsoft.com/office/word/2015/wordml/symex" xmlns:wpg="http://schemas.microsoft.com/office/word/2010/wordprocessingGroup" xmlns:wpi="http://schemas.microsoft.com/office/word/2010/wordprocessingInk" xmlns:wne="http://schemas.microsoft.com/office/word/2006/wordml" xmlns:wps="http://schemas.microsoft.com/office/word/2010/wordprocessingShape" mc:Ignorable="w14 w15 w16se w16cid w16 w16cex w16sdtdh w16sdtfl w16du wp14">
+<w:endnotes xmlns:wpc="http://schemas.microsoft.com/office/word/2010/wordprocessingCanvas" xmlns:cx="http://schemas.microsoft.com/office/drawing/2014/chartex" xmlns:cx1="http://schemas.microsoft.com/office/drawing/2015/9/8/chartex" xmlns:cx2="http://schemas.microsoft.com/office/drawing/2015/10/21/chartex" xmlns:cx3="http://schemas.microsoft.com/office/drawing/2016/5/9/chartex" xmlns:cx4="http://schemas.microsoft.com/office/drawing/2016/5/10/chartex" xmlns:cx5="http://schemas.microsoft.com/office/drawing/2016/5/11/chartex" xmlns:cx6="http://schemas.microsoft.com/office/drawing/2016/5/12/chartex" xmlns:cx7="http://schemas.microsoft.com/office/drawing/2016/5/13/chartex" xmlns:cx8="http://schemas.microsoft.com/office/drawing/2016/5/14/chartex" xmlns:mc="http://schemas.openxmlformats.org/markup-compatibility/2006" xmlns:aink="http://schemas.microsoft.com/office/drawing/2016/ink" xmlns:am3d="http://schemas.microsoft.com/office/drawing/2017/model3d" xmlns:o="urn:schemas-microsoft-com:office:office" xmlns:oel="http://schemas.microsoft.com/office/2019/extlst" xmlns:r="http://schemas.openxmlformats.org/officeDocument/2006/relationships" xmlns:m="http://schemas.openxmlformats.org/officeDocument/2006/math" xmlns:v="urn:schemas-microsoft-com:vml" xmlns:wp14="http://schemas.microsoft.com/office/word/2010/wordprocessingDrawing" xmlns:wp="http://schemas.openxmlformats.org/drawingml/2006/wordprocessingDrawing" xmlns:w10="urn:schemas-microsoft-com:office:word" xmlns:w="http://schemas.openxmlformats.org/wordprocessingml/2006/main" xmlns:w14="http://schemas.microsoft.com/office/word/2010/wordml" xmlns:w15="http://schemas.microsoft.com/office/word/2012/wordml" xmlns:w16cei="http://schemas.microsoft.com/office/word/2026/wordml/cei" xmlns:w16cex="http://schemas.microsoft.com/office/word/2018/wordml/cex" xmlns:w16cid="http://schemas.microsoft.com/office/word/2016/wordml/cid" xmlns:w16="http://schemas.microsoft.com/office/word/2018/wordml" xmlns:w16du="http://schemas.microsoft.com/office/word/2023/wordml/word16du" xmlns:w16sdtdh="http://schemas.microsoft.com/office/word/2020/wordml/sdtdatahash" xmlns:w16sdtfl="http://schemas.microsoft.com/office/word/2024/wordml/sdtformatlock" xmlns:w16se="http://schemas.microsoft.com/office/word/2015/wordml/symex" xmlns:wpg="http://schemas.microsoft.com/office/word/2010/wordprocessingGroup" xmlns:wpi="http://schemas.microsoft.com/office/word/2010/wordprocessingInk" xmlns:wne="http://schemas.microsoft.com/office/word/2006/wordml" xmlns:wps="http://schemas.microsoft.com/office/word/2010/wordprocessingShape" mc:Ignorable="w14 w15 w16se w16cid w16 w16cex w16sdtdh w16sdtfl w16du wp14">
   <w:endnote w:type="separator" w:id="-1">
     <w:p>
       <w:pPr>
@@ -1919,7 +2845,7 @@
 </file>
 
 <file path=word/footer1.xml><?xml version="1.0" encoding="utf-8"?>
-<w:ftr xmlns:wpc="http://schemas.microsoft.com/office/word/2010/wordprocessingCanvas" xmlns:cx="http://schemas.microsoft.com/office/drawing/2014/chartex" xmlns:cx1="http://schemas.microsoft.com/office/drawing/2015/9/8/chartex" xmlns:cx2="http://schemas.microsoft.com/office/drawing/2015/10/21/chartex" xmlns:cx3="http://schemas.microsoft.com/office/drawing/2016/5/9/chartex" xmlns:cx4="http://schemas.microsoft.com/office/drawing/2016/5/10/chartex" xmlns:cx5="http://schemas.microsoft.com/office/drawing/2016/5/11/chartex" xmlns:cx6="http://schemas.microsoft.com/office/drawing/2016/5/12/chartex" xmlns:cx7="http://schemas.microsoft.com/office/drawing/2016/5/13/chartex" xmlns:cx8="http://schemas.microsoft.com/office/drawing/2016/5/14/chartex" xmlns:mc="http://schemas.openxmlformats.org/markup-compatibility/2006" xmlns:aink="http://schemas.microsoft.com/office/drawing/2016/ink" xmlns:am3d="http://schemas.microsoft.com/office/drawing/2017/model3d" xmlns:o="urn:schemas-microsoft-com:office:office" xmlns:oel="http://schemas.microsoft.com/office/2019/extlst" xmlns:r="http://schemas.openxmlformats.org/officeDocument/2006/relationships" xmlns:m="http://schemas.openxmlformats.org/officeDocument/2006/math" xmlns:v="urn:schemas-microsoft-com:vml" xmlns:wp14="http://schemas.microsoft.com/office/word/2010/wordprocessingDrawing" xmlns:wp="http://schemas.openxmlformats.org/drawingml/2006/wordprocessingDrawing" xmlns:w10="urn:schemas-microsoft-com:office:word" xmlns:w="http://schemas.openxmlformats.org/wordprocessingml/2006/main" xmlns:w14="http://schemas.microsoft.com/office/word/2010/wordml" xmlns:w15="http://schemas.microsoft.com/office/word/2012/wordml" xmlns:w16cex="http://schemas.microsoft.com/office/word/2018/wordml/cex" xmlns:w16cid="http://schemas.microsoft.com/office/word/2016/wordml/cid" xmlns:w16="http://schemas.microsoft.com/office/word/2018/wordml" xmlns:w16du="http://schemas.microsoft.com/office/word/2023/wordml/word16du" xmlns:w16sdtdh="http://schemas.microsoft.com/office/word/2020/wordml/sdtdatahash" xmlns:w16sdtfl="http://schemas.microsoft.com/office/word/2024/wordml/sdtformatlock" xmlns:w16se="http://schemas.microsoft.com/office/word/2015/wordml/symex" xmlns:wpg="http://schemas.microsoft.com/office/word/2010/wordprocessingGroup" xmlns:wpi="http://schemas.microsoft.com/office/word/2010/wordprocessingInk" xmlns:wne="http://schemas.microsoft.com/office/word/2006/wordml" xmlns:wps="http://schemas.microsoft.com/office/word/2010/wordprocessingShape" mc:Ignorable="w14 w15 w16se w16cid w16 w16cex w16sdtdh w16sdtfl w16du wp14">
+<w:ftr xmlns:wpc="http://schemas.microsoft.com/office/word/2010/wordprocessingCanvas" xmlns:cx="http://schemas.microsoft.com/office/drawing/2014/chartex" xmlns:cx1="http://schemas.microsoft.com/office/drawing/2015/9/8/chartex" xmlns:cx2="http://schemas.microsoft.com/office/drawing/2015/10/21/chartex" xmlns:cx3="http://schemas.microsoft.com/office/drawing/2016/5/9/chartex" xmlns:cx4="http://schemas.microsoft.com/office/drawing/2016/5/10/chartex" xmlns:cx5="http://schemas.microsoft.com/office/drawing/2016/5/11/chartex" xmlns:cx6="http://schemas.microsoft.com/office/drawing/2016/5/12/chartex" xmlns:cx7="http://schemas.microsoft.com/office/drawing/2016/5/13/chartex" xmlns:cx8="http://schemas.microsoft.com/office/drawing/2016/5/14/chartex" xmlns:mc="http://schemas.openxmlformats.org/markup-compatibility/2006" xmlns:aink="http://schemas.microsoft.com/office/drawing/2016/ink" xmlns:am3d="http://schemas.microsoft.com/office/drawing/2017/model3d" xmlns:o="urn:schemas-microsoft-com:office:office" xmlns:oel="http://schemas.microsoft.com/office/2019/extlst" xmlns:r="http://schemas.openxmlformats.org/officeDocument/2006/relationships" xmlns:m="http://schemas.openxmlformats.org/officeDocument/2006/math" xmlns:v="urn:schemas-microsoft-com:vml" xmlns:wp14="http://schemas.microsoft.com/office/word/2010/wordprocessingDrawing" xmlns:wp="http://schemas.openxmlformats.org/drawingml/2006/wordprocessingDrawing" xmlns:w10="urn:schemas-microsoft-com:office:word" xmlns:w="http://schemas.openxmlformats.org/wordprocessingml/2006/main" xmlns:w14="http://schemas.microsoft.com/office/word/2010/wordml" xmlns:w15="http://schemas.microsoft.com/office/word/2012/wordml" xmlns:w16cei="http://schemas.microsoft.com/office/word/2026/wordml/cei" xmlns:w16cex="http://schemas.microsoft.com/office/word/2018/wordml/cex" xmlns:w16cid="http://schemas.microsoft.com/office/word/2016/wordml/cid" xmlns:w16="http://schemas.microsoft.com/office/word/2018/wordml" xmlns:w16du="http://schemas.microsoft.com/office/word/2023/wordml/word16du" xmlns:w16sdtdh="http://schemas.microsoft.com/office/word/2020/wordml/sdtdatahash" xmlns:w16sdtfl="http://schemas.microsoft.com/office/word/2024/wordml/sdtformatlock" xmlns:w16se="http://schemas.microsoft.com/office/word/2015/wordml/symex" xmlns:wpg="http://schemas.microsoft.com/office/word/2010/wordprocessingGroup" xmlns:wpi="http://schemas.microsoft.com/office/word/2010/wordprocessingInk" xmlns:wne="http://schemas.microsoft.com/office/word/2006/wordml" xmlns:wps="http://schemas.microsoft.com/office/word/2010/wordprocessingShape" mc:Ignorable="w14 w15 w16se w16cid w16 w16cex w16sdtdh w16sdtfl w16du wp14">
   <w:p>
     <w:pPr>
       <w:pStyle w:val="Fuzeile"/>
@@ -1929,7 +2855,7 @@
 </file>
 
 <file path=word/footer2.xml><?xml version="1.0" encoding="utf-8"?>
-<w:ftr xmlns:wpc="http://schemas.microsoft.com/office/word/2010/wordprocessingCanvas" xmlns:cx="http://schemas.microsoft.com/office/drawing/2014/chartex" xmlns:cx1="http://schemas.microsoft.com/office/drawing/2015/9/8/chartex" xmlns:cx2="http://schemas.microsoft.com/office/drawing/2015/10/21/chartex" xmlns:cx3="http://schemas.microsoft.com/office/drawing/2016/5/9/chartex" xmlns:cx4="http://schemas.microsoft.com/office/drawing/2016/5/10/chartex" xmlns:cx5="http://schemas.microsoft.com/office/drawing/2016/5/11/chartex" xmlns:cx6="http://schemas.microsoft.com/office/drawing/2016/5/12/chartex" xmlns:cx7="http://schemas.microsoft.com/office/drawing/2016/5/13/chartex" xmlns:cx8="http://schemas.microsoft.com/office/drawing/2016/5/14/chartex" xmlns:mc="http://schemas.openxmlformats.org/markup-compatibility/2006" xmlns:aink="http://schemas.microsoft.com/office/drawing/2016/ink" xmlns:am3d="http://schemas.microsoft.com/office/drawing/2017/model3d" xmlns:o="urn:schemas-microsoft-com:office:office" xmlns:oel="http://schemas.microsoft.com/office/2019/extlst" xmlns:r="http://schemas.openxmlformats.org/officeDocument/2006/relationships" xmlns:m="http://schemas.openxmlformats.org/officeDocument/2006/math" xmlns:v="urn:schemas-microsoft-com:vml" xmlns:wp14="http://schemas.microsoft.com/office/word/2010/wordprocessingDrawing" xmlns:wp="http://schemas.openxmlformats.org/drawingml/2006/wordprocessingDrawing" xmlns:w10="urn:schemas-microsoft-com:office:word" xmlns:w="http://schemas.openxmlformats.org/wordprocessingml/2006/main" xmlns:w14="http://schemas.microsoft.com/office/word/2010/wordml" xmlns:w15="http://schemas.microsoft.com/office/word/2012/wordml" xmlns:w16cex="http://schemas.microsoft.com/office/word/2018/wordml/cex" xmlns:w16cid="http://schemas.microsoft.com/office/word/2016/wordml/cid" xmlns:w16="http://schemas.microsoft.com/office/word/2018/wordml" xmlns:w16du="http://schemas.microsoft.com/office/word/2023/wordml/word16du" xmlns:w16sdtdh="http://schemas.microsoft.com/office/word/2020/wordml/sdtdatahash" xmlns:w16sdtfl="http://schemas.microsoft.com/office/word/2024/wordml/sdtformatlock" xmlns:w16se="http://schemas.microsoft.com/office/word/2015/wordml/symex" xmlns:wpg="http://schemas.microsoft.com/office/word/2010/wordprocessingGroup" xmlns:wpi="http://schemas.microsoft.com/office/word/2010/wordprocessingInk" xmlns:wne="http://schemas.microsoft.com/office/word/2006/wordml" xmlns:wps="http://schemas.microsoft.com/office/word/2010/wordprocessingShape" mc:Ignorable="w14 w15 w16se w16cid w16 w16cex w16sdtdh w16sdtfl w16du wp14">
+<w:ftr xmlns:wpc="http://schemas.microsoft.com/office/word/2010/wordprocessingCanvas" xmlns:cx="http://schemas.microsoft.com/office/drawing/2014/chartex" xmlns:cx1="http://schemas.microsoft.com/office/drawing/2015/9/8/chartex" xmlns:cx2="http://schemas.microsoft.com/office/drawing/2015/10/21/chartex" xmlns:cx3="http://schemas.microsoft.com/office/drawing/2016/5/9/chartex" xmlns:cx4="http://schemas.microsoft.com/office/drawing/2016/5/10/chartex" xmlns:cx5="http://schemas.microsoft.com/office/drawing/2016/5/11/chartex" xmlns:cx6="http://schemas.microsoft.com/office/drawing/2016/5/12/chartex" xmlns:cx7="http://schemas.microsoft.com/office/drawing/2016/5/13/chartex" xmlns:cx8="http://schemas.microsoft.com/office/drawing/2016/5/14/chartex" xmlns:mc="http://schemas.openxmlformats.org/markup-compatibility/2006" xmlns:aink="http://schemas.microsoft.com/office/drawing/2016/ink" xmlns:am3d="http://schemas.microsoft.com/office/drawing/2017/model3d" xmlns:o="urn:schemas-microsoft-com:office:office" xmlns:oel="http://schemas.microsoft.com/office/2019/extlst" xmlns:r="http://schemas.openxmlformats.org/officeDocument/2006/relationships" xmlns:m="http://schemas.openxmlformats.org/officeDocument/2006/math" xmlns:v="urn:schemas-microsoft-com:vml" xmlns:wp14="http://schemas.microsoft.com/office/word/2010/wordprocessingDrawing" xmlns:wp="http://schemas.openxmlformats.org/drawingml/2006/wordprocessingDrawing" xmlns:w10="urn:schemas-microsoft-com:office:word" xmlns:w="http://schemas.openxmlformats.org/wordprocessingml/2006/main" xmlns:w14="http://schemas.microsoft.com/office/word/2010/wordml" xmlns:w15="http://schemas.microsoft.com/office/word/2012/wordml" xmlns:w16cei="http://schemas.microsoft.com/office/word/2026/wordml/cei" xmlns:w16cex="http://schemas.microsoft.com/office/word/2018/wordml/cex" xmlns:w16cid="http://schemas.microsoft.com/office/word/2016/wordml/cid" xmlns:w16="http://schemas.microsoft.com/office/word/2018/wordml" xmlns:w16du="http://schemas.microsoft.com/office/word/2023/wordml/word16du" xmlns:w16sdtdh="http://schemas.microsoft.com/office/word/2020/wordml/sdtdatahash" xmlns:w16sdtfl="http://schemas.microsoft.com/office/word/2024/wordml/sdtformatlock" xmlns:w16se="http://schemas.microsoft.com/office/word/2015/wordml/symex" xmlns:wpg="http://schemas.microsoft.com/office/word/2010/wordprocessingGroup" xmlns:wpi="http://schemas.microsoft.com/office/word/2010/wordprocessingInk" xmlns:wne="http://schemas.microsoft.com/office/word/2006/wordml" xmlns:wps="http://schemas.microsoft.com/office/word/2010/wordprocessingShape" mc:Ignorable="w14 w15 w16se w16cid w16 w16cex w16sdtdh w16sdtfl w16du wp14">
   <w:p>
     <w:pPr>
       <w:pStyle w:val="Fuzeile"/>
@@ -1939,7 +2865,7 @@
 </file>
 
 <file path=word/footer3.xml><?xml version="1.0" encoding="utf-8"?>
-<w:ftr xmlns:wpc="http://schemas.microsoft.com/office/word/2010/wordprocessingCanvas" xmlns:cx="http://schemas.microsoft.com/office/drawing/2014/chartex" xmlns:cx1="http://schemas.microsoft.com/office/drawing/2015/9/8/chartex" xmlns:cx2="http://schemas.microsoft.com/office/drawing/2015/10/21/chartex" xmlns:cx3="http://schemas.microsoft.com/office/drawing/2016/5/9/chartex" xmlns:cx4="http://schemas.microsoft.com/office/drawing/2016/5/10/chartex" xmlns:cx5="http://schemas.microsoft.com/office/drawing/2016/5/11/chartex" xmlns:cx6="http://schemas.microsoft.com/office/drawing/2016/5/12/chartex" xmlns:cx7="http://schemas.microsoft.com/office/drawing/2016/5/13/chartex" xmlns:cx8="http://schemas.microsoft.com/office/drawing/2016/5/14/chartex" xmlns:mc="http://schemas.openxmlformats.org/markup-compatibility/2006" xmlns:aink="http://schemas.microsoft.com/office/drawing/2016/ink" xmlns:am3d="http://schemas.microsoft.com/office/drawing/2017/model3d" xmlns:o="urn:schemas-microsoft-com:office:office" xmlns:oel="http://schemas.microsoft.com/office/2019/extlst" xmlns:r="http://schemas.openxmlformats.org/officeDocument/2006/relationships" xmlns:m="http://schemas.openxmlformats.org/officeDocument/2006/math" xmlns:v="urn:schemas-microsoft-com:vml" xmlns:wp14="http://schemas.microsoft.com/office/word/2010/wordprocessingDrawing" xmlns:wp="http://schemas.openxmlformats.org/drawingml/2006/wordprocessingDrawing" xmlns:w10="urn:schemas-microsoft-com:office:word" xmlns:w="http://schemas.openxmlformats.org/wordprocessingml/2006/main" xmlns:w14="http://schemas.microsoft.com/office/word/2010/wordml" xmlns:w15="http://schemas.microsoft.com/office/word/2012/wordml" xmlns:w16cex="http://schemas.microsoft.com/office/word/2018/wordml/cex" xmlns:w16cid="http://schemas.microsoft.com/office/word/2016/wordml/cid" xmlns:w16="http://schemas.microsoft.com/office/word/2018/wordml" xmlns:w16du="http://schemas.microsoft.com/office/word/2023/wordml/word16du" xmlns:w16sdtdh="http://schemas.microsoft.com/office/word/2020/wordml/sdtdatahash" xmlns:w16sdtfl="http://schemas.microsoft.com/office/word/2024/wordml/sdtformatlock" xmlns:w16se="http://schemas.microsoft.com/office/word/2015/wordml/symex" xmlns:wpg="http://schemas.microsoft.com/office/word/2010/wordprocessingGroup" xmlns:wpi="http://schemas.microsoft.com/office/word/2010/wordprocessingInk" xmlns:wne="http://schemas.microsoft.com/office/word/2006/wordml" xmlns:wps="http://schemas.microsoft.com/office/word/2010/wordprocessingShape" mc:Ignorable="w14 w15 w16se w16cid w16 w16cex w16sdtdh w16sdtfl w16du wp14">
+<w:ftr xmlns:wpc="http://schemas.microsoft.com/office/word/2010/wordprocessingCanvas" xmlns:cx="http://schemas.microsoft.com/office/drawing/2014/chartex" xmlns:cx1="http://schemas.microsoft.com/office/drawing/2015/9/8/chartex" xmlns:cx2="http://schemas.microsoft.com/office/drawing/2015/10/21/chartex" xmlns:cx3="http://schemas.microsoft.com/office/drawing/2016/5/9/chartex" xmlns:cx4="http://schemas.microsoft.com/office/drawing/2016/5/10/chartex" xmlns:cx5="http://schemas.microsoft.com/office/drawing/2016/5/11/chartex" xmlns:cx6="http://schemas.microsoft.com/office/drawing/2016/5/12/chartex" xmlns:cx7="http://schemas.microsoft.com/office/drawing/2016/5/13/chartex" xmlns:cx8="http://schemas.microsoft.com/office/drawing/2016/5/14/chartex" xmlns:mc="http://schemas.openxmlformats.org/markup-compatibility/2006" xmlns:aink="http://schemas.microsoft.com/office/drawing/2016/ink" xmlns:am3d="http://schemas.microsoft.com/office/drawing/2017/model3d" xmlns:o="urn:schemas-microsoft-com:office:office" xmlns:oel="http://schemas.microsoft.com/office/2019/extlst" xmlns:r="http://schemas.openxmlformats.org/officeDocument/2006/relationships" xmlns:m="http://schemas.openxmlformats.org/officeDocument/2006/math" xmlns:v="urn:schemas-microsoft-com:vml" xmlns:wp14="http://schemas.microsoft.com/office/word/2010/wordprocessingDrawing" xmlns:wp="http://schemas.openxmlformats.org/drawingml/2006/wordprocessingDrawing" xmlns:w10="urn:schemas-microsoft-com:office:word" xmlns:w="http://schemas.openxmlformats.org/wordprocessingml/2006/main" xmlns:w14="http://schemas.microsoft.com/office/word/2010/wordml" xmlns:w15="http://schemas.microsoft.com/office/word/2012/wordml" xmlns:w16cei="http://schemas.microsoft.com/office/word/2026/wordml/cei" xmlns:w16cex="http://schemas.microsoft.com/office/word/2018/wordml/cex" xmlns:w16cid="http://schemas.microsoft.com/office/word/2016/wordml/cid" xmlns:w16="http://schemas.microsoft.com/office/word/2018/wordml" xmlns:w16du="http://schemas.microsoft.com/office/word/2023/wordml/word16du" xmlns:w16sdtdh="http://schemas.microsoft.com/office/word/2020/wordml/sdtdatahash" xmlns:w16sdtfl="http://schemas.microsoft.com/office/word/2024/wordml/sdtformatlock" xmlns:w16se="http://schemas.microsoft.com/office/word/2015/wordml/symex" xmlns:wpg="http://schemas.microsoft.com/office/word/2010/wordprocessingGroup" xmlns:wpi="http://schemas.microsoft.com/office/word/2010/wordprocessingInk" xmlns:wne="http://schemas.microsoft.com/office/word/2006/wordml" xmlns:wps="http://schemas.microsoft.com/office/word/2010/wordprocessingShape" mc:Ignorable="w14 w15 w16se w16cid w16 w16cex w16sdtdh w16sdtfl w16du wp14">
   <w:p>
     <w:pPr>
       <w:pStyle w:val="Fuzeile"/>
@@ -1949,7 +2875,7 @@
 </file>
 
 <file path=word/footnotes.xml><?xml version="1.0" encoding="utf-8"?>
-<w:footnotes xmlns:wpc="http://schemas.microsoft.com/office/word/2010/wordprocessingCanvas" xmlns:cx="http://schemas.microsoft.com/office/drawing/2014/chartex" xmlns:cx1="http://schemas.microsoft.com/office/drawing/2015/9/8/chartex" xmlns:cx2="http://schemas.microsoft.com/office/drawing/2015/10/21/chartex" xmlns:cx3="http://schemas.microsoft.com/office/drawing/2016/5/9/chartex" xmlns:cx4="http://schemas.microsoft.com/office/drawing/2016/5/10/chartex" xmlns:cx5="http://schemas.microsoft.com/office/drawing/2016/5/11/chartex" xmlns:cx6="http://schemas.microsoft.com/office/drawing/2016/5/12/chartex" xmlns:cx7="http://schemas.microsoft.com/office/drawing/2016/5/13/chartex" xmlns:cx8="http://schemas.microsoft.com/office/drawing/2016/5/14/chartex" xmlns:mc="http://schemas.openxmlformats.org/markup-compatibility/2006" xmlns:aink="http://schemas.microsoft.com/office/drawing/2016/ink" xmlns:am3d="http://schemas.microsoft.com/office/drawing/2017/model3d" xmlns:o="urn:schemas-microsoft-com:office:office" xmlns:oel="http://schemas.microsoft.com/office/2019/extlst" xmlns:r="http://schemas.openxmlformats.org/officeDocument/2006/relationships" xmlns:m="http://schemas.openxmlformats.org/officeDocument/2006/math" xmlns:v="urn:schemas-microsoft-com:vml" xmlns:wp14="http://schemas.microsoft.com/office/word/2010/wordprocessingDrawing" xmlns:wp="http://schemas.openxmlformats.org/drawingml/2006/wordprocessingDrawing" xmlns:w10="urn:schemas-microsoft-com:office:word" xmlns:w="http://schemas.openxmlformats.org/wordprocessingml/2006/main" xmlns:w14="http://schemas.microsoft.com/office/word/2010/wordml" xmlns:w15="http://schemas.microsoft.com/office/word/2012/wordml" xmlns:w16cex="http://schemas.microsoft.com/office/word/2018/wordml/cex" xmlns:w16cid="http://schemas.microsoft.com/office/word/2016/wordml/cid" xmlns:w16="http://schemas.microsoft.com/office/word/2018/wordml" xmlns:w16du="http://schemas.microsoft.com/office/word/2023/wordml/word16du" xmlns:w16sdtdh="http://schemas.microsoft.com/office/word/2020/wordml/sdtdatahash" xmlns:w16sdtfl="http://schemas.microsoft.com/office/word/2024/wordml/sdtformatlock" xmlns:w16se="http://schemas.microsoft.com/office/word/2015/wordml/symex" xmlns:wpg="http://schemas.microsoft.com/office/word/2010/wordprocessingGroup" xmlns:wpi="http://schemas.microsoft.com/office/word/2010/wordprocessingInk" xmlns:wne="http://schemas.microsoft.com/office/word/2006/wordml" xmlns:wps="http://schemas.microsoft.com/office/word/2010/wordprocessingShape" mc:Ignorable="w14 w15 w16se w16cid w16 w16cex w16sdtdh w16sdtfl w16du wp14">
+<w:footnotes xmlns:wpc="http://schemas.microsoft.com/office/word/2010/wordprocessingCanvas" xmlns:cx="http://schemas.microsoft.com/office/drawing/2014/chartex" xmlns:cx1="http://schemas.microsoft.com/office/drawing/2015/9/8/chartex" xmlns:cx2="http://schemas.microsoft.com/office/drawing/2015/10/21/chartex" xmlns:cx3="http://schemas.microsoft.com/office/drawing/2016/5/9/chartex" xmlns:cx4="http://schemas.microsoft.com/office/drawing/2016/5/10/chartex" xmlns:cx5="http://schemas.microsoft.com/office/drawing/2016/5/11/chartex" xmlns:cx6="http://schemas.microsoft.com/office/drawing/2016/5/12/chartex" xmlns:cx7="http://schemas.microsoft.com/office/drawing/2016/5/13/chartex" xmlns:cx8="http://schemas.microsoft.com/office/drawing/2016/5/14/chartex" xmlns:mc="http://schemas.openxmlformats.org/markup-compatibility/2006" xmlns:aink="http://schemas.microsoft.com/office/drawing/2016/ink" xmlns:am3d="http://schemas.microsoft.com/office/drawing/2017/model3d" xmlns:o="urn:schemas-microsoft-com:office:office" xmlns:oel="http://schemas.microsoft.com/office/2019/extlst" xmlns:r="http://schemas.openxmlformats.org/officeDocument/2006/relationships" xmlns:m="http://schemas.openxmlformats.org/officeDocument/2006/math" xmlns:v="urn:schemas-microsoft-com:vml" xmlns:wp14="http://schemas.microsoft.com/office/word/2010/wordprocessingDrawing" xmlns:wp="http://schemas.openxmlformats.org/drawingml/2006/wordprocessingDrawing" xmlns:w10="urn:schemas-microsoft-com:office:word" xmlns:w="http://schemas.openxmlformats.org/wordprocessingml/2006/main" xmlns:w14="http://schemas.microsoft.com/office/word/2010/wordml" xmlns:w15="http://schemas.microsoft.com/office/word/2012/wordml" xmlns:w16cei="http://schemas.microsoft.com/office/word/2026/wordml/cei" xmlns:w16cex="http://schemas.microsoft.com/office/word/2018/wordml/cex" xmlns:w16cid="http://schemas.microsoft.com/office/word/2016/wordml/cid" xmlns:w16="http://schemas.microsoft.com/office/word/2018/wordml" xmlns:w16du="http://schemas.microsoft.com/office/word/2023/wordml/word16du" xmlns:w16sdtdh="http://schemas.microsoft.com/office/word/2020/wordml/sdtdatahash" xmlns:w16sdtfl="http://schemas.microsoft.com/office/word/2024/wordml/sdtformatlock" xmlns:w16se="http://schemas.microsoft.com/office/word/2015/wordml/symex" xmlns:wpg="http://schemas.microsoft.com/office/word/2010/wordprocessingGroup" xmlns:wpi="http://schemas.microsoft.com/office/word/2010/wordprocessingInk" xmlns:wne="http://schemas.microsoft.com/office/word/2006/wordml" xmlns:wps="http://schemas.microsoft.com/office/word/2010/wordprocessingShape" mc:Ignorable="w14 w15 w16se w16cid w16 w16cex w16sdtdh w16sdtfl w16du wp14">
   <w:footnote w:type="separator" w:id="-1">
     <w:p>
       <w:pPr>
@@ -1974,7 +2900,7 @@
 </file>
 
 <file path=word/numbering.xml><?xml version="1.0" encoding="utf-8"?>
-<w:numbering xmlns:wpc="http://schemas.microsoft.com/office/word/2010/wordprocessingCanvas" xmlns:cx="http://schemas.microsoft.com/office/drawing/2014/chartex" xmlns:cx1="http://schemas.microsoft.com/office/drawing/2015/9/8/chartex" xmlns:cx2="http://schemas.microsoft.com/office/drawing/2015/10/21/chartex" xmlns:cx3="http://schemas.microsoft.com/office/drawing/2016/5/9/chartex" xmlns:cx4="http://schemas.microsoft.com/office/drawing/2016/5/10/chartex" xmlns:cx5="http://schemas.microsoft.com/office/drawing/2016/5/11/chartex" xmlns:cx6="http://schemas.microsoft.com/office/drawing/2016/5/12/chartex" xmlns:cx7="http://schemas.microsoft.com/office/drawing/2016/5/13/chartex" xmlns:cx8="http://schemas.microsoft.com/office/drawing/2016/5/14/chartex" xmlns:mc="http://schemas.openxmlformats.org/markup-compatibility/2006" xmlns:aink="http://schemas.microsoft.com/office/drawing/2016/ink" xmlns:am3d="http://schemas.microsoft.com/office/drawing/2017/model3d" xmlns:o="urn:schemas-microsoft-com:office:office" xmlns:oel="http://schemas.microsoft.com/office/2019/extlst" xmlns:r="http://schemas.openxmlformats.org/officeDocument/2006/relationships" xmlns:m="http://schemas.openxmlformats.org/officeDocument/2006/math" xmlns:v="urn:schemas-microsoft-com:vml" xmlns:wp14="http://schemas.microsoft.com/office/word/2010/wordprocessingDrawing" xmlns:wp="http://schemas.openxmlformats.org/drawingml/2006/wordprocessingDrawing" xmlns:w10="urn:schemas-microsoft-com:office:word" xmlns:w="http://schemas.openxmlformats.org/wordprocessingml/2006/main" xmlns:w14="http://schemas.microsoft.com/office/word/2010/wordml" xmlns:w15="http://schemas.microsoft.com/office/word/2012/wordml" xmlns:w16cex="http://schemas.microsoft.com/office/word/2018/wordml/cex" xmlns:w16cid="http://schemas.microsoft.com/office/word/2016/wordml/cid" xmlns:w16="http://schemas.microsoft.com/office/word/2018/wordml" xmlns:w16du="http://schemas.microsoft.com/office/word/2023/wordml/word16du" xmlns:w16sdtdh="http://schemas.microsoft.com/office/word/2020/wordml/sdtdatahash" xmlns:w16sdtfl="http://schemas.microsoft.com/office/word/2024/wordml/sdtformatlock" xmlns:w16se="http://schemas.microsoft.com/office/word/2015/wordml/symex" xmlns:wpg="http://schemas.microsoft.com/office/word/2010/wordprocessingGroup" xmlns:wpi="http://schemas.microsoft.com/office/word/2010/wordprocessingInk" xmlns:wne="http://schemas.microsoft.com/office/word/2006/wordml" xmlns:wps="http://schemas.microsoft.com/office/word/2010/wordprocessingShape" mc:Ignorable="w14 w15 w16se w16cid w16 w16cex w16sdtdh w16sdtfl w16du wp14">
+<w:numbering xmlns:wpc="http://schemas.microsoft.com/office/word/2010/wordprocessingCanvas" xmlns:cx="http://schemas.microsoft.com/office/drawing/2014/chartex" xmlns:cx1="http://schemas.microsoft.com/office/drawing/2015/9/8/chartex" xmlns:cx2="http://schemas.microsoft.com/office/drawing/2015/10/21/chartex" xmlns:cx3="http://schemas.microsoft.com/office/drawing/2016/5/9/chartex" xmlns:cx4="http://schemas.microsoft.com/office/drawing/2016/5/10/chartex" xmlns:cx5="http://schemas.microsoft.com/office/drawing/2016/5/11/chartex" xmlns:cx6="http://schemas.microsoft.com/office/drawing/2016/5/12/chartex" xmlns:cx7="http://schemas.microsoft.com/office/drawing/2016/5/13/chartex" xmlns:cx8="http://schemas.microsoft.com/office/drawing/2016/5/14/chartex" xmlns:mc="http://schemas.openxmlformats.org/markup-compatibility/2006" xmlns:aink="http://schemas.microsoft.com/office/drawing/2016/ink" xmlns:am3d="http://schemas.microsoft.com/office/drawing/2017/model3d" xmlns:o="urn:schemas-microsoft-com:office:office" xmlns:oel="http://schemas.microsoft.com/office/2019/extlst" xmlns:r="http://schemas.openxmlformats.org/officeDocument/2006/relationships" xmlns:m="http://schemas.openxmlformats.org/officeDocument/2006/math" xmlns:v="urn:schemas-microsoft-com:vml" xmlns:wp14="http://schemas.microsoft.com/office/word/2010/wordprocessingDrawing" xmlns:wp="http://schemas.openxmlformats.org/drawingml/2006/wordprocessingDrawing" xmlns:w10="urn:schemas-microsoft-com:office:word" xmlns:w="http://schemas.openxmlformats.org/wordprocessingml/2006/main" xmlns:w14="http://schemas.microsoft.com/office/word/2010/wordml" xmlns:w15="http://schemas.microsoft.com/office/word/2012/wordml" xmlns:w16cei="http://schemas.microsoft.com/office/word/2026/wordml/cei" xmlns:w16cex="http://schemas.microsoft.com/office/word/2018/wordml/cex" xmlns:w16cid="http://schemas.microsoft.com/office/word/2016/wordml/cid" xmlns:w16="http://schemas.microsoft.com/office/word/2018/wordml" xmlns:w16du="http://schemas.microsoft.com/office/word/2023/wordml/word16du" xmlns:w16sdtdh="http://schemas.microsoft.com/office/word/2020/wordml/sdtdatahash" xmlns:w16sdtfl="http://schemas.microsoft.com/office/word/2024/wordml/sdtformatlock" xmlns:w16se="http://schemas.microsoft.com/office/word/2015/wordml/symex" xmlns:wpg="http://schemas.microsoft.com/office/word/2010/wordprocessingGroup" xmlns:wpi="http://schemas.microsoft.com/office/word/2010/wordprocessingInk" xmlns:wne="http://schemas.microsoft.com/office/word/2006/wordml" xmlns:wps="http://schemas.microsoft.com/office/word/2010/wordprocessingShape" mc:Ignorable="w14 w15 w16se w16cid w16 w16cex w16sdtdh w16sdtfl w16du wp14">
   <w:abstractNum w:abstractNumId="0" w15:restartNumberingAfterBreak="0">
     <w:nsid w:val="05DC0040"/>
     <w:multiLevelType w:val="multilevel"/>
@@ -2096,6 +3022,155 @@
     </w:lvl>
   </w:abstractNum>
   <w:abstractNum w:abstractNumId="1" w15:restartNumberingAfterBreak="0">
+    <w:nsid w:val="0A2E375D"/>
+    <w:multiLevelType w:val="multilevel"/>
+    <w:tmpl w:val="46E673FC"/>
+    <w:lvl w:ilvl="0">
+      <w:start w:val="1"/>
+      <w:numFmt w:val="bullet"/>
+      <w:lvlText w:val=""/>
+      <w:lvlJc w:val="left"/>
+      <w:pPr>
+        <w:tabs>
+          <w:tab w:val="num" w:pos="720"/>
+        </w:tabs>
+        <w:ind w:left="720" w:hanging="360"/>
+      </w:pPr>
+      <w:rPr>
+        <w:rFonts w:ascii="Symbol" w:hAnsi="Symbol" w:hint="default"/>
+        <w:sz w:val="20"/>
+      </w:rPr>
+    </w:lvl>
+    <w:lvl w:ilvl="1" w:tentative="1">
+      <w:start w:val="1"/>
+      <w:numFmt w:val="bullet"/>
+      <w:lvlText w:val="o"/>
+      <w:lvlJc w:val="left"/>
+      <w:pPr>
+        <w:tabs>
+          <w:tab w:val="num" w:pos="1440"/>
+        </w:tabs>
+        <w:ind w:left="1440" w:hanging="360"/>
+      </w:pPr>
+      <w:rPr>
+        <w:rFonts w:ascii="Courier New" w:hAnsi="Courier New" w:hint="default"/>
+        <w:sz w:val="20"/>
+      </w:rPr>
+    </w:lvl>
+    <w:lvl w:ilvl="2" w:tentative="1">
+      <w:start w:val="1"/>
+      <w:numFmt w:val="bullet"/>
+      <w:lvlText w:val=""/>
+      <w:lvlJc w:val="left"/>
+      <w:pPr>
+        <w:tabs>
+          <w:tab w:val="num" w:pos="2160"/>
+        </w:tabs>
+        <w:ind w:left="2160" w:hanging="360"/>
+      </w:pPr>
+      <w:rPr>
+        <w:rFonts w:ascii="Wingdings" w:hAnsi="Wingdings" w:hint="default"/>
+        <w:sz w:val="20"/>
+      </w:rPr>
+    </w:lvl>
+    <w:lvl w:ilvl="3" w:tentative="1">
+      <w:start w:val="1"/>
+      <w:numFmt w:val="bullet"/>
+      <w:lvlText w:val=""/>
+      <w:lvlJc w:val="left"/>
+      <w:pPr>
+        <w:tabs>
+          <w:tab w:val="num" w:pos="2880"/>
+        </w:tabs>
+        <w:ind w:left="2880" w:hanging="360"/>
+      </w:pPr>
+      <w:rPr>
+        <w:rFonts w:ascii="Wingdings" w:hAnsi="Wingdings" w:hint="default"/>
+        <w:sz w:val="20"/>
+      </w:rPr>
+    </w:lvl>
+    <w:lvl w:ilvl="4" w:tentative="1">
+      <w:start w:val="1"/>
+      <w:numFmt w:val="bullet"/>
+      <w:lvlText w:val=""/>
+      <w:lvlJc w:val="left"/>
+      <w:pPr>
+        <w:tabs>
+          <w:tab w:val="num" w:pos="3600"/>
+        </w:tabs>
+        <w:ind w:left="3600" w:hanging="360"/>
+      </w:pPr>
+      <w:rPr>
+        <w:rFonts w:ascii="Wingdings" w:hAnsi="Wingdings" w:hint="default"/>
+        <w:sz w:val="20"/>
+      </w:rPr>
+    </w:lvl>
+    <w:lvl w:ilvl="5" w:tentative="1">
+      <w:start w:val="1"/>
+      <w:numFmt w:val="bullet"/>
+      <w:lvlText w:val=""/>
+      <w:lvlJc w:val="left"/>
+      <w:pPr>
+        <w:tabs>
+          <w:tab w:val="num" w:pos="4320"/>
+        </w:tabs>
+        <w:ind w:left="4320" w:hanging="360"/>
+      </w:pPr>
+      <w:rPr>
+        <w:rFonts w:ascii="Wingdings" w:hAnsi="Wingdings" w:hint="default"/>
+        <w:sz w:val="20"/>
+      </w:rPr>
+    </w:lvl>
+    <w:lvl w:ilvl="6" w:tentative="1">
+      <w:start w:val="1"/>
+      <w:numFmt w:val="bullet"/>
+      <w:lvlText w:val=""/>
+      <w:lvlJc w:val="left"/>
+      <w:pPr>
+        <w:tabs>
+          <w:tab w:val="num" w:pos="5040"/>
+        </w:tabs>
+        <w:ind w:left="5040" w:hanging="360"/>
+      </w:pPr>
+      <w:rPr>
+        <w:rFonts w:ascii="Wingdings" w:hAnsi="Wingdings" w:hint="default"/>
+        <w:sz w:val="20"/>
+      </w:rPr>
+    </w:lvl>
+    <w:lvl w:ilvl="7" w:tentative="1">
+      <w:start w:val="1"/>
+      <w:numFmt w:val="bullet"/>
+      <w:lvlText w:val=""/>
+      <w:lvlJc w:val="left"/>
+      <w:pPr>
+        <w:tabs>
+          <w:tab w:val="num" w:pos="5760"/>
+        </w:tabs>
+        <w:ind w:left="5760" w:hanging="360"/>
+      </w:pPr>
+      <w:rPr>
+        <w:rFonts w:ascii="Wingdings" w:hAnsi="Wingdings" w:hint="default"/>
+        <w:sz w:val="20"/>
+      </w:rPr>
+    </w:lvl>
+    <w:lvl w:ilvl="8" w:tentative="1">
+      <w:start w:val="1"/>
+      <w:numFmt w:val="bullet"/>
+      <w:lvlText w:val=""/>
+      <w:lvlJc w:val="left"/>
+      <w:pPr>
+        <w:tabs>
+          <w:tab w:val="num" w:pos="6480"/>
+        </w:tabs>
+        <w:ind w:left="6480" w:hanging="360"/>
+      </w:pPr>
+      <w:rPr>
+        <w:rFonts w:ascii="Wingdings" w:hAnsi="Wingdings" w:hint="default"/>
+        <w:sz w:val="20"/>
+      </w:rPr>
+    </w:lvl>
+  </w:abstractNum>
+  <w:abstractNum w:abstractNumId="2" w15:restartNumberingAfterBreak="0">
     <w:nsid w:val="17816826"/>
     <w:multiLevelType w:val="hybridMultilevel"/>
     <w:tmpl w:val="1CE4B348"/>
@@ -2184,7 +3259,7 @@
       </w:pPr>
     </w:lvl>
   </w:abstractNum>
-  <w:abstractNum w:abstractNumId="2" w15:restartNumberingAfterBreak="0">
+  <w:abstractNum w:abstractNumId="3" w15:restartNumberingAfterBreak="0">
     <w:nsid w:val="1C2A3BEF"/>
     <w:multiLevelType w:val="multilevel"/>
     <w:tmpl w:val="B772FDE2"/>
@@ -2304,7 +3379,7 @@
       </w:rPr>
     </w:lvl>
   </w:abstractNum>
-  <w:abstractNum w:abstractNumId="3" w15:restartNumberingAfterBreak="0">
+  <w:abstractNum w:abstractNumId="4" w15:restartNumberingAfterBreak="0">
     <w:nsid w:val="1C517867"/>
     <w:multiLevelType w:val="multilevel"/>
     <w:tmpl w:val="90767538"/>
@@ -2424,7 +3499,7 @@
       </w:rPr>
     </w:lvl>
   </w:abstractNum>
-  <w:abstractNum w:abstractNumId="4" w15:restartNumberingAfterBreak="0">
+  <w:abstractNum w:abstractNumId="5" w15:restartNumberingAfterBreak="0">
     <w:nsid w:val="27E357CB"/>
     <w:multiLevelType w:val="hybridMultilevel"/>
     <w:tmpl w:val="8B22F7C4"/>
@@ -2537,7 +3612,7 @@
       </w:rPr>
     </w:lvl>
   </w:abstractNum>
-  <w:abstractNum w:abstractNumId="5" w15:restartNumberingAfterBreak="0">
+  <w:abstractNum w:abstractNumId="6" w15:restartNumberingAfterBreak="0">
     <w:nsid w:val="34DF1005"/>
     <w:multiLevelType w:val="hybridMultilevel"/>
     <w:tmpl w:val="87622A32"/>
@@ -2623,7 +3698,7 @@
       </w:pPr>
     </w:lvl>
   </w:abstractNum>
-  <w:abstractNum w:abstractNumId="6" w15:restartNumberingAfterBreak="0">
+  <w:abstractNum w:abstractNumId="7" w15:restartNumberingAfterBreak="0">
     <w:nsid w:val="37143FA5"/>
     <w:multiLevelType w:val="hybridMultilevel"/>
     <w:tmpl w:val="BC8A7D5C"/>
@@ -2736,7 +3811,156 @@
       </w:rPr>
     </w:lvl>
   </w:abstractNum>
-  <w:abstractNum w:abstractNumId="7" w15:restartNumberingAfterBreak="0">
+  <w:abstractNum w:abstractNumId="8" w15:restartNumberingAfterBreak="0">
+    <w:nsid w:val="474E3241"/>
+    <w:multiLevelType w:val="multilevel"/>
+    <w:tmpl w:val="4838E774"/>
+    <w:lvl w:ilvl="0">
+      <w:start w:val="1"/>
+      <w:numFmt w:val="bullet"/>
+      <w:lvlText w:val=""/>
+      <w:lvlJc w:val="left"/>
+      <w:pPr>
+        <w:tabs>
+          <w:tab w:val="num" w:pos="720"/>
+        </w:tabs>
+        <w:ind w:left="720" w:hanging="360"/>
+      </w:pPr>
+      <w:rPr>
+        <w:rFonts w:ascii="Symbol" w:hAnsi="Symbol" w:hint="default"/>
+        <w:sz w:val="20"/>
+      </w:rPr>
+    </w:lvl>
+    <w:lvl w:ilvl="1" w:tentative="1">
+      <w:start w:val="1"/>
+      <w:numFmt w:val="bullet"/>
+      <w:lvlText w:val="o"/>
+      <w:lvlJc w:val="left"/>
+      <w:pPr>
+        <w:tabs>
+          <w:tab w:val="num" w:pos="1440"/>
+        </w:tabs>
+        <w:ind w:left="1440" w:hanging="360"/>
+      </w:pPr>
+      <w:rPr>
+        <w:rFonts w:ascii="Courier New" w:hAnsi="Courier New" w:hint="default"/>
+        <w:sz w:val="20"/>
+      </w:rPr>
+    </w:lvl>
+    <w:lvl w:ilvl="2" w:tentative="1">
+      <w:start w:val="1"/>
+      <w:numFmt w:val="bullet"/>
+      <w:lvlText w:val=""/>
+      <w:lvlJc w:val="left"/>
+      <w:pPr>
+        <w:tabs>
+          <w:tab w:val="num" w:pos="2160"/>
+        </w:tabs>
+        <w:ind w:left="2160" w:hanging="360"/>
+      </w:pPr>
+      <w:rPr>
+        <w:rFonts w:ascii="Wingdings" w:hAnsi="Wingdings" w:hint="default"/>
+        <w:sz w:val="20"/>
+      </w:rPr>
+    </w:lvl>
+    <w:lvl w:ilvl="3" w:tentative="1">
+      <w:start w:val="1"/>
+      <w:numFmt w:val="bullet"/>
+      <w:lvlText w:val=""/>
+      <w:lvlJc w:val="left"/>
+      <w:pPr>
+        <w:tabs>
+          <w:tab w:val="num" w:pos="2880"/>
+        </w:tabs>
+        <w:ind w:left="2880" w:hanging="360"/>
+      </w:pPr>
+      <w:rPr>
+        <w:rFonts w:ascii="Wingdings" w:hAnsi="Wingdings" w:hint="default"/>
+        <w:sz w:val="20"/>
+      </w:rPr>
+    </w:lvl>
+    <w:lvl w:ilvl="4" w:tentative="1">
+      <w:start w:val="1"/>
+      <w:numFmt w:val="bullet"/>
+      <w:lvlText w:val=""/>
+      <w:lvlJc w:val="left"/>
+      <w:pPr>
+        <w:tabs>
+          <w:tab w:val="num" w:pos="3600"/>
+        </w:tabs>
+        <w:ind w:left="3600" w:hanging="360"/>
+      </w:pPr>
+      <w:rPr>
+        <w:rFonts w:ascii="Wingdings" w:hAnsi="Wingdings" w:hint="default"/>
+        <w:sz w:val="20"/>
+      </w:rPr>
+    </w:lvl>
+    <w:lvl w:ilvl="5" w:tentative="1">
+      <w:start w:val="1"/>
+      <w:numFmt w:val="bullet"/>
+      <w:lvlText w:val=""/>
+      <w:lvlJc w:val="left"/>
+      <w:pPr>
+        <w:tabs>
+          <w:tab w:val="num" w:pos="4320"/>
+        </w:tabs>
+        <w:ind w:left="4320" w:hanging="360"/>
+      </w:pPr>
+      <w:rPr>
+        <w:rFonts w:ascii="Wingdings" w:hAnsi="Wingdings" w:hint="default"/>
+        <w:sz w:val="20"/>
+      </w:rPr>
+    </w:lvl>
+    <w:lvl w:ilvl="6" w:tentative="1">
+      <w:start w:val="1"/>
+      <w:numFmt w:val="bullet"/>
+      <w:lvlText w:val=""/>
+      <w:lvlJc w:val="left"/>
+      <w:pPr>
+        <w:tabs>
+          <w:tab w:val="num" w:pos="5040"/>
+        </w:tabs>
+        <w:ind w:left="5040" w:hanging="360"/>
+      </w:pPr>
+      <w:rPr>
+        <w:rFonts w:ascii="Wingdings" w:hAnsi="Wingdings" w:hint="default"/>
+        <w:sz w:val="20"/>
+      </w:rPr>
+    </w:lvl>
+    <w:lvl w:ilvl="7" w:tentative="1">
+      <w:start w:val="1"/>
+      <w:numFmt w:val="bullet"/>
+      <w:lvlText w:val=""/>
+      <w:lvlJc w:val="left"/>
+      <w:pPr>
+        <w:tabs>
+          <w:tab w:val="num" w:pos="5760"/>
+        </w:tabs>
+        <w:ind w:left="5760" w:hanging="360"/>
+      </w:pPr>
+      <w:rPr>
+        <w:rFonts w:ascii="Wingdings" w:hAnsi="Wingdings" w:hint="default"/>
+        <w:sz w:val="20"/>
+      </w:rPr>
+    </w:lvl>
+    <w:lvl w:ilvl="8" w:tentative="1">
+      <w:start w:val="1"/>
+      <w:numFmt w:val="bullet"/>
+      <w:lvlText w:val=""/>
+      <w:lvlJc w:val="left"/>
+      <w:pPr>
+        <w:tabs>
+          <w:tab w:val="num" w:pos="6480"/>
+        </w:tabs>
+        <w:ind w:left="6480" w:hanging="360"/>
+      </w:pPr>
+      <w:rPr>
+        <w:rFonts w:ascii="Wingdings" w:hAnsi="Wingdings" w:hint="default"/>
+        <w:sz w:val="20"/>
+      </w:rPr>
+    </w:lvl>
+  </w:abstractNum>
+  <w:abstractNum w:abstractNumId="9" w15:restartNumberingAfterBreak="0">
     <w:nsid w:val="53814972"/>
     <w:multiLevelType w:val="multilevel"/>
     <w:tmpl w:val="7D7A5916"/>
@@ -2856,7 +4080,7 @@
       </w:rPr>
     </w:lvl>
   </w:abstractNum>
-  <w:abstractNum w:abstractNumId="8" w15:restartNumberingAfterBreak="0">
+  <w:abstractNum w:abstractNumId="10" w15:restartNumberingAfterBreak="0">
     <w:nsid w:val="5AE67A23"/>
     <w:multiLevelType w:val="multilevel"/>
     <w:tmpl w:val="90767538"/>
@@ -2976,7 +4200,7 @@
       </w:rPr>
     </w:lvl>
   </w:abstractNum>
-  <w:abstractNum w:abstractNumId="9" w15:restartNumberingAfterBreak="0">
+  <w:abstractNum w:abstractNumId="11" w15:restartNumberingAfterBreak="0">
     <w:nsid w:val="5E1A633F"/>
     <w:multiLevelType w:val="multilevel"/>
     <w:tmpl w:val="ADDC55AA"/>
@@ -3097,7 +4321,7 @@
       </w:rPr>
     </w:lvl>
   </w:abstractNum>
-  <w:abstractNum w:abstractNumId="10" w15:restartNumberingAfterBreak="0">
+  <w:abstractNum w:abstractNumId="12" w15:restartNumberingAfterBreak="0">
     <w:nsid w:val="62E41D00"/>
     <w:multiLevelType w:val="hybridMultilevel"/>
     <w:tmpl w:val="A1F23F5C"/>
@@ -3210,7 +4434,305 @@
       </w:rPr>
     </w:lvl>
   </w:abstractNum>
-  <w:abstractNum w:abstractNumId="11" w15:restartNumberingAfterBreak="0">
+  <w:abstractNum w:abstractNumId="13" w15:restartNumberingAfterBreak="0">
+    <w:nsid w:val="669102F1"/>
+    <w:multiLevelType w:val="multilevel"/>
+    <w:tmpl w:val="2DF2E9DC"/>
+    <w:lvl w:ilvl="0">
+      <w:start w:val="1"/>
+      <w:numFmt w:val="bullet"/>
+      <w:lvlText w:val=""/>
+      <w:lvlJc w:val="left"/>
+      <w:pPr>
+        <w:tabs>
+          <w:tab w:val="num" w:pos="720"/>
+        </w:tabs>
+        <w:ind w:left="720" w:hanging="360"/>
+      </w:pPr>
+      <w:rPr>
+        <w:rFonts w:ascii="Symbol" w:hAnsi="Symbol" w:hint="default"/>
+        <w:sz w:val="20"/>
+      </w:rPr>
+    </w:lvl>
+    <w:lvl w:ilvl="1" w:tentative="1">
+      <w:start w:val="1"/>
+      <w:numFmt w:val="bullet"/>
+      <w:lvlText w:val="o"/>
+      <w:lvlJc w:val="left"/>
+      <w:pPr>
+        <w:tabs>
+          <w:tab w:val="num" w:pos="1440"/>
+        </w:tabs>
+        <w:ind w:left="1440" w:hanging="360"/>
+      </w:pPr>
+      <w:rPr>
+        <w:rFonts w:ascii="Courier New" w:hAnsi="Courier New" w:hint="default"/>
+        <w:sz w:val="20"/>
+      </w:rPr>
+    </w:lvl>
+    <w:lvl w:ilvl="2" w:tentative="1">
+      <w:start w:val="1"/>
+      <w:numFmt w:val="bullet"/>
+      <w:lvlText w:val=""/>
+      <w:lvlJc w:val="left"/>
+      <w:pPr>
+        <w:tabs>
+          <w:tab w:val="num" w:pos="2160"/>
+        </w:tabs>
+        <w:ind w:left="2160" w:hanging="360"/>
+      </w:pPr>
+      <w:rPr>
+        <w:rFonts w:ascii="Wingdings" w:hAnsi="Wingdings" w:hint="default"/>
+        <w:sz w:val="20"/>
+      </w:rPr>
+    </w:lvl>
+    <w:lvl w:ilvl="3" w:tentative="1">
+      <w:start w:val="1"/>
+      <w:numFmt w:val="bullet"/>
+      <w:lvlText w:val=""/>
+      <w:lvlJc w:val="left"/>
+      <w:pPr>
+        <w:tabs>
+          <w:tab w:val="num" w:pos="2880"/>
+        </w:tabs>
+        <w:ind w:left="2880" w:hanging="360"/>
+      </w:pPr>
+      <w:rPr>
+        <w:rFonts w:ascii="Wingdings" w:hAnsi="Wingdings" w:hint="default"/>
+        <w:sz w:val="20"/>
+      </w:rPr>
+    </w:lvl>
+    <w:lvl w:ilvl="4" w:tentative="1">
+      <w:start w:val="1"/>
+      <w:numFmt w:val="bullet"/>
+      <w:lvlText w:val=""/>
+      <w:lvlJc w:val="left"/>
+      <w:pPr>
+        <w:tabs>
+          <w:tab w:val="num" w:pos="3600"/>
+        </w:tabs>
+        <w:ind w:left="3600" w:hanging="360"/>
+      </w:pPr>
+      <w:rPr>
+        <w:rFonts w:ascii="Wingdings" w:hAnsi="Wingdings" w:hint="default"/>
+        <w:sz w:val="20"/>
+      </w:rPr>
+    </w:lvl>
+    <w:lvl w:ilvl="5" w:tentative="1">
+      <w:start w:val="1"/>
+      <w:numFmt w:val="bullet"/>
+      <w:lvlText w:val=""/>
+      <w:lvlJc w:val="left"/>
+      <w:pPr>
+        <w:tabs>
+          <w:tab w:val="num" w:pos="4320"/>
+        </w:tabs>
+        <w:ind w:left="4320" w:hanging="360"/>
+      </w:pPr>
+      <w:rPr>
+        <w:rFonts w:ascii="Wingdings" w:hAnsi="Wingdings" w:hint="default"/>
+        <w:sz w:val="20"/>
+      </w:rPr>
+    </w:lvl>
+    <w:lvl w:ilvl="6" w:tentative="1">
+      <w:start w:val="1"/>
+      <w:numFmt w:val="bullet"/>
+      <w:lvlText w:val=""/>
+      <w:lvlJc w:val="left"/>
+      <w:pPr>
+        <w:tabs>
+          <w:tab w:val="num" w:pos="5040"/>
+        </w:tabs>
+        <w:ind w:left="5040" w:hanging="360"/>
+      </w:pPr>
+      <w:rPr>
+        <w:rFonts w:ascii="Wingdings" w:hAnsi="Wingdings" w:hint="default"/>
+        <w:sz w:val="20"/>
+      </w:rPr>
+    </w:lvl>
+    <w:lvl w:ilvl="7" w:tentative="1">
+      <w:start w:val="1"/>
+      <w:numFmt w:val="bullet"/>
+      <w:lvlText w:val=""/>
+      <w:lvlJc w:val="left"/>
+      <w:pPr>
+        <w:tabs>
+          <w:tab w:val="num" w:pos="5760"/>
+        </w:tabs>
+        <w:ind w:left="5760" w:hanging="360"/>
+      </w:pPr>
+      <w:rPr>
+        <w:rFonts w:ascii="Wingdings" w:hAnsi="Wingdings" w:hint="default"/>
+        <w:sz w:val="20"/>
+      </w:rPr>
+    </w:lvl>
+    <w:lvl w:ilvl="8" w:tentative="1">
+      <w:start w:val="1"/>
+      <w:numFmt w:val="bullet"/>
+      <w:lvlText w:val=""/>
+      <w:lvlJc w:val="left"/>
+      <w:pPr>
+        <w:tabs>
+          <w:tab w:val="num" w:pos="6480"/>
+        </w:tabs>
+        <w:ind w:left="6480" w:hanging="360"/>
+      </w:pPr>
+      <w:rPr>
+        <w:rFonts w:ascii="Wingdings" w:hAnsi="Wingdings" w:hint="default"/>
+        <w:sz w:val="20"/>
+      </w:rPr>
+    </w:lvl>
+  </w:abstractNum>
+  <w:abstractNum w:abstractNumId="14" w15:restartNumberingAfterBreak="0">
+    <w:nsid w:val="6E422B0F"/>
+    <w:multiLevelType w:val="multilevel"/>
+    <w:tmpl w:val="3EDE48CE"/>
+    <w:lvl w:ilvl="0">
+      <w:start w:val="1"/>
+      <w:numFmt w:val="bullet"/>
+      <w:lvlText w:val=""/>
+      <w:lvlJc w:val="left"/>
+      <w:pPr>
+        <w:tabs>
+          <w:tab w:val="num" w:pos="720"/>
+        </w:tabs>
+        <w:ind w:left="720" w:hanging="360"/>
+      </w:pPr>
+      <w:rPr>
+        <w:rFonts w:ascii="Symbol" w:hAnsi="Symbol" w:hint="default"/>
+        <w:sz w:val="20"/>
+      </w:rPr>
+    </w:lvl>
+    <w:lvl w:ilvl="1" w:tentative="1">
+      <w:start w:val="1"/>
+      <w:numFmt w:val="bullet"/>
+      <w:lvlText w:val="o"/>
+      <w:lvlJc w:val="left"/>
+      <w:pPr>
+        <w:tabs>
+          <w:tab w:val="num" w:pos="1440"/>
+        </w:tabs>
+        <w:ind w:left="1440" w:hanging="360"/>
+      </w:pPr>
+      <w:rPr>
+        <w:rFonts w:ascii="Courier New" w:hAnsi="Courier New" w:hint="default"/>
+        <w:sz w:val="20"/>
+      </w:rPr>
+    </w:lvl>
+    <w:lvl w:ilvl="2" w:tentative="1">
+      <w:start w:val="1"/>
+      <w:numFmt w:val="bullet"/>
+      <w:lvlText w:val=""/>
+      <w:lvlJc w:val="left"/>
+      <w:pPr>
+        <w:tabs>
+          <w:tab w:val="num" w:pos="2160"/>
+        </w:tabs>
+        <w:ind w:left="2160" w:hanging="360"/>
+      </w:pPr>
+      <w:rPr>
+        <w:rFonts w:ascii="Wingdings" w:hAnsi="Wingdings" w:hint="default"/>
+        <w:sz w:val="20"/>
+      </w:rPr>
+    </w:lvl>
+    <w:lvl w:ilvl="3" w:tentative="1">
+      <w:start w:val="1"/>
+      <w:numFmt w:val="bullet"/>
+      <w:lvlText w:val=""/>
+      <w:lvlJc w:val="left"/>
+      <w:pPr>
+        <w:tabs>
+          <w:tab w:val="num" w:pos="2880"/>
+        </w:tabs>
+        <w:ind w:left="2880" w:hanging="360"/>
+      </w:pPr>
+      <w:rPr>
+        <w:rFonts w:ascii="Wingdings" w:hAnsi="Wingdings" w:hint="default"/>
+        <w:sz w:val="20"/>
+      </w:rPr>
+    </w:lvl>
+    <w:lvl w:ilvl="4" w:tentative="1">
+      <w:start w:val="1"/>
+      <w:numFmt w:val="bullet"/>
+      <w:lvlText w:val=""/>
+      <w:lvlJc w:val="left"/>
+      <w:pPr>
+        <w:tabs>
+          <w:tab w:val="num" w:pos="3600"/>
+        </w:tabs>
+        <w:ind w:left="3600" w:hanging="360"/>
+      </w:pPr>
+      <w:rPr>
+        <w:rFonts w:ascii="Wingdings" w:hAnsi="Wingdings" w:hint="default"/>
+        <w:sz w:val="20"/>
+      </w:rPr>
+    </w:lvl>
+    <w:lvl w:ilvl="5" w:tentative="1">
+      <w:start w:val="1"/>
+      <w:numFmt w:val="bullet"/>
+      <w:lvlText w:val=""/>
+      <w:lvlJc w:val="left"/>
+      <w:pPr>
+        <w:tabs>
+          <w:tab w:val="num" w:pos="4320"/>
+        </w:tabs>
+        <w:ind w:left="4320" w:hanging="360"/>
+      </w:pPr>
+      <w:rPr>
+        <w:rFonts w:ascii="Wingdings" w:hAnsi="Wingdings" w:hint="default"/>
+        <w:sz w:val="20"/>
+      </w:rPr>
+    </w:lvl>
+    <w:lvl w:ilvl="6" w:tentative="1">
+      <w:start w:val="1"/>
+      <w:numFmt w:val="bullet"/>
+      <w:lvlText w:val=""/>
+      <w:lvlJc w:val="left"/>
+      <w:pPr>
+        <w:tabs>
+          <w:tab w:val="num" w:pos="5040"/>
+        </w:tabs>
+        <w:ind w:left="5040" w:hanging="360"/>
+      </w:pPr>
+      <w:rPr>
+        <w:rFonts w:ascii="Wingdings" w:hAnsi="Wingdings" w:hint="default"/>
+        <w:sz w:val="20"/>
+      </w:rPr>
+    </w:lvl>
+    <w:lvl w:ilvl="7" w:tentative="1">
+      <w:start w:val="1"/>
+      <w:numFmt w:val="bullet"/>
+      <w:lvlText w:val=""/>
+      <w:lvlJc w:val="left"/>
+      <w:pPr>
+        <w:tabs>
+          <w:tab w:val="num" w:pos="5760"/>
+        </w:tabs>
+        <w:ind w:left="5760" w:hanging="360"/>
+      </w:pPr>
+      <w:rPr>
+        <w:rFonts w:ascii="Wingdings" w:hAnsi="Wingdings" w:hint="default"/>
+        <w:sz w:val="20"/>
+      </w:rPr>
+    </w:lvl>
+    <w:lvl w:ilvl="8" w:tentative="1">
+      <w:start w:val="1"/>
+      <w:numFmt w:val="bullet"/>
+      <w:lvlText w:val=""/>
+      <w:lvlJc w:val="left"/>
+      <w:pPr>
+        <w:tabs>
+          <w:tab w:val="num" w:pos="6480"/>
+        </w:tabs>
+        <w:ind w:left="6480" w:hanging="360"/>
+      </w:pPr>
+      <w:rPr>
+        <w:rFonts w:ascii="Wingdings" w:hAnsi="Wingdings" w:hint="default"/>
+        <w:sz w:val="20"/>
+      </w:rPr>
+    </w:lvl>
+  </w:abstractNum>
+  <w:abstractNum w:abstractNumId="15" w15:restartNumberingAfterBreak="0">
     <w:nsid w:val="73C8170F"/>
     <w:multiLevelType w:val="multilevel"/>
     <w:tmpl w:val="90767538"/>
@@ -3331,40 +4853,52 @@
     </w:lvl>
   </w:abstractNum>
   <w:num w:numId="1" w16cid:durableId="1329097962">
-    <w:abstractNumId w:val="1"/>
+    <w:abstractNumId w:val="2"/>
   </w:num>
   <w:num w:numId="2" w16cid:durableId="1603881613">
-    <w:abstractNumId w:val="5"/>
+    <w:abstractNumId w:val="6"/>
   </w:num>
   <w:num w:numId="3" w16cid:durableId="1432319059">
-    <w:abstractNumId w:val="9"/>
+    <w:abstractNumId w:val="11"/>
   </w:num>
   <w:num w:numId="4" w16cid:durableId="1846286959">
-    <w:abstractNumId w:val="8"/>
+    <w:abstractNumId w:val="10"/>
   </w:num>
   <w:num w:numId="5" w16cid:durableId="1607738500">
-    <w:abstractNumId w:val="11"/>
+    <w:abstractNumId w:val="15"/>
   </w:num>
   <w:num w:numId="6" w16cid:durableId="1357655594">
-    <w:abstractNumId w:val="3"/>
+    <w:abstractNumId w:val="4"/>
   </w:num>
   <w:num w:numId="7" w16cid:durableId="1372413741">
     <w:abstractNumId w:val="0"/>
   </w:num>
   <w:num w:numId="8" w16cid:durableId="1777671815">
-    <w:abstractNumId w:val="4"/>
+    <w:abstractNumId w:val="5"/>
   </w:num>
   <w:num w:numId="9" w16cid:durableId="27685313">
-    <w:abstractNumId w:val="2"/>
+    <w:abstractNumId w:val="3"/>
   </w:num>
   <w:num w:numId="10" w16cid:durableId="1876968170">
+    <w:abstractNumId w:val="9"/>
+  </w:num>
+  <w:num w:numId="11" w16cid:durableId="18513663">
+    <w:abstractNumId w:val="12"/>
+  </w:num>
+  <w:num w:numId="12" w16cid:durableId="1121339244">
     <w:abstractNumId w:val="7"/>
   </w:num>
-  <w:num w:numId="11" w16cid:durableId="18513663">
-    <w:abstractNumId w:val="10"/>
+  <w:num w:numId="13" w16cid:durableId="2005551813">
+    <w:abstractNumId w:val="1"/>
   </w:num>
-  <w:num w:numId="12" w16cid:durableId="1121339244">
-    <w:abstractNumId w:val="6"/>
+  <w:num w:numId="14" w16cid:durableId="737047555">
+    <w:abstractNumId w:val="13"/>
+  </w:num>
+  <w:num w:numId="15" w16cid:durableId="737292015">
+    <w:abstractNumId w:val="14"/>
+  </w:num>
+  <w:num w:numId="16" w16cid:durableId="2103793414">
+    <w:abstractNumId w:val="8"/>
   </w:num>
 </w:numbering>
 </file>
@@ -3972,7 +5506,6 @@
   <w:style w:type="character" w:default="1" w:styleId="Absatz-Standardschriftart">
     <w:name w:val="Default Paragraph Font"/>
     <w:uiPriority w:val="1"/>
-    <w:semiHidden/>
     <w:unhideWhenUsed/>
   </w:style>
   <w:style w:type="table" w:default="1" w:styleId="NormaleTabelle">

--- a/Notizen.docx
+++ b/Notizen.docx
@@ -1,6 +1,6 @@
 
 <file path=word/document.xml><?xml version="1.0" encoding="utf-8"?>
-<w:document xmlns:wpc="http://schemas.microsoft.com/office/word/2010/wordprocessingCanvas" xmlns:cx="http://schemas.microsoft.com/office/drawing/2014/chartex" xmlns:cx1="http://schemas.microsoft.com/office/drawing/2015/9/8/chartex" xmlns:cx2="http://schemas.microsoft.com/office/drawing/2015/10/21/chartex" xmlns:cx3="http://schemas.microsoft.com/office/drawing/2016/5/9/chartex" xmlns:cx4="http://schemas.microsoft.com/office/drawing/2016/5/10/chartex" xmlns:cx5="http://schemas.microsoft.com/office/drawing/2016/5/11/chartex" xmlns:cx6="http://schemas.microsoft.com/office/drawing/2016/5/12/chartex" xmlns:cx7="http://schemas.microsoft.com/office/drawing/2016/5/13/chartex" xmlns:cx8="http://schemas.microsoft.com/office/drawing/2016/5/14/chartex" xmlns:mc="http://schemas.openxmlformats.org/markup-compatibility/2006" xmlns:aink="http://schemas.microsoft.com/office/drawing/2016/ink" xmlns:am3d="http://schemas.microsoft.com/office/drawing/2017/model3d" xmlns:o="urn:schemas-microsoft-com:office:office" xmlns:oel="http://schemas.microsoft.com/office/2019/extlst" xmlns:r="http://schemas.openxmlformats.org/officeDocument/2006/relationships" xmlns:m="http://schemas.openxmlformats.org/officeDocument/2006/math" xmlns:v="urn:schemas-microsoft-com:vml" xmlns:wp14="http://schemas.microsoft.com/office/word/2010/wordprocessingDrawing" xmlns:wp="http://schemas.openxmlformats.org/drawingml/2006/wordprocessingDrawing" xmlns:w10="urn:schemas-microsoft-com:office:word" xmlns:w="http://schemas.openxmlformats.org/wordprocessingml/2006/main" xmlns:w14="http://schemas.microsoft.com/office/word/2010/wordml" xmlns:w15="http://schemas.microsoft.com/office/word/2012/wordml" xmlns:w16cei="http://schemas.microsoft.com/office/word/2026/wordml/cei" xmlns:w16cex="http://schemas.microsoft.com/office/word/2018/wordml/cex" xmlns:w16cid="http://schemas.microsoft.com/office/word/2016/wordml/cid" xmlns:w16="http://schemas.microsoft.com/office/word/2018/wordml" xmlns:w16du="http://schemas.microsoft.com/office/word/2023/wordml/word16du" xmlns:w16sdtdh="http://schemas.microsoft.com/office/word/2020/wordml/sdtdatahash" xmlns:w16sdtfl="http://schemas.microsoft.com/office/word/2024/wordml/sdtformatlock" xmlns:w16se="http://schemas.microsoft.com/office/word/2015/wordml/symex" xmlns:wpg="http://schemas.microsoft.com/office/word/2010/wordprocessingGroup" xmlns:wpi="http://schemas.microsoft.com/office/word/2010/wordprocessingInk" xmlns:wne="http://schemas.microsoft.com/office/word/2006/wordml" xmlns:wps="http://schemas.microsoft.com/office/word/2010/wordprocessingShape" mc:Ignorable="w14 w15 w16se w16cid w16 w16cex w16sdtdh w16sdtfl w16du wp14">
+<w:document xmlns:wpc="http://schemas.microsoft.com/office/word/2010/wordprocessingCanvas" xmlns:cx="http://schemas.microsoft.com/office/drawing/2014/chartex" xmlns:cx1="http://schemas.microsoft.com/office/drawing/2015/9/8/chartex" xmlns:cx2="http://schemas.microsoft.com/office/drawing/2015/10/21/chartex" xmlns:cx3="http://schemas.microsoft.com/office/drawing/2016/5/9/chartex" xmlns:cx4="http://schemas.microsoft.com/office/drawing/2016/5/10/chartex" xmlns:cx5="http://schemas.microsoft.com/office/drawing/2016/5/11/chartex" xmlns:cx6="http://schemas.microsoft.com/office/drawing/2016/5/12/chartex" xmlns:cx7="http://schemas.microsoft.com/office/drawing/2016/5/13/chartex" xmlns:cx8="http://schemas.microsoft.com/office/drawing/2016/5/14/chartex" xmlns:mc="http://schemas.openxmlformats.org/markup-compatibility/2006" xmlns:aink="http://schemas.microsoft.com/office/drawing/2016/ink" xmlns:am3d="http://schemas.microsoft.com/office/drawing/2017/model3d" xmlns:o="urn:schemas-microsoft-com:office:office" xmlns:oel="http://schemas.microsoft.com/office/2019/extlst" xmlns:r="http://schemas.openxmlformats.org/officeDocument/2006/relationships" xmlns:m="http://schemas.openxmlformats.org/officeDocument/2006/math" xmlns:v="urn:schemas-microsoft-com:vml" xmlns:wp14="http://schemas.microsoft.com/office/word/2010/wordprocessingDrawing" xmlns:wp="http://schemas.openxmlformats.org/drawingml/2006/wordprocessingDrawing" xmlns:w10="urn:schemas-microsoft-com:office:word" xmlns:w="http://schemas.openxmlformats.org/wordprocessingml/2006/main" xmlns:w14="http://schemas.microsoft.com/office/word/2010/wordml" xmlns:w15="http://schemas.microsoft.com/office/word/2012/wordml" xmlns:w16cex="http://schemas.microsoft.com/office/word/2018/wordml/cex" xmlns:w16cid="http://schemas.microsoft.com/office/word/2016/wordml/cid" xmlns:w16="http://schemas.microsoft.com/office/word/2018/wordml" xmlns:w16du="http://schemas.microsoft.com/office/word/2023/wordml/word16du" xmlns:w16sdtdh="http://schemas.microsoft.com/office/word/2020/wordml/sdtdatahash" xmlns:w16sdtfl="http://schemas.microsoft.com/office/word/2024/wordml/sdtformatlock" xmlns:w16se="http://schemas.microsoft.com/office/word/2015/wordml/symex" xmlns:wpg="http://schemas.microsoft.com/office/word/2010/wordprocessingGroup" xmlns:wpi="http://schemas.microsoft.com/office/word/2010/wordprocessingInk" xmlns:wne="http://schemas.microsoft.com/office/word/2006/wordml" xmlns:wps="http://schemas.microsoft.com/office/word/2010/wordprocessingShape" mc:Ignorable="w14 w15 w16se w16cid w16 w16cex w16sdtdh w16sdtfl w16du wp14">
   <w:body>
     <w:p>
       <w:pPr>
@@ -1605,7 +1605,23 @@
           <w:sz w:val="22"/>
           <w:szCs w:val="22"/>
         </w:rPr>
-        <w:t xml:space="preserve"> Methode (Corneal Reflection) bei der mithilfe </w:t>
+        <w:t xml:space="preserve"> Methode (Corneal </w:t>
+      </w:r>
+      <w:proofErr w:type="spellStart"/>
+      <w:r>
+        <w:rPr>
+          <w:sz w:val="22"/>
+          <w:szCs w:val="22"/>
+        </w:rPr>
+        <w:t>Reflection</w:t>
+      </w:r>
+      <w:proofErr w:type="spellEnd"/>
+      <w:r>
+        <w:rPr>
+          <w:sz w:val="22"/>
+          <w:szCs w:val="22"/>
+        </w:rPr>
+        <w:t xml:space="preserve">) bei der mithilfe </w:t>
       </w:r>
       <w:r>
         <w:rPr>
@@ -1704,23 +1720,7 @@
           <w:sz w:val="22"/>
           <w:szCs w:val="22"/>
         </w:rPr>
-        <w:t>2) Die Pupillenzentrums Methode (</w:t>
-      </w:r>
-      <w:proofErr w:type="spellStart"/>
-      <w:r>
-        <w:rPr>
-          <w:sz w:val="22"/>
-          <w:szCs w:val="22"/>
-        </w:rPr>
-        <w:t>Pupil</w:t>
-      </w:r>
-      <w:proofErr w:type="spellEnd"/>
-      <w:r>
-        <w:rPr>
-          <w:sz w:val="22"/>
-          <w:szCs w:val="22"/>
-        </w:rPr>
-        <w:t>-center) bei der</w:t>
+        <w:t>2) Die Pupillenzentrums Methode (Pupil-center) bei der</w:t>
       </w:r>
       <w:r>
         <w:rPr>
@@ -1919,7 +1919,7 @@
           <w:sz w:val="22"/>
           <w:szCs w:val="22"/>
         </w:rPr>
-        <w:t xml:space="preserve">Die Blickrichtung wird bei der 3D-Gaze </w:t>
+        <w:t xml:space="preserve">Zur Beschreibung und Verarbeitung von Blickrichtungen werden in der Gaze </w:t>
       </w:r>
       <w:proofErr w:type="spellStart"/>
       <w:r>
@@ -1935,7 +1935,7 @@
           <w:sz w:val="22"/>
           <w:szCs w:val="22"/>
         </w:rPr>
-        <w:t xml:space="preserve"> in mehreren aufeinander bezogenen Koordinatensystemen beschrieben. Da die Eingangsdaten aus zweidimensionalen Kamerabildern bestehen, während die Blickrichtung als räumlicher Vektor modelliert wird, sind Transformationen zwischen verschiedenen Bezugssystemen erforderlich. Hansen und Ji (2010) ordnen diese geometrischen Zusammenhänge als grundlegenden Bestandteil modellbasierter Gaze-</w:t>
+        <w:t xml:space="preserve"> mehrere Koordinatensysteme verwendet. Da Bilddaten, </w:t>
       </w:r>
       <w:proofErr w:type="spellStart"/>
       <w:r>
@@ -1943,6 +1943,220 @@
           <w:sz w:val="22"/>
           <w:szCs w:val="22"/>
         </w:rPr>
+        <w:t>Kopfpose</w:t>
+      </w:r>
+      <w:proofErr w:type="spellEnd"/>
+      <w:r>
+        <w:rPr>
+          <w:sz w:val="22"/>
+          <w:szCs w:val="22"/>
+        </w:rPr>
+        <w:t xml:space="preserve"> und Blickrichtung häufig von unterschiedlichen Sensoren erfasst werden, müssen die Messdaten in gemeinsame Bezugsräume transformiert werden, um eine konsistente Interpretation zu ermöglichen </w:t>
+      </w:r>
+      <w:r>
+        <w:rPr>
+          <w:sz w:val="22"/>
+          <w:szCs w:val="22"/>
+        </w:rPr>
+        <w:t>(Funes Mora et al., 2014)</w:t>
+      </w:r>
+      <w:r>
+        <w:rPr>
+          <w:sz w:val="22"/>
+          <w:szCs w:val="22"/>
+        </w:rPr>
+        <w:t>.</w:t>
+      </w:r>
+    </w:p>
+    <w:p>
+      <w:pPr>
+        <w:rPr>
+          <w:b/>
+          <w:sz w:val="22"/>
+          <w:szCs w:val="22"/>
+        </w:rPr>
+      </w:pPr>
+      <w:r>
+        <w:rPr>
+          <w:b/>
+          <w:sz w:val="22"/>
+          <w:szCs w:val="22"/>
+        </w:rPr>
+        <w:t>Bildkoordinatensystem:</w:t>
+      </w:r>
+    </w:p>
+    <w:p>
+      <w:pPr>
+        <w:rPr>
+          <w:sz w:val="22"/>
+          <w:szCs w:val="22"/>
+        </w:rPr>
+      </w:pPr>
+      <w:r>
+        <w:rPr>
+          <w:sz w:val="22"/>
+          <w:szCs w:val="22"/>
+        </w:rPr>
+        <w:t>Das Bildkoordinatensystem beschreibt die Position von Merkmalen innerhalb eines Kamerabildes durch zweidimensionale Pixelkoordinaten (</w:t>
+      </w:r>
+      <w:proofErr w:type="spellStart"/>
+      <w:proofErr w:type="gramStart"/>
+      <w:r>
+        <w:rPr>
+          <w:sz w:val="22"/>
+          <w:szCs w:val="22"/>
+        </w:rPr>
+        <w:t>u,v</w:t>
+      </w:r>
+      <w:proofErr w:type="spellEnd"/>
+      <w:proofErr w:type="gramEnd"/>
+      <w:r>
+        <w:rPr>
+          <w:sz w:val="22"/>
+          <w:szCs w:val="22"/>
+        </w:rPr>
+        <w:t>). In diesem Koordinatensystem werden beispielsweise Pupillenmittelpunkte, Augenwinkel oder Irismerkmale lokalisiert.</w:t>
+      </w:r>
+    </w:p>
+    <w:p>
+      <w:pPr>
+        <w:rPr>
+          <w:b/>
+          <w:sz w:val="22"/>
+          <w:szCs w:val="22"/>
+        </w:rPr>
+      </w:pPr>
+      <w:r>
+        <w:rPr>
+          <w:b/>
+          <w:sz w:val="22"/>
+          <w:szCs w:val="22"/>
+        </w:rPr>
+        <w:t>Kamerakoordinatensystem:</w:t>
+      </w:r>
+    </w:p>
+    <w:p>
+      <w:pPr>
+        <w:rPr>
+          <w:sz w:val="22"/>
+          <w:szCs w:val="22"/>
+        </w:rPr>
+      </w:pPr>
+      <w:r>
+        <w:rPr>
+          <w:sz w:val="22"/>
+          <w:szCs w:val="22"/>
+        </w:rPr>
+        <w:t>Das Kamerakoordinatensystem ist ein dreidimensionales Bezugssystem mit Ursprung im optischen Zentrum der Kamera. Mithilfe der intrinsischen Kameraparameter können Bildpunkte auf Sichtstrahlen im Kamerakoordinatensystem zurückprojiziert werden (Funes Mora et al., 2014)</w:t>
+      </w:r>
+    </w:p>
+    <w:p>
+      <w:pPr>
+        <w:rPr>
+          <w:b/>
+          <w:sz w:val="22"/>
+          <w:szCs w:val="22"/>
+        </w:rPr>
+      </w:pPr>
+      <w:r>
+        <w:rPr>
+          <w:b/>
+          <w:sz w:val="22"/>
+          <w:szCs w:val="22"/>
+        </w:rPr>
+        <w:t>Weltkoordinatensystem:</w:t>
+      </w:r>
+    </w:p>
+    <w:p>
+      <w:pPr>
+        <w:rPr>
+          <w:sz w:val="22"/>
+          <w:szCs w:val="22"/>
+        </w:rPr>
+      </w:pPr>
+      <w:r>
+        <w:rPr>
+          <w:sz w:val="22"/>
+          <w:szCs w:val="22"/>
+        </w:rPr>
+        <w:t xml:space="preserve">Das Weltkoordinatensystem beschreibt Positionen und Orientierungen unabhängig von einer einzelnen Kamera. Es ermöglicht die gemeinsame Darstellung von </w:t>
+      </w:r>
+      <w:proofErr w:type="spellStart"/>
+      <w:r>
+        <w:rPr>
+          <w:sz w:val="22"/>
+          <w:szCs w:val="22"/>
+        </w:rPr>
+        <w:t>Kopfpose</w:t>
+      </w:r>
+      <w:proofErr w:type="spellEnd"/>
+      <w:r>
+        <w:rPr>
+          <w:sz w:val="22"/>
+          <w:szCs w:val="22"/>
+        </w:rPr>
+        <w:t xml:space="preserve">, Blickrichtung und Zielobjekten. Die Transformation zwischen Kamera- und Weltkoordinatensystem erfolgt über die extrinsischen Kameraparameter </w:t>
+      </w:r>
+      <w:r>
+        <w:rPr>
+          <w:sz w:val="22"/>
+          <w:szCs w:val="22"/>
+        </w:rPr>
+        <w:t>(Funes Mora et al., 2014)</w:t>
+      </w:r>
+    </w:p>
+    <w:p>
+      <w:pPr>
+        <w:rPr>
+          <w:b/>
+          <w:sz w:val="22"/>
+          <w:szCs w:val="22"/>
+        </w:rPr>
+      </w:pPr>
+      <w:r>
+        <w:rPr>
+          <w:b/>
+          <w:sz w:val="22"/>
+          <w:szCs w:val="22"/>
+        </w:rPr>
+        <w:t>Augenkoordinatensystem:</w:t>
+      </w:r>
+    </w:p>
+    <w:p>
+      <w:pPr>
+        <w:rPr>
+          <w:sz w:val="22"/>
+          <w:szCs w:val="22"/>
+        </w:rPr>
+      </w:pPr>
+      <w:r>
+        <w:rPr>
+          <w:sz w:val="22"/>
+          <w:szCs w:val="22"/>
+        </w:rPr>
+        <w:t>Zusätzlich kann ein lokales Koordinatensystem relativ zum Auge oder Kopf definiert werden. Dieses wird verwendet, um die Blickrichtung unabhängig von der Kameraposition zu beschreiben.</w:t>
+      </w:r>
+    </w:p>
+    <w:p>
+      <w:pPr>
+        <w:rPr>
+          <w:sz w:val="22"/>
+          <w:szCs w:val="22"/>
+        </w:rPr>
+      </w:pPr>
+      <w:r>
+        <w:rPr>
+          <w:sz w:val="22"/>
+          <w:szCs w:val="22"/>
+        </w:rPr>
+        <w:t>Die Blickrichtung wird in modernen Gaze-</w:t>
+      </w:r>
+      <w:proofErr w:type="spellStart"/>
+      <w:r>
+        <w:rPr>
+          <w:sz w:val="22"/>
+          <w:szCs w:val="22"/>
+        </w:rPr>
         <w:t>Estimation</w:t>
       </w:r>
       <w:proofErr w:type="spellEnd"/>
@@ -1951,859 +2165,7 @@
           <w:sz w:val="22"/>
           <w:szCs w:val="22"/>
         </w:rPr>
-        <w:t>-Verfahren ein.</w:t>
-      </w:r>
-    </w:p>
-    <w:p>
-      <w:pPr>
-        <w:rPr>
-          <w:sz w:val="22"/>
-          <w:szCs w:val="22"/>
-        </w:rPr>
-      </w:pPr>
-      <w:r>
-        <w:rPr>
-          <w:sz w:val="22"/>
-          <w:szCs w:val="22"/>
-        </w:rPr>
-        <w:t xml:space="preserve">Den Ausgangspunkt bildet das </w:t>
-      </w:r>
-      <w:r>
-        <w:rPr>
-          <w:b/>
-          <w:bCs/>
-          <w:sz w:val="22"/>
-          <w:szCs w:val="22"/>
-        </w:rPr>
-        <w:t>Bildkoordinatensystem</w:t>
-      </w:r>
-      <w:r>
-        <w:rPr>
-          <w:sz w:val="22"/>
-          <w:szCs w:val="22"/>
-        </w:rPr>
-        <w:t>, in dem Bildmerkmale wie Pupillenmittelpunkt, Iriskontur oder Augenwinkel durch zweidimensionale Pixelkoordinaten beschrieben werden. Da diese Darstellung keine Tiefeninformation enthält, ist eine Rekonstruktion der räumlichen Augengeometrie notwendig.</w:t>
-      </w:r>
-    </w:p>
-    <w:p>
-      <w:pPr>
-        <w:rPr>
-          <w:sz w:val="22"/>
-          <w:szCs w:val="22"/>
-        </w:rPr>
-      </w:pPr>
-      <w:r>
-        <w:rPr>
-          <w:sz w:val="22"/>
-          <w:szCs w:val="22"/>
-        </w:rPr>
-        <w:t xml:space="preserve">Hierfür werden die Bildkoordinaten mithilfe eines kalibrierten Kameramodells in das </w:t>
-      </w:r>
-      <w:r>
-        <w:rPr>
-          <w:b/>
-          <w:bCs/>
-          <w:sz w:val="22"/>
-          <w:szCs w:val="22"/>
-        </w:rPr>
-        <w:t>Kamerakoordinatensystem</w:t>
-      </w:r>
-      <w:r>
-        <w:rPr>
-          <w:sz w:val="22"/>
-          <w:szCs w:val="22"/>
-        </w:rPr>
-        <w:t xml:space="preserve"> überführt. Dieses besitzt seinen Ursprung im optischen Zentrum der Kamera und beschreibt die räumliche Position aller Objekte relativ zur Kamera. Die </w:t>
-      </w:r>
-      <w:proofErr w:type="spellStart"/>
-      <w:r>
-        <w:rPr>
-          <w:sz w:val="22"/>
-          <w:szCs w:val="22"/>
-        </w:rPr>
-        <w:t>Kopfpose</w:t>
-      </w:r>
-      <w:proofErr w:type="spellEnd"/>
-      <w:r>
-        <w:rPr>
-          <w:sz w:val="22"/>
-          <w:szCs w:val="22"/>
-        </w:rPr>
-        <w:t xml:space="preserve"> wird als Rotation und Translation des Kopfkoordinatensystems relativ zum Kamerakoordinatensystem definiert (Zhang et al., 2019). Dadurch kann die Lage des Auges unabhängig von der Kameraperspektive bestimmt werden.</w:t>
-      </w:r>
-    </w:p>
-    <w:p>
-      <w:pPr>
-        <w:rPr>
-          <w:sz w:val="22"/>
-          <w:szCs w:val="22"/>
-        </w:rPr>
-      </w:pPr>
-      <w:r>
-        <w:rPr>
-          <w:sz w:val="22"/>
-          <w:szCs w:val="22"/>
-        </w:rPr>
-        <w:t xml:space="preserve">Zur Beschreibung der Augenbewegung wird zusätzlich ein </w:t>
-      </w:r>
-      <w:r>
-        <w:rPr>
-          <w:b/>
-          <w:bCs/>
-          <w:sz w:val="22"/>
-          <w:szCs w:val="22"/>
-        </w:rPr>
-        <w:t>Augen- bzw. Kopfkoordinatensystem</w:t>
-      </w:r>
-      <w:r>
-        <w:rPr>
-          <w:sz w:val="22"/>
-          <w:szCs w:val="22"/>
-        </w:rPr>
-        <w:t xml:space="preserve"> verwendet. Im Normalisierungsverfahren von </w:t>
-      </w:r>
-      <w:proofErr w:type="spellStart"/>
-      <w:r>
-        <w:rPr>
-          <w:sz w:val="22"/>
-          <w:szCs w:val="22"/>
-        </w:rPr>
-        <w:t>MPIIGaze</w:t>
-      </w:r>
-      <w:proofErr w:type="spellEnd"/>
-      <w:r>
-        <w:rPr>
-          <w:sz w:val="22"/>
-          <w:szCs w:val="22"/>
-        </w:rPr>
-        <w:t xml:space="preserve"> wird dieses lokale Koordinatensystem über anatomische Referenzpunkte des Gesichts definiert. Die x-Achse verläuft entlang der Verbindung beider Augen, die y-Achse zeigt in Richtung des Mundes und die z-Achse steht senkrecht auf der Gesichtsebene. Diese Definition ermöglicht eine einheitliche Beschreibung der Blickrichtung unabhängig von individuellen Kopfbewegungen (Zhang et al., 2019).</w:t>
-      </w:r>
-    </w:p>
-    <w:p>
-      <w:pPr>
-        <w:rPr>
-          <w:sz w:val="22"/>
-          <w:szCs w:val="22"/>
-        </w:rPr>
-      </w:pPr>
-      <w:r>
-        <w:rPr>
-          <w:sz w:val="22"/>
-          <w:szCs w:val="22"/>
-        </w:rPr>
-        <w:t xml:space="preserve">Da unterschiedliche Kopfhaltungen und Kamerapositionen die Erscheinung des Auges beeinflussen, werden die aufgenommenen Bilder in ein </w:t>
-      </w:r>
-      <w:r>
-        <w:rPr>
-          <w:b/>
-          <w:bCs/>
-          <w:sz w:val="22"/>
-          <w:szCs w:val="22"/>
-        </w:rPr>
-        <w:t>normalisiertes Kamerakoordinatensystem</w:t>
-      </w:r>
-      <w:r>
-        <w:rPr>
-          <w:sz w:val="22"/>
-          <w:szCs w:val="22"/>
-        </w:rPr>
-        <w:t xml:space="preserve"> transformiert. Hierzu werden Rotations- und Skalierungstransformationen angewendet, sodass virtuelle Kameraparameter und der Abstand zum Auge für alle Aufnahmen vereinheitlicht werden. Die Blickrichtung wird anschließend ebenfalls in dieses normalisierte Koordinatensystem transformiert und entweder als normierter dreidimensionaler Blickvektor oder äquivalent durch Pitch- und Yaw-Winkel repräsentiert (Zhang et al., 2019).</w:t>
-      </w:r>
-    </w:p>
-    <w:p>
-      <w:pPr>
-        <w:rPr>
-          <w:sz w:val="22"/>
-          <w:szCs w:val="22"/>
-        </w:rPr>
-      </w:pPr>
-      <w:r>
-        <w:rPr>
-          <w:sz w:val="22"/>
-          <w:szCs w:val="22"/>
-        </w:rPr>
-        <w:t>Auch neuere Datensätze wie ETH-</w:t>
-      </w:r>
-      <w:proofErr w:type="spellStart"/>
-      <w:r>
-        <w:rPr>
-          <w:sz w:val="22"/>
-          <w:szCs w:val="22"/>
-        </w:rPr>
-        <w:t>XGaze</w:t>
-      </w:r>
-      <w:proofErr w:type="spellEnd"/>
-      <w:r>
-        <w:rPr>
-          <w:sz w:val="22"/>
-          <w:szCs w:val="22"/>
-        </w:rPr>
-        <w:t xml:space="preserve"> verwenden dieses Normalisierungskonzept und stellen die Blickrichtung sowohl als dreidimensionalen Vektor als auch als Winkelrepräsentation bereit. Dadurch wird eine konsistente Darstellung der Ground-Truth-Daten ermöglicht und die Generalisierungsfähigkeit von Gaze-</w:t>
-      </w:r>
-      <w:proofErr w:type="spellStart"/>
-      <w:r>
-        <w:rPr>
-          <w:sz w:val="22"/>
-          <w:szCs w:val="22"/>
-        </w:rPr>
-        <w:t>Estimation</w:t>
-      </w:r>
-      <w:proofErr w:type="spellEnd"/>
-      <w:r>
-        <w:rPr>
-          <w:sz w:val="22"/>
-          <w:szCs w:val="22"/>
-        </w:rPr>
-        <w:t>-Modellen verbessert (Zhang et al., 2020).</w:t>
-      </w:r>
-    </w:p>
-    <w:p>
-      <w:pPr>
-        <w:rPr>
-          <w:sz w:val="22"/>
-          <w:szCs w:val="22"/>
-        </w:rPr>
-      </w:pPr>
-      <w:r>
-        <w:rPr>
-          <w:sz w:val="22"/>
-          <w:szCs w:val="22"/>
-        </w:rPr>
-        <w:t xml:space="preserve">Zusammenfassend erfolgt die Berechnung der Blickrichtung durch die Transformation der Bildinformationen über mehrere Koordinatensysteme. Während das Bildkoordinatensystem die zweidimensionalen Eingabedaten beschreibt, ermöglichen Kamera-, Kopf- und normalisierte </w:t>
-      </w:r>
-      <w:r>
-        <w:rPr>
-          <w:sz w:val="22"/>
-          <w:szCs w:val="22"/>
-        </w:rPr>
-        <w:lastRenderedPageBreak/>
-        <w:t>Koordinatensysteme die Rekonstruktion eines dreidimensionalen Blickvektors, der als Grundlage moderner Gaze-</w:t>
-      </w:r>
-      <w:proofErr w:type="spellStart"/>
-      <w:r>
-        <w:rPr>
-          <w:sz w:val="22"/>
-          <w:szCs w:val="22"/>
-        </w:rPr>
-        <w:t>Estimation</w:t>
-      </w:r>
-      <w:proofErr w:type="spellEnd"/>
-      <w:r>
-        <w:rPr>
-          <w:sz w:val="22"/>
-          <w:szCs w:val="22"/>
-        </w:rPr>
-        <w:t>-Verfahren dient.</w:t>
-      </w:r>
-    </w:p>
-    <w:p>
-      <w:pPr>
-        <w:rPr>
-          <w:sz w:val="22"/>
-          <w:szCs w:val="22"/>
-        </w:rPr>
-      </w:pPr>
-      <w:r>
-        <w:rPr>
-          <w:sz w:val="22"/>
-          <w:szCs w:val="22"/>
-        </w:rPr>
-        <w:br w:type="page"/>
-      </w:r>
-    </w:p>
-    <w:p>
-      <w:pPr>
-        <w:rPr>
-          <w:b/>
-          <w:bCs/>
-          <w:sz w:val="22"/>
-          <w:szCs w:val="22"/>
-        </w:rPr>
-      </w:pPr>
-      <w:r>
-        <w:rPr>
-          <w:b/>
-          <w:bCs/>
-          <w:sz w:val="22"/>
-          <w:szCs w:val="22"/>
-        </w:rPr>
-        <w:lastRenderedPageBreak/>
-        <w:t>4. Gaze360 (</w:t>
-      </w:r>
-      <w:proofErr w:type="spellStart"/>
-      <w:r>
-        <w:rPr>
-          <w:b/>
-          <w:bCs/>
-          <w:sz w:val="22"/>
-          <w:szCs w:val="22"/>
-        </w:rPr>
-        <w:t>Kellnhofer</w:t>
-      </w:r>
-      <w:proofErr w:type="spellEnd"/>
-      <w:r>
-        <w:rPr>
-          <w:b/>
-          <w:bCs/>
-          <w:sz w:val="22"/>
-          <w:szCs w:val="22"/>
-        </w:rPr>
-        <w:t xml:space="preserve"> et al., 2019) → Multi-Kamera-Synchronisation </w:t>
-      </w:r>
-    </w:p>
-    <w:p>
-      <w:pPr>
-        <w:rPr>
-          <w:sz w:val="22"/>
-          <w:szCs w:val="22"/>
-        </w:rPr>
-      </w:pPr>
-      <w:r>
-        <w:rPr>
-          <w:sz w:val="22"/>
-          <w:szCs w:val="22"/>
-        </w:rPr>
-        <w:t xml:space="preserve">Gaze360 ist interessant, weil es eine </w:t>
-      </w:r>
-      <w:r>
-        <w:rPr>
-          <w:b/>
-          <w:bCs/>
-          <w:sz w:val="22"/>
-          <w:szCs w:val="22"/>
-        </w:rPr>
-        <w:t>360°-Kameraumgebung</w:t>
-      </w:r>
-      <w:r>
-        <w:rPr>
-          <w:sz w:val="22"/>
-          <w:szCs w:val="22"/>
-        </w:rPr>
-        <w:t xml:space="preserve"> verwendet.</w:t>
-      </w:r>
-    </w:p>
-    <w:p>
-      <w:pPr>
-        <w:rPr>
-          <w:sz w:val="22"/>
-          <w:szCs w:val="22"/>
-        </w:rPr>
-      </w:pPr>
-      <w:r>
-        <w:rPr>
-          <w:sz w:val="22"/>
-          <w:szCs w:val="22"/>
-        </w:rPr>
-        <w:t>Relevante Aspekte:</w:t>
-      </w:r>
-    </w:p>
-    <w:p>
-      <w:pPr>
-        <w:numPr>
-          <w:ilvl w:val="0"/>
-          <w:numId w:val="13"/>
-        </w:numPr>
-        <w:rPr>
-          <w:sz w:val="22"/>
-          <w:szCs w:val="22"/>
-        </w:rPr>
-      </w:pPr>
-      <w:r>
-        <w:rPr>
-          <w:sz w:val="22"/>
-          <w:szCs w:val="22"/>
-        </w:rPr>
-        <w:t xml:space="preserve">mehrere Kameras </w:t>
-      </w:r>
-    </w:p>
-    <w:p>
-      <w:pPr>
-        <w:numPr>
-          <w:ilvl w:val="0"/>
-          <w:numId w:val="13"/>
-        </w:numPr>
-        <w:rPr>
-          <w:sz w:val="22"/>
-          <w:szCs w:val="22"/>
-        </w:rPr>
-      </w:pPr>
-      <w:r>
-        <w:rPr>
-          <w:sz w:val="22"/>
-          <w:szCs w:val="22"/>
-        </w:rPr>
-        <w:t xml:space="preserve">zeitliche Konsistenz </w:t>
-      </w:r>
-    </w:p>
-    <w:p>
-      <w:pPr>
-        <w:numPr>
-          <w:ilvl w:val="0"/>
-          <w:numId w:val="13"/>
-        </w:numPr>
-        <w:rPr>
-          <w:sz w:val="22"/>
-          <w:szCs w:val="22"/>
-        </w:rPr>
-      </w:pPr>
-      <w:r>
-        <w:rPr>
-          <w:sz w:val="22"/>
-          <w:szCs w:val="22"/>
-        </w:rPr>
-        <w:t xml:space="preserve">3D-Gaze Ground Truth </w:t>
-      </w:r>
-    </w:p>
-    <w:p>
-      <w:pPr>
-        <w:numPr>
-          <w:ilvl w:val="0"/>
-          <w:numId w:val="13"/>
-        </w:numPr>
-        <w:rPr>
-          <w:sz w:val="22"/>
-          <w:szCs w:val="22"/>
-        </w:rPr>
-      </w:pPr>
-      <w:r>
-        <w:rPr>
-          <w:sz w:val="22"/>
-          <w:szCs w:val="22"/>
-        </w:rPr>
-        <w:t xml:space="preserve">Kalibrierung </w:t>
-      </w:r>
-    </w:p>
-    <w:p>
-      <w:pPr>
-        <w:rPr>
-          <w:sz w:val="22"/>
-          <w:szCs w:val="22"/>
-        </w:rPr>
-      </w:pPr>
-      <w:r>
-        <w:rPr>
-          <w:sz w:val="22"/>
-          <w:szCs w:val="22"/>
-        </w:rPr>
-        <w:t>Gut für:</w:t>
-      </w:r>
-    </w:p>
-    <w:p>
-      <w:pPr>
-        <w:rPr>
-          <w:sz w:val="22"/>
-          <w:szCs w:val="22"/>
-        </w:rPr>
-      </w:pPr>
-      <w:r>
-        <w:rPr>
-          <w:sz w:val="22"/>
-          <w:szCs w:val="22"/>
-        </w:rPr>
-        <w:t>Synchronisation und Erfassung von Gaze unter unkontrollierten Bedingungen.</w:t>
-      </w:r>
-    </w:p>
-    <w:p>
-      <w:pPr>
-        <w:rPr>
-          <w:b/>
-          <w:bCs/>
-          <w:sz w:val="22"/>
-          <w:szCs w:val="22"/>
-        </w:rPr>
-      </w:pPr>
-      <w:r>
-        <w:rPr>
-          <w:b/>
-          <w:bCs/>
-          <w:sz w:val="22"/>
-          <w:szCs w:val="22"/>
-        </w:rPr>
-        <w:t xml:space="preserve">1. EYEDIAP (Funes Mora et al., 2014) → wichtigste Quelle für Kamera-Synchronisation </w:t>
-      </w:r>
-    </w:p>
-    <w:p>
-      <w:pPr>
-        <w:rPr>
-          <w:sz w:val="22"/>
-          <w:szCs w:val="22"/>
-        </w:rPr>
-      </w:pPr>
-      <w:r>
-        <w:rPr>
-          <w:sz w:val="22"/>
-          <w:szCs w:val="22"/>
-        </w:rPr>
-        <w:t xml:space="preserve">EYEDIAP wurde explizit mit einer </w:t>
-      </w:r>
-      <w:r>
-        <w:rPr>
-          <w:b/>
-          <w:bCs/>
-          <w:sz w:val="22"/>
-          <w:szCs w:val="22"/>
-        </w:rPr>
-        <w:t>RGB-D-Kamera</w:t>
-      </w:r>
-      <w:r>
-        <w:rPr>
-          <w:sz w:val="22"/>
-          <w:szCs w:val="22"/>
-        </w:rPr>
-        <w:t xml:space="preserve"> und einem </w:t>
-      </w:r>
-      <w:r>
-        <w:rPr>
-          <w:b/>
-          <w:bCs/>
-          <w:sz w:val="22"/>
-          <w:szCs w:val="22"/>
-        </w:rPr>
-        <w:t>Remote Eye Tracker</w:t>
-      </w:r>
-      <w:r>
-        <w:rPr>
-          <w:sz w:val="22"/>
-          <w:szCs w:val="22"/>
-        </w:rPr>
-        <w:t xml:space="preserve"> aufgenommen. Deshalb mussten folgende Systeme synchronisiert werden:</w:t>
-      </w:r>
-    </w:p>
-    <w:p>
-      <w:pPr>
-        <w:numPr>
-          <w:ilvl w:val="0"/>
-          <w:numId w:val="14"/>
-        </w:numPr>
-        <w:rPr>
-          <w:sz w:val="22"/>
-          <w:szCs w:val="22"/>
-        </w:rPr>
-      </w:pPr>
-      <w:r>
-        <w:rPr>
-          <w:sz w:val="22"/>
-          <w:szCs w:val="22"/>
-        </w:rPr>
-        <w:t xml:space="preserve">RGB-Kamera </w:t>
-      </w:r>
-    </w:p>
-    <w:p>
-      <w:pPr>
-        <w:numPr>
-          <w:ilvl w:val="0"/>
-          <w:numId w:val="14"/>
-        </w:numPr>
-        <w:rPr>
-          <w:sz w:val="22"/>
-          <w:szCs w:val="22"/>
-        </w:rPr>
-      </w:pPr>
-      <w:r>
-        <w:rPr>
-          <w:sz w:val="22"/>
-          <w:szCs w:val="22"/>
-        </w:rPr>
-        <w:t xml:space="preserve">Tiefenkamera </w:t>
-      </w:r>
-    </w:p>
-    <w:p>
-      <w:pPr>
-        <w:numPr>
-          <w:ilvl w:val="0"/>
-          <w:numId w:val="14"/>
-        </w:numPr>
-        <w:rPr>
-          <w:sz w:val="22"/>
-          <w:szCs w:val="22"/>
-        </w:rPr>
-      </w:pPr>
-      <w:r>
-        <w:rPr>
-          <w:sz w:val="22"/>
-          <w:szCs w:val="22"/>
-        </w:rPr>
-        <w:t xml:space="preserve">Eye Tracker </w:t>
-      </w:r>
-    </w:p>
-    <w:p>
-      <w:pPr>
-        <w:numPr>
-          <w:ilvl w:val="0"/>
-          <w:numId w:val="14"/>
-        </w:numPr>
-        <w:rPr>
-          <w:sz w:val="22"/>
-          <w:szCs w:val="22"/>
-        </w:rPr>
-      </w:pPr>
-      <w:r>
-        <w:rPr>
-          <w:sz w:val="22"/>
-          <w:szCs w:val="22"/>
-        </w:rPr>
-        <w:t xml:space="preserve">Kopf-/Gesichtsbewegungen </w:t>
-      </w:r>
-    </w:p>
-    <w:p>
-      <w:pPr>
-        <w:rPr>
-          <w:b/>
-          <w:bCs/>
-          <w:sz w:val="22"/>
-          <w:szCs w:val="22"/>
-        </w:rPr>
-      </w:pPr>
-      <w:r>
-        <w:rPr>
-          <w:b/>
-          <w:bCs/>
-          <w:sz w:val="22"/>
-          <w:szCs w:val="22"/>
-        </w:rPr>
-        <w:t>Relevante Stellen:</w:t>
-      </w:r>
-    </w:p>
-    <w:p>
-      <w:pPr>
-        <w:rPr>
-          <w:sz w:val="22"/>
-          <w:szCs w:val="22"/>
-        </w:rPr>
-      </w:pPr>
-      <w:proofErr w:type="spellStart"/>
-      <w:r>
-        <w:rPr>
-          <w:b/>
-          <w:bCs/>
-          <w:sz w:val="22"/>
-          <w:szCs w:val="22"/>
-        </w:rPr>
-        <w:t>Section</w:t>
-      </w:r>
-      <w:proofErr w:type="spellEnd"/>
-      <w:r>
-        <w:rPr>
-          <w:b/>
-          <w:bCs/>
-          <w:sz w:val="22"/>
-          <w:szCs w:val="22"/>
-        </w:rPr>
-        <w:t xml:space="preserve"> 3: Data Acquisition Setup</w:t>
-      </w:r>
-    </w:p>
-    <w:p>
-      <w:pPr>
-        <w:rPr>
-          <w:sz w:val="22"/>
-          <w:szCs w:val="22"/>
-        </w:rPr>
-      </w:pPr>
-      <w:r>
-        <w:rPr>
-          <w:sz w:val="22"/>
-          <w:szCs w:val="22"/>
-        </w:rPr>
-        <w:t>Dort findest du:</w:t>
-      </w:r>
-    </w:p>
-    <w:p>
-      <w:pPr>
-        <w:numPr>
-          <w:ilvl w:val="0"/>
-          <w:numId w:val="15"/>
-        </w:numPr>
-        <w:rPr>
-          <w:sz w:val="22"/>
-          <w:szCs w:val="22"/>
-        </w:rPr>
-      </w:pPr>
-      <w:r>
-        <w:rPr>
-          <w:sz w:val="22"/>
-          <w:szCs w:val="22"/>
-        </w:rPr>
-        <w:t xml:space="preserve">verwendete Hardware </w:t>
-      </w:r>
-    </w:p>
-    <w:p>
-      <w:pPr>
-        <w:numPr>
-          <w:ilvl w:val="0"/>
-          <w:numId w:val="15"/>
-        </w:numPr>
-        <w:rPr>
-          <w:sz w:val="22"/>
-          <w:szCs w:val="22"/>
-        </w:rPr>
-      </w:pPr>
-      <w:r>
-        <w:rPr>
-          <w:sz w:val="22"/>
-          <w:szCs w:val="22"/>
-        </w:rPr>
-        <w:t xml:space="preserve">Kamerakonfiguration </w:t>
-      </w:r>
-    </w:p>
-    <w:p>
-      <w:pPr>
-        <w:numPr>
-          <w:ilvl w:val="0"/>
-          <w:numId w:val="15"/>
-        </w:numPr>
-        <w:rPr>
-          <w:sz w:val="22"/>
-          <w:szCs w:val="22"/>
-        </w:rPr>
-      </w:pPr>
-      <w:r>
-        <w:rPr>
-          <w:sz w:val="22"/>
-          <w:szCs w:val="22"/>
-        </w:rPr>
-        <w:t xml:space="preserve">Synchronisation der Sensoren </w:t>
-      </w:r>
-    </w:p>
-    <w:p>
-      <w:pPr>
-        <w:rPr>
-          <w:sz w:val="22"/>
-          <w:szCs w:val="22"/>
-        </w:rPr>
-      </w:pPr>
-      <w:r>
-        <w:rPr>
-          <w:sz w:val="22"/>
-          <w:szCs w:val="22"/>
-        </w:rPr>
-        <w:t>Besonders relevant:</w:t>
-      </w:r>
-    </w:p>
-    <w:p>
-      <w:pPr>
-        <w:numPr>
-          <w:ilvl w:val="0"/>
-          <w:numId w:val="16"/>
-        </w:numPr>
-        <w:rPr>
-          <w:sz w:val="22"/>
-          <w:szCs w:val="22"/>
-        </w:rPr>
-      </w:pPr>
-      <w:r>
-        <w:rPr>
-          <w:sz w:val="22"/>
-          <w:szCs w:val="22"/>
-        </w:rPr>
-        <w:t xml:space="preserve">RGB-D Kamera liefert Farb- und Tiefenbilder </w:t>
-      </w:r>
-    </w:p>
-    <w:p>
-      <w:pPr>
-        <w:numPr>
-          <w:ilvl w:val="0"/>
-          <w:numId w:val="16"/>
-        </w:numPr>
-        <w:rPr>
-          <w:sz w:val="22"/>
-          <w:szCs w:val="22"/>
-        </w:rPr>
-      </w:pPr>
-      <w:r>
-        <w:rPr>
-          <w:sz w:val="22"/>
-          <w:szCs w:val="22"/>
-        </w:rPr>
-        <w:t xml:space="preserve">Eye Tracker liefert Ground Truth </w:t>
-      </w:r>
-    </w:p>
-    <w:p>
-      <w:pPr>
-        <w:numPr>
-          <w:ilvl w:val="0"/>
-          <w:numId w:val="16"/>
-        </w:numPr>
-        <w:rPr>
-          <w:sz w:val="22"/>
-          <w:szCs w:val="22"/>
-        </w:rPr>
-      </w:pPr>
-      <w:r>
-        <w:rPr>
-          <w:sz w:val="22"/>
-          <w:szCs w:val="22"/>
-        </w:rPr>
-        <w:t xml:space="preserve">Zeitstempel werden verwendet, um die Datenströme zusammenzuführen </w:t>
-      </w:r>
-    </w:p>
-    <w:p>
-      <w:pPr>
-        <w:rPr>
-          <w:sz w:val="22"/>
-          <w:szCs w:val="22"/>
-        </w:rPr>
-      </w:pPr>
-      <w:r>
-        <w:rPr>
-          <w:sz w:val="22"/>
-          <w:szCs w:val="22"/>
-        </w:rPr>
-        <w:t>Bei multimodalen Gaze-Datensätzen müssen Bilddaten und Ground-Truth-Messungen zeitlich synchronisiert werden. EYEDIAP verwendet hierzu eine Aufnahmeumgebung, in der RGB-D-</w:t>
-      </w:r>
-      <w:r>
-        <w:rPr>
-          <w:sz w:val="22"/>
-          <w:szCs w:val="22"/>
-        </w:rPr>
-        <w:lastRenderedPageBreak/>
-        <w:t>Kameradaten und Eye-Tracking-Messungen zeitlich gekoppelt werden, sodass jedem Kamerabild eine entsprechende Blickmessung zugeordnet werden kann (Funes Mora et al., 2014).</w:t>
-      </w:r>
-    </w:p>
-    <w:p>
-      <w:pPr>
-        <w:rPr>
-          <w:sz w:val="22"/>
-          <w:szCs w:val="22"/>
-        </w:rPr>
-      </w:pPr>
-    </w:p>
-    <w:p>
-      <w:pPr>
-        <w:rPr>
-          <w:sz w:val="22"/>
-          <w:szCs w:val="22"/>
-        </w:rPr>
-      </w:pPr>
-    </w:p>
-    <w:p>
-      <w:pPr>
-        <w:rPr>
-          <w:sz w:val="22"/>
-          <w:szCs w:val="22"/>
-        </w:rPr>
-      </w:pPr>
-      <w:r>
-        <w:rPr>
-          <w:sz w:val="22"/>
-          <w:szCs w:val="22"/>
-        </w:rPr>
-        <w:t>Für die Erhebung von Gaze-Daten ist eine zeitliche Synchronisation zwischen Kamerasystemen und Ground-Truth-Quellen erforderlich. Besonders bei multimodalen Datensätzen, die RGB-, Tiefen- oder Eye-Tracking-Daten kombinieren, müssen die unterschiedlichen Datenströme zeitlich korrekt einander zugeordnet werden. EYEDIAP verwendet hierzu eine synchronisierte Aufnahmeumgebung aus RGB-D-Kamera und Eye Tracker, wodurch jedem Kamerabild eine entsprechende Blickmessung zugeordnet werden kann (Funes Mora et al., 2014). Bei Multi-Kamera-Datensätzen wie Gaze360 ist zusätzlich die zeitliche und räumliche Konsistenz mehrerer Kamerasysteme entscheidend, um eine stabile 3D-Gaze-Repräsentation zu ermöglichen (</w:t>
-      </w:r>
-      <w:proofErr w:type="spellStart"/>
-      <w:r>
-        <w:rPr>
-          <w:sz w:val="22"/>
-          <w:szCs w:val="22"/>
-        </w:rPr>
-        <w:t>Kellnhofer</w:t>
-      </w:r>
-      <w:proofErr w:type="spellEnd"/>
-      <w:r>
-        <w:rPr>
-          <w:sz w:val="22"/>
-          <w:szCs w:val="22"/>
-        </w:rPr>
-        <w:t xml:space="preserve"> et al., 2019).</w:t>
+        <w:t>-Verfahren typischerweise als normierter dreidimensionaler Richtungsvektor repräsentiert. Alternativ erfolgt die Darstellung durch die äquivalenten Pitch- und Yaw-Winkel, welche die vertikale und horizontale Orientierung des Blicks beschreiben (Hansen &amp; Ji, 2010)</w:t>
       </w:r>
     </w:p>
     <w:sectPr>
@@ -2820,7 +2182,7 @@
 </file>
 
 <file path=word/endnotes.xml><?xml version="1.0" encoding="utf-8"?>
-<w:endnotes xmlns:wpc="http://schemas.microsoft.com/office/word/2010/wordprocessingCanvas" xmlns:cx="http://schemas.microsoft.com/office/drawing/2014/chartex" xmlns:cx1="http://schemas.microsoft.com/office/drawing/2015/9/8/chartex" xmlns:cx2="http://schemas.microsoft.com/office/drawing/2015/10/21/chartex" xmlns:cx3="http://schemas.microsoft.com/office/drawing/2016/5/9/chartex" xmlns:cx4="http://schemas.microsoft.com/office/drawing/2016/5/10/chartex" xmlns:cx5="http://schemas.microsoft.com/office/drawing/2016/5/11/chartex" xmlns:cx6="http://schemas.microsoft.com/office/drawing/2016/5/12/chartex" xmlns:cx7="http://schemas.microsoft.com/office/drawing/2016/5/13/chartex" xmlns:cx8="http://schemas.microsoft.com/office/drawing/2016/5/14/chartex" xmlns:mc="http://schemas.openxmlformats.org/markup-compatibility/2006" xmlns:aink="http://schemas.microsoft.com/office/drawing/2016/ink" xmlns:am3d="http://schemas.microsoft.com/office/drawing/2017/model3d" xmlns:o="urn:schemas-microsoft-com:office:office" xmlns:oel="http://schemas.microsoft.com/office/2019/extlst" xmlns:r="http://schemas.openxmlformats.org/officeDocument/2006/relationships" xmlns:m="http://schemas.openxmlformats.org/officeDocument/2006/math" xmlns:v="urn:schemas-microsoft-com:vml" xmlns:wp14="http://schemas.microsoft.com/office/word/2010/wordprocessingDrawing" xmlns:wp="http://schemas.openxmlformats.org/drawingml/2006/wordprocessingDrawing" xmlns:w10="urn:schemas-microsoft-com:office:word" xmlns:w="http://schemas.openxmlformats.org/wordprocessingml/2006/main" xmlns:w14="http://schemas.microsoft.com/office/word/2010/wordml" xmlns:w15="http://schemas.microsoft.com/office/word/2012/wordml" xmlns:w16cei="http://schemas.microsoft.com/office/word/2026/wordml/cei" xmlns:w16cex="http://schemas.microsoft.com/office/word/2018/wordml/cex" xmlns:w16cid="http://schemas.microsoft.com/office/word/2016/wordml/cid" xmlns:w16="http://schemas.microsoft.com/office/word/2018/wordml" xmlns:w16du="http://schemas.microsoft.com/office/word/2023/wordml/word16du" xmlns:w16sdtdh="http://schemas.microsoft.com/office/word/2020/wordml/sdtdatahash" xmlns:w16sdtfl="http://schemas.microsoft.com/office/word/2024/wordml/sdtformatlock" xmlns:w16se="http://schemas.microsoft.com/office/word/2015/wordml/symex" xmlns:wpg="http://schemas.microsoft.com/office/word/2010/wordprocessingGroup" xmlns:wpi="http://schemas.microsoft.com/office/word/2010/wordprocessingInk" xmlns:wne="http://schemas.microsoft.com/office/word/2006/wordml" xmlns:wps="http://schemas.microsoft.com/office/word/2010/wordprocessingShape" mc:Ignorable="w14 w15 w16se w16cid w16 w16cex w16sdtdh w16sdtfl w16du wp14">
+<w:endnotes xmlns:wpc="http://schemas.microsoft.com/office/word/2010/wordprocessingCanvas" xmlns:cx="http://schemas.microsoft.com/office/drawing/2014/chartex" xmlns:cx1="http://schemas.microsoft.com/office/drawing/2015/9/8/chartex" xmlns:cx2="http://schemas.microsoft.com/office/drawing/2015/10/21/chartex" xmlns:cx3="http://schemas.microsoft.com/office/drawing/2016/5/9/chartex" xmlns:cx4="http://schemas.microsoft.com/office/drawing/2016/5/10/chartex" xmlns:cx5="http://schemas.microsoft.com/office/drawing/2016/5/11/chartex" xmlns:cx6="http://schemas.microsoft.com/office/drawing/2016/5/12/chartex" xmlns:cx7="http://schemas.microsoft.com/office/drawing/2016/5/13/chartex" xmlns:cx8="http://schemas.microsoft.com/office/drawing/2016/5/14/chartex" xmlns:mc="http://schemas.openxmlformats.org/markup-compatibility/2006" xmlns:aink="http://schemas.microsoft.com/office/drawing/2016/ink" xmlns:am3d="http://schemas.microsoft.com/office/drawing/2017/model3d" xmlns:o="urn:schemas-microsoft-com:office:office" xmlns:oel="http://schemas.microsoft.com/office/2019/extlst" xmlns:r="http://schemas.openxmlformats.org/officeDocument/2006/relationships" xmlns:m="http://schemas.openxmlformats.org/officeDocument/2006/math" xmlns:v="urn:schemas-microsoft-com:vml" xmlns:wp14="http://schemas.microsoft.com/office/word/2010/wordprocessingDrawing" xmlns:wp="http://schemas.openxmlformats.org/drawingml/2006/wordprocessingDrawing" xmlns:w10="urn:schemas-microsoft-com:office:word" xmlns:w="http://schemas.openxmlformats.org/wordprocessingml/2006/main" xmlns:w14="http://schemas.microsoft.com/office/word/2010/wordml" xmlns:w15="http://schemas.microsoft.com/office/word/2012/wordml" xmlns:w16cex="http://schemas.microsoft.com/office/word/2018/wordml/cex" xmlns:w16cid="http://schemas.microsoft.com/office/word/2016/wordml/cid" xmlns:w16="http://schemas.microsoft.com/office/word/2018/wordml" xmlns:w16du="http://schemas.microsoft.com/office/word/2023/wordml/word16du" xmlns:w16sdtdh="http://schemas.microsoft.com/office/word/2020/wordml/sdtdatahash" xmlns:w16sdtfl="http://schemas.microsoft.com/office/word/2024/wordml/sdtformatlock" xmlns:w16se="http://schemas.microsoft.com/office/word/2015/wordml/symex" xmlns:wpg="http://schemas.microsoft.com/office/word/2010/wordprocessingGroup" xmlns:wpi="http://schemas.microsoft.com/office/word/2010/wordprocessingInk" xmlns:wne="http://schemas.microsoft.com/office/word/2006/wordml" xmlns:wps="http://schemas.microsoft.com/office/word/2010/wordprocessingShape" mc:Ignorable="w14 w15 w16se w16cid w16 w16cex w16sdtdh w16sdtfl w16du wp14">
   <w:endnote w:type="separator" w:id="-1">
     <w:p>
       <w:pPr>
@@ -2845,7 +2207,7 @@
 </file>
 
 <file path=word/footer1.xml><?xml version="1.0" encoding="utf-8"?>
-<w:ftr xmlns:wpc="http://schemas.microsoft.com/office/word/2010/wordprocessingCanvas" xmlns:cx="http://schemas.microsoft.com/office/drawing/2014/chartex" xmlns:cx1="http://schemas.microsoft.com/office/drawing/2015/9/8/chartex" xmlns:cx2="http://schemas.microsoft.com/office/drawing/2015/10/21/chartex" xmlns:cx3="http://schemas.microsoft.com/office/drawing/2016/5/9/chartex" xmlns:cx4="http://schemas.microsoft.com/office/drawing/2016/5/10/chartex" xmlns:cx5="http://schemas.microsoft.com/office/drawing/2016/5/11/chartex" xmlns:cx6="http://schemas.microsoft.com/office/drawing/2016/5/12/chartex" xmlns:cx7="http://schemas.microsoft.com/office/drawing/2016/5/13/chartex" xmlns:cx8="http://schemas.microsoft.com/office/drawing/2016/5/14/chartex" xmlns:mc="http://schemas.openxmlformats.org/markup-compatibility/2006" xmlns:aink="http://schemas.microsoft.com/office/drawing/2016/ink" xmlns:am3d="http://schemas.microsoft.com/office/drawing/2017/model3d" xmlns:o="urn:schemas-microsoft-com:office:office" xmlns:oel="http://schemas.microsoft.com/office/2019/extlst" xmlns:r="http://schemas.openxmlformats.org/officeDocument/2006/relationships" xmlns:m="http://schemas.openxmlformats.org/officeDocument/2006/math" xmlns:v="urn:schemas-microsoft-com:vml" xmlns:wp14="http://schemas.microsoft.com/office/word/2010/wordprocessingDrawing" xmlns:wp="http://schemas.openxmlformats.org/drawingml/2006/wordprocessingDrawing" xmlns:w10="urn:schemas-microsoft-com:office:word" xmlns:w="http://schemas.openxmlformats.org/wordprocessingml/2006/main" xmlns:w14="http://schemas.microsoft.com/office/word/2010/wordml" xmlns:w15="http://schemas.microsoft.com/office/word/2012/wordml" xmlns:w16cei="http://schemas.microsoft.com/office/word/2026/wordml/cei" xmlns:w16cex="http://schemas.microsoft.com/office/word/2018/wordml/cex" xmlns:w16cid="http://schemas.microsoft.com/office/word/2016/wordml/cid" xmlns:w16="http://schemas.microsoft.com/office/word/2018/wordml" xmlns:w16du="http://schemas.microsoft.com/office/word/2023/wordml/word16du" xmlns:w16sdtdh="http://schemas.microsoft.com/office/word/2020/wordml/sdtdatahash" xmlns:w16sdtfl="http://schemas.microsoft.com/office/word/2024/wordml/sdtformatlock" xmlns:w16se="http://schemas.microsoft.com/office/word/2015/wordml/symex" xmlns:wpg="http://schemas.microsoft.com/office/word/2010/wordprocessingGroup" xmlns:wpi="http://schemas.microsoft.com/office/word/2010/wordprocessingInk" xmlns:wne="http://schemas.microsoft.com/office/word/2006/wordml" xmlns:wps="http://schemas.microsoft.com/office/word/2010/wordprocessingShape" mc:Ignorable="w14 w15 w16se w16cid w16 w16cex w16sdtdh w16sdtfl w16du wp14">
+<w:ftr xmlns:wpc="http://schemas.microsoft.com/office/word/2010/wordprocessingCanvas" xmlns:cx="http://schemas.microsoft.com/office/drawing/2014/chartex" xmlns:cx1="http://schemas.microsoft.com/office/drawing/2015/9/8/chartex" xmlns:cx2="http://schemas.microsoft.com/office/drawing/2015/10/21/chartex" xmlns:cx3="http://schemas.microsoft.com/office/drawing/2016/5/9/chartex" xmlns:cx4="http://schemas.microsoft.com/office/drawing/2016/5/10/chartex" xmlns:cx5="http://schemas.microsoft.com/office/drawing/2016/5/11/chartex" xmlns:cx6="http://schemas.microsoft.com/office/drawing/2016/5/12/chartex" xmlns:cx7="http://schemas.microsoft.com/office/drawing/2016/5/13/chartex" xmlns:cx8="http://schemas.microsoft.com/office/drawing/2016/5/14/chartex" xmlns:mc="http://schemas.openxmlformats.org/markup-compatibility/2006" xmlns:aink="http://schemas.microsoft.com/office/drawing/2016/ink" xmlns:am3d="http://schemas.microsoft.com/office/drawing/2017/model3d" xmlns:o="urn:schemas-microsoft-com:office:office" xmlns:oel="http://schemas.microsoft.com/office/2019/extlst" xmlns:r="http://schemas.openxmlformats.org/officeDocument/2006/relationships" xmlns:m="http://schemas.openxmlformats.org/officeDocument/2006/math" xmlns:v="urn:schemas-microsoft-com:vml" xmlns:wp14="http://schemas.microsoft.com/office/word/2010/wordprocessingDrawing" xmlns:wp="http://schemas.openxmlformats.org/drawingml/2006/wordprocessingDrawing" xmlns:w10="urn:schemas-microsoft-com:office:word" xmlns:w="http://schemas.openxmlformats.org/wordprocessingml/2006/main" xmlns:w14="http://schemas.microsoft.com/office/word/2010/wordml" xmlns:w15="http://schemas.microsoft.com/office/word/2012/wordml" xmlns:w16cex="http://schemas.microsoft.com/office/word/2018/wordml/cex" xmlns:w16cid="http://schemas.microsoft.com/office/word/2016/wordml/cid" xmlns:w16="http://schemas.microsoft.com/office/word/2018/wordml" xmlns:w16du="http://schemas.microsoft.com/office/word/2023/wordml/word16du" xmlns:w16sdtdh="http://schemas.microsoft.com/office/word/2020/wordml/sdtdatahash" xmlns:w16sdtfl="http://schemas.microsoft.com/office/word/2024/wordml/sdtformatlock" xmlns:w16se="http://schemas.microsoft.com/office/word/2015/wordml/symex" xmlns:wpg="http://schemas.microsoft.com/office/word/2010/wordprocessingGroup" xmlns:wpi="http://schemas.microsoft.com/office/word/2010/wordprocessingInk" xmlns:wne="http://schemas.microsoft.com/office/word/2006/wordml" xmlns:wps="http://schemas.microsoft.com/office/word/2010/wordprocessingShape" mc:Ignorable="w14 w15 w16se w16cid w16 w16cex w16sdtdh w16sdtfl w16du wp14">
   <w:p>
     <w:pPr>
       <w:pStyle w:val="Fuzeile"/>
@@ -2855,7 +2217,7 @@
 </file>
 
 <file path=word/footer2.xml><?xml version="1.0" encoding="utf-8"?>
-<w:ftr xmlns:wpc="http://schemas.microsoft.com/office/word/2010/wordprocessingCanvas" xmlns:cx="http://schemas.microsoft.com/office/drawing/2014/chartex" xmlns:cx1="http://schemas.microsoft.com/office/drawing/2015/9/8/chartex" xmlns:cx2="http://schemas.microsoft.com/office/drawing/2015/10/21/chartex" xmlns:cx3="http://schemas.microsoft.com/office/drawing/2016/5/9/chartex" xmlns:cx4="http://schemas.microsoft.com/office/drawing/2016/5/10/chartex" xmlns:cx5="http://schemas.microsoft.com/office/drawing/2016/5/11/chartex" xmlns:cx6="http://schemas.microsoft.com/office/drawing/2016/5/12/chartex" xmlns:cx7="http://schemas.microsoft.com/office/drawing/2016/5/13/chartex" xmlns:cx8="http://schemas.microsoft.com/office/drawing/2016/5/14/chartex" xmlns:mc="http://schemas.openxmlformats.org/markup-compatibility/2006" xmlns:aink="http://schemas.microsoft.com/office/drawing/2016/ink" xmlns:am3d="http://schemas.microsoft.com/office/drawing/2017/model3d" xmlns:o="urn:schemas-microsoft-com:office:office" xmlns:oel="http://schemas.microsoft.com/office/2019/extlst" xmlns:r="http://schemas.openxmlformats.org/officeDocument/2006/relationships" xmlns:m="http://schemas.openxmlformats.org/officeDocument/2006/math" xmlns:v="urn:schemas-microsoft-com:vml" xmlns:wp14="http://schemas.microsoft.com/office/word/2010/wordprocessingDrawing" xmlns:wp="http://schemas.openxmlformats.org/drawingml/2006/wordprocessingDrawing" xmlns:w10="urn:schemas-microsoft-com:office:word" xmlns:w="http://schemas.openxmlformats.org/wordprocessingml/2006/main" xmlns:w14="http://schemas.microsoft.com/office/word/2010/wordml" xmlns:w15="http://schemas.microsoft.com/office/word/2012/wordml" xmlns:w16cei="http://schemas.microsoft.com/office/word/2026/wordml/cei" xmlns:w16cex="http://schemas.microsoft.com/office/word/2018/wordml/cex" xmlns:w16cid="http://schemas.microsoft.com/office/word/2016/wordml/cid" xmlns:w16="http://schemas.microsoft.com/office/word/2018/wordml" xmlns:w16du="http://schemas.microsoft.com/office/word/2023/wordml/word16du" xmlns:w16sdtdh="http://schemas.microsoft.com/office/word/2020/wordml/sdtdatahash" xmlns:w16sdtfl="http://schemas.microsoft.com/office/word/2024/wordml/sdtformatlock" xmlns:w16se="http://schemas.microsoft.com/office/word/2015/wordml/symex" xmlns:wpg="http://schemas.microsoft.com/office/word/2010/wordprocessingGroup" xmlns:wpi="http://schemas.microsoft.com/office/word/2010/wordprocessingInk" xmlns:wne="http://schemas.microsoft.com/office/word/2006/wordml" xmlns:wps="http://schemas.microsoft.com/office/word/2010/wordprocessingShape" mc:Ignorable="w14 w15 w16se w16cid w16 w16cex w16sdtdh w16sdtfl w16du wp14">
+<w:ftr xmlns:wpc="http://schemas.microsoft.com/office/word/2010/wordprocessingCanvas" xmlns:cx="http://schemas.microsoft.com/office/drawing/2014/chartex" xmlns:cx1="http://schemas.microsoft.com/office/drawing/2015/9/8/chartex" xmlns:cx2="http://schemas.microsoft.com/office/drawing/2015/10/21/chartex" xmlns:cx3="http://schemas.microsoft.com/office/drawing/2016/5/9/chartex" xmlns:cx4="http://schemas.microsoft.com/office/drawing/2016/5/10/chartex" xmlns:cx5="http://schemas.microsoft.com/office/drawing/2016/5/11/chartex" xmlns:cx6="http://schemas.microsoft.com/office/drawing/2016/5/12/chartex" xmlns:cx7="http://schemas.microsoft.com/office/drawing/2016/5/13/chartex" xmlns:cx8="http://schemas.microsoft.com/office/drawing/2016/5/14/chartex" xmlns:mc="http://schemas.openxmlformats.org/markup-compatibility/2006" xmlns:aink="http://schemas.microsoft.com/office/drawing/2016/ink" xmlns:am3d="http://schemas.microsoft.com/office/drawing/2017/model3d" xmlns:o="urn:schemas-microsoft-com:office:office" xmlns:oel="http://schemas.microsoft.com/office/2019/extlst" xmlns:r="http://schemas.openxmlformats.org/officeDocument/2006/relationships" xmlns:m="http://schemas.openxmlformats.org/officeDocument/2006/math" xmlns:v="urn:schemas-microsoft-com:vml" xmlns:wp14="http://schemas.microsoft.com/office/word/2010/wordprocessingDrawing" xmlns:wp="http://schemas.openxmlformats.org/drawingml/2006/wordprocessingDrawing" xmlns:w10="urn:schemas-microsoft-com:office:word" xmlns:w="http://schemas.openxmlformats.org/wordprocessingml/2006/main" xmlns:w14="http://schemas.microsoft.com/office/word/2010/wordml" xmlns:w15="http://schemas.microsoft.com/office/word/2012/wordml" xmlns:w16cex="http://schemas.microsoft.com/office/word/2018/wordml/cex" xmlns:w16cid="http://schemas.microsoft.com/office/word/2016/wordml/cid" xmlns:w16="http://schemas.microsoft.com/office/word/2018/wordml" xmlns:w16du="http://schemas.microsoft.com/office/word/2023/wordml/word16du" xmlns:w16sdtdh="http://schemas.microsoft.com/office/word/2020/wordml/sdtdatahash" xmlns:w16sdtfl="http://schemas.microsoft.com/office/word/2024/wordml/sdtformatlock" xmlns:w16se="http://schemas.microsoft.com/office/word/2015/wordml/symex" xmlns:wpg="http://schemas.microsoft.com/office/word/2010/wordprocessingGroup" xmlns:wpi="http://schemas.microsoft.com/office/word/2010/wordprocessingInk" xmlns:wne="http://schemas.microsoft.com/office/word/2006/wordml" xmlns:wps="http://schemas.microsoft.com/office/word/2010/wordprocessingShape" mc:Ignorable="w14 w15 w16se w16cid w16 w16cex w16sdtdh w16sdtfl w16du wp14">
   <w:p>
     <w:pPr>
       <w:pStyle w:val="Fuzeile"/>
@@ -2865,7 +2227,7 @@
 </file>
 
 <file path=word/footer3.xml><?xml version="1.0" encoding="utf-8"?>
-<w:ftr xmlns:wpc="http://schemas.microsoft.com/office/word/2010/wordprocessingCanvas" xmlns:cx="http://schemas.microsoft.com/office/drawing/2014/chartex" xmlns:cx1="http://schemas.microsoft.com/office/drawing/2015/9/8/chartex" xmlns:cx2="http://schemas.microsoft.com/office/drawing/2015/10/21/chartex" xmlns:cx3="http://schemas.microsoft.com/office/drawing/2016/5/9/chartex" xmlns:cx4="http://schemas.microsoft.com/office/drawing/2016/5/10/chartex" xmlns:cx5="http://schemas.microsoft.com/office/drawing/2016/5/11/chartex" xmlns:cx6="http://schemas.microsoft.com/office/drawing/2016/5/12/chartex" xmlns:cx7="http://schemas.microsoft.com/office/drawing/2016/5/13/chartex" xmlns:cx8="http://schemas.microsoft.com/office/drawing/2016/5/14/chartex" xmlns:mc="http://schemas.openxmlformats.org/markup-compatibility/2006" xmlns:aink="http://schemas.microsoft.com/office/drawing/2016/ink" xmlns:am3d="http://schemas.microsoft.com/office/drawing/2017/model3d" xmlns:o="urn:schemas-microsoft-com:office:office" xmlns:oel="http://schemas.microsoft.com/office/2019/extlst" xmlns:r="http://schemas.openxmlformats.org/officeDocument/2006/relationships" xmlns:m="http://schemas.openxmlformats.org/officeDocument/2006/math" xmlns:v="urn:schemas-microsoft-com:vml" xmlns:wp14="http://schemas.microsoft.com/office/word/2010/wordprocessingDrawing" xmlns:wp="http://schemas.openxmlformats.org/drawingml/2006/wordprocessingDrawing" xmlns:w10="urn:schemas-microsoft-com:office:word" xmlns:w="http://schemas.openxmlformats.org/wordprocessingml/2006/main" xmlns:w14="http://schemas.microsoft.com/office/word/2010/wordml" xmlns:w15="http://schemas.microsoft.com/office/word/2012/wordml" xmlns:w16cei="http://schemas.microsoft.com/office/word/2026/wordml/cei" xmlns:w16cex="http://schemas.microsoft.com/office/word/2018/wordml/cex" xmlns:w16cid="http://schemas.microsoft.com/office/word/2016/wordml/cid" xmlns:w16="http://schemas.microsoft.com/office/word/2018/wordml" xmlns:w16du="http://schemas.microsoft.com/office/word/2023/wordml/word16du" xmlns:w16sdtdh="http://schemas.microsoft.com/office/word/2020/wordml/sdtdatahash" xmlns:w16sdtfl="http://schemas.microsoft.com/office/word/2024/wordml/sdtformatlock" xmlns:w16se="http://schemas.microsoft.com/office/word/2015/wordml/symex" xmlns:wpg="http://schemas.microsoft.com/office/word/2010/wordprocessingGroup" xmlns:wpi="http://schemas.microsoft.com/office/word/2010/wordprocessingInk" xmlns:wne="http://schemas.microsoft.com/office/word/2006/wordml" xmlns:wps="http://schemas.microsoft.com/office/word/2010/wordprocessingShape" mc:Ignorable="w14 w15 w16se w16cid w16 w16cex w16sdtdh w16sdtfl w16du wp14">
+<w:ftr xmlns:wpc="http://schemas.microsoft.com/office/word/2010/wordprocessingCanvas" xmlns:cx="http://schemas.microsoft.com/office/drawing/2014/chartex" xmlns:cx1="http://schemas.microsoft.com/office/drawing/2015/9/8/chartex" xmlns:cx2="http://schemas.microsoft.com/office/drawing/2015/10/21/chartex" xmlns:cx3="http://schemas.microsoft.com/office/drawing/2016/5/9/chartex" xmlns:cx4="http://schemas.microsoft.com/office/drawing/2016/5/10/chartex" xmlns:cx5="http://schemas.microsoft.com/office/drawing/2016/5/11/chartex" xmlns:cx6="http://schemas.microsoft.com/office/drawing/2016/5/12/chartex" xmlns:cx7="http://schemas.microsoft.com/office/drawing/2016/5/13/chartex" xmlns:cx8="http://schemas.microsoft.com/office/drawing/2016/5/14/chartex" xmlns:mc="http://schemas.openxmlformats.org/markup-compatibility/2006" xmlns:aink="http://schemas.microsoft.com/office/drawing/2016/ink" xmlns:am3d="http://schemas.microsoft.com/office/drawing/2017/model3d" xmlns:o="urn:schemas-microsoft-com:office:office" xmlns:oel="http://schemas.microsoft.com/office/2019/extlst" xmlns:r="http://schemas.openxmlformats.org/officeDocument/2006/relationships" xmlns:m="http://schemas.openxmlformats.org/officeDocument/2006/math" xmlns:v="urn:schemas-microsoft-com:vml" xmlns:wp14="http://schemas.microsoft.com/office/word/2010/wordprocessingDrawing" xmlns:wp="http://schemas.openxmlformats.org/drawingml/2006/wordprocessingDrawing" xmlns:w10="urn:schemas-microsoft-com:office:word" xmlns:w="http://schemas.openxmlformats.org/wordprocessingml/2006/main" xmlns:w14="http://schemas.microsoft.com/office/word/2010/wordml" xmlns:w15="http://schemas.microsoft.com/office/word/2012/wordml" xmlns:w16cex="http://schemas.microsoft.com/office/word/2018/wordml/cex" xmlns:w16cid="http://schemas.microsoft.com/office/word/2016/wordml/cid" xmlns:w16="http://schemas.microsoft.com/office/word/2018/wordml" xmlns:w16du="http://schemas.microsoft.com/office/word/2023/wordml/word16du" xmlns:w16sdtdh="http://schemas.microsoft.com/office/word/2020/wordml/sdtdatahash" xmlns:w16sdtfl="http://schemas.microsoft.com/office/word/2024/wordml/sdtformatlock" xmlns:w16se="http://schemas.microsoft.com/office/word/2015/wordml/symex" xmlns:wpg="http://schemas.microsoft.com/office/word/2010/wordprocessingGroup" xmlns:wpi="http://schemas.microsoft.com/office/word/2010/wordprocessingInk" xmlns:wne="http://schemas.microsoft.com/office/word/2006/wordml" xmlns:wps="http://schemas.microsoft.com/office/word/2010/wordprocessingShape" mc:Ignorable="w14 w15 w16se w16cid w16 w16cex w16sdtdh w16sdtfl w16du wp14">
   <w:p>
     <w:pPr>
       <w:pStyle w:val="Fuzeile"/>
@@ -2875,7 +2237,7 @@
 </file>
 
 <file path=word/footnotes.xml><?xml version="1.0" encoding="utf-8"?>
-<w:footnotes xmlns:wpc="http://schemas.microsoft.com/office/word/2010/wordprocessingCanvas" xmlns:cx="http://schemas.microsoft.com/office/drawing/2014/chartex" xmlns:cx1="http://schemas.microsoft.com/office/drawing/2015/9/8/chartex" xmlns:cx2="http://schemas.microsoft.com/office/drawing/2015/10/21/chartex" xmlns:cx3="http://schemas.microsoft.com/office/drawing/2016/5/9/chartex" xmlns:cx4="http://schemas.microsoft.com/office/drawing/2016/5/10/chartex" xmlns:cx5="http://schemas.microsoft.com/office/drawing/2016/5/11/chartex" xmlns:cx6="http://schemas.microsoft.com/office/drawing/2016/5/12/chartex" xmlns:cx7="http://schemas.microsoft.com/office/drawing/2016/5/13/chartex" xmlns:cx8="http://schemas.microsoft.com/office/drawing/2016/5/14/chartex" xmlns:mc="http://schemas.openxmlformats.org/markup-compatibility/2006" xmlns:aink="http://schemas.microsoft.com/office/drawing/2016/ink" xmlns:am3d="http://schemas.microsoft.com/office/drawing/2017/model3d" xmlns:o="urn:schemas-microsoft-com:office:office" xmlns:oel="http://schemas.microsoft.com/office/2019/extlst" xmlns:r="http://schemas.openxmlformats.org/officeDocument/2006/relationships" xmlns:m="http://schemas.openxmlformats.org/officeDocument/2006/math" xmlns:v="urn:schemas-microsoft-com:vml" xmlns:wp14="http://schemas.microsoft.com/office/word/2010/wordprocessingDrawing" xmlns:wp="http://schemas.openxmlformats.org/drawingml/2006/wordprocessingDrawing" xmlns:w10="urn:schemas-microsoft-com:office:word" xmlns:w="http://schemas.openxmlformats.org/wordprocessingml/2006/main" xmlns:w14="http://schemas.microsoft.com/office/word/2010/wordml" xmlns:w15="http://schemas.microsoft.com/office/word/2012/wordml" xmlns:w16cei="http://schemas.microsoft.com/office/word/2026/wordml/cei" xmlns:w16cex="http://schemas.microsoft.com/office/word/2018/wordml/cex" xmlns:w16cid="http://schemas.microsoft.com/office/word/2016/wordml/cid" xmlns:w16="http://schemas.microsoft.com/office/word/2018/wordml" xmlns:w16du="http://schemas.microsoft.com/office/word/2023/wordml/word16du" xmlns:w16sdtdh="http://schemas.microsoft.com/office/word/2020/wordml/sdtdatahash" xmlns:w16sdtfl="http://schemas.microsoft.com/office/word/2024/wordml/sdtformatlock" xmlns:w16se="http://schemas.microsoft.com/office/word/2015/wordml/symex" xmlns:wpg="http://schemas.microsoft.com/office/word/2010/wordprocessingGroup" xmlns:wpi="http://schemas.microsoft.com/office/word/2010/wordprocessingInk" xmlns:wne="http://schemas.microsoft.com/office/word/2006/wordml" xmlns:wps="http://schemas.microsoft.com/office/word/2010/wordprocessingShape" mc:Ignorable="w14 w15 w16se w16cid w16 w16cex w16sdtdh w16sdtfl w16du wp14">
+<w:footnotes xmlns:wpc="http://schemas.microsoft.com/office/word/2010/wordprocessingCanvas" xmlns:cx="http://schemas.microsoft.com/office/drawing/2014/chartex" xmlns:cx1="http://schemas.microsoft.com/office/drawing/2015/9/8/chartex" xmlns:cx2="http://schemas.microsoft.com/office/drawing/2015/10/21/chartex" xmlns:cx3="http://schemas.microsoft.com/office/drawing/2016/5/9/chartex" xmlns:cx4="http://schemas.microsoft.com/office/drawing/2016/5/10/chartex" xmlns:cx5="http://schemas.microsoft.com/office/drawing/2016/5/11/chartex" xmlns:cx6="http://schemas.microsoft.com/office/drawing/2016/5/12/chartex" xmlns:cx7="http://schemas.microsoft.com/office/drawing/2016/5/13/chartex" xmlns:cx8="http://schemas.microsoft.com/office/drawing/2016/5/14/chartex" xmlns:mc="http://schemas.openxmlformats.org/markup-compatibility/2006" xmlns:aink="http://schemas.microsoft.com/office/drawing/2016/ink" xmlns:am3d="http://schemas.microsoft.com/office/drawing/2017/model3d" xmlns:o="urn:schemas-microsoft-com:office:office" xmlns:oel="http://schemas.microsoft.com/office/2019/extlst" xmlns:r="http://schemas.openxmlformats.org/officeDocument/2006/relationships" xmlns:m="http://schemas.openxmlformats.org/officeDocument/2006/math" xmlns:v="urn:schemas-microsoft-com:vml" xmlns:wp14="http://schemas.microsoft.com/office/word/2010/wordprocessingDrawing" xmlns:wp="http://schemas.openxmlformats.org/drawingml/2006/wordprocessingDrawing" xmlns:w10="urn:schemas-microsoft-com:office:word" xmlns:w="http://schemas.openxmlformats.org/wordprocessingml/2006/main" xmlns:w14="http://schemas.microsoft.com/office/word/2010/wordml" xmlns:w15="http://schemas.microsoft.com/office/word/2012/wordml" xmlns:w16cex="http://schemas.microsoft.com/office/word/2018/wordml/cex" xmlns:w16cid="http://schemas.microsoft.com/office/word/2016/wordml/cid" xmlns:w16="http://schemas.microsoft.com/office/word/2018/wordml" xmlns:w16du="http://schemas.microsoft.com/office/word/2023/wordml/word16du" xmlns:w16sdtdh="http://schemas.microsoft.com/office/word/2020/wordml/sdtdatahash" xmlns:w16sdtfl="http://schemas.microsoft.com/office/word/2024/wordml/sdtformatlock" xmlns:w16se="http://schemas.microsoft.com/office/word/2015/wordml/symex" xmlns:wpg="http://schemas.microsoft.com/office/word/2010/wordprocessingGroup" xmlns:wpi="http://schemas.microsoft.com/office/word/2010/wordprocessingInk" xmlns:wne="http://schemas.microsoft.com/office/word/2006/wordml" xmlns:wps="http://schemas.microsoft.com/office/word/2010/wordprocessingShape" mc:Ignorable="w14 w15 w16se w16cid w16 w16cex w16sdtdh w16sdtfl w16du wp14">
   <w:footnote w:type="separator" w:id="-1">
     <w:p>
       <w:pPr>
@@ -2900,7 +2262,7 @@
 </file>
 
 <file path=word/numbering.xml><?xml version="1.0" encoding="utf-8"?>
-<w:numbering xmlns:wpc="http://schemas.microsoft.com/office/word/2010/wordprocessingCanvas" xmlns:cx="http://schemas.microsoft.com/office/drawing/2014/chartex" xmlns:cx1="http://schemas.microsoft.com/office/drawing/2015/9/8/chartex" xmlns:cx2="http://schemas.microsoft.com/office/drawing/2015/10/21/chartex" xmlns:cx3="http://schemas.microsoft.com/office/drawing/2016/5/9/chartex" xmlns:cx4="http://schemas.microsoft.com/office/drawing/2016/5/10/chartex" xmlns:cx5="http://schemas.microsoft.com/office/drawing/2016/5/11/chartex" xmlns:cx6="http://schemas.microsoft.com/office/drawing/2016/5/12/chartex" xmlns:cx7="http://schemas.microsoft.com/office/drawing/2016/5/13/chartex" xmlns:cx8="http://schemas.microsoft.com/office/drawing/2016/5/14/chartex" xmlns:mc="http://schemas.openxmlformats.org/markup-compatibility/2006" xmlns:aink="http://schemas.microsoft.com/office/drawing/2016/ink" xmlns:am3d="http://schemas.microsoft.com/office/drawing/2017/model3d" xmlns:o="urn:schemas-microsoft-com:office:office" xmlns:oel="http://schemas.microsoft.com/office/2019/extlst" xmlns:r="http://schemas.openxmlformats.org/officeDocument/2006/relationships" xmlns:m="http://schemas.openxmlformats.org/officeDocument/2006/math" xmlns:v="urn:schemas-microsoft-com:vml" xmlns:wp14="http://schemas.microsoft.com/office/word/2010/wordprocessingDrawing" xmlns:wp="http://schemas.openxmlformats.org/drawingml/2006/wordprocessingDrawing" xmlns:w10="urn:schemas-microsoft-com:office:word" xmlns:w="http://schemas.openxmlformats.org/wordprocessingml/2006/main" xmlns:w14="http://schemas.microsoft.com/office/word/2010/wordml" xmlns:w15="http://schemas.microsoft.com/office/word/2012/wordml" xmlns:w16cei="http://schemas.microsoft.com/office/word/2026/wordml/cei" xmlns:w16cex="http://schemas.microsoft.com/office/word/2018/wordml/cex" xmlns:w16cid="http://schemas.microsoft.com/office/word/2016/wordml/cid" xmlns:w16="http://schemas.microsoft.com/office/word/2018/wordml" xmlns:w16du="http://schemas.microsoft.com/office/word/2023/wordml/word16du" xmlns:w16sdtdh="http://schemas.microsoft.com/office/word/2020/wordml/sdtdatahash" xmlns:w16sdtfl="http://schemas.microsoft.com/office/word/2024/wordml/sdtformatlock" xmlns:w16se="http://schemas.microsoft.com/office/word/2015/wordml/symex" xmlns:wpg="http://schemas.microsoft.com/office/word/2010/wordprocessingGroup" xmlns:wpi="http://schemas.microsoft.com/office/word/2010/wordprocessingInk" xmlns:wne="http://schemas.microsoft.com/office/word/2006/wordml" xmlns:wps="http://schemas.microsoft.com/office/word/2010/wordprocessingShape" mc:Ignorable="w14 w15 w16se w16cid w16 w16cex w16sdtdh w16sdtfl w16du wp14">
+<w:numbering xmlns:wpc="http://schemas.microsoft.com/office/word/2010/wordprocessingCanvas" xmlns:cx="http://schemas.microsoft.com/office/drawing/2014/chartex" xmlns:cx1="http://schemas.microsoft.com/office/drawing/2015/9/8/chartex" xmlns:cx2="http://schemas.microsoft.com/office/drawing/2015/10/21/chartex" xmlns:cx3="http://schemas.microsoft.com/office/drawing/2016/5/9/chartex" xmlns:cx4="http://schemas.microsoft.com/office/drawing/2016/5/10/chartex" xmlns:cx5="http://schemas.microsoft.com/office/drawing/2016/5/11/chartex" xmlns:cx6="http://schemas.microsoft.com/office/drawing/2016/5/12/chartex" xmlns:cx7="http://schemas.microsoft.com/office/drawing/2016/5/13/chartex" xmlns:cx8="http://schemas.microsoft.com/office/drawing/2016/5/14/chartex" xmlns:mc="http://schemas.openxmlformats.org/markup-compatibility/2006" xmlns:aink="http://schemas.microsoft.com/office/drawing/2016/ink" xmlns:am3d="http://schemas.microsoft.com/office/drawing/2017/model3d" xmlns:o="urn:schemas-microsoft-com:office:office" xmlns:oel="http://schemas.microsoft.com/office/2019/extlst" xmlns:r="http://schemas.openxmlformats.org/officeDocument/2006/relationships" xmlns:m="http://schemas.openxmlformats.org/officeDocument/2006/math" xmlns:v="urn:schemas-microsoft-com:vml" xmlns:wp14="http://schemas.microsoft.com/office/word/2010/wordprocessingDrawing" xmlns:wp="http://schemas.openxmlformats.org/drawingml/2006/wordprocessingDrawing" xmlns:w10="urn:schemas-microsoft-com:office:word" xmlns:w="http://schemas.openxmlformats.org/wordprocessingml/2006/main" xmlns:w14="http://schemas.microsoft.com/office/word/2010/wordml" xmlns:w15="http://schemas.microsoft.com/office/word/2012/wordml" xmlns:w16cex="http://schemas.microsoft.com/office/word/2018/wordml/cex" xmlns:w16cid="http://schemas.microsoft.com/office/word/2016/wordml/cid" xmlns:w16="http://schemas.microsoft.com/office/word/2018/wordml" xmlns:w16du="http://schemas.microsoft.com/office/word/2023/wordml/word16du" xmlns:w16sdtdh="http://schemas.microsoft.com/office/word/2020/wordml/sdtdatahash" xmlns:w16sdtfl="http://schemas.microsoft.com/office/word/2024/wordml/sdtformatlock" xmlns:w16se="http://schemas.microsoft.com/office/word/2015/wordml/symex" xmlns:wpg="http://schemas.microsoft.com/office/word/2010/wordprocessingGroup" xmlns:wpi="http://schemas.microsoft.com/office/word/2010/wordprocessingInk" xmlns:wne="http://schemas.microsoft.com/office/word/2006/wordml" xmlns:wps="http://schemas.microsoft.com/office/word/2010/wordprocessingShape" mc:Ignorable="w14 w15 w16se w16cid w16 w16cex w16sdtdh w16sdtfl w16du wp14">
   <w:abstractNum w:abstractNumId="0" w15:restartNumberingAfterBreak="0">
     <w:nsid w:val="05DC0040"/>
     <w:multiLevelType w:val="multilevel"/>

--- a/Notizen.docx
+++ b/Notizen.docx
@@ -18,47 +18,7 @@
           <w:sz w:val="22"/>
           <w:szCs w:val="22"/>
         </w:rPr>
-        <w:t xml:space="preserve">Erhebung, Aufbereitung und Augmentation qualitativ hochwertiger Trainingsdaten für </w:t>
-      </w:r>
-      <w:proofErr w:type="spellStart"/>
-      <w:r>
-        <w:rPr>
-          <w:b/>
-          <w:bCs/>
-          <w:sz w:val="22"/>
-          <w:szCs w:val="22"/>
-        </w:rPr>
-        <w:t>markerlose</w:t>
-      </w:r>
-      <w:proofErr w:type="spellEnd"/>
-      <w:r>
-        <w:rPr>
-          <w:b/>
-          <w:bCs/>
-          <w:sz w:val="22"/>
-          <w:szCs w:val="22"/>
-        </w:rPr>
-        <w:t xml:space="preserve"> Gaze-</w:t>
-      </w:r>
-      <w:proofErr w:type="spellStart"/>
-      <w:r>
-        <w:rPr>
-          <w:b/>
-          <w:bCs/>
-          <w:sz w:val="22"/>
-          <w:szCs w:val="22"/>
-        </w:rPr>
-        <w:t>Detection</w:t>
-      </w:r>
-      <w:proofErr w:type="spellEnd"/>
-      <w:r>
-        <w:rPr>
-          <w:b/>
-          <w:bCs/>
-          <w:sz w:val="22"/>
-          <w:szCs w:val="22"/>
-        </w:rPr>
-        <w:t>-Modelle</w:t>
+        <w:t>Erhebung, Aufbereitung und Augmentation qualitativ hochwertiger Trainingsdaten für markerlose Gaze-Detection-Modelle</w:t>
       </w:r>
     </w:p>
     <w:p>
@@ -155,31 +115,7 @@
           <w:lang w:eastAsia="de-DE"/>
           <w14:ligatures w14:val="none"/>
         </w:rPr>
-        <w:t xml:space="preserve">Anwendungsgebiete von Gaze </w:t>
-      </w:r>
-      <w:proofErr w:type="spellStart"/>
-      <w:r>
-        <w:rPr>
-          <w:rFonts w:eastAsia="Times New Roman" w:cs="Segoe UI"/>
-          <w:kern w:val="0"/>
-          <w:sz w:val="22"/>
-          <w:szCs w:val="22"/>
-          <w:lang w:eastAsia="de-DE"/>
-          <w14:ligatures w14:val="none"/>
-        </w:rPr>
-        <w:t>Estimation</w:t>
-      </w:r>
-      <w:proofErr w:type="spellEnd"/>
-      <w:r>
-        <w:rPr>
-          <w:rFonts w:eastAsia="Times New Roman" w:cs="Segoe UI"/>
-          <w:kern w:val="0"/>
-          <w:sz w:val="22"/>
-          <w:szCs w:val="22"/>
-          <w:lang w:eastAsia="de-DE"/>
-          <w14:ligatures w14:val="none"/>
-        </w:rPr>
-        <w:t xml:space="preserve"> </w:t>
+        <w:t xml:space="preserve">Anwendungsgebiete von Gaze Estimation </w:t>
       </w:r>
     </w:p>
     <w:p>
@@ -315,18 +251,8 @@
           <w:szCs w:val="22"/>
           <w:lang w:val="en-US"/>
         </w:rPr>
-        <w:t xml:space="preserve">Gaze Estimation </w:t>
-      </w:r>
-      <w:proofErr w:type="spellStart"/>
-      <w:r>
-        <w:rPr>
-          <w:sz w:val="22"/>
-          <w:szCs w:val="22"/>
-          <w:lang w:val="en-US"/>
-        </w:rPr>
-        <w:t>Methoden</w:t>
-      </w:r>
-      <w:proofErr w:type="spellEnd"/>
+        <w:t>Gaze Estimation Methoden</w:t>
+      </w:r>
     </w:p>
     <w:p>
       <w:pPr>
@@ -391,18 +317,8 @@
           <w:szCs w:val="22"/>
           <w:lang w:val="en-US"/>
         </w:rPr>
-        <w:t xml:space="preserve">Gaze Estimation </w:t>
-      </w:r>
-      <w:proofErr w:type="spellStart"/>
-      <w:r>
-        <w:rPr>
-          <w:sz w:val="22"/>
-          <w:szCs w:val="22"/>
-          <w:lang w:val="en-US"/>
-        </w:rPr>
-        <w:t>Datensätze</w:t>
-      </w:r>
-      <w:proofErr w:type="spellEnd"/>
+        <w:t>Gaze Estimation Datensätze</w:t>
+      </w:r>
     </w:p>
     <w:p>
       <w:pPr>
@@ -447,41 +363,13 @@
           <w:lang w:val="en-US"/>
         </w:rPr>
       </w:pPr>
-      <w:proofErr w:type="spellStart"/>
       <w:r>
         <w:rPr>
           <w:sz w:val="22"/>
           <w:szCs w:val="22"/>
           <w:lang w:val="en-US"/>
         </w:rPr>
-        <w:t>GazeCapture</w:t>
-      </w:r>
-      <w:proofErr w:type="spellEnd"/>
-      <w:r>
-        <w:rPr>
-          <w:sz w:val="22"/>
-          <w:szCs w:val="22"/>
-          <w:lang w:val="en-US"/>
-        </w:rPr>
-        <w:t xml:space="preserve"> (</w:t>
-      </w:r>
-      <w:proofErr w:type="spellStart"/>
-      <w:r>
-        <w:rPr>
-          <w:sz w:val="22"/>
-          <w:szCs w:val="22"/>
-          <w:lang w:val="en-US"/>
-        </w:rPr>
-        <w:t>iTracker</w:t>
-      </w:r>
-      <w:proofErr w:type="spellEnd"/>
-      <w:r>
-        <w:rPr>
-          <w:sz w:val="22"/>
-          <w:szCs w:val="22"/>
-          <w:lang w:val="en-US"/>
-        </w:rPr>
-        <w:t>) 2016</w:t>
+        <w:t>GazeCapture (iTracker) 2016</w:t>
       </w:r>
     </w:p>
     <w:p>
@@ -497,23 +385,13 @@
           <w:lang w:val="en-US"/>
         </w:rPr>
       </w:pPr>
-      <w:proofErr w:type="spellStart"/>
       <w:r>
         <w:rPr>
           <w:sz w:val="22"/>
           <w:szCs w:val="22"/>
           <w:lang w:val="en-US"/>
         </w:rPr>
-        <w:t>MPIIGaze</w:t>
-      </w:r>
-      <w:proofErr w:type="spellEnd"/>
-      <w:r>
-        <w:rPr>
-          <w:sz w:val="22"/>
-          <w:szCs w:val="22"/>
-          <w:lang w:val="en-US"/>
-        </w:rPr>
-        <w:t xml:space="preserve"> 2017</w:t>
+        <w:t>MPIIGaze 2017</w:t>
       </w:r>
     </w:p>
     <w:p>
@@ -573,23 +451,13 @@
           <w:lang w:val="en-US"/>
         </w:rPr>
       </w:pPr>
-      <w:proofErr w:type="spellStart"/>
       <w:r>
         <w:rPr>
           <w:sz w:val="22"/>
           <w:szCs w:val="22"/>
           <w:lang w:val="en-US"/>
         </w:rPr>
-        <w:t>GazeUnconstrained</w:t>
-      </w:r>
-      <w:proofErr w:type="spellEnd"/>
-      <w:r>
-        <w:rPr>
-          <w:sz w:val="22"/>
-          <w:szCs w:val="22"/>
-          <w:lang w:val="en-US"/>
-        </w:rPr>
-        <w:t xml:space="preserve"> 2026</w:t>
+        <w:t>GazeUnconstrained 2026</w:t>
       </w:r>
     </w:p>
     <w:p>
@@ -605,7 +473,6 @@
           <w:lang w:val="en-US"/>
         </w:rPr>
       </w:pPr>
-      <w:proofErr w:type="spellStart"/>
       <w:r>
         <w:rPr>
           <w:sz w:val="22"/>
@@ -622,7 +489,6 @@
         </w:rPr>
         <w:t>sprotokolle</w:t>
       </w:r>
-      <w:proofErr w:type="spellEnd"/>
     </w:p>
     <w:p>
       <w:pPr>
@@ -749,36 +615,8 @@
           <w:szCs w:val="22"/>
           <w:lang w:val="en-US"/>
         </w:rPr>
-        <w:t xml:space="preserve">Methode </w:t>
-      </w:r>
-      <w:proofErr w:type="spellStart"/>
-      <w:r>
-        <w:rPr>
-          <w:sz w:val="22"/>
-          <w:szCs w:val="22"/>
-          <w:lang w:val="en-US"/>
-        </w:rPr>
-        <w:t>zur</w:t>
-      </w:r>
-      <w:proofErr w:type="spellEnd"/>
-      <w:r>
-        <w:rPr>
-          <w:sz w:val="22"/>
-          <w:szCs w:val="22"/>
-          <w:lang w:val="en-US"/>
-        </w:rPr>
-        <w:t xml:space="preserve"> </w:t>
-      </w:r>
-      <w:proofErr w:type="spellStart"/>
-      <w:r>
-        <w:rPr>
-          <w:sz w:val="22"/>
-          <w:szCs w:val="22"/>
-          <w:lang w:val="en-US"/>
-        </w:rPr>
-        <w:t>Datenerhebung</w:t>
-      </w:r>
-      <w:proofErr w:type="spellEnd"/>
+        <w:t>Methode zur Datenerhebung</w:t>
+      </w:r>
     </w:p>
     <w:p>
       <w:pPr>
@@ -793,42 +631,30 @@
           <w:lang w:val="en-US"/>
         </w:rPr>
       </w:pPr>
-      <w:proofErr w:type="spellStart"/>
       <w:r>
         <w:rPr>
           <w:sz w:val="22"/>
           <w:szCs w:val="22"/>
           <w:lang w:val="en-US"/>
         </w:rPr>
-        <w:t>Potenzieller</w:t>
-      </w:r>
-      <w:proofErr w:type="spellEnd"/>
+        <w:t xml:space="preserve">Potenzieller </w:t>
+      </w:r>
       <w:r>
         <w:rPr>
           <w:sz w:val="22"/>
           <w:szCs w:val="22"/>
           <w:lang w:val="en-US"/>
         </w:rPr>
-        <w:t xml:space="preserve"> </w:t>
-      </w:r>
-      <w:proofErr w:type="spellStart"/>
+        <w:t>Versuchsa</w:t>
+      </w:r>
       <w:r>
         <w:rPr>
           <w:sz w:val="22"/>
           <w:szCs w:val="22"/>
           <w:lang w:val="en-US"/>
         </w:rPr>
-        <w:t>Versuchsa</w:t>
-      </w:r>
-      <w:r>
-        <w:rPr>
-          <w:sz w:val="22"/>
-          <w:szCs w:val="22"/>
-          <w:lang w:val="en-US"/>
-        </w:rPr>
         <w:t>ufbau</w:t>
       </w:r>
-      <w:proofErr w:type="spellEnd"/>
     </w:p>
     <w:p>
       <w:pPr>
@@ -843,7 +669,6 @@
           <w:lang w:val="en-US"/>
         </w:rPr>
       </w:pPr>
-      <w:proofErr w:type="spellStart"/>
       <w:r>
         <w:rPr>
           <w:sz w:val="22"/>
@@ -852,7 +677,6 @@
         </w:rPr>
         <w:t>Datenerhebungsprozess</w:t>
       </w:r>
-      <w:proofErr w:type="spellEnd"/>
     </w:p>
     <w:p>
       <w:pPr>
@@ -867,7 +691,6 @@
           <w:lang w:val="en-US"/>
         </w:rPr>
       </w:pPr>
-      <w:proofErr w:type="spellStart"/>
       <w:r>
         <w:rPr>
           <w:sz w:val="22"/>
@@ -892,7 +715,6 @@
         </w:rPr>
         <w:t>beitung</w:t>
       </w:r>
-      <w:proofErr w:type="spellEnd"/>
     </w:p>
     <w:p>
       <w:pPr>
@@ -907,7 +729,6 @@
           <w:lang w:val="en-US"/>
         </w:rPr>
       </w:pPr>
-      <w:proofErr w:type="spellStart"/>
       <w:r>
         <w:rPr>
           <w:sz w:val="22"/>
@@ -916,7 +737,6 @@
         </w:rPr>
         <w:t>Qualitätskontrolle</w:t>
       </w:r>
-      <w:proofErr w:type="spellEnd"/>
     </w:p>
     <w:p>
       <w:pPr>
@@ -939,7 +759,6 @@
         </w:rPr>
         <w:t>(</w:t>
       </w:r>
-      <w:proofErr w:type="spellStart"/>
       <w:r>
         <w:rPr>
           <w:sz w:val="22"/>
@@ -948,7 +767,6 @@
         </w:rPr>
         <w:t>Ergebnisse</w:t>
       </w:r>
-      <w:proofErr w:type="spellEnd"/>
       <w:r>
         <w:rPr>
           <w:sz w:val="22"/>
@@ -971,7 +789,6 @@
           <w:lang w:val="en-US"/>
         </w:rPr>
       </w:pPr>
-      <w:proofErr w:type="spellStart"/>
       <w:r>
         <w:rPr>
           <w:sz w:val="22"/>
@@ -980,7 +797,6 @@
         </w:rPr>
         <w:t>Diskussion</w:t>
       </w:r>
-      <w:proofErr w:type="spellEnd"/>
     </w:p>
     <w:p>
       <w:pPr>
@@ -995,34 +811,14 @@
           <w:lang w:val="en-US"/>
         </w:rPr>
       </w:pPr>
-      <w:proofErr w:type="spellStart"/>
       <w:r>
         <w:rPr>
           <w:sz w:val="22"/>
           <w:szCs w:val="22"/>
           <w:lang w:val="en-US"/>
         </w:rPr>
-        <w:t>Fazit</w:t>
-      </w:r>
-      <w:proofErr w:type="spellEnd"/>
-      <w:r>
-        <w:rPr>
-          <w:sz w:val="22"/>
-          <w:szCs w:val="22"/>
-          <w:lang w:val="en-US"/>
-        </w:rPr>
-        <w:t xml:space="preserve"> und </w:t>
-      </w:r>
-      <w:proofErr w:type="spellStart"/>
-      <w:r>
-        <w:rPr>
-          <w:sz w:val="22"/>
-          <w:szCs w:val="22"/>
-          <w:lang w:val="en-US"/>
-        </w:rPr>
-        <w:t>Ausblick</w:t>
-      </w:r>
-      <w:proofErr w:type="spellEnd"/>
+        <w:t>Fazit und Ausblick</w:t>
+      </w:r>
     </w:p>
     <w:p>
       <w:pPr>
@@ -1105,39 +901,7 @@
           <w:sz w:val="22"/>
           <w:szCs w:val="22"/>
         </w:rPr>
-        <w:t xml:space="preserve"> angeschaut. (</w:t>
-      </w:r>
-      <w:proofErr w:type="spellStart"/>
-      <w:r>
-        <w:rPr>
-          <w:sz w:val="22"/>
-          <w:szCs w:val="22"/>
-        </w:rPr>
-        <w:t>MPIIGaze</w:t>
-      </w:r>
-      <w:proofErr w:type="spellEnd"/>
-      <w:r>
-        <w:rPr>
-          <w:sz w:val="22"/>
-          <w:szCs w:val="22"/>
-        </w:rPr>
-        <w:t>, Gaze360, ETH-</w:t>
-      </w:r>
-      <w:proofErr w:type="spellStart"/>
-      <w:r>
-        <w:rPr>
-          <w:sz w:val="22"/>
-          <w:szCs w:val="22"/>
-        </w:rPr>
-        <w:t>XGaze</w:t>
-      </w:r>
-      <w:proofErr w:type="spellEnd"/>
-      <w:r>
-        <w:rPr>
-          <w:sz w:val="22"/>
-          <w:szCs w:val="22"/>
-        </w:rPr>
-        <w:t>)</w:t>
+        <w:t xml:space="preserve"> angeschaut. (MPIIGaze, Gaze360, ETH-XGaze)</w:t>
       </w:r>
     </w:p>
     <w:p>
@@ -1248,17 +1012,8 @@
           <w:sz w:val="22"/>
           <w:szCs w:val="22"/>
         </w:rPr>
-        <w:t xml:space="preserve">Verdeckung der Augen durch Augenlider, Generell halb offene Augen, Variation in Augengröße, Reflektivität und </w:t>
-      </w:r>
-      <w:proofErr w:type="spellStart"/>
-      <w:r>
-        <w:rPr>
-          <w:sz w:val="22"/>
-          <w:szCs w:val="22"/>
-        </w:rPr>
-        <w:t>Kopfpose</w:t>
-      </w:r>
-      <w:proofErr w:type="spellEnd"/>
+        <w:t>Verdeckung der Augen durch Augenlider, Generell halb offene Augen, Variation in Augengröße, Reflektivität und Kopfpose</w:t>
+      </w:r>
     </w:p>
     <w:p>
       <w:pPr>
@@ -1316,23 +1071,7 @@
           <w:sz w:val="22"/>
           <w:szCs w:val="22"/>
         </w:rPr>
-        <w:t xml:space="preserve"> (Gaze </w:t>
-      </w:r>
-      <w:proofErr w:type="spellStart"/>
-      <w:r>
-        <w:rPr>
-          <w:sz w:val="22"/>
-          <w:szCs w:val="22"/>
-        </w:rPr>
-        <w:t>Estimation</w:t>
-      </w:r>
-      <w:proofErr w:type="spellEnd"/>
-      <w:r>
-        <w:rPr>
-          <w:sz w:val="22"/>
-          <w:szCs w:val="22"/>
-        </w:rPr>
-        <w:t>)</w:t>
+        <w:t xml:space="preserve"> (Gaze Estimation)</w:t>
       </w:r>
       <w:r>
         <w:rPr>
@@ -1402,23 +1141,7 @@
           <w:sz w:val="22"/>
           <w:szCs w:val="22"/>
         </w:rPr>
-        <w:t xml:space="preserve"> (model-</w:t>
-      </w:r>
-      <w:proofErr w:type="spellStart"/>
-      <w:r>
-        <w:rPr>
-          <w:sz w:val="22"/>
-          <w:szCs w:val="22"/>
-        </w:rPr>
-        <w:t>based</w:t>
-      </w:r>
-      <w:proofErr w:type="spellEnd"/>
-      <w:r>
-        <w:rPr>
-          <w:sz w:val="22"/>
-          <w:szCs w:val="22"/>
-        </w:rPr>
-        <w:t>)</w:t>
+        <w:t xml:space="preserve"> (model-based)</w:t>
       </w:r>
       <w:r>
         <w:rPr>
@@ -1446,23 +1169,7 @@
           <w:sz w:val="22"/>
           <w:szCs w:val="22"/>
         </w:rPr>
-        <w:t>ierter (</w:t>
-      </w:r>
-      <w:proofErr w:type="spellStart"/>
-      <w:r>
-        <w:rPr>
-          <w:sz w:val="22"/>
-          <w:szCs w:val="22"/>
-        </w:rPr>
-        <w:t>appearance-based</w:t>
-      </w:r>
-      <w:proofErr w:type="spellEnd"/>
-      <w:r>
-        <w:rPr>
-          <w:sz w:val="22"/>
-          <w:szCs w:val="22"/>
-        </w:rPr>
-        <w:t>)</w:t>
+        <w:t>ierter (appearance-based)</w:t>
       </w:r>
       <w:r>
         <w:rPr>
@@ -1589,39 +1296,7 @@
           <w:sz w:val="22"/>
           <w:szCs w:val="22"/>
         </w:rPr>
-        <w:t xml:space="preserve">1) Die </w:t>
-      </w:r>
-      <w:proofErr w:type="spellStart"/>
-      <w:r>
-        <w:rPr>
-          <w:sz w:val="22"/>
-          <w:szCs w:val="22"/>
-        </w:rPr>
-        <w:t>Hornhautreflexions</w:t>
-      </w:r>
-      <w:proofErr w:type="spellEnd"/>
-      <w:r>
-        <w:rPr>
-          <w:sz w:val="22"/>
-          <w:szCs w:val="22"/>
-        </w:rPr>
-        <w:t xml:space="preserve"> Methode (Corneal </w:t>
-      </w:r>
-      <w:proofErr w:type="spellStart"/>
-      <w:r>
-        <w:rPr>
-          <w:sz w:val="22"/>
-          <w:szCs w:val="22"/>
-        </w:rPr>
-        <w:t>Reflection</w:t>
-      </w:r>
-      <w:proofErr w:type="spellEnd"/>
-      <w:r>
-        <w:rPr>
-          <w:sz w:val="22"/>
-          <w:szCs w:val="22"/>
-        </w:rPr>
-        <w:t xml:space="preserve">) bei der mithilfe </w:t>
+        <w:t xml:space="preserve">1) Die Hornhautreflexions Methode (Corneal Reflection) bei der mithilfe </w:t>
       </w:r>
       <w:r>
         <w:rPr>
@@ -1727,23 +1402,7 @@
           <w:sz w:val="22"/>
           <w:szCs w:val="22"/>
         </w:rPr>
-        <w:t xml:space="preserve"> das Pupillenzentrum und das </w:t>
-      </w:r>
-      <w:proofErr w:type="spellStart"/>
-      <w:r>
-        <w:rPr>
-          <w:sz w:val="22"/>
-          <w:szCs w:val="22"/>
-        </w:rPr>
-        <w:t>Augapfelzentrum</w:t>
-      </w:r>
-      <w:proofErr w:type="spellEnd"/>
-      <w:r>
-        <w:rPr>
-          <w:sz w:val="22"/>
-          <w:szCs w:val="22"/>
-        </w:rPr>
-        <w:t xml:space="preserve"> geschätzt und aus der Verbindung der beiden der Blickrichtungsvektor gebildet wird.</w:t>
+        <w:t xml:space="preserve"> das Pupillenzentrum und das Augapfelzentrum geschätzt und aus der Verbindung der beiden der Blickrichtungsvektor gebildet wird.</w:t>
       </w:r>
     </w:p>
     <w:p>
@@ -1811,66 +1470,23 @@
           <w:sz w:val="22"/>
           <w:szCs w:val="22"/>
         </w:rPr>
-        <w:t xml:space="preserve">Person </w:t>
-      </w:r>
-      <w:proofErr w:type="spellStart"/>
-      <w:r>
-        <w:rPr>
-          <w:sz w:val="22"/>
-          <w:szCs w:val="22"/>
-        </w:rPr>
-        <w:t>Independant</w:t>
-      </w:r>
-      <w:proofErr w:type="spellEnd"/>
-      <w:r>
-        <w:rPr>
-          <w:sz w:val="22"/>
-          <w:szCs w:val="22"/>
-        </w:rPr>
-        <w:t xml:space="preserve"> Gaze </w:t>
-      </w:r>
-      <w:proofErr w:type="spellStart"/>
-      <w:r>
-        <w:rPr>
-          <w:sz w:val="22"/>
-          <w:szCs w:val="22"/>
-        </w:rPr>
-        <w:t>Estimation</w:t>
-      </w:r>
-      <w:proofErr w:type="spellEnd"/>
-    </w:p>
-    <w:p>
-      <w:pPr>
-        <w:rPr>
-          <w:sz w:val="22"/>
-          <w:szCs w:val="22"/>
-        </w:rPr>
-      </w:pPr>
-      <w:proofErr w:type="spellStart"/>
-      <w:r>
-        <w:rPr>
-          <w:sz w:val="22"/>
-          <w:szCs w:val="22"/>
-        </w:rPr>
-        <w:t>Unconstrained</w:t>
-      </w:r>
-      <w:proofErr w:type="spellEnd"/>
-      <w:r>
-        <w:rPr>
-          <w:sz w:val="22"/>
-          <w:szCs w:val="22"/>
-        </w:rPr>
-        <w:t xml:space="preserve"> Gaze </w:t>
-      </w:r>
-      <w:proofErr w:type="spellStart"/>
-      <w:r>
-        <w:rPr>
-          <w:sz w:val="22"/>
-          <w:szCs w:val="22"/>
-        </w:rPr>
-        <w:t>Estimation</w:t>
-      </w:r>
-      <w:proofErr w:type="spellEnd"/>
+        <w:t>Person Independant Gaze Estimation</w:t>
+      </w:r>
+    </w:p>
+    <w:p>
+      <w:pPr>
+        <w:rPr>
+          <w:sz w:val="22"/>
+          <w:szCs w:val="22"/>
+        </w:rPr>
+      </w:pPr>
+      <w:r>
+        <w:rPr>
+          <w:sz w:val="22"/>
+          <w:szCs w:val="22"/>
+        </w:rPr>
+        <w:t>Unconstrained Gaze Estimation</w:t>
+      </w:r>
     </w:p>
     <w:p>
       <w:pPr>
@@ -1919,53 +1535,7 @@
           <w:sz w:val="22"/>
           <w:szCs w:val="22"/>
         </w:rPr>
-        <w:t xml:space="preserve">Zur Beschreibung und Verarbeitung von Blickrichtungen werden in der Gaze </w:t>
-      </w:r>
-      <w:proofErr w:type="spellStart"/>
-      <w:r>
-        <w:rPr>
-          <w:sz w:val="22"/>
-          <w:szCs w:val="22"/>
-        </w:rPr>
-        <w:t>Estimation</w:t>
-      </w:r>
-      <w:proofErr w:type="spellEnd"/>
-      <w:r>
-        <w:rPr>
-          <w:sz w:val="22"/>
-          <w:szCs w:val="22"/>
-        </w:rPr>
-        <w:t xml:space="preserve"> mehrere Koordinatensysteme verwendet. Da Bilddaten, </w:t>
-      </w:r>
-      <w:proofErr w:type="spellStart"/>
-      <w:r>
-        <w:rPr>
-          <w:sz w:val="22"/>
-          <w:szCs w:val="22"/>
-        </w:rPr>
-        <w:t>Kopfpose</w:t>
-      </w:r>
-      <w:proofErr w:type="spellEnd"/>
-      <w:r>
-        <w:rPr>
-          <w:sz w:val="22"/>
-          <w:szCs w:val="22"/>
-        </w:rPr>
-        <w:t xml:space="preserve"> und Blickrichtung häufig von unterschiedlichen Sensoren erfasst werden, müssen die Messdaten in gemeinsame Bezugsräume transformiert werden, um eine konsistente Interpretation zu ermöglichen </w:t>
-      </w:r>
-      <w:r>
-        <w:rPr>
-          <w:sz w:val="22"/>
-          <w:szCs w:val="22"/>
-        </w:rPr>
-        <w:t>(Funes Mora et al., 2014)</w:t>
-      </w:r>
-      <w:r>
-        <w:rPr>
-          <w:sz w:val="22"/>
-          <w:szCs w:val="22"/>
-        </w:rPr>
-        <w:t>.</w:t>
+        <w:t>Zur Beschreibung und Verarbeitung von Blickrichtungen werden in der Gaze Estimation mehrere Koordinatensysteme verwendet. Da Bilddaten, Kopfpose und Blickrichtung häufig von unterschiedlichen Sensoren erfasst werden, müssen die Messdaten in gemeinsame Bezugsräume transformiert werden, um eine konsistente Interpretation zu ermöglichen (Funes Mora et al., 2014).</w:t>
       </w:r>
     </w:p>
     <w:p>
@@ -1997,25 +1567,7 @@
           <w:sz w:val="22"/>
           <w:szCs w:val="22"/>
         </w:rPr>
-        <w:t>Das Bildkoordinatensystem beschreibt die Position von Merkmalen innerhalb eines Kamerabildes durch zweidimensionale Pixelkoordinaten (</w:t>
-      </w:r>
-      <w:proofErr w:type="spellStart"/>
-      <w:proofErr w:type="gramStart"/>
-      <w:r>
-        <w:rPr>
-          <w:sz w:val="22"/>
-          <w:szCs w:val="22"/>
-        </w:rPr>
-        <w:t>u,v</w:t>
-      </w:r>
-      <w:proofErr w:type="spellEnd"/>
-      <w:proofErr w:type="gramEnd"/>
-      <w:r>
-        <w:rPr>
-          <w:sz w:val="22"/>
-          <w:szCs w:val="22"/>
-        </w:rPr>
-        <w:t>). In diesem Koordinatensystem werden beispielsweise Pupillenmittelpunkte, Augenwinkel oder Irismerkmale lokalisiert.</w:t>
+        <w:t>Das Bildkoordinatensystem beschreibt die Position von Merkmalen innerhalb eines Kamerabildes durch zweidimensionale Pixelkoordinaten (u,v). In diesem Koordinatensystem werden beispielsweise Pupillenmittelpunkte, Augenwinkel oder Irismerkmale lokalisiert.</w:t>
       </w:r>
     </w:p>
     <w:p>
@@ -2079,30 +1631,7 @@
           <w:sz w:val="22"/>
           <w:szCs w:val="22"/>
         </w:rPr>
-        <w:t xml:space="preserve">Das Weltkoordinatensystem beschreibt Positionen und Orientierungen unabhängig von einer einzelnen Kamera. Es ermöglicht die gemeinsame Darstellung von </w:t>
-      </w:r>
-      <w:proofErr w:type="spellStart"/>
-      <w:r>
-        <w:rPr>
-          <w:sz w:val="22"/>
-          <w:szCs w:val="22"/>
-        </w:rPr>
-        <w:t>Kopfpose</w:t>
-      </w:r>
-      <w:proofErr w:type="spellEnd"/>
-      <w:r>
-        <w:rPr>
-          <w:sz w:val="22"/>
-          <w:szCs w:val="22"/>
-        </w:rPr>
-        <w:t xml:space="preserve">, Blickrichtung und Zielobjekten. Die Transformation zwischen Kamera- und Weltkoordinatensystem erfolgt über die extrinsischen Kameraparameter </w:t>
-      </w:r>
-      <w:r>
-        <w:rPr>
-          <w:sz w:val="22"/>
-          <w:szCs w:val="22"/>
-        </w:rPr>
-        <w:t>(Funes Mora et al., 2014)</w:t>
+        <w:t>Das Weltkoordinatensystem beschreibt Positionen und Orientierungen unabhängig von einer einzelnen Kamera. Es ermöglicht die gemeinsame Darstellung von Kopfpose, Blickrichtung und Zielobjekten. Die Transformation zwischen Kamera- und Weltkoordinatensystem erfolgt über die extrinsischen Kameraparameter (Funes Mora et al., 2014)</w:t>
       </w:r>
     </w:p>
     <w:p>
@@ -2149,23 +1678,134 @@
           <w:sz w:val="22"/>
           <w:szCs w:val="22"/>
         </w:rPr>
-        <w:t>Die Blickrichtung wird in modernen Gaze-</w:t>
-      </w:r>
-      <w:proofErr w:type="spellStart"/>
-      <w:r>
-        <w:rPr>
-          <w:sz w:val="22"/>
-          <w:szCs w:val="22"/>
-        </w:rPr>
-        <w:t>Estimation</w:t>
-      </w:r>
-      <w:proofErr w:type="spellEnd"/>
-      <w:r>
-        <w:rPr>
-          <w:sz w:val="22"/>
-          <w:szCs w:val="22"/>
-        </w:rPr>
-        <w:t>-Verfahren typischerweise als normierter dreidimensionaler Richtungsvektor repräsentiert. Alternativ erfolgt die Darstellung durch die äquivalenten Pitch- und Yaw-Winkel, welche die vertikale und horizontale Orientierung des Blicks beschreiben (Hansen &amp; Ji, 2010)</w:t>
+        <w:t>Die Blickrichtung wird in modernen Gaze-Estimation-Verfahren typischerweise als normierter dreidimensionaler Richtungsvektor repräsentiert. Alternativ erfolgt die Darstellung durch die äquivalenten Pitch- und Yaw-Winkel, welche die vertikale und horizontale Orientierung des Blicks beschreiben (Hansen &amp; Ji, 2010)</w:t>
+      </w:r>
+    </w:p>
+    <w:p>
+      <w:pPr>
+        <w:rPr>
+          <w:sz w:val="22"/>
+          <w:szCs w:val="22"/>
+        </w:rPr>
+      </w:pPr>
+      <w:r>
+        <w:rPr>
+          <w:sz w:val="22"/>
+          <w:szCs w:val="22"/>
+        </w:rPr>
+        <w:br w:type="page"/>
+      </w:r>
+    </w:p>
+    <w:p>
+      <w:pPr>
+        <w:rPr>
+          <w:sz w:val="22"/>
+          <w:szCs w:val="22"/>
+        </w:rPr>
+      </w:pPr>
+      <w:r>
+        <w:rPr>
+          <w:sz w:val="22"/>
+          <w:szCs w:val="22"/>
+        </w:rPr>
+        <w:lastRenderedPageBreak/>
+        <w:t xml:space="preserve">GTS Sitzkiste Kalibrierte </w:t>
+      </w:r>
+      <w:r>
+        <w:rPr>
+          <w:sz w:val="22"/>
+          <w:szCs w:val="22"/>
+        </w:rPr>
+        <w:t>LEDs</w:t>
+      </w:r>
+      <w:r>
+        <w:rPr>
+          <w:sz w:val="22"/>
+          <w:szCs w:val="22"/>
+        </w:rPr>
+        <w:t xml:space="preserve"> + Kamerapositionen</w:t>
+      </w:r>
+    </w:p>
+    <w:p>
+      <w:pPr>
+        <w:rPr>
+          <w:sz w:val="22"/>
+          <w:szCs w:val="22"/>
+        </w:rPr>
+      </w:pPr>
+      <w:r>
+        <w:rPr>
+          <w:sz w:val="22"/>
+          <w:szCs w:val="22"/>
+        </w:rPr>
+        <w:t>Messungen durchgeführt mit Laser</w:t>
+      </w:r>
+      <w:r>
+        <w:rPr>
+          <w:sz w:val="22"/>
+          <w:szCs w:val="22"/>
+        </w:rPr>
+        <w:t>, 5 LEDs und 4 Eckpunkte des TV</w:t>
+      </w:r>
+    </w:p>
+    <w:p>
+      <w:pPr>
+        <w:rPr>
+          <w:sz w:val="22"/>
+          <w:szCs w:val="22"/>
+        </w:rPr>
+      </w:pPr>
+      <w:r>
+        <w:rPr>
+          <w:sz w:val="22"/>
+          <w:szCs w:val="22"/>
+        </w:rPr>
+        <w:t>Tool das Messdaten mit vorhandener Kalibrierung überlappt -&gt; TV im Fahrzeugkoordinatensystem</w:t>
+      </w:r>
+    </w:p>
+    <w:p>
+      <w:pPr>
+        <w:rPr>
+          <w:sz w:val="22"/>
+          <w:szCs w:val="22"/>
+        </w:rPr>
+      </w:pPr>
+      <w:r>
+        <w:rPr>
+          <w:sz w:val="22"/>
+          <w:szCs w:val="22"/>
+        </w:rPr>
+        <w:t>Berechnungen möglich</w:t>
+      </w:r>
+    </w:p>
+    <w:p>
+      <w:pPr>
+        <w:rPr>
+          <w:sz w:val="22"/>
+          <w:szCs w:val="22"/>
+        </w:rPr>
+      </w:pPr>
+      <w:r>
+        <w:rPr>
+          <w:sz w:val="22"/>
+          <w:szCs w:val="22"/>
+        </w:rPr>
+        <w:t>Nächster Schritt</w:t>
+      </w:r>
+    </w:p>
+    <w:p>
+      <w:pPr>
+        <w:rPr>
+          <w:sz w:val="22"/>
+          <w:szCs w:val="22"/>
+        </w:rPr>
+      </w:pPr>
+      <w:r>
+        <w:rPr>
+          <w:sz w:val="22"/>
+          <w:szCs w:val="22"/>
+        </w:rPr>
+        <w:t>Einbindung in vorhandene Software</w:t>
       </w:r>
     </w:p>
     <w:sectPr>
@@ -4868,6 +4508,7 @@
   <w:style w:type="character" w:default="1" w:styleId="Absatz-Standardschriftart">
     <w:name w:val="Default Paragraph Font"/>
     <w:uiPriority w:val="1"/>
+    <w:semiHidden/>
     <w:unhideWhenUsed/>
   </w:style>
   <w:style w:type="table" w:default="1" w:styleId="NormaleTabelle">
